--- a/fuentes/633400_CF04_CFA.docx
+++ b/fuentes/633400_CF04_CFA.docx
@@ -1,6 +1,6 @@
 
 <file path=word/document.xml><?xml version="1.0" encoding="utf-8"?>
-<w:document xmlns:wpc="http://schemas.microsoft.com/office/word/2010/wordprocessingCanvas" xmlns:cx="http://schemas.microsoft.com/office/drawing/2014/chartex" xmlns:cx1="http://schemas.microsoft.com/office/drawing/2015/9/8/chartex" xmlns:cx2="http://schemas.microsoft.com/office/drawing/2015/10/21/chartex" xmlns:cx3="http://schemas.microsoft.com/office/drawing/2016/5/9/chartex" xmlns:cx4="http://schemas.microsoft.com/office/drawing/2016/5/10/chartex" xmlns:cx5="http://schemas.microsoft.com/office/drawing/2016/5/11/chartex" xmlns:cx6="http://schemas.microsoft.com/office/drawing/2016/5/12/chartex" xmlns:cx7="http://schemas.microsoft.com/office/drawing/2016/5/13/chartex" xmlns:cx8="http://schemas.microsoft.com/office/drawing/2016/5/14/chartex" xmlns:mc="http://schemas.openxmlformats.org/markup-compatibility/2006" xmlns:aink="http://schemas.microsoft.com/office/drawing/2016/ink" xmlns:am3d="http://schemas.microsoft.com/office/drawing/2017/model3d" xmlns:o="urn:schemas-microsoft-com:office:office" xmlns:r="http://schemas.openxmlformats.org/officeDocument/2006/relationships" xmlns:m="http://schemas.openxmlformats.org/officeDocument/2006/math" xmlns:v="urn:schemas-microsoft-com:vml" xmlns:wp14="http://schemas.microsoft.com/office/word/2010/wordprocessingDrawing" xmlns:wp="http://schemas.openxmlformats.org/drawingml/2006/wordprocessingDrawing" xmlns:w10="urn:schemas-microsoft-com:office:word" xmlns:w="http://schemas.openxmlformats.org/wordprocessingml/2006/main" xmlns:w14="http://schemas.microsoft.com/office/word/2010/wordml" xmlns:w15="http://schemas.microsoft.com/office/word/2012/wordml" xmlns:w16cex="http://schemas.microsoft.com/office/word/2018/wordml/cex" xmlns:w16cid="http://schemas.microsoft.com/office/word/2016/wordml/cid" xmlns:w16="http://schemas.microsoft.com/office/word/2018/wordml" xmlns:w16sdtdh="http://schemas.microsoft.com/office/word/2020/wordml/sdtdatahash" xmlns:w16se="http://schemas.microsoft.com/office/word/2015/wordml/symex" xmlns:wpg="http://schemas.microsoft.com/office/word/2010/wordprocessingGroup" xmlns:wpi="http://schemas.microsoft.com/office/word/2010/wordprocessingInk" xmlns:wne="http://schemas.microsoft.com/office/word/2006/wordml" xmlns:wps="http://schemas.microsoft.com/office/word/2010/wordprocessingShape" mc:Ignorable="w14 w15 w16se w16cid w16 w16cex w16sdtdh wp14">
+<w:document xmlns:wpc="http://schemas.microsoft.com/office/word/2010/wordprocessingCanvas" xmlns:cx="http://schemas.microsoft.com/office/drawing/2014/chartex" xmlns:cx1="http://schemas.microsoft.com/office/drawing/2015/9/8/chartex" xmlns:cx2="http://schemas.microsoft.com/office/drawing/2015/10/21/chartex" xmlns:cx3="http://schemas.microsoft.com/office/drawing/2016/5/9/chartex" xmlns:cx4="http://schemas.microsoft.com/office/drawing/2016/5/10/chartex" xmlns:cx5="http://schemas.microsoft.com/office/drawing/2016/5/11/chartex" xmlns:cx6="http://schemas.microsoft.com/office/drawing/2016/5/12/chartex" xmlns:cx7="http://schemas.microsoft.com/office/drawing/2016/5/13/chartex" xmlns:cx8="http://schemas.microsoft.com/office/drawing/2016/5/14/chartex" xmlns:mc="http://schemas.openxmlformats.org/markup-compatibility/2006" xmlns:m="http://schemas.openxmlformats.org/officeDocument/2006/math" xmlns:aink="http://schemas.microsoft.com/office/drawing/2016/ink" xmlns:am3d="http://schemas.microsoft.com/office/drawing/2017/model3d" xmlns:oel="http://schemas.microsoft.com/office/2019/extlst" xmlns:r="http://schemas.openxmlformats.org/officeDocument/2006/relationships" xmlns:wp14="http://schemas.microsoft.com/office/word/2010/wordprocessingDrawing" xmlns:wp="http://schemas.openxmlformats.org/drawingml/2006/wordprocessingDrawing" xmlns:wpg="http://schemas.microsoft.com/office/word/2010/wordprocessingGroup" xmlns:wpi="http://schemas.microsoft.com/office/word/2010/wordprocessingInk" xmlns:wps="http://schemas.microsoft.com/office/word/2010/wordprocessingShape" xmlns:o="urn:schemas-microsoft-com:office:office" xmlns:v="urn:schemas-microsoft-com:vml" xmlns:w10="urn:schemas-microsoft-com:office:word" xmlns:w="http://schemas.openxmlformats.org/wordprocessingml/2006/main" xmlns:w14="http://schemas.microsoft.com/office/word/2010/wordml" xmlns:w15="http://schemas.microsoft.com/office/word/2012/wordml" xmlns:w16cex="http://schemas.microsoft.com/office/word/2018/wordml/cex" xmlns:w16cid="http://schemas.microsoft.com/office/word/2016/wordml/cid" xmlns:w16="http://schemas.microsoft.com/office/word/2018/wordml" xmlns:w16sdtdh="http://schemas.microsoft.com/office/word/2020/wordml/sdtdatahash" xmlns:w16sdtfl="http://schemas.microsoft.com/office/word/2024/wordml/sdtformatlock" xmlns:w16se="http://schemas.microsoft.com/office/word/2015/wordml/symex" xmlns:w16du="http://schemas.microsoft.com/office/word/2023/wordml/word16du" xmlns:wne="http://schemas.microsoft.com/office/word/2006/wordml" mc:Ignorable="w14 w15 w16se w16cid w16 w16cex w16sdtdh w16sdtfl w16du wp14">
   <w:body>
     <w:p>
       <w:pPr>
@@ -205,7 +205,7 @@
               </wp:anchor>
             </w:drawing>
           </mc:Choice>
-          <mc:Fallback xmlns:a="http://schemas.openxmlformats.org/drawingml/2006/main" xmlns:adec="http://schemas.microsoft.com/office/drawing/2017/decorative" xmlns:pic="http://schemas.openxmlformats.org/drawingml/2006/picture" xmlns:a14="http://schemas.microsoft.com/office/drawing/2010/main" xmlns:w16sdtfl="http://schemas.microsoft.com/office/word/2024/wordml/sdtformatlock" xmlns:w16du="http://schemas.microsoft.com/office/word/2023/wordml/word16du" xmlns:w16cei="http://schemas.microsoft.com/office/word/2026/wordml/cei" xmlns:oel="http://schemas.microsoft.com/office/2019/extlst">
+          <mc:Fallback xmlns:w16cei="http://schemas.microsoft.com/office/word/2026/wordml/cei" xmlns:a14="http://schemas.microsoft.com/office/drawing/2010/main" xmlns:pic="http://schemas.openxmlformats.org/drawingml/2006/picture" xmlns:adec="http://schemas.microsoft.com/office/drawing/2017/decorative" xmlns:a="http://schemas.openxmlformats.org/drawingml/2006/main">
             <w:pict>
               <v:rect id="Rectángulo 3" style="position:absolute;margin-left:-55.95pt;margin-top:26.4pt;width:613.85pt;height:164.25pt;z-index:-251655168;visibility:visible;mso-wrap-style:square;mso-height-percent:0;mso-wrap-distance-left:9pt;mso-wrap-distance-top:0;mso-wrap-distance-right:9pt;mso-wrap-distance-bottom:0;mso-position-horizontal:absolute;mso-position-horizontal-relative:text;mso-position-vertical:absolute;mso-position-vertical-relative:text;mso-height-percent:0;mso-height-relative:margin;v-text-anchor:middle" alt="&quot;&quot;" o:spid="_x0000_s1026" fillcolor="#00314d" stroked="f" strokeweight="1pt" w14:anchorId="4C256C62" o:gfxdata="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"/>
             </w:pict>
@@ -508,7 +508,6 @@
           <w:docPartUnique/>
         </w:docPartObj>
       </w:sdtPr>
-      <w:sdtEndPr/>
       <w:sdtContent>
         <w:p>
           <w:pPr>
@@ -2946,7 +2945,6 @@
         </w:rPr>
         <w:t xml:space="preserve">Casi siempre están asociadas a la página web o a las redes sociales, son aplicaciones que permiten un contacto rápido y directo con los clientes para resolver dudas, pero en la actualidad tienen gran capacidad de venta directa, un ejemplo es WhatsApp en su versión </w:t>
       </w:r>
-      <w:proofErr w:type="spellStart"/>
       <w:r>
         <w:rPr>
           <w:rStyle w:val="Extranjerismo"/>
@@ -2954,7 +2952,6 @@
         </w:rPr>
         <w:t>business</w:t>
       </w:r>
-      <w:proofErr w:type="spellEnd"/>
       <w:r>
         <w:rPr>
           <w:lang w:val="es-419" w:eastAsia="es-CO"/>
@@ -3415,21 +3412,7 @@
         <w:rPr>
           <w:lang w:val="es-419" w:eastAsia="es-CO"/>
         </w:rPr>
-        <w:t xml:space="preserve">La evolución tecnológica y el crecimiento de la comercialización digital han transformado significativamente la gestión de reservas en el sector hotelero. Actualmente, los establecimientos de alojamiento utilizan múltiples canales de distribución para comercializar habitaciones y servicios turísticos, permitiendo ampliar su alcance comercial y facilitar el acceso de los clientes a la información y a la compra de servicios. Sin embargo, esta diversificación de canales también implica desafíos operativos y estratégicos relacionados con la administración de tarifas, inventarios y relaciones comerciales. Según Kotler, Bowen y </w:t>
-      </w:r>
-      <w:proofErr w:type="spellStart"/>
-      <w:r>
-        <w:rPr>
-          <w:lang w:val="es-419" w:eastAsia="es-CO"/>
-        </w:rPr>
-        <w:t>Makens</w:t>
-      </w:r>
-      <w:proofErr w:type="spellEnd"/>
-      <w:r>
-        <w:rPr>
-          <w:lang w:val="es-419" w:eastAsia="es-CO"/>
-        </w:rPr>
-        <w:t xml:space="preserve"> (2017), la transformación digital en hotelería ha generado nuevas oportunidades de posicionamiento y ventas, pero también exige una gestión más especializada de la distribución y comercialización de servicios.</w:t>
+        <w:t>La evolución tecnológica y el crecimiento de la comercialización digital han transformado significativamente la gestión de reservas en el sector hotelero. Actualmente, los establecimientos de alojamiento utilizan múltiples canales de distribución para comercializar habitaciones y servicios turísticos, permitiendo ampliar su alcance comercial y facilitar el acceso de los clientes a la información y a la compra de servicios. Sin embargo, esta diversificación de canales también implica desafíos operativos y estratégicos relacionados con la administración de tarifas, inventarios y relaciones comerciales. Según Kotler, Bowen y Makens (2017), la transformación digital en hotelería ha generado nuevas oportunidades de posicionamiento y ventas, pero también exige una gestión más especializada de la distribución y comercialización de servicios.</w:t>
       </w:r>
     </w:p>
     <w:p>
@@ -3467,6 +3450,7 @@
       <w:tr>
         <w:trPr>
           <w:cnfStyle w:val="100000000000" w:firstRow="1" w:lastRow="0" w:firstColumn="0" w:lastColumn="0" w:oddVBand="0" w:evenVBand="0" w:oddHBand="0" w:evenHBand="0" w:firstRowFirstColumn="0" w:firstRowLastColumn="0" w:lastRowFirstColumn="0" w:lastRowLastColumn="0"/>
+          <w:tblHeader/>
         </w:trPr>
         <w:tc>
           <w:tcPr>
@@ -3784,11 +3768,11 @@
     </w:p>
     <w:p>
       <w:r>
-        <w:t xml:space="preserve">En conclusión, los canales de reserva se han convertido en herramientas fundamentales para la comercialización de los servicios hoteleros y la gestión eficiente de la ocupación. Su adecuada utilización permite ampliar el alcance del establecimiento, mejorar la atención al cliente y optimizar los procesos de venta; sin embargo, también exige una administración estratégica de tarifas, disponibilidad y tecnología para evitar errores operativos y mantener la competitividad en el mercado. Por ello, el personal del área de reservas debe desarrollar competencias técnicas y </w:t>
+        <w:t xml:space="preserve">En conclusión, los canales de reserva se han convertido en herramientas fundamentales para la comercialización de los servicios hoteleros y la gestión eficiente de la ocupación. Su adecuada utilización permite ampliar el alcance del establecimiento, mejorar la atención al cliente y optimizar los procesos de venta; sin embargo, también exige una administración estratégica de tarifas, disponibilidad y tecnología para evitar errores operativos y mantener la competitividad en el mercado. </w:t>
       </w:r>
       <w:r>
         <w:lastRenderedPageBreak/>
-        <w:t>digitales que le permitan adaptarse a las dinámicas actuales de distribución y comercialización en la industria hotelera.</w:t>
+        <w:t>Por ello, el personal del área de reservas debe desarrollar competencias técnicas y digitales que le permitan adaptarse a las dinámicas actuales de distribución y comercialización en la industria hotelera.</w:t>
       </w:r>
     </w:p>
     <w:p>
@@ -3993,7 +3977,19 @@
           <w:rPr>
             <w:rStyle w:val="Hipervnculo"/>
           </w:rPr>
-          <w:t>https://youtu.be/WhV3jC4u880</w:t>
+          <w:t>https://youtu.be/WhV3jC4u8</w:t>
+        </w:r>
+        <w:r>
+          <w:rPr>
+            <w:rStyle w:val="Hipervnculo"/>
+          </w:rPr>
+          <w:t>8</w:t>
+        </w:r>
+        <w:r>
+          <w:rPr>
+            <w:rStyle w:val="Hipervnculo"/>
+          </w:rPr>
+          <w:t>0</w:t>
         </w:r>
       </w:hyperlink>
     </w:p>
@@ -4012,7 +4008,15 @@
     </w:p>
     <w:p>
       <w:r>
-        <w:t>La codificación de reservas corresponde al conjunto de códigos, siglas y convenciones utilizados en los sistemas de gestión hotelera para registrar, identificar y controlar la información relacionada con las reservaciones. Debido al alto volumen de operaciones que manejan los establecimientos de alojamiento y al uso de plataformas tecnológicas como los PMS (</w:t>
+        <w:t xml:space="preserve">La codificación de reservas corresponde al conjunto de códigos, siglas y convenciones utilizados en los sistemas de gestión hotelera para registrar, identificar y controlar la información relacionada con las reservaciones. Debido al alto volumen de operaciones que manejan los establecimientos de alojamiento y al uso de plataformas tecnológicas como los </w:t>
+      </w:r>
+      <w:proofErr w:type="spellStart"/>
+      <w:r>
+        <w:t>PMS</w:t>
+      </w:r>
+      <w:proofErr w:type="spellEnd"/>
+      <w:r>
+        <w:t xml:space="preserve"> (</w:t>
       </w:r>
       <w:proofErr w:type="spellStart"/>
       <w:r>
@@ -4053,15 +4057,7 @@
       </w:r>
       <w:proofErr w:type="spellEnd"/>
       <w:r>
-        <w:t xml:space="preserve"> y </w:t>
-      </w:r>
-      <w:proofErr w:type="spellStart"/>
-      <w:r>
-        <w:t>Cahill</w:t>
-      </w:r>
-      <w:proofErr w:type="spellEnd"/>
-      <w:r>
-        <w:t xml:space="preserve"> (2017), la estandarización de códigos y convenciones facilita la operación hotelera y mejora la precisión en la administración de reservas y ocupación.</w:t>
+        <w:t xml:space="preserve"> y Cahill (2017), la estandarización de códigos y convenciones facilita la operación hotelera y mejora la precisión en la administración de reservas y ocupación.</w:t>
       </w:r>
     </w:p>
     <w:p>
@@ -5347,202 +5343,83 @@
         <w:rPr>
           <w:lang w:val="es-419" w:eastAsia="es-CO"/>
         </w:rPr>
-        <w:t xml:space="preserve">La gestión y control de reservas constituye un proceso estratégico dentro de la operación hotelera, ya que permite administrar la disponibilidad de habitaciones, prever niveles de ocupación y garantizar una adecuada coordinación entre las diferentes áreas del establecimiento. A través de herramientas y procedimientos técnicos, el área de reservas organiza la información relacionada con llegadas, salidas, grupos, cancelaciones y comportamiento de la demanda, contribuyendo a optimizar la ocupación y la rentabilidad del hotel. Según </w:t>
-      </w:r>
-      <w:proofErr w:type="spellStart"/>
-      <w:r>
-        <w:rPr>
-          <w:lang w:val="es-419" w:eastAsia="es-CO"/>
-        </w:rPr>
-        <w:t>Kasavana</w:t>
-      </w:r>
-      <w:proofErr w:type="spellEnd"/>
+        <w:t>La gestión y control de reservas constituye un proceso estratégico dentro de la operación hotelera, ya que permite administrar la disponibilidad de habitaciones, prever niveles de ocupación y garantizar una adecuada coordinación entre las diferentes áreas del establecimiento. A través de herramientas y procedimientos técnicos, el área de reservas organiza la información relacionada con llegadas, salidas, grupos, cancelaciones y comportamiento de la demanda, contribuyendo a optimizar la ocupación y la rentabilidad del hotel. Según Kasavana y Cahill (2017), el control eficiente de las reservas facilita la toma de decisiones operativas y reduce riesgos asociados a sobreocupación, pérdidas económicas o fallas en la prestación del servicio.</w:t>
+      </w:r>
+    </w:p>
+    <w:p>
+      <w:pPr>
+        <w:rPr>
+          <w:lang w:val="es-419" w:eastAsia="es-CO"/>
+        </w:rPr>
+      </w:pPr>
+      <w:r>
+        <w:rPr>
+          <w:lang w:val="es-419" w:eastAsia="es-CO"/>
+        </w:rPr>
+        <w:t xml:space="preserve">En este contexto, conceptos como </w:t>
+      </w:r>
+      <w:r>
+        <w:rPr>
+          <w:rStyle w:val="Extranjerismo"/>
+          <w:lang w:val="es-419" w:eastAsia="es-CO"/>
+        </w:rPr>
+        <w:t>rooming list, waiting list, forecasting, overbooking</w:t>
+      </w:r>
       <w:r>
         <w:rPr>
           <w:lang w:val="es-419" w:eastAsia="es-CO"/>
         </w:rPr>
         <w:t xml:space="preserve"> y </w:t>
       </w:r>
-      <w:proofErr w:type="spellStart"/>
-      <w:r>
-        <w:rPr>
-          <w:lang w:val="es-419" w:eastAsia="es-CO"/>
-        </w:rPr>
-        <w:t>Cahill</w:t>
-      </w:r>
-      <w:proofErr w:type="spellEnd"/>
-      <w:r>
-        <w:rPr>
-          <w:lang w:val="es-419" w:eastAsia="es-CO"/>
-        </w:rPr>
-        <w:t xml:space="preserve"> (2017), el control eficiente de las reservas facilita la toma de decisiones operativas y reduce riesgos asociados a sobreocupación, pérdidas económicas o fallas en la prestación del servicio.</w:t>
-      </w:r>
-    </w:p>
-    <w:p>
-      <w:pPr>
-        <w:rPr>
-          <w:lang w:val="es-419" w:eastAsia="es-CO"/>
-        </w:rPr>
-      </w:pPr>
-      <w:r>
-        <w:rPr>
-          <w:lang w:val="es-419" w:eastAsia="es-CO"/>
-        </w:rPr>
-        <w:t xml:space="preserve">En este contexto, conceptos como </w:t>
-      </w:r>
-      <w:proofErr w:type="spellStart"/>
       <w:r>
         <w:rPr>
           <w:rStyle w:val="Extranjerismo"/>
           <w:lang w:val="es-419" w:eastAsia="es-CO"/>
         </w:rPr>
-        <w:t>rooming</w:t>
-      </w:r>
-      <w:proofErr w:type="spellEnd"/>
-      <w:r>
+        <w:t>no show</w:t>
+      </w:r>
+      <w:r>
+        <w:rPr>
+          <w:lang w:val="es-419" w:eastAsia="es-CO"/>
+        </w:rPr>
+        <w:t xml:space="preserve"> forman parte de las herramientas fundamentales para la planificación y control de la operación hotelera. Su correcta interpretación y aplicación permite al personal anticiparse a situaciones que afectan la disponibilidad de habitaciones y mejorar la experiencia del huésped mediante una gestión organizada y eficiente de las reservas.</w:t>
+      </w:r>
+    </w:p>
+    <w:p>
+      <w:pPr>
+        <w:pStyle w:val="Ttulo2"/>
         <w:rPr>
           <w:rStyle w:val="Extranjerismo"/>
-          <w:lang w:val="es-419" w:eastAsia="es-CO"/>
-        </w:rPr>
-        <w:t xml:space="preserve"> </w:t>
-      </w:r>
-      <w:proofErr w:type="spellStart"/>
+        </w:rPr>
+      </w:pPr>
+      <w:bookmarkStart w:id="8" w:name="_Toc240899818"/>
       <w:r>
         <w:rPr>
           <w:rStyle w:val="Extranjerismo"/>
-          <w:lang w:val="es-419" w:eastAsia="es-CO"/>
-        </w:rPr>
-        <w:t>list</w:t>
-      </w:r>
-      <w:proofErr w:type="spellEnd"/>
+        </w:rPr>
+        <w:t>Rooming list</w:t>
+      </w:r>
+      <w:bookmarkEnd w:id="8"/>
+    </w:p>
+    <w:p>
+      <w:pPr>
+        <w:rPr>
+          <w:lang w:val="es-419" w:eastAsia="es-CO"/>
+        </w:rPr>
+      </w:pPr>
+      <w:r>
+        <w:rPr>
+          <w:lang w:val="es-419" w:eastAsia="es-CO"/>
+        </w:rPr>
+        <w:t xml:space="preserve">El </w:t>
+      </w:r>
       <w:r>
         <w:rPr>
           <w:rStyle w:val="Extranjerismo"/>
           <w:lang w:val="es-419" w:eastAsia="es-CO"/>
         </w:rPr>
-        <w:t xml:space="preserve">, </w:t>
-      </w:r>
-      <w:proofErr w:type="spellStart"/>
-      <w:r>
-        <w:rPr>
-          <w:rStyle w:val="Extranjerismo"/>
-          <w:lang w:val="es-419" w:eastAsia="es-CO"/>
-        </w:rPr>
-        <w:t>waiting</w:t>
-      </w:r>
-      <w:proofErr w:type="spellEnd"/>
-      <w:r>
-        <w:rPr>
-          <w:rStyle w:val="Extranjerismo"/>
-          <w:lang w:val="es-419" w:eastAsia="es-CO"/>
-        </w:rPr>
-        <w:t xml:space="preserve"> </w:t>
-      </w:r>
-      <w:proofErr w:type="spellStart"/>
-      <w:r>
-        <w:rPr>
-          <w:rStyle w:val="Extranjerismo"/>
-          <w:lang w:val="es-419" w:eastAsia="es-CO"/>
-        </w:rPr>
-        <w:t>list</w:t>
-      </w:r>
-      <w:proofErr w:type="spellEnd"/>
-      <w:r>
-        <w:rPr>
-          <w:rStyle w:val="Extranjerismo"/>
-          <w:lang w:val="es-419" w:eastAsia="es-CO"/>
-        </w:rPr>
-        <w:t xml:space="preserve">, </w:t>
-      </w:r>
-      <w:proofErr w:type="spellStart"/>
-      <w:r>
-        <w:rPr>
-          <w:rStyle w:val="Extranjerismo"/>
-          <w:lang w:val="es-419" w:eastAsia="es-CO"/>
-        </w:rPr>
-        <w:t>forecasting</w:t>
-      </w:r>
-      <w:proofErr w:type="spellEnd"/>
-      <w:r>
-        <w:rPr>
-          <w:rStyle w:val="Extranjerismo"/>
-          <w:lang w:val="es-419" w:eastAsia="es-CO"/>
-        </w:rPr>
-        <w:t>, overbooking</w:t>
-      </w:r>
-      <w:r>
-        <w:rPr>
-          <w:lang w:val="es-419" w:eastAsia="es-CO"/>
-        </w:rPr>
-        <w:t xml:space="preserve"> y </w:t>
-      </w:r>
-      <w:r>
-        <w:rPr>
-          <w:rStyle w:val="Extranjerismo"/>
-          <w:lang w:val="es-419" w:eastAsia="es-CO"/>
-        </w:rPr>
-        <w:t>no show</w:t>
-      </w:r>
-      <w:r>
-        <w:rPr>
-          <w:lang w:val="es-419" w:eastAsia="es-CO"/>
-        </w:rPr>
-        <w:t xml:space="preserve"> forman parte de las herramientas fundamentales para la planificación y control de la operación hotelera. Su correcta interpretación y aplicación permite al personal anticiparse a situaciones que afectan la disponibilidad de habitaciones y mejorar la experiencia del huésped mediante una gestión organizada y eficiente de las reservas.</w:t>
-      </w:r>
-    </w:p>
-    <w:p>
-      <w:pPr>
-        <w:pStyle w:val="Ttulo2"/>
-        <w:rPr>
-          <w:rStyle w:val="Extranjerismo"/>
-        </w:rPr>
-      </w:pPr>
-      <w:bookmarkStart w:id="8" w:name="_Toc240899818"/>
-      <w:r>
-        <w:rPr>
-          <w:rStyle w:val="Extranjerismo"/>
-        </w:rPr>
-        <w:t>Rooming list</w:t>
-      </w:r>
-      <w:bookmarkEnd w:id="8"/>
-    </w:p>
-    <w:p>
-      <w:pPr>
-        <w:rPr>
-          <w:lang w:val="es-419" w:eastAsia="es-CO"/>
-        </w:rPr>
-      </w:pPr>
-      <w:r>
-        <w:rPr>
-          <w:lang w:val="es-419" w:eastAsia="es-CO"/>
-        </w:rPr>
-        <w:t xml:space="preserve">El </w:t>
-      </w:r>
-      <w:proofErr w:type="spellStart"/>
-      <w:r>
-        <w:rPr>
-          <w:rStyle w:val="Extranjerismo"/>
-          <w:lang w:val="es-419" w:eastAsia="es-CO"/>
-        </w:rPr>
-        <w:t>rooming</w:t>
-      </w:r>
-      <w:proofErr w:type="spellEnd"/>
-      <w:r>
-        <w:rPr>
-          <w:rStyle w:val="Extranjerismo"/>
-          <w:lang w:val="es-419" w:eastAsia="es-CO"/>
-        </w:rPr>
-        <w:t xml:space="preserve"> </w:t>
-      </w:r>
-      <w:proofErr w:type="spellStart"/>
-      <w:r>
-        <w:rPr>
-          <w:rStyle w:val="Extranjerismo"/>
-          <w:lang w:val="es-419" w:eastAsia="es-CO"/>
-        </w:rPr>
-        <w:t>list</w:t>
-      </w:r>
-      <w:proofErr w:type="spellEnd"/>
+        <w:t>rooming list</w:t>
+      </w:r>
       <w:r>
         <w:rPr>
           <w:lang w:val="es-419" w:eastAsia="es-CO"/>
@@ -5677,128 +5554,81 @@
         </w:rPr>
         <w:t xml:space="preserve">La finalidad del </w:t>
       </w:r>
-      <w:proofErr w:type="spellStart"/>
       <w:r>
         <w:rPr>
           <w:rStyle w:val="Extranjerismo"/>
           <w:lang w:val="es-419" w:eastAsia="es-CO"/>
         </w:rPr>
-        <w:t>rooming</w:t>
-      </w:r>
-      <w:proofErr w:type="spellEnd"/>
+        <w:t>rooming list</w:t>
+      </w:r>
+      <w:r>
+        <w:rPr>
+          <w:lang w:val="es-419" w:eastAsia="es-CO"/>
+        </w:rPr>
+        <w:t xml:space="preserve"> es facilitar la organización operativa del hotel antes de la llegada del grupo, permitiendo coordinar procesos de </w:t>
+      </w:r>
       <w:r>
         <w:rPr>
           <w:rStyle w:val="Extranjerismo"/>
           <w:lang w:val="es-419" w:eastAsia="es-CO"/>
         </w:rPr>
-        <w:t xml:space="preserve"> </w:t>
-      </w:r>
-      <w:proofErr w:type="spellStart"/>
+        <w:t>check-in</w:t>
+      </w:r>
+      <w:r>
+        <w:rPr>
+          <w:lang w:val="es-419" w:eastAsia="es-CO"/>
+        </w:rPr>
+        <w:t xml:space="preserve">, asignación de habitaciones, alimentación y servicios complementarios. Además, este documento mejora la comunicación entre las áreas de reservas, recepción y </w:t>
+      </w:r>
       <w:r>
         <w:rPr>
           <w:rStyle w:val="Extranjerismo"/>
           <w:lang w:val="es-419" w:eastAsia="es-CO"/>
         </w:rPr>
-        <w:t>list</w:t>
-      </w:r>
-      <w:proofErr w:type="spellEnd"/>
-      <w:r>
-        <w:rPr>
-          <w:lang w:val="es-419" w:eastAsia="es-CO"/>
-        </w:rPr>
-        <w:t xml:space="preserve"> es facilitar la organización operativa del hotel antes de la llegada del grupo, permitiendo coordinar procesos de </w:t>
-      </w:r>
-      <w:proofErr w:type="spellStart"/>
-      <w:r>
+        <w:t>housekeeping</w:t>
+      </w:r>
+      <w:r>
+        <w:rPr>
+          <w:lang w:val="es-419" w:eastAsia="es-CO"/>
+        </w:rPr>
+        <w:t>, optimizando la atención al cliente y reduciendo errores en la operación.</w:t>
+      </w:r>
+    </w:p>
+    <w:p>
+      <w:pPr>
+        <w:pStyle w:val="Ttulo2"/>
         <w:rPr>
           <w:rStyle w:val="Extranjerismo"/>
-          <w:lang w:val="es-419" w:eastAsia="es-CO"/>
-        </w:rPr>
-        <w:t>check</w:t>
-      </w:r>
-      <w:proofErr w:type="spellEnd"/>
+        </w:rPr>
+      </w:pPr>
+      <w:bookmarkStart w:id="9" w:name="_Toc240899819"/>
       <w:r>
         <w:rPr>
           <w:rStyle w:val="Extranjerismo"/>
-          <w:lang w:val="es-419" w:eastAsia="es-CO"/>
-        </w:rPr>
-        <w:t>-in</w:t>
-      </w:r>
-      <w:r>
-        <w:rPr>
-          <w:lang w:val="es-419" w:eastAsia="es-CO"/>
-        </w:rPr>
-        <w:t xml:space="preserve">, asignación de habitaciones, alimentación y servicios complementarios. Además, este documento mejora la comunicación entre las áreas de reservas, recepción y </w:t>
-      </w:r>
-      <w:proofErr w:type="spellStart"/>
+        </w:rPr>
+        <w:t>Waiting list</w:t>
+      </w:r>
+      <w:bookmarkEnd w:id="9"/>
+    </w:p>
+    <w:p>
+      <w:pPr>
+        <w:rPr>
+          <w:lang w:val="es-419" w:eastAsia="es-CO"/>
+        </w:rPr>
+      </w:pPr>
+      <w:r>
+        <w:rPr>
+          <w:lang w:val="es-419" w:eastAsia="es-CO"/>
+        </w:rPr>
+        <w:t xml:space="preserve">La </w:t>
+      </w:r>
       <w:r>
         <w:rPr>
           <w:rStyle w:val="Extranjerismo"/>
           <w:lang w:val="es-419" w:eastAsia="es-CO"/>
         </w:rPr>
-        <w:t>housekeeping</w:t>
-      </w:r>
-      <w:proofErr w:type="spellEnd"/>
-      <w:r>
-        <w:rPr>
-          <w:lang w:val="es-419" w:eastAsia="es-CO"/>
-        </w:rPr>
-        <w:t>, optimizando la atención al cliente y reduciendo errores en la operación.</w:t>
-      </w:r>
-    </w:p>
-    <w:p>
-      <w:pPr>
-        <w:pStyle w:val="Ttulo2"/>
-        <w:rPr>
-          <w:rStyle w:val="Extranjerismo"/>
-        </w:rPr>
-      </w:pPr>
-      <w:bookmarkStart w:id="9" w:name="_Toc240899819"/>
-      <w:r>
-        <w:rPr>
-          <w:rStyle w:val="Extranjerismo"/>
-        </w:rPr>
-        <w:t>Waiting list</w:t>
-      </w:r>
-      <w:bookmarkEnd w:id="9"/>
-    </w:p>
-    <w:p>
-      <w:pPr>
-        <w:rPr>
-          <w:lang w:val="es-419" w:eastAsia="es-CO"/>
-        </w:rPr>
-      </w:pPr>
-      <w:r>
-        <w:rPr>
-          <w:lang w:val="es-419" w:eastAsia="es-CO"/>
-        </w:rPr>
-        <w:t xml:space="preserve">La </w:t>
-      </w:r>
-      <w:proofErr w:type="spellStart"/>
-      <w:r>
-        <w:rPr>
-          <w:rStyle w:val="Extranjerismo"/>
-          <w:lang w:val="es-419" w:eastAsia="es-CO"/>
-        </w:rPr>
-        <w:t>waiting</w:t>
-      </w:r>
-      <w:proofErr w:type="spellEnd"/>
-      <w:r>
-        <w:rPr>
-          <w:rStyle w:val="Extranjerismo"/>
-          <w:lang w:val="es-419" w:eastAsia="es-CO"/>
-        </w:rPr>
-        <w:t xml:space="preserve"> </w:t>
-      </w:r>
-      <w:proofErr w:type="spellStart"/>
-      <w:r>
-        <w:rPr>
-          <w:rStyle w:val="Extranjerismo"/>
-          <w:lang w:val="es-419" w:eastAsia="es-CO"/>
-        </w:rPr>
-        <w:t>list</w:t>
-      </w:r>
-      <w:proofErr w:type="spellEnd"/>
+        <w:t>waiting list</w:t>
+      </w:r>
       <w:r>
         <w:rPr>
           <w:lang w:val="es-419" w:eastAsia="es-CO"/>
@@ -7135,35 +6965,7 @@
         <w:rPr>
           <w:lang w:val="es-419" w:eastAsia="es-CO"/>
         </w:rPr>
-        <w:t xml:space="preserve">Los procedimientos técnicos de reservas corresponden al conjunto de acciones operativas y administrativas que permiten gestionar de manera organizada las solicitudes de alojamiento dentro de un establecimiento hotelero. Estos procedimientos garantizan el correcto registro, actualización y control de la información relacionada con las reservas, contribuyendo a mantener la disponibilidad real de habitaciones y a brindar una atención eficiente al cliente. Según </w:t>
-      </w:r>
-      <w:proofErr w:type="spellStart"/>
-      <w:r>
-        <w:rPr>
-          <w:lang w:val="es-419" w:eastAsia="es-CO"/>
-        </w:rPr>
-        <w:t>Kasavana</w:t>
-      </w:r>
-      <w:proofErr w:type="spellEnd"/>
-      <w:r>
-        <w:rPr>
-          <w:lang w:val="es-419" w:eastAsia="es-CO"/>
-        </w:rPr>
-        <w:t xml:space="preserve"> y </w:t>
-      </w:r>
-      <w:proofErr w:type="spellStart"/>
-      <w:r>
-        <w:rPr>
-          <w:lang w:val="es-419" w:eastAsia="es-CO"/>
-        </w:rPr>
-        <w:t>Cahill</w:t>
-      </w:r>
-      <w:proofErr w:type="spellEnd"/>
-      <w:r>
-        <w:rPr>
-          <w:lang w:val="es-419" w:eastAsia="es-CO"/>
-        </w:rPr>
-        <w:t xml:space="preserve"> (2017), la estandarización de procesos en el área de reservas facilita la coordinación operativa y reduce errores asociados al manejo manual o desactualizado de la información.</w:t>
+        <w:t>Los procedimientos técnicos de reservas corresponden al conjunto de acciones operativas y administrativas que permiten gestionar de manera organizada las solicitudes de alojamiento dentro de un establecimiento hotelero. Estos procedimientos garantizan el correcto registro, actualización y control de la información relacionada con las reservas, contribuyendo a mantener la disponibilidad real de habitaciones y a brindar una atención eficiente al cliente. Según Kasavana y Cahill (2017), la estandarización de procesos en el área de reservas facilita la coordinación operativa y reduce errores asociados al manejo manual o desactualizado de la información.</w:t>
       </w:r>
     </w:p>
     <w:p>
@@ -8357,21 +8159,7 @@
         <w:rPr>
           <w:lang w:val="es-419" w:eastAsia="es-CO"/>
         </w:rPr>
-        <w:t xml:space="preserve">En este contexto, el área de reservas debe aplicar procedimientos técnicos y administrativos que permitan brindar información clara y precisa sobre las condiciones del servicio, facilitando la toma de decisiones y reduciendo posibles inconsistencias operativas. Según Kotler, Bowen y </w:t>
-      </w:r>
-      <w:proofErr w:type="spellStart"/>
-      <w:r>
-        <w:rPr>
-          <w:lang w:val="es-419" w:eastAsia="es-CO"/>
-        </w:rPr>
-        <w:t>Makens</w:t>
-      </w:r>
-      <w:proofErr w:type="spellEnd"/>
-      <w:r>
-        <w:rPr>
-          <w:lang w:val="es-419" w:eastAsia="es-CO"/>
-        </w:rPr>
-        <w:t xml:space="preserve"> (2017), la transparencia en la comunicación de políticas y condiciones influye directamente en la percepción de calidad y confianza del cliente hacia el establecimiento hotelero.</w:t>
+        <w:t>En este contexto, el área de reservas debe aplicar procedimientos técnicos y administrativos que permitan brindar información clara y precisa sobre las condiciones del servicio, facilitando la toma de decisiones y reduciendo posibles inconsistencias operativas. Según Kotler, Bowen y Makens (2017), la transparencia en la comunicación de políticas y condiciones influye directamente en la percepción de calidad y confianza del cliente hacia el establecimiento hotelero.</w:t>
       </w:r>
     </w:p>
     <w:p>
@@ -9858,7 +9646,6 @@
       </w:r>
     </w:p>
     <w:p>
-      <w:proofErr w:type="spellStart"/>
       <w:r>
         <w:rPr>
           <w:rStyle w:val="Extranjerismo"/>
@@ -9866,9 +9653,13 @@
           <w:bCs/>
           <w:lang w:val="es-CO"/>
         </w:rPr>
-        <w:t>Check</w:t>
-      </w:r>
-      <w:proofErr w:type="spellEnd"/>
+        <w:t>Check-in</w:t>
+      </w:r>
+      <w:r>
+        <w:t>: proceso de registro e ingreso del huésped al establecimiento de alojamiento.</w:t>
+      </w:r>
+    </w:p>
+    <w:p>
       <w:r>
         <w:rPr>
           <w:rStyle w:val="Extranjerismo"/>
@@ -9876,13 +9667,8 @@
           <w:bCs/>
           <w:lang w:val="es-CO"/>
         </w:rPr>
-        <w:t>-in</w:t>
-      </w:r>
-      <w:r>
-        <w:t>: proceso de registro e ingreso del huésped al establecimiento de alojamiento.</w:t>
-      </w:r>
-    </w:p>
-    <w:p>
+        <w:t>Check-</w:t>
+      </w:r>
       <w:proofErr w:type="spellStart"/>
       <w:r>
         <w:rPr>
@@ -9891,7 +9677,7 @@
           <w:bCs/>
           <w:lang w:val="es-CO"/>
         </w:rPr>
-        <w:t>Check-out</w:t>
+        <w:t>out</w:t>
       </w:r>
       <w:proofErr w:type="spellEnd"/>
       <w:r>
@@ -9974,12 +9760,21 @@
       </w:r>
     </w:p>
     <w:p>
+      <w:proofErr w:type="spellStart"/>
       <w:r>
         <w:rPr>
           <w:b/>
           <w:bCs/>
         </w:rPr>
-        <w:t>GDS (</w:t>
+        <w:t>GDS</w:t>
+      </w:r>
+      <w:proofErr w:type="spellEnd"/>
+      <w:r>
+        <w:rPr>
+          <w:b/>
+          <w:bCs/>
+        </w:rPr>
+        <w:t xml:space="preserve"> (</w:t>
       </w:r>
       <w:r>
         <w:rPr>
@@ -10211,9 +10006,30 @@
           <w:bCs/>
           <w:lang w:val="es-CO"/>
         </w:rPr>
-        <w:t xml:space="preserve">Online </w:t>
-      </w:r>
-      <w:proofErr w:type="spellStart"/>
+        <w:t>Online Travel Agency</w:t>
+      </w:r>
+      <w:r>
+        <w:rPr>
+          <w:b/>
+          <w:bCs/>
+        </w:rPr>
+        <w:t>)</w:t>
+      </w:r>
+      <w:r>
+        <w:rPr>
+          <w:b/>
+          <w:bCs/>
+        </w:rPr>
+        <w:t>:</w:t>
+      </w:r>
+      <w:r>
+        <w:t xml:space="preserve"> a</w:t>
+      </w:r>
+      <w:r>
+        <w:t>gencia de viajes online que comercializa servicios turísticos y hoteleros.</w:t>
+      </w:r>
+    </w:p>
+    <w:p>
       <w:r>
         <w:rPr>
           <w:rStyle w:val="Extranjerismo"/>
@@ -10221,64 +10037,32 @@
           <w:bCs/>
           <w:lang w:val="es-CO"/>
         </w:rPr>
-        <w:t>Travel</w:t>
-      </w:r>
-      <w:proofErr w:type="spellEnd"/>
-      <w:r>
-        <w:rPr>
-          <w:rStyle w:val="Extranjerismo"/>
+        <w:t>Overbooking</w:t>
+      </w:r>
+      <w:r>
+        <w:t>: v</w:t>
+      </w:r>
+      <w:r>
+        <w:t>enta de habitaciones por encima de la disponibilidad real del hotel.</w:t>
+      </w:r>
+    </w:p>
+    <w:p>
+      <w:proofErr w:type="spellStart"/>
+      <w:r>
+        <w:rPr>
           <w:b/>
           <w:bCs/>
-          <w:lang w:val="es-CO"/>
-        </w:rPr>
-        <w:t xml:space="preserve"> Agency</w:t>
-      </w:r>
+        </w:rPr>
+        <w:lastRenderedPageBreak/>
+        <w:t>PMS</w:t>
+      </w:r>
+      <w:proofErr w:type="spellEnd"/>
       <w:r>
         <w:rPr>
           <w:b/>
           <w:bCs/>
         </w:rPr>
-        <w:t>)</w:t>
-      </w:r>
-      <w:r>
-        <w:rPr>
-          <w:b/>
-          <w:bCs/>
-        </w:rPr>
-        <w:t>:</w:t>
-      </w:r>
-      <w:r>
-        <w:t xml:space="preserve"> a</w:t>
-      </w:r>
-      <w:r>
-        <w:t>gencia de viajes online que comercializa servicios turísticos y hoteleros.</w:t>
-      </w:r>
-    </w:p>
-    <w:p>
-      <w:r>
-        <w:rPr>
-          <w:rStyle w:val="Extranjerismo"/>
-          <w:b/>
-          <w:bCs/>
-          <w:lang w:val="es-CO"/>
-        </w:rPr>
-        <w:t>Overbooking</w:t>
-      </w:r>
-      <w:r>
-        <w:t>: v</w:t>
-      </w:r>
-      <w:r>
-        <w:t>enta de habitaciones por encima de la disponibilidad real del hotel.</w:t>
-      </w:r>
-    </w:p>
-    <w:p>
-      <w:r>
-        <w:rPr>
-          <w:b/>
-          <w:bCs/>
-        </w:rPr>
-        <w:lastRenderedPageBreak/>
-        <w:t>PMS (</w:t>
+        <w:t xml:space="preserve"> (</w:t>
       </w:r>
       <w:proofErr w:type="spellStart"/>
       <w:r>
@@ -10611,7 +10395,21 @@
         <w:rPr>
           <w:lang w:val="en-US"/>
         </w:rPr>
-        <w:t xml:space="preserve"> Technosys Pvt. Ltd. (</w:t>
+        <w:t xml:space="preserve"> </w:t>
+      </w:r>
+      <w:proofErr w:type="spellStart"/>
+      <w:r>
+        <w:rPr>
+          <w:lang w:val="en-US"/>
+        </w:rPr>
+        <w:t>Technosys</w:t>
+      </w:r>
+      <w:proofErr w:type="spellEnd"/>
+      <w:r>
+        <w:rPr>
+          <w:lang w:val="en-US"/>
+        </w:rPr>
+        <w:t xml:space="preserve"> Pvt. Ltd. (</w:t>
       </w:r>
       <w:proofErr w:type="spellStart"/>
       <w:r>
@@ -10695,15 +10493,7 @@
       </w:r>
       <w:proofErr w:type="spellEnd"/>
       <w:r>
-        <w:t xml:space="preserve">, M. L., &amp; </w:t>
-      </w:r>
-      <w:proofErr w:type="spellStart"/>
-      <w:r>
-        <w:t>Cahill</w:t>
-      </w:r>
-      <w:proofErr w:type="spellEnd"/>
-      <w:r>
-        <w:t xml:space="preserve">, J. J. (2017). </w:t>
+        <w:t xml:space="preserve">, M. L., &amp; Cahill, J. J. (2017). </w:t>
       </w:r>
       <w:r>
         <w:rPr>
@@ -10745,15 +10535,7 @@
     </w:p>
     <w:p>
       <w:r>
-        <w:t xml:space="preserve">Marrero, F. J. (2016, </w:t>
-      </w:r>
-      <w:proofErr w:type="gramStart"/>
-      <w:r>
-        <w:t>Noviembre</w:t>
-      </w:r>
-      <w:proofErr w:type="gramEnd"/>
-      <w:r>
-        <w:t xml:space="preserve"> 1). Glosario de términos hoteleros, turísticos y relacionados. Obtenido de Hosteltur: </w:t>
+        <w:t xml:space="preserve">Marrero, F. J. (2016, Noviembre 1). Glosario de términos hoteleros, turísticos y relacionados. Obtenido de Hosteltur: </w:t>
       </w:r>
       <w:hyperlink r:id="rId24" w:history="1">
         <w:r>
@@ -12152,7 +11934,7 @@
 </file>
 
 <file path=word/endnotes.xml><?xml version="1.0" encoding="utf-8"?>
-<w:endnotes xmlns:wpc="http://schemas.microsoft.com/office/word/2010/wordprocessingCanvas" xmlns:cx="http://schemas.microsoft.com/office/drawing/2014/chartex" xmlns:cx1="http://schemas.microsoft.com/office/drawing/2015/9/8/chartex" xmlns:cx2="http://schemas.microsoft.com/office/drawing/2015/10/21/chartex" xmlns:cx3="http://schemas.microsoft.com/office/drawing/2016/5/9/chartex" xmlns:cx4="http://schemas.microsoft.com/office/drawing/2016/5/10/chartex" xmlns:cx5="http://schemas.microsoft.com/office/drawing/2016/5/11/chartex" xmlns:cx6="http://schemas.microsoft.com/office/drawing/2016/5/12/chartex" xmlns:cx7="http://schemas.microsoft.com/office/drawing/2016/5/13/chartex" xmlns:cx8="http://schemas.microsoft.com/office/drawing/2016/5/14/chartex" xmlns:mc="http://schemas.openxmlformats.org/markup-compatibility/2006" xmlns:aink="http://schemas.microsoft.com/office/drawing/2016/ink" xmlns:am3d="http://schemas.microsoft.com/office/drawing/2017/model3d" xmlns:o="urn:schemas-microsoft-com:office:office" xmlns:r="http://schemas.openxmlformats.org/officeDocument/2006/relationships" xmlns:m="http://schemas.openxmlformats.org/officeDocument/2006/math" xmlns:v="urn:schemas-microsoft-com:vml" xmlns:wp14="http://schemas.microsoft.com/office/word/2010/wordprocessingDrawing" xmlns:wp="http://schemas.openxmlformats.org/drawingml/2006/wordprocessingDrawing" xmlns:w10="urn:schemas-microsoft-com:office:word" xmlns:w="http://schemas.openxmlformats.org/wordprocessingml/2006/main" xmlns:w14="http://schemas.microsoft.com/office/word/2010/wordml" xmlns:w15="http://schemas.microsoft.com/office/word/2012/wordml" xmlns:w16cex="http://schemas.microsoft.com/office/word/2018/wordml/cex" xmlns:w16cid="http://schemas.microsoft.com/office/word/2016/wordml/cid" xmlns:w16="http://schemas.microsoft.com/office/word/2018/wordml" xmlns:w16sdtdh="http://schemas.microsoft.com/office/word/2020/wordml/sdtdatahash" xmlns:w16se="http://schemas.microsoft.com/office/word/2015/wordml/symex" xmlns:wpg="http://schemas.microsoft.com/office/word/2010/wordprocessingGroup" xmlns:wpi="http://schemas.microsoft.com/office/word/2010/wordprocessingInk" xmlns:wne="http://schemas.microsoft.com/office/word/2006/wordml" xmlns:wps="http://schemas.microsoft.com/office/word/2010/wordprocessingShape" mc:Ignorable="w14 w15 w16se w16cid w16 w16cex w16sdtdh wp14">
+<w:endnotes xmlns:wpc="http://schemas.microsoft.com/office/word/2010/wordprocessingCanvas" xmlns:cx="http://schemas.microsoft.com/office/drawing/2014/chartex" xmlns:cx1="http://schemas.microsoft.com/office/drawing/2015/9/8/chartex" xmlns:cx2="http://schemas.microsoft.com/office/drawing/2015/10/21/chartex" xmlns:cx3="http://schemas.microsoft.com/office/drawing/2016/5/9/chartex" xmlns:cx4="http://schemas.microsoft.com/office/drawing/2016/5/10/chartex" xmlns:cx5="http://schemas.microsoft.com/office/drawing/2016/5/11/chartex" xmlns:cx6="http://schemas.microsoft.com/office/drawing/2016/5/12/chartex" xmlns:cx7="http://schemas.microsoft.com/office/drawing/2016/5/13/chartex" xmlns:cx8="http://schemas.microsoft.com/office/drawing/2016/5/14/chartex" xmlns:mc="http://schemas.openxmlformats.org/markup-compatibility/2006" xmlns:m="http://schemas.openxmlformats.org/officeDocument/2006/math" xmlns:aink="http://schemas.microsoft.com/office/drawing/2016/ink" xmlns:am3d="http://schemas.microsoft.com/office/drawing/2017/model3d" xmlns:oel="http://schemas.microsoft.com/office/2019/extlst" xmlns:r="http://schemas.openxmlformats.org/officeDocument/2006/relationships" xmlns:wp14="http://schemas.microsoft.com/office/word/2010/wordprocessingDrawing" xmlns:wp="http://schemas.openxmlformats.org/drawingml/2006/wordprocessingDrawing" xmlns:wpg="http://schemas.microsoft.com/office/word/2010/wordprocessingGroup" xmlns:wpi="http://schemas.microsoft.com/office/word/2010/wordprocessingInk" xmlns:wps="http://schemas.microsoft.com/office/word/2010/wordprocessingShape" xmlns:o="urn:schemas-microsoft-com:office:office" xmlns:v="urn:schemas-microsoft-com:vml" xmlns:w10="urn:schemas-microsoft-com:office:word" xmlns:w="http://schemas.openxmlformats.org/wordprocessingml/2006/main" xmlns:w14="http://schemas.microsoft.com/office/word/2010/wordml" xmlns:w15="http://schemas.microsoft.com/office/word/2012/wordml" xmlns:w16cex="http://schemas.microsoft.com/office/word/2018/wordml/cex" xmlns:w16cid="http://schemas.microsoft.com/office/word/2016/wordml/cid" xmlns:w16="http://schemas.microsoft.com/office/word/2018/wordml" xmlns:w16sdtdh="http://schemas.microsoft.com/office/word/2020/wordml/sdtdatahash" xmlns:w16sdtfl="http://schemas.microsoft.com/office/word/2024/wordml/sdtformatlock" xmlns:w16se="http://schemas.microsoft.com/office/word/2015/wordml/symex" xmlns:w16du="http://schemas.microsoft.com/office/word/2023/wordml/word16du" xmlns:wne="http://schemas.microsoft.com/office/word/2006/wordml" mc:Ignorable="w14 w15 w16se w16cid w16 w16cex w16sdtdh w16sdtfl w16du wp14">
   <w:endnote w:type="separator" w:id="-1">
     <w:p>
       <w:pPr>
@@ -12177,7 +11959,7 @@
 </file>
 
 <file path=word/footer1.xml><?xml version="1.0" encoding="utf-8"?>
-<w:ftr xmlns:wpc="http://schemas.microsoft.com/office/word/2010/wordprocessingCanvas" xmlns:cx="http://schemas.microsoft.com/office/drawing/2014/chartex" xmlns:cx1="http://schemas.microsoft.com/office/drawing/2015/9/8/chartex" xmlns:cx2="http://schemas.microsoft.com/office/drawing/2015/10/21/chartex" xmlns:cx3="http://schemas.microsoft.com/office/drawing/2016/5/9/chartex" xmlns:cx4="http://schemas.microsoft.com/office/drawing/2016/5/10/chartex" xmlns:cx5="http://schemas.microsoft.com/office/drawing/2016/5/11/chartex" xmlns:cx6="http://schemas.microsoft.com/office/drawing/2016/5/12/chartex" xmlns:cx7="http://schemas.microsoft.com/office/drawing/2016/5/13/chartex" xmlns:cx8="http://schemas.microsoft.com/office/drawing/2016/5/14/chartex" xmlns:mc="http://schemas.openxmlformats.org/markup-compatibility/2006" xmlns:aink="http://schemas.microsoft.com/office/drawing/2016/ink" xmlns:am3d="http://schemas.microsoft.com/office/drawing/2017/model3d" xmlns:o="urn:schemas-microsoft-com:office:office" xmlns:r="http://schemas.openxmlformats.org/officeDocument/2006/relationships" xmlns:m="http://schemas.openxmlformats.org/officeDocument/2006/math" xmlns:v="urn:schemas-microsoft-com:vml" xmlns:wp14="http://schemas.microsoft.com/office/word/2010/wordprocessingDrawing" xmlns:wp="http://schemas.openxmlformats.org/drawingml/2006/wordprocessingDrawing" xmlns:w10="urn:schemas-microsoft-com:office:word" xmlns:w="http://schemas.openxmlformats.org/wordprocessingml/2006/main" xmlns:w14="http://schemas.microsoft.com/office/word/2010/wordml" xmlns:w15="http://schemas.microsoft.com/office/word/2012/wordml" xmlns:w16cex="http://schemas.microsoft.com/office/word/2018/wordml/cex" xmlns:w16cid="http://schemas.microsoft.com/office/word/2016/wordml/cid" xmlns:w16="http://schemas.microsoft.com/office/word/2018/wordml" xmlns:w16sdtdh="http://schemas.microsoft.com/office/word/2020/wordml/sdtdatahash" xmlns:w16se="http://schemas.microsoft.com/office/word/2015/wordml/symex" xmlns:wpg="http://schemas.microsoft.com/office/word/2010/wordprocessingGroup" xmlns:wpi="http://schemas.microsoft.com/office/word/2010/wordprocessingInk" xmlns:wne="http://schemas.microsoft.com/office/word/2006/wordml" xmlns:wps="http://schemas.microsoft.com/office/word/2010/wordprocessingShape" mc:Ignorable="w14 w15 w16se w16cid w16 w16cex w16sdtdh wp14">
+<w:ftr xmlns:wpc="http://schemas.microsoft.com/office/word/2010/wordprocessingCanvas" xmlns:cx="http://schemas.microsoft.com/office/drawing/2014/chartex" xmlns:cx1="http://schemas.microsoft.com/office/drawing/2015/9/8/chartex" xmlns:cx2="http://schemas.microsoft.com/office/drawing/2015/10/21/chartex" xmlns:cx3="http://schemas.microsoft.com/office/drawing/2016/5/9/chartex" xmlns:cx4="http://schemas.microsoft.com/office/drawing/2016/5/10/chartex" xmlns:cx5="http://schemas.microsoft.com/office/drawing/2016/5/11/chartex" xmlns:cx6="http://schemas.microsoft.com/office/drawing/2016/5/12/chartex" xmlns:cx7="http://schemas.microsoft.com/office/drawing/2016/5/13/chartex" xmlns:cx8="http://schemas.microsoft.com/office/drawing/2016/5/14/chartex" xmlns:mc="http://schemas.openxmlformats.org/markup-compatibility/2006" xmlns:m="http://schemas.openxmlformats.org/officeDocument/2006/math" xmlns:aink="http://schemas.microsoft.com/office/drawing/2016/ink" xmlns:am3d="http://schemas.microsoft.com/office/drawing/2017/model3d" xmlns:oel="http://schemas.microsoft.com/office/2019/extlst" xmlns:r="http://schemas.openxmlformats.org/officeDocument/2006/relationships" xmlns:wp14="http://schemas.microsoft.com/office/word/2010/wordprocessingDrawing" xmlns:wp="http://schemas.openxmlformats.org/drawingml/2006/wordprocessingDrawing" xmlns:wpg="http://schemas.microsoft.com/office/word/2010/wordprocessingGroup" xmlns:wpi="http://schemas.microsoft.com/office/word/2010/wordprocessingInk" xmlns:wps="http://schemas.microsoft.com/office/word/2010/wordprocessingShape" xmlns:o="urn:schemas-microsoft-com:office:office" xmlns:v="urn:schemas-microsoft-com:vml" xmlns:w10="urn:schemas-microsoft-com:office:word" xmlns:w="http://schemas.openxmlformats.org/wordprocessingml/2006/main" xmlns:w14="http://schemas.microsoft.com/office/word/2010/wordml" xmlns:w15="http://schemas.microsoft.com/office/word/2012/wordml" xmlns:w16cex="http://schemas.microsoft.com/office/word/2018/wordml/cex" xmlns:w16cid="http://schemas.microsoft.com/office/word/2016/wordml/cid" xmlns:w16="http://schemas.microsoft.com/office/word/2018/wordml" xmlns:w16sdtdh="http://schemas.microsoft.com/office/word/2020/wordml/sdtdatahash" xmlns:w16sdtfl="http://schemas.microsoft.com/office/word/2024/wordml/sdtformatlock" xmlns:w16se="http://schemas.microsoft.com/office/word/2015/wordml/symex" xmlns:w16du="http://schemas.microsoft.com/office/word/2023/wordml/word16du" xmlns:wne="http://schemas.microsoft.com/office/word/2006/wordml" mc:Ignorable="w14 w15 w16se w16cid w16 w16cex w16sdtdh w16sdtfl w16du wp14">
   <w:sdt>
     <w:sdtPr>
       <w:id w:val="-1465197936"/>
@@ -12186,7 +11968,6 @@
         <w:docPartUnique/>
       </w:docPartObj>
     </w:sdtPr>
-    <w:sdtEndPr/>
     <w:sdtContent>
       <w:p>
         <w:pPr>
@@ -12206,7 +11987,13 @@
           <w:rPr>
             <w:noProof/>
           </w:rPr>
-          <w:t>15</w:t>
+          <w:t>1</w:t>
+        </w:r>
+        <w:r>
+          <w:rPr>
+            <w:noProof/>
+          </w:rPr>
+          <w:t>5</w:t>
         </w:r>
         <w:r>
           <w:fldChar w:fldCharType="end"/>
@@ -12223,7 +12010,7 @@
 </file>
 
 <file path=word/footnotes.xml><?xml version="1.0" encoding="utf-8"?>
-<w:footnotes xmlns:wpc="http://schemas.microsoft.com/office/word/2010/wordprocessingCanvas" xmlns:cx="http://schemas.microsoft.com/office/drawing/2014/chartex" xmlns:cx1="http://schemas.microsoft.com/office/drawing/2015/9/8/chartex" xmlns:cx2="http://schemas.microsoft.com/office/drawing/2015/10/21/chartex" xmlns:cx3="http://schemas.microsoft.com/office/drawing/2016/5/9/chartex" xmlns:cx4="http://schemas.microsoft.com/office/drawing/2016/5/10/chartex" xmlns:cx5="http://schemas.microsoft.com/office/drawing/2016/5/11/chartex" xmlns:cx6="http://schemas.microsoft.com/office/drawing/2016/5/12/chartex" xmlns:cx7="http://schemas.microsoft.com/office/drawing/2016/5/13/chartex" xmlns:cx8="http://schemas.microsoft.com/office/drawing/2016/5/14/chartex" xmlns:mc="http://schemas.openxmlformats.org/markup-compatibility/2006" xmlns:aink="http://schemas.microsoft.com/office/drawing/2016/ink" xmlns:am3d="http://schemas.microsoft.com/office/drawing/2017/model3d" xmlns:o="urn:schemas-microsoft-com:office:office" xmlns:r="http://schemas.openxmlformats.org/officeDocument/2006/relationships" xmlns:m="http://schemas.openxmlformats.org/officeDocument/2006/math" xmlns:v="urn:schemas-microsoft-com:vml" xmlns:wp14="http://schemas.microsoft.com/office/word/2010/wordprocessingDrawing" xmlns:wp="http://schemas.openxmlformats.org/drawingml/2006/wordprocessingDrawing" xmlns:w10="urn:schemas-microsoft-com:office:word" xmlns:w="http://schemas.openxmlformats.org/wordprocessingml/2006/main" xmlns:w14="http://schemas.microsoft.com/office/word/2010/wordml" xmlns:w15="http://schemas.microsoft.com/office/word/2012/wordml" xmlns:w16cex="http://schemas.microsoft.com/office/word/2018/wordml/cex" xmlns:w16cid="http://schemas.microsoft.com/office/word/2016/wordml/cid" xmlns:w16="http://schemas.microsoft.com/office/word/2018/wordml" xmlns:w16sdtdh="http://schemas.microsoft.com/office/word/2020/wordml/sdtdatahash" xmlns:w16se="http://schemas.microsoft.com/office/word/2015/wordml/symex" xmlns:wpg="http://schemas.microsoft.com/office/word/2010/wordprocessingGroup" xmlns:wpi="http://schemas.microsoft.com/office/word/2010/wordprocessingInk" xmlns:wne="http://schemas.microsoft.com/office/word/2006/wordml" xmlns:wps="http://schemas.microsoft.com/office/word/2010/wordprocessingShape" mc:Ignorable="w14 w15 w16se w16cid w16 w16cex w16sdtdh wp14">
+<w:footnotes xmlns:wpc="http://schemas.microsoft.com/office/word/2010/wordprocessingCanvas" xmlns:cx="http://schemas.microsoft.com/office/drawing/2014/chartex" xmlns:cx1="http://schemas.microsoft.com/office/drawing/2015/9/8/chartex" xmlns:cx2="http://schemas.microsoft.com/office/drawing/2015/10/21/chartex" xmlns:cx3="http://schemas.microsoft.com/office/drawing/2016/5/9/chartex" xmlns:cx4="http://schemas.microsoft.com/office/drawing/2016/5/10/chartex" xmlns:cx5="http://schemas.microsoft.com/office/drawing/2016/5/11/chartex" xmlns:cx6="http://schemas.microsoft.com/office/drawing/2016/5/12/chartex" xmlns:cx7="http://schemas.microsoft.com/office/drawing/2016/5/13/chartex" xmlns:cx8="http://schemas.microsoft.com/office/drawing/2016/5/14/chartex" xmlns:mc="http://schemas.openxmlformats.org/markup-compatibility/2006" xmlns:m="http://schemas.openxmlformats.org/officeDocument/2006/math" xmlns:aink="http://schemas.microsoft.com/office/drawing/2016/ink" xmlns:am3d="http://schemas.microsoft.com/office/drawing/2017/model3d" xmlns:oel="http://schemas.microsoft.com/office/2019/extlst" xmlns:r="http://schemas.openxmlformats.org/officeDocument/2006/relationships" xmlns:wp14="http://schemas.microsoft.com/office/word/2010/wordprocessingDrawing" xmlns:wp="http://schemas.openxmlformats.org/drawingml/2006/wordprocessingDrawing" xmlns:wpg="http://schemas.microsoft.com/office/word/2010/wordprocessingGroup" xmlns:wpi="http://schemas.microsoft.com/office/word/2010/wordprocessingInk" xmlns:wps="http://schemas.microsoft.com/office/word/2010/wordprocessingShape" xmlns:o="urn:schemas-microsoft-com:office:office" xmlns:v="urn:schemas-microsoft-com:vml" xmlns:w10="urn:schemas-microsoft-com:office:word" xmlns:w="http://schemas.openxmlformats.org/wordprocessingml/2006/main" xmlns:w14="http://schemas.microsoft.com/office/word/2010/wordml" xmlns:w15="http://schemas.microsoft.com/office/word/2012/wordml" xmlns:w16cex="http://schemas.microsoft.com/office/word/2018/wordml/cex" xmlns:w16cid="http://schemas.microsoft.com/office/word/2016/wordml/cid" xmlns:w16="http://schemas.microsoft.com/office/word/2018/wordml" xmlns:w16sdtdh="http://schemas.microsoft.com/office/word/2020/wordml/sdtdatahash" xmlns:w16sdtfl="http://schemas.microsoft.com/office/word/2024/wordml/sdtformatlock" xmlns:w16se="http://schemas.microsoft.com/office/word/2015/wordml/symex" xmlns:w16du="http://schemas.microsoft.com/office/word/2023/wordml/word16du" xmlns:wne="http://schemas.microsoft.com/office/word/2006/wordml" mc:Ignorable="w14 w15 w16se w16cid w16 w16cex w16sdtdh w16sdtfl w16du wp14">
   <w:footnote w:type="separator" w:id="-1">
     <w:p>
       <w:pPr>
@@ -12248,7 +12035,7 @@
 </file>
 
 <file path=word/header1.xml><?xml version="1.0" encoding="utf-8"?>
-<w:hdr xmlns:wpc="http://schemas.microsoft.com/office/word/2010/wordprocessingCanvas" xmlns:cx="http://schemas.microsoft.com/office/drawing/2014/chartex" xmlns:cx1="http://schemas.microsoft.com/office/drawing/2015/9/8/chartex" xmlns:cx2="http://schemas.microsoft.com/office/drawing/2015/10/21/chartex" xmlns:cx3="http://schemas.microsoft.com/office/drawing/2016/5/9/chartex" xmlns:cx4="http://schemas.microsoft.com/office/drawing/2016/5/10/chartex" xmlns:cx5="http://schemas.microsoft.com/office/drawing/2016/5/11/chartex" xmlns:cx6="http://schemas.microsoft.com/office/drawing/2016/5/12/chartex" xmlns:cx7="http://schemas.microsoft.com/office/drawing/2016/5/13/chartex" xmlns:cx8="http://schemas.microsoft.com/office/drawing/2016/5/14/chartex" xmlns:mc="http://schemas.openxmlformats.org/markup-compatibility/2006" xmlns:aink="http://schemas.microsoft.com/office/drawing/2016/ink" xmlns:am3d="http://schemas.microsoft.com/office/drawing/2017/model3d" xmlns:o="urn:schemas-microsoft-com:office:office" xmlns:r="http://schemas.openxmlformats.org/officeDocument/2006/relationships" xmlns:m="http://schemas.openxmlformats.org/officeDocument/2006/math" xmlns:v="urn:schemas-microsoft-com:vml" xmlns:wp14="http://schemas.microsoft.com/office/word/2010/wordprocessingDrawing" xmlns:wp="http://schemas.openxmlformats.org/drawingml/2006/wordprocessingDrawing" xmlns:w10="urn:schemas-microsoft-com:office:word" xmlns:w="http://schemas.openxmlformats.org/wordprocessingml/2006/main" xmlns:w14="http://schemas.microsoft.com/office/word/2010/wordml" xmlns:w15="http://schemas.microsoft.com/office/word/2012/wordml" xmlns:w16cex="http://schemas.microsoft.com/office/word/2018/wordml/cex" xmlns:w16cid="http://schemas.microsoft.com/office/word/2016/wordml/cid" xmlns:w16="http://schemas.microsoft.com/office/word/2018/wordml" xmlns:w16sdtdh="http://schemas.microsoft.com/office/word/2020/wordml/sdtdatahash" xmlns:w16se="http://schemas.microsoft.com/office/word/2015/wordml/symex" xmlns:wpg="http://schemas.microsoft.com/office/word/2010/wordprocessingGroup" xmlns:wpi="http://schemas.microsoft.com/office/word/2010/wordprocessingInk" xmlns:wne="http://schemas.microsoft.com/office/word/2006/wordml" xmlns:wps="http://schemas.microsoft.com/office/word/2010/wordprocessingShape" mc:Ignorable="w14 w15 w16se w16cid w16 w16cex w16sdtdh wp14">
+<w:hdr xmlns:wpc="http://schemas.microsoft.com/office/word/2010/wordprocessingCanvas" xmlns:cx="http://schemas.microsoft.com/office/drawing/2014/chartex" xmlns:cx1="http://schemas.microsoft.com/office/drawing/2015/9/8/chartex" xmlns:cx2="http://schemas.microsoft.com/office/drawing/2015/10/21/chartex" xmlns:cx3="http://schemas.microsoft.com/office/drawing/2016/5/9/chartex" xmlns:cx4="http://schemas.microsoft.com/office/drawing/2016/5/10/chartex" xmlns:cx5="http://schemas.microsoft.com/office/drawing/2016/5/11/chartex" xmlns:cx6="http://schemas.microsoft.com/office/drawing/2016/5/12/chartex" xmlns:cx7="http://schemas.microsoft.com/office/drawing/2016/5/13/chartex" xmlns:cx8="http://schemas.microsoft.com/office/drawing/2016/5/14/chartex" xmlns:mc="http://schemas.openxmlformats.org/markup-compatibility/2006" xmlns:m="http://schemas.openxmlformats.org/officeDocument/2006/math" xmlns:aink="http://schemas.microsoft.com/office/drawing/2016/ink" xmlns:am3d="http://schemas.microsoft.com/office/drawing/2017/model3d" xmlns:oel="http://schemas.microsoft.com/office/2019/extlst" xmlns:r="http://schemas.openxmlformats.org/officeDocument/2006/relationships" xmlns:wp14="http://schemas.microsoft.com/office/word/2010/wordprocessingDrawing" xmlns:wp="http://schemas.openxmlformats.org/drawingml/2006/wordprocessingDrawing" xmlns:wpg="http://schemas.microsoft.com/office/word/2010/wordprocessingGroup" xmlns:wpi="http://schemas.microsoft.com/office/word/2010/wordprocessingInk" xmlns:wps="http://schemas.microsoft.com/office/word/2010/wordprocessingShape" xmlns:o="urn:schemas-microsoft-com:office:office" xmlns:v="urn:schemas-microsoft-com:vml" xmlns:w10="urn:schemas-microsoft-com:office:word" xmlns:w="http://schemas.openxmlformats.org/wordprocessingml/2006/main" xmlns:w14="http://schemas.microsoft.com/office/word/2010/wordml" xmlns:w15="http://schemas.microsoft.com/office/word/2012/wordml" xmlns:w16cex="http://schemas.microsoft.com/office/word/2018/wordml/cex" xmlns:w16cid="http://schemas.microsoft.com/office/word/2016/wordml/cid" xmlns:w16="http://schemas.microsoft.com/office/word/2018/wordml" xmlns:w16sdtdh="http://schemas.microsoft.com/office/word/2020/wordml/sdtdatahash" xmlns:w16sdtfl="http://schemas.microsoft.com/office/word/2024/wordml/sdtformatlock" xmlns:w16se="http://schemas.microsoft.com/office/word/2015/wordml/symex" xmlns:w16du="http://schemas.microsoft.com/office/word/2023/wordml/word16du" xmlns:wne="http://schemas.microsoft.com/office/word/2006/wordml" mc:Ignorable="w14 w15 w16se w16cid w16 w16cex w16sdtdh w16sdtfl w16du wp14">
   <w:p>
     <w:pPr>
       <w:pStyle w:val="Encabezado"/>
@@ -12334,7 +12121,7 @@
 </file>
 
 <file path=word/numbering.xml><?xml version="1.0" encoding="utf-8"?>
-<w:numbering xmlns:wpc="http://schemas.microsoft.com/office/word/2010/wordprocessingCanvas" xmlns:cx="http://schemas.microsoft.com/office/drawing/2014/chartex" xmlns:cx1="http://schemas.microsoft.com/office/drawing/2015/9/8/chartex" xmlns:cx2="http://schemas.microsoft.com/office/drawing/2015/10/21/chartex" xmlns:cx3="http://schemas.microsoft.com/office/drawing/2016/5/9/chartex" xmlns:cx4="http://schemas.microsoft.com/office/drawing/2016/5/10/chartex" xmlns:cx5="http://schemas.microsoft.com/office/drawing/2016/5/11/chartex" xmlns:cx6="http://schemas.microsoft.com/office/drawing/2016/5/12/chartex" xmlns:cx7="http://schemas.microsoft.com/office/drawing/2016/5/13/chartex" xmlns:cx8="http://schemas.microsoft.com/office/drawing/2016/5/14/chartex" xmlns:mc="http://schemas.openxmlformats.org/markup-compatibility/2006" xmlns:aink="http://schemas.microsoft.com/office/drawing/2016/ink" xmlns:am3d="http://schemas.microsoft.com/office/drawing/2017/model3d" xmlns:o="urn:schemas-microsoft-com:office:office" xmlns:r="http://schemas.openxmlformats.org/officeDocument/2006/relationships" xmlns:m="http://schemas.openxmlformats.org/officeDocument/2006/math" xmlns:v="urn:schemas-microsoft-com:vml" xmlns:wp14="http://schemas.microsoft.com/office/word/2010/wordprocessingDrawing" xmlns:wp="http://schemas.openxmlformats.org/drawingml/2006/wordprocessingDrawing" xmlns:w10="urn:schemas-microsoft-com:office:word" xmlns:w="http://schemas.openxmlformats.org/wordprocessingml/2006/main" xmlns:w14="http://schemas.microsoft.com/office/word/2010/wordml" xmlns:w15="http://schemas.microsoft.com/office/word/2012/wordml" xmlns:w16cex="http://schemas.microsoft.com/office/word/2018/wordml/cex" xmlns:w16cid="http://schemas.microsoft.com/office/word/2016/wordml/cid" xmlns:w16="http://schemas.microsoft.com/office/word/2018/wordml" xmlns:w16sdtdh="http://schemas.microsoft.com/office/word/2020/wordml/sdtdatahash" xmlns:w16se="http://schemas.microsoft.com/office/word/2015/wordml/symex" xmlns:wpg="http://schemas.microsoft.com/office/word/2010/wordprocessingGroup" xmlns:wpi="http://schemas.microsoft.com/office/word/2010/wordprocessingInk" xmlns:wne="http://schemas.microsoft.com/office/word/2006/wordml" xmlns:wps="http://schemas.microsoft.com/office/word/2010/wordprocessingShape" mc:Ignorable="w14 w15 w16se w16cid w16 w16cex w16sdtdh wp14">
+<w:numbering xmlns:wpc="http://schemas.microsoft.com/office/word/2010/wordprocessingCanvas" xmlns:cx="http://schemas.microsoft.com/office/drawing/2014/chartex" xmlns:cx1="http://schemas.microsoft.com/office/drawing/2015/9/8/chartex" xmlns:cx2="http://schemas.microsoft.com/office/drawing/2015/10/21/chartex" xmlns:cx3="http://schemas.microsoft.com/office/drawing/2016/5/9/chartex" xmlns:cx4="http://schemas.microsoft.com/office/drawing/2016/5/10/chartex" xmlns:cx5="http://schemas.microsoft.com/office/drawing/2016/5/11/chartex" xmlns:cx6="http://schemas.microsoft.com/office/drawing/2016/5/12/chartex" xmlns:cx7="http://schemas.microsoft.com/office/drawing/2016/5/13/chartex" xmlns:cx8="http://schemas.microsoft.com/office/drawing/2016/5/14/chartex" xmlns:mc="http://schemas.openxmlformats.org/markup-compatibility/2006" xmlns:m="http://schemas.openxmlformats.org/officeDocument/2006/math" xmlns:aink="http://schemas.microsoft.com/office/drawing/2016/ink" xmlns:am3d="http://schemas.microsoft.com/office/drawing/2017/model3d" xmlns:oel="http://schemas.microsoft.com/office/2019/extlst" xmlns:r="http://schemas.openxmlformats.org/officeDocument/2006/relationships" xmlns:wp14="http://schemas.microsoft.com/office/word/2010/wordprocessingDrawing" xmlns:wp="http://schemas.openxmlformats.org/drawingml/2006/wordprocessingDrawing" xmlns:wpg="http://schemas.microsoft.com/office/word/2010/wordprocessingGroup" xmlns:wpi="http://schemas.microsoft.com/office/word/2010/wordprocessingInk" xmlns:wps="http://schemas.microsoft.com/office/word/2010/wordprocessingShape" xmlns:o="urn:schemas-microsoft-com:office:office" xmlns:v="urn:schemas-microsoft-com:vml" xmlns:w10="urn:schemas-microsoft-com:office:word" xmlns:w="http://schemas.openxmlformats.org/wordprocessingml/2006/main" xmlns:w14="http://schemas.microsoft.com/office/word/2010/wordml" xmlns:w15="http://schemas.microsoft.com/office/word/2012/wordml" xmlns:w16cex="http://schemas.microsoft.com/office/word/2018/wordml/cex" xmlns:w16cid="http://schemas.microsoft.com/office/word/2016/wordml/cid" xmlns:w16="http://schemas.microsoft.com/office/word/2018/wordml" xmlns:w16sdtdh="http://schemas.microsoft.com/office/word/2020/wordml/sdtdatahash" xmlns:w16sdtfl="http://schemas.microsoft.com/office/word/2024/wordml/sdtformatlock" xmlns:w16se="http://schemas.microsoft.com/office/word/2015/wordml/symex" xmlns:w16du="http://schemas.microsoft.com/office/word/2023/wordml/word16du" xmlns:wne="http://schemas.microsoft.com/office/word/2006/wordml" mc:Ignorable="w14 w15 w16se w16cid w16 w16cex w16sdtdh w16sdtfl w16du wp14">
   <w:abstractNum w:abstractNumId="0" w15:restartNumberingAfterBreak="0">
     <w:nsid w:val="FFFFFF89"/>
     <w:multiLevelType w:val="singleLevel"/>
@@ -16074,109 +15861,109 @@
       </w:rPr>
     </w:lvl>
   </w:abstractNum>
-  <w:num w:numId="1">
+  <w:num w:numId="1" w16cid:durableId="1981417702">
     <w:abstractNumId w:val="0"/>
   </w:num>
-  <w:num w:numId="2">
+  <w:num w:numId="2" w16cid:durableId="2060014547">
     <w:abstractNumId w:val="10"/>
   </w:num>
-  <w:num w:numId="3">
+  <w:num w:numId="3" w16cid:durableId="108092293">
     <w:abstractNumId w:val="23"/>
   </w:num>
-  <w:num w:numId="4">
+  <w:num w:numId="4" w16cid:durableId="1260604941">
     <w:abstractNumId w:val="16"/>
   </w:num>
-  <w:num w:numId="5">
+  <w:num w:numId="5" w16cid:durableId="2130661734">
     <w:abstractNumId w:val="19"/>
   </w:num>
-  <w:num w:numId="6">
+  <w:num w:numId="6" w16cid:durableId="235480509">
     <w:abstractNumId w:val="11"/>
   </w:num>
-  <w:num w:numId="7">
+  <w:num w:numId="7" w16cid:durableId="1489402255">
     <w:abstractNumId w:val="25"/>
   </w:num>
-  <w:num w:numId="8">
+  <w:num w:numId="8" w16cid:durableId="1536775275">
     <w:abstractNumId w:val="20"/>
   </w:num>
-  <w:num w:numId="9">
+  <w:num w:numId="9" w16cid:durableId="1127578365">
     <w:abstractNumId w:val="5"/>
   </w:num>
-  <w:num w:numId="10">
+  <w:num w:numId="10" w16cid:durableId="98452733">
     <w:abstractNumId w:val="34"/>
   </w:num>
-  <w:num w:numId="11">
+  <w:num w:numId="11" w16cid:durableId="616372926">
     <w:abstractNumId w:val="12"/>
   </w:num>
-  <w:num w:numId="12">
+  <w:num w:numId="12" w16cid:durableId="1499076582">
     <w:abstractNumId w:val="17"/>
   </w:num>
-  <w:num w:numId="13">
+  <w:num w:numId="13" w16cid:durableId="1932543631">
     <w:abstractNumId w:val="8"/>
   </w:num>
-  <w:num w:numId="14">
+  <w:num w:numId="14" w16cid:durableId="1798864733">
     <w:abstractNumId w:val="3"/>
   </w:num>
-  <w:num w:numId="15">
+  <w:num w:numId="15" w16cid:durableId="874541670">
     <w:abstractNumId w:val="1"/>
   </w:num>
-  <w:num w:numId="16">
+  <w:num w:numId="16" w16cid:durableId="431434815">
     <w:abstractNumId w:val="2"/>
   </w:num>
-  <w:num w:numId="17">
+  <w:num w:numId="17" w16cid:durableId="1530030065">
     <w:abstractNumId w:val="6"/>
   </w:num>
-  <w:num w:numId="18">
+  <w:num w:numId="18" w16cid:durableId="533152578">
     <w:abstractNumId w:val="27"/>
   </w:num>
-  <w:num w:numId="19">
+  <w:num w:numId="19" w16cid:durableId="919678834">
     <w:abstractNumId w:val="21"/>
   </w:num>
-  <w:num w:numId="20">
+  <w:num w:numId="20" w16cid:durableId="1692142492">
     <w:abstractNumId w:val="22"/>
   </w:num>
-  <w:num w:numId="21">
+  <w:num w:numId="21" w16cid:durableId="1788813795">
     <w:abstractNumId w:val="28"/>
   </w:num>
-  <w:num w:numId="22">
+  <w:num w:numId="22" w16cid:durableId="822427855">
     <w:abstractNumId w:val="14"/>
   </w:num>
-  <w:num w:numId="23">
+  <w:num w:numId="23" w16cid:durableId="574894286">
     <w:abstractNumId w:val="33"/>
   </w:num>
-  <w:num w:numId="24">
+  <w:num w:numId="24" w16cid:durableId="429424445">
     <w:abstractNumId w:val="24"/>
   </w:num>
-  <w:num w:numId="25">
+  <w:num w:numId="25" w16cid:durableId="1531608523">
     <w:abstractNumId w:val="9"/>
   </w:num>
-  <w:num w:numId="26">
+  <w:num w:numId="26" w16cid:durableId="1337615539">
     <w:abstractNumId w:val="31"/>
   </w:num>
-  <w:num w:numId="27">
+  <w:num w:numId="27" w16cid:durableId="1691953382">
     <w:abstractNumId w:val="29"/>
   </w:num>
-  <w:num w:numId="28">
+  <w:num w:numId="28" w16cid:durableId="2016371320">
     <w:abstractNumId w:val="18"/>
   </w:num>
-  <w:num w:numId="29">
+  <w:num w:numId="29" w16cid:durableId="1206333368">
     <w:abstractNumId w:val="15"/>
   </w:num>
-  <w:num w:numId="30">
+  <w:num w:numId="30" w16cid:durableId="2043237628">
     <w:abstractNumId w:val="30"/>
   </w:num>
-  <w:num w:numId="31">
+  <w:num w:numId="31" w16cid:durableId="1712194238">
     <w:abstractNumId w:val="13"/>
   </w:num>
-  <w:num w:numId="32">
+  <w:num w:numId="32" w16cid:durableId="826212718">
     <w:abstractNumId w:val="4"/>
   </w:num>
-  <w:num w:numId="33">
+  <w:num w:numId="33" w16cid:durableId="1465082384">
     <w:abstractNumId w:val="26"/>
   </w:num>
-  <w:num w:numId="34">
+  <w:num w:numId="34" w16cid:durableId="1179546551">
     <w:abstractNumId w:val="7"/>
   </w:num>
-  <w:num w:numId="35">
+  <w:num w:numId="35" w16cid:durableId="1149908227">
     <w:abstractNumId w:val="32"/>
   </w:num>
   <w:numIdMacAtCleanup w:val="21"/>
@@ -16184,7 +15971,7 @@
 </file>
 
 <file path=word/styles.xml><?xml version="1.0" encoding="utf-8"?>
-<w:styles xmlns:mc="http://schemas.openxmlformats.org/markup-compatibility/2006" xmlns:r="http://schemas.openxmlformats.org/officeDocument/2006/relationships" xmlns:w="http://schemas.openxmlformats.org/wordprocessingml/2006/main" xmlns:w14="http://schemas.microsoft.com/office/word/2010/wordml" xmlns:w15="http://schemas.microsoft.com/office/word/2012/wordml" xmlns:w16cex="http://schemas.microsoft.com/office/word/2018/wordml/cex" xmlns:w16cid="http://schemas.microsoft.com/office/word/2016/wordml/cid" xmlns:w16="http://schemas.microsoft.com/office/word/2018/wordml" xmlns:w16sdtdh="http://schemas.microsoft.com/office/word/2020/wordml/sdtdatahash" xmlns:w16se="http://schemas.microsoft.com/office/word/2015/wordml/symex" mc:Ignorable="w14 w15 w16se w16cid w16 w16cex w16sdtdh">
+<w:styles xmlns:mc="http://schemas.openxmlformats.org/markup-compatibility/2006" xmlns:r="http://schemas.openxmlformats.org/officeDocument/2006/relationships" xmlns:w="http://schemas.openxmlformats.org/wordprocessingml/2006/main" xmlns:w14="http://schemas.microsoft.com/office/word/2010/wordml" xmlns:w15="http://schemas.microsoft.com/office/word/2012/wordml" xmlns:w16cex="http://schemas.microsoft.com/office/word/2018/wordml/cex" xmlns:w16cid="http://schemas.microsoft.com/office/word/2016/wordml/cid" xmlns:w16="http://schemas.microsoft.com/office/word/2018/wordml" xmlns:w16sdtdh="http://schemas.microsoft.com/office/word/2020/wordml/sdtdatahash" xmlns:w16sdtfl="http://schemas.microsoft.com/office/word/2024/wordml/sdtformatlock" xmlns:w16se="http://schemas.microsoft.com/office/word/2015/wordml/symex" xmlns:w16du="http://schemas.microsoft.com/office/word/2023/wordml/word16du" mc:Ignorable="w14 w15 w16se w16cid w16 w16cex w16sdtdh w16sdtfl w16du">
   <w:docDefaults>
     <w:rPrDefault>
       <w:rPr>
@@ -17532,7 +17319,7 @@
       </w:rPr>
     </w:tblStylePr>
   </w:style>
-  <w:style w:type="character" w:styleId="Textoennegrita">
+  <w:style w:type="character" w:styleId="Fuerte">
     <w:name w:val="Strong"/>
     <w:basedOn w:val="Fuentedeprrafopredeter"/>
     <w:uiPriority w:val="22"/>
@@ -17929,26 +17716,6 @@
 </file>
 
 <file path=customXml/item2.xml><?xml version="1.0" encoding="utf-8"?>
-<?mso-contentType ?>
-<FormTemplates xmlns="http://schemas.microsoft.com/sharepoint/v3/contenttype/forms">
-  <Display>DocumentLibraryForm</Display>
-  <Edit>DocumentLibraryForm</Edit>
-  <New>DocumentLibraryForm</New>
-</FormTemplates>
-</file>
-
-<file path=customXml/item3.xml><?xml version="1.0" encoding="utf-8"?>
-<p:properties xmlns:p="http://schemas.microsoft.com/office/2006/metadata/properties" xmlns:xsi="http://www.w3.org/2001/XMLSchema-instance" xmlns:pc="http://schemas.microsoft.com/office/infopath/2007/PartnerControls">
-  <documentManagement>
-    <TaxCatchAll xmlns="13c90a0b-73bc-4dc0-be5f-28d77b615beb" xsi:nil="true"/>
-    <lcf76f155ced4ddcb4097134ff3c332f xmlns="13c93bba-48ce-428c-bfe5-88b42c19b028">
-      <Terms xmlns="http://schemas.microsoft.com/office/infopath/2007/PartnerControls"/>
-    </lcf76f155ced4ddcb4097134ff3c332f>
-  </documentManagement>
-</p:properties>
-</file>
-
-<file path=customXml/item4.xml><?xml version="1.0" encoding="utf-8"?>
 <ct:contentTypeSchema xmlns:ct="http://schemas.microsoft.com/office/2006/metadata/contentType" xmlns:ma="http://schemas.microsoft.com/office/2006/metadata/properties/metaAttributes" ct:_="" ma:_="" ma:contentTypeName="Documento" ma:contentTypeID="0x0101006A81D6BD42E8DF4C91013959704817E1" ma:contentTypeVersion="15" ma:contentTypeDescription="Crear nuevo documento." ma:contentTypeScope="" ma:versionID="bf4f72ffd194f0963ff564daca6869f7">
   <xsd:schema xmlns:xsd="http://www.w3.org/2001/XMLSchema" xmlns:xs="http://www.w3.org/2001/XMLSchema" xmlns:p="http://schemas.microsoft.com/office/2006/metadata/properties" xmlns:ns2="13c90a0b-73bc-4dc0-be5f-28d77b615beb" xmlns:ns3="13c93bba-48ce-428c-bfe5-88b42c19b028" targetNamespace="http://schemas.microsoft.com/office/2006/metadata/properties" ma:root="true" ma:fieldsID="8718d6f4873a5b1392a45044efa78385" ns2:_="" ns3:_="">
     <xsd:import namespace="13c90a0b-73bc-4dc0-be5f-28d77b615beb"/>
@@ -18183,6 +17950,26 @@
 </ct:contentTypeSchema>
 </file>
 
+<file path=customXml/item3.xml><?xml version="1.0" encoding="utf-8"?>
+<p:properties xmlns:p="http://schemas.microsoft.com/office/2006/metadata/properties" xmlns:xsi="http://www.w3.org/2001/XMLSchema-instance" xmlns:pc="http://schemas.microsoft.com/office/infopath/2007/PartnerControls">
+  <documentManagement>
+    <TaxCatchAll xmlns="13c90a0b-73bc-4dc0-be5f-28d77b615beb" xsi:nil="true"/>
+    <lcf76f155ced4ddcb4097134ff3c332f xmlns="13c93bba-48ce-428c-bfe5-88b42c19b028">
+      <Terms xmlns="http://schemas.microsoft.com/office/infopath/2007/PartnerControls"/>
+    </lcf76f155ced4ddcb4097134ff3c332f>
+  </documentManagement>
+</p:properties>
+</file>
+
+<file path=customXml/item4.xml><?xml version="1.0" encoding="utf-8"?>
+<?mso-contentType ?>
+<FormTemplates xmlns="http://schemas.microsoft.com/sharepoint/v3/contenttype/forms">
+  <Display>DocumentLibraryForm</Display>
+  <Edit>DocumentLibraryForm</Edit>
+  <New>DocumentLibraryForm</New>
+</FormTemplates>
+</file>
+
 <file path=customXml/itemProps1.xml><?xml version="1.0" encoding="utf-8"?>
 <ds:datastoreItem xmlns:ds="http://schemas.openxmlformats.org/officeDocument/2006/customXml" ds:itemID="{EAE431FD-7059-4C09-804B-C9D69EB7B213}">
   <ds:schemaRefs>
@@ -18192,9 +17979,20 @@
 </file>
 
 <file path=customXml/itemProps2.xml><?xml version="1.0" encoding="utf-8"?>
-<ds:datastoreItem xmlns:ds="http://schemas.openxmlformats.org/officeDocument/2006/customXml" ds:itemID="{10663269-2064-4804-8290-36D4A57F5557}">
+<ds:datastoreItem xmlns:ds="http://schemas.openxmlformats.org/officeDocument/2006/customXml" ds:itemID="{59065960-E0CA-4804-83B5-320CBCDCC160}">
   <ds:schemaRefs>
-    <ds:schemaRef ds:uri="http://schemas.microsoft.com/sharepoint/v3/contenttype/forms"/>
+    <ds:schemaRef ds:uri="http://schemas.microsoft.com/office/2006/metadata/contentType"/>
+    <ds:schemaRef ds:uri="http://schemas.microsoft.com/office/2006/metadata/properties/metaAttributes"/>
+    <ds:schemaRef ds:uri="http://www.w3.org/2001/XMLSchema"/>
+    <ds:schemaRef ds:uri="http://schemas.microsoft.com/office/2006/metadata/properties"/>
+    <ds:schemaRef ds:uri="13c90a0b-73bc-4dc0-be5f-28d77b615beb"/>
+    <ds:schemaRef ds:uri="13c93bba-48ce-428c-bfe5-88b42c19b028"/>
+    <ds:schemaRef ds:uri="http://schemas.microsoft.com/office/2006/documentManagement/types"/>
+    <ds:schemaRef ds:uri="http://schemas.microsoft.com/office/infopath/2007/PartnerControls"/>
+    <ds:schemaRef ds:uri="http://schemas.openxmlformats.org/package/2006/metadata/core-properties"/>
+    <ds:schemaRef ds:uri="http://purl.org/dc/elements/1.1/"/>
+    <ds:schemaRef ds:uri="http://purl.org/dc/terms/"/>
+    <ds:schemaRef ds:uri="http://schemas.microsoft.com/internal/obd"/>
   </ds:schemaRefs>
 </ds:datastoreItem>
 </file>
@@ -18211,20 +18009,9 @@
 </file>
 
 <file path=customXml/itemProps4.xml><?xml version="1.0" encoding="utf-8"?>
-<ds:datastoreItem xmlns:ds="http://schemas.openxmlformats.org/officeDocument/2006/customXml" ds:itemID="{59065960-E0CA-4804-83B5-320CBCDCC160}">
+<ds:datastoreItem xmlns:ds="http://schemas.openxmlformats.org/officeDocument/2006/customXml" ds:itemID="{10663269-2064-4804-8290-36D4A57F5557}">
   <ds:schemaRefs>
-    <ds:schemaRef ds:uri="http://schemas.microsoft.com/office/2006/metadata/contentType"/>
-    <ds:schemaRef ds:uri="http://schemas.microsoft.com/office/2006/metadata/properties/metaAttributes"/>
-    <ds:schemaRef ds:uri="http://www.w3.org/2001/XMLSchema"/>
-    <ds:schemaRef ds:uri="http://schemas.microsoft.com/office/2006/metadata/properties"/>
-    <ds:schemaRef ds:uri="13c90a0b-73bc-4dc0-be5f-28d77b615beb"/>
-    <ds:schemaRef ds:uri="13c93bba-48ce-428c-bfe5-88b42c19b028"/>
-    <ds:schemaRef ds:uri="http://schemas.microsoft.com/office/2006/documentManagement/types"/>
-    <ds:schemaRef ds:uri="http://schemas.microsoft.com/office/infopath/2007/PartnerControls"/>
-    <ds:schemaRef ds:uri="http://schemas.openxmlformats.org/package/2006/metadata/core-properties"/>
-    <ds:schemaRef ds:uri="http://purl.org/dc/elements/1.1/"/>
-    <ds:schemaRef ds:uri="http://purl.org/dc/terms/"/>
-    <ds:schemaRef ds:uri="http://schemas.microsoft.com/internal/obd"/>
+    <ds:schemaRef ds:uri="http://schemas.microsoft.com/sharepoint/v3/contenttype/forms"/>
   </ds:schemaRefs>
 </ds:datastoreItem>
 </file>
--- a/fuentes/633400_CF04_CFA.docx
+++ b/fuentes/633400_CF04_CFA.docx
@@ -1,6 +1,6 @@
 
 <file path=word/document.xml><?xml version="1.0" encoding="utf-8"?>
-<w:document xmlns:wpc="http://schemas.microsoft.com/office/word/2010/wordprocessingCanvas" xmlns:cx="http://schemas.microsoft.com/office/drawing/2014/chartex" xmlns:cx1="http://schemas.microsoft.com/office/drawing/2015/9/8/chartex" xmlns:cx2="http://schemas.microsoft.com/office/drawing/2015/10/21/chartex" xmlns:cx3="http://schemas.microsoft.com/office/drawing/2016/5/9/chartex" xmlns:cx4="http://schemas.microsoft.com/office/drawing/2016/5/10/chartex" xmlns:cx5="http://schemas.microsoft.com/office/drawing/2016/5/11/chartex" xmlns:cx6="http://schemas.microsoft.com/office/drawing/2016/5/12/chartex" xmlns:cx7="http://schemas.microsoft.com/office/drawing/2016/5/13/chartex" xmlns:cx8="http://schemas.microsoft.com/office/drawing/2016/5/14/chartex" xmlns:mc="http://schemas.openxmlformats.org/markup-compatibility/2006" xmlns:m="http://schemas.openxmlformats.org/officeDocument/2006/math" xmlns:aink="http://schemas.microsoft.com/office/drawing/2016/ink" xmlns:am3d="http://schemas.microsoft.com/office/drawing/2017/model3d" xmlns:oel="http://schemas.microsoft.com/office/2019/extlst" xmlns:r="http://schemas.openxmlformats.org/officeDocument/2006/relationships" xmlns:wp14="http://schemas.microsoft.com/office/word/2010/wordprocessingDrawing" xmlns:wp="http://schemas.openxmlformats.org/drawingml/2006/wordprocessingDrawing" xmlns:wpg="http://schemas.microsoft.com/office/word/2010/wordprocessingGroup" xmlns:wpi="http://schemas.microsoft.com/office/word/2010/wordprocessingInk" xmlns:wps="http://schemas.microsoft.com/office/word/2010/wordprocessingShape" xmlns:o="urn:schemas-microsoft-com:office:office" xmlns:v="urn:schemas-microsoft-com:vml" xmlns:w10="urn:schemas-microsoft-com:office:word" xmlns:w="http://schemas.openxmlformats.org/wordprocessingml/2006/main" xmlns:w14="http://schemas.microsoft.com/office/word/2010/wordml" xmlns:w15="http://schemas.microsoft.com/office/word/2012/wordml" xmlns:w16cex="http://schemas.microsoft.com/office/word/2018/wordml/cex" xmlns:w16cid="http://schemas.microsoft.com/office/word/2016/wordml/cid" xmlns:w16="http://schemas.microsoft.com/office/word/2018/wordml" xmlns:w16sdtdh="http://schemas.microsoft.com/office/word/2020/wordml/sdtdatahash" xmlns:w16sdtfl="http://schemas.microsoft.com/office/word/2024/wordml/sdtformatlock" xmlns:w16se="http://schemas.microsoft.com/office/word/2015/wordml/symex" xmlns:w16du="http://schemas.microsoft.com/office/word/2023/wordml/word16du" xmlns:wne="http://schemas.microsoft.com/office/word/2006/wordml" mc:Ignorable="w14 w15 w16se w16cid w16 w16cex w16sdtdh w16sdtfl w16du wp14">
+<w:document xmlns:wpc="http://schemas.microsoft.com/office/word/2010/wordprocessingCanvas" xmlns:cx="http://schemas.microsoft.com/office/drawing/2014/chartex" xmlns:cx1="http://schemas.microsoft.com/office/drawing/2015/9/8/chartex" xmlns:cx2="http://schemas.microsoft.com/office/drawing/2015/10/21/chartex" xmlns:cx3="http://schemas.microsoft.com/office/drawing/2016/5/9/chartex" xmlns:cx4="http://schemas.microsoft.com/office/drawing/2016/5/10/chartex" xmlns:cx5="http://schemas.microsoft.com/office/drawing/2016/5/11/chartex" xmlns:cx6="http://schemas.microsoft.com/office/drawing/2016/5/12/chartex" xmlns:cx7="http://schemas.microsoft.com/office/drawing/2016/5/13/chartex" xmlns:cx8="http://schemas.microsoft.com/office/drawing/2016/5/14/chartex" xmlns:mc="http://schemas.openxmlformats.org/markup-compatibility/2006" xmlns:aink="http://schemas.microsoft.com/office/drawing/2016/ink" xmlns:am3d="http://schemas.microsoft.com/office/drawing/2017/model3d" xmlns:o="urn:schemas-microsoft-com:office:office" xmlns:oel="http://schemas.microsoft.com/office/2019/extlst" xmlns:r="http://schemas.openxmlformats.org/officeDocument/2006/relationships" xmlns:m="http://schemas.openxmlformats.org/officeDocument/2006/math" xmlns:v="urn:schemas-microsoft-com:vml" xmlns:wp14="http://schemas.microsoft.com/office/word/2010/wordprocessingDrawing" xmlns:wp="http://schemas.openxmlformats.org/drawingml/2006/wordprocessingDrawing" xmlns:w10="urn:schemas-microsoft-com:office:word" xmlns:w="http://schemas.openxmlformats.org/wordprocessingml/2006/main" xmlns:w14="http://schemas.microsoft.com/office/word/2010/wordml" xmlns:w15="http://schemas.microsoft.com/office/word/2012/wordml" xmlns:w16cex="http://schemas.microsoft.com/office/word/2018/wordml/cex" xmlns:w16cid="http://schemas.microsoft.com/office/word/2016/wordml/cid" xmlns:w16="http://schemas.microsoft.com/office/word/2018/wordml" xmlns:w16du="http://schemas.microsoft.com/office/word/2023/wordml/word16du" xmlns:w16sdtdh="http://schemas.microsoft.com/office/word/2020/wordml/sdtdatahash" xmlns:w16sdtfl="http://schemas.microsoft.com/office/word/2024/wordml/sdtformatlock" xmlns:w16se="http://schemas.microsoft.com/office/word/2015/wordml/symex" xmlns:wpg="http://schemas.microsoft.com/office/word/2010/wordprocessingGroup" xmlns:wpi="http://schemas.microsoft.com/office/word/2010/wordprocessingInk" xmlns:wne="http://schemas.microsoft.com/office/word/2006/wordml" xmlns:wps="http://schemas.microsoft.com/office/word/2010/wordprocessingShape" mc:Ignorable="w14 w15 w16se w16cid w16 w16cex w16sdtdh w16sdtfl w16du wp14">
   <w:body>
     <w:p>
       <w:pPr>
@@ -318,7 +318,7 @@
                 <v:stroke joinstyle="miter"/>
                 <v:path gradientshapeok="t" o:connecttype="rect"/>
               </v:shapetype>
-              <v:shape id="Cuadro de texto 2" o:spid="_x0000_s1026" type="#_x0000_t202" alt="&quot;&quot;" style="position:absolute;left:0;text-align:left;margin-left:-25.2pt;margin-top:21.9pt;width:549pt;height:102.95pt;z-index:251663360;visibility:visible;mso-wrap-style:square;mso-width-percent:0;mso-height-percent:0;mso-wrap-distance-left:9pt;mso-wrap-distance-top:3.6pt;mso-wrap-distance-right:9pt;mso-wrap-distance-bottom:3.6pt;mso-position-horizontal:absolute;mso-position-horizontal-relative:margin;mso-position-vertical:absolute;mso-position-vertical-relative:text;mso-width-percent:0;mso-height-percent:0;mso-width-relative:margin;mso-height-relative:margin;v-text-anchor:top" o:gfxdata="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" filled="f" stroked="f">
+              <v:shape id="Cuadro de texto 2" o:spid="_x0000_s1026" type="#_x0000_t202" alt="&quot;&quot;" style="position:absolute;left:0;text-align:left;margin-left:-25.2pt;margin-top:21.9pt;width:549pt;height:102.95pt;z-index:251663360;visibility:visible;mso-wrap-style:square;mso-width-percent:0;mso-height-percent:0;mso-wrap-distance-left:9pt;mso-wrap-distance-top:3.6pt;mso-wrap-distance-right:9pt;mso-wrap-distance-bottom:3.6pt;mso-position-horizontal:absolute;mso-position-horizontal-relative:margin;mso-position-vertical:absolute;mso-position-vertical-relative:text;mso-width-percent:0;mso-height-percent:0;mso-width-relative:margin;mso-height-relative:margin;v-text-anchor:top" o:gfxdata="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" filled="f" stroked="f">
                 <v:textbox>
                   <w:txbxContent>
                     <w:p>
@@ -529,10 +529,9 @@
             <w:rPr>
               <w:rFonts w:eastAsiaTheme="minorEastAsia"/>
               <w:noProof/>
-              <w:kern w:val="0"/>
-              <w:sz w:val="22"/>
-              <w:lang w:eastAsia="es-CO"/>
-              <w14:ligatures w14:val="none"/>
+              <w:sz w:val="24"/>
+              <w:szCs w:val="24"/>
+              <w:lang w:eastAsia="es-MX"/>
             </w:rPr>
           </w:pPr>
           <w:r>
@@ -544,7 +543,7 @@
           <w:r>
             <w:fldChar w:fldCharType="separate"/>
           </w:r>
-          <w:hyperlink w:anchor="_Toc240899810" w:history="1">
+          <w:hyperlink w:anchor="_Toc242874070" w:history="1">
             <w:r>
               <w:rPr>
                 <w:rStyle w:val="Hipervnculo"/>
@@ -571,7 +570,7 @@
                 <w:noProof/>
                 <w:webHidden/>
               </w:rPr>
-              <w:instrText xml:space="preserve"> PAGEREF _Toc240899810 \h </w:instrText>
+              <w:instrText xml:space="preserve"> PAGEREF _Toc242874070 \h </w:instrText>
             </w:r>
             <w:r>
               <w:rPr>
@@ -611,13 +610,12 @@
             <w:rPr>
               <w:rFonts w:eastAsiaTheme="minorEastAsia"/>
               <w:noProof/>
-              <w:kern w:val="0"/>
-              <w:sz w:val="22"/>
-              <w:lang w:eastAsia="es-CO"/>
-              <w14:ligatures w14:val="none"/>
+              <w:sz w:val="24"/>
+              <w:szCs w:val="24"/>
+              <w:lang w:eastAsia="es-MX"/>
             </w:rPr>
           </w:pPr>
-          <w:hyperlink w:anchor="_Toc240899811" w:history="1">
+          <w:hyperlink w:anchor="_Toc242874071" w:history="1">
             <w:r>
               <w:rPr>
                 <w:rStyle w:val="Hipervnculo"/>
@@ -644,7 +642,7 @@
                 <w:noProof/>
                 <w:webHidden/>
               </w:rPr>
-              <w:instrText xml:space="preserve"> PAGEREF _Toc240899811 \h </w:instrText>
+              <w:instrText xml:space="preserve"> PAGEREF _Toc242874071 \h </w:instrText>
             </w:r>
             <w:r>
               <w:rPr>
@@ -684,13 +682,12 @@
             <w:rPr>
               <w:rFonts w:eastAsiaTheme="minorEastAsia"/>
               <w:noProof/>
-              <w:kern w:val="0"/>
-              <w:sz w:val="22"/>
-              <w:lang w:eastAsia="es-CO"/>
-              <w14:ligatures w14:val="none"/>
+              <w:sz w:val="24"/>
+              <w:szCs w:val="24"/>
+              <w:lang w:eastAsia="es-MX"/>
             </w:rPr>
           </w:pPr>
-          <w:hyperlink w:anchor="_Toc240899812" w:history="1">
+          <w:hyperlink w:anchor="_Toc242874072" w:history="1">
             <w:r>
               <w:rPr>
                 <w:rStyle w:val="Hipervnculo"/>
@@ -717,7 +714,7 @@
                 <w:noProof/>
                 <w:webHidden/>
               </w:rPr>
-              <w:instrText xml:space="preserve"> PAGEREF _Toc240899812 \h </w:instrText>
+              <w:instrText xml:space="preserve"> PAGEREF _Toc242874072 \h </w:instrText>
             </w:r>
             <w:r>
               <w:rPr>
@@ -757,13 +754,12 @@
             <w:rPr>
               <w:rFonts w:eastAsiaTheme="minorEastAsia"/>
               <w:noProof/>
-              <w:kern w:val="0"/>
-              <w:sz w:val="22"/>
-              <w:lang w:eastAsia="es-CO"/>
-              <w14:ligatures w14:val="none"/>
+              <w:sz w:val="24"/>
+              <w:szCs w:val="24"/>
+              <w:lang w:eastAsia="es-MX"/>
             </w:rPr>
           </w:pPr>
-          <w:hyperlink w:anchor="_Toc240899813" w:history="1">
+          <w:hyperlink w:anchor="_Toc242874073" w:history="1">
             <w:r>
               <w:rPr>
                 <w:rStyle w:val="Hipervnculo"/>
@@ -790,7 +786,7 @@
                 <w:noProof/>
                 <w:webHidden/>
               </w:rPr>
-              <w:instrText xml:space="preserve"> PAGEREF _Toc240899813 \h </w:instrText>
+              <w:instrText xml:space="preserve"> PAGEREF _Toc242874073 \h </w:instrText>
             </w:r>
             <w:r>
               <w:rPr>
@@ -830,13 +826,12 @@
             <w:rPr>
               <w:rFonts w:eastAsiaTheme="minorEastAsia"/>
               <w:noProof/>
-              <w:kern w:val="0"/>
-              <w:sz w:val="22"/>
-              <w:lang w:eastAsia="es-CO"/>
-              <w14:ligatures w14:val="none"/>
+              <w:sz w:val="24"/>
+              <w:szCs w:val="24"/>
+              <w:lang w:eastAsia="es-MX"/>
             </w:rPr>
           </w:pPr>
-          <w:hyperlink w:anchor="_Toc240899814" w:history="1">
+          <w:hyperlink w:anchor="_Toc242874074" w:history="1">
             <w:r>
               <w:rPr>
                 <w:rStyle w:val="Hipervnculo"/>
@@ -863,7 +858,7 @@
                 <w:noProof/>
                 <w:webHidden/>
               </w:rPr>
-              <w:instrText xml:space="preserve"> PAGEREF _Toc240899814 \h </w:instrText>
+              <w:instrText xml:space="preserve"> PAGEREF _Toc242874074 \h </w:instrText>
             </w:r>
             <w:r>
               <w:rPr>
@@ -903,13 +898,12 @@
             <w:rPr>
               <w:rFonts w:eastAsiaTheme="minorEastAsia"/>
               <w:noProof/>
-              <w:kern w:val="0"/>
-              <w:sz w:val="22"/>
-              <w:lang w:eastAsia="es-CO"/>
-              <w14:ligatures w14:val="none"/>
+              <w:sz w:val="24"/>
+              <w:szCs w:val="24"/>
+              <w:lang w:eastAsia="es-MX"/>
             </w:rPr>
           </w:pPr>
-          <w:hyperlink w:anchor="_Toc240899815" w:history="1">
+          <w:hyperlink w:anchor="_Toc242874075" w:history="1">
             <w:r>
               <w:rPr>
                 <w:rStyle w:val="Hipervnculo"/>
@@ -936,7 +930,7 @@
                 <w:noProof/>
                 <w:webHidden/>
               </w:rPr>
-              <w:instrText xml:space="preserve"> PAGEREF _Toc240899815 \h </w:instrText>
+              <w:instrText xml:space="preserve"> PAGEREF _Toc242874075 \h </w:instrText>
             </w:r>
             <w:r>
               <w:rPr>
@@ -976,13 +970,12 @@
             <w:rPr>
               <w:rFonts w:eastAsiaTheme="minorEastAsia"/>
               <w:noProof/>
-              <w:kern w:val="0"/>
-              <w:sz w:val="22"/>
-              <w:lang w:eastAsia="es-CO"/>
-              <w14:ligatures w14:val="none"/>
+              <w:sz w:val="24"/>
+              <w:szCs w:val="24"/>
+              <w:lang w:eastAsia="es-MX"/>
             </w:rPr>
           </w:pPr>
-          <w:hyperlink w:anchor="_Toc240899816" w:history="1">
+          <w:hyperlink w:anchor="_Toc242874076" w:history="1">
             <w:r>
               <w:rPr>
                 <w:rStyle w:val="Hipervnculo"/>
@@ -1009,7 +1002,7 @@
                 <w:noProof/>
                 <w:webHidden/>
               </w:rPr>
-              <w:instrText xml:space="preserve"> PAGEREF _Toc240899816 \h </w:instrText>
+              <w:instrText xml:space="preserve"> PAGEREF _Toc242874076 \h </w:instrText>
             </w:r>
             <w:r>
               <w:rPr>
@@ -1049,13 +1042,12 @@
             <w:rPr>
               <w:rFonts w:eastAsiaTheme="minorEastAsia"/>
               <w:noProof/>
-              <w:kern w:val="0"/>
-              <w:sz w:val="22"/>
-              <w:lang w:eastAsia="es-CO"/>
-              <w14:ligatures w14:val="none"/>
+              <w:sz w:val="24"/>
+              <w:szCs w:val="24"/>
+              <w:lang w:eastAsia="es-MX"/>
             </w:rPr>
           </w:pPr>
-          <w:hyperlink w:anchor="_Toc240899817" w:history="1">
+          <w:hyperlink w:anchor="_Toc242874077" w:history="1">
             <w:r>
               <w:rPr>
                 <w:rStyle w:val="Hipervnculo"/>
@@ -1082,7 +1074,7 @@
                 <w:noProof/>
                 <w:webHidden/>
               </w:rPr>
-              <w:instrText xml:space="preserve"> PAGEREF _Toc240899817 \h </w:instrText>
+              <w:instrText xml:space="preserve"> PAGEREF _Toc242874077 \h </w:instrText>
             </w:r>
             <w:r>
               <w:rPr>
@@ -1102,7 +1094,7 @@
                 <w:noProof/>
                 <w:webHidden/>
               </w:rPr>
-              <w:t>20</w:t>
+              <w:t>21</w:t>
             </w:r>
             <w:r>
               <w:rPr>
@@ -1122,13 +1114,12 @@
             <w:rPr>
               <w:rFonts w:eastAsiaTheme="minorEastAsia"/>
               <w:noProof/>
-              <w:kern w:val="0"/>
-              <w:sz w:val="22"/>
-              <w:lang w:eastAsia="es-CO"/>
-              <w14:ligatures w14:val="none"/>
+              <w:sz w:val="24"/>
+              <w:szCs w:val="24"/>
+              <w:lang w:eastAsia="es-MX"/>
             </w:rPr>
           </w:pPr>
-          <w:hyperlink w:anchor="_Toc240899818" w:history="1">
+          <w:hyperlink w:anchor="_Toc242874078" w:history="1">
             <w:r>
               <w:rPr>
                 <w:rStyle w:val="Hipervnculo"/>
@@ -1136,13 +1127,7 @@
                 <w:spacing w:val="20"/>
                 <w:lang w:val="en-US"/>
               </w:rPr>
-              <w:t xml:space="preserve">2.1. </w:t>
-            </w:r>
-            <w:r>
-              <w:rPr>
-                <w:rStyle w:val="Extranjerismo"/>
-              </w:rPr>
-              <w:t>Rooming list</w:t>
+              <w:t>2.1. Rooming list</w:t>
             </w:r>
             <w:r>
               <w:rPr>
@@ -1163,7 +1148,7 @@
                 <w:noProof/>
                 <w:webHidden/>
               </w:rPr>
-              <w:instrText xml:space="preserve"> PAGEREF _Toc240899818 \h </w:instrText>
+              <w:instrText xml:space="preserve"> PAGEREF _Toc242874078 \h </w:instrText>
             </w:r>
             <w:r>
               <w:rPr>
@@ -1183,7 +1168,7 @@
                 <w:noProof/>
                 <w:webHidden/>
               </w:rPr>
-              <w:t>20</w:t>
+              <w:t>21</w:t>
             </w:r>
             <w:r>
               <w:rPr>
@@ -1203,13 +1188,12 @@
             <w:rPr>
               <w:rFonts w:eastAsiaTheme="minorEastAsia"/>
               <w:noProof/>
-              <w:kern w:val="0"/>
-              <w:sz w:val="22"/>
-              <w:lang w:eastAsia="es-CO"/>
-              <w14:ligatures w14:val="none"/>
+              <w:sz w:val="24"/>
+              <w:szCs w:val="24"/>
+              <w:lang w:eastAsia="es-MX"/>
             </w:rPr>
           </w:pPr>
-          <w:hyperlink w:anchor="_Toc240899819" w:history="1">
+          <w:hyperlink w:anchor="_Toc242874079" w:history="1">
             <w:r>
               <w:rPr>
                 <w:rStyle w:val="Hipervnculo"/>
@@ -1217,13 +1201,7 @@
                 <w:spacing w:val="20"/>
                 <w:lang w:val="en-US"/>
               </w:rPr>
-              <w:t xml:space="preserve">2.2. </w:t>
-            </w:r>
-            <w:r>
-              <w:rPr>
-                <w:rStyle w:val="Extranjerismo"/>
-              </w:rPr>
-              <w:t>Waiting list</w:t>
+              <w:t>2.2. Waiting list</w:t>
             </w:r>
             <w:r>
               <w:rPr>
@@ -1244,7 +1222,7 @@
                 <w:noProof/>
                 <w:webHidden/>
               </w:rPr>
-              <w:instrText xml:space="preserve"> PAGEREF _Toc240899819 \h </w:instrText>
+              <w:instrText xml:space="preserve"> PAGEREF _Toc242874079 \h </w:instrText>
             </w:r>
             <w:r>
               <w:rPr>
@@ -1264,7 +1242,7 @@
                 <w:noProof/>
                 <w:webHidden/>
               </w:rPr>
-              <w:t>21</w:t>
+              <w:t>22</w:t>
             </w:r>
             <w:r>
               <w:rPr>
@@ -1284,13 +1262,12 @@
             <w:rPr>
               <w:rFonts w:eastAsiaTheme="minorEastAsia"/>
               <w:noProof/>
-              <w:kern w:val="0"/>
-              <w:sz w:val="22"/>
-              <w:lang w:eastAsia="es-CO"/>
-              <w14:ligatures w14:val="none"/>
+              <w:sz w:val="24"/>
+              <w:szCs w:val="24"/>
+              <w:lang w:eastAsia="es-MX"/>
             </w:rPr>
           </w:pPr>
-          <w:hyperlink w:anchor="_Toc240899820" w:history="1">
+          <w:hyperlink w:anchor="_Toc242874080" w:history="1">
             <w:r>
               <w:rPr>
                 <w:rStyle w:val="Hipervnculo"/>
@@ -1305,20 +1282,14 @@
                 <w:spacing w:val="20"/>
                 <w:lang w:val="en-US"/>
               </w:rPr>
-              <w:t xml:space="preserve"> </w:t>
-            </w:r>
-            <w:r>
-              <w:rPr>
-                <w:rStyle w:val="Extranjerismo"/>
-              </w:rPr>
-              <w:t xml:space="preserve">Forecasting </w:t>
+              <w:t xml:space="preserve"> Forecasting</w:t>
             </w:r>
             <w:r>
               <w:rPr>
                 <w:rStyle w:val="Hipervnculo"/>
                 <w:noProof/>
               </w:rPr>
-              <w:t>(pronóstico de ocupación)</w:t>
+              <w:t xml:space="preserve"> (pronóstico de ocupación)</w:t>
             </w:r>
             <w:r>
               <w:rPr>
@@ -1339,7 +1310,7 @@
                 <w:noProof/>
                 <w:webHidden/>
               </w:rPr>
-              <w:instrText xml:space="preserve"> PAGEREF _Toc240899820 \h </w:instrText>
+              <w:instrText xml:space="preserve"> PAGEREF _Toc242874080 \h </w:instrText>
             </w:r>
             <w:r>
               <w:rPr>
@@ -1359,7 +1330,7 @@
                 <w:noProof/>
                 <w:webHidden/>
               </w:rPr>
-              <w:t>22</w:t>
+              <w:t>23</w:t>
             </w:r>
             <w:r>
               <w:rPr>
@@ -1379,13 +1350,12 @@
             <w:rPr>
               <w:rFonts w:eastAsiaTheme="minorEastAsia"/>
               <w:noProof/>
-              <w:kern w:val="0"/>
-              <w:sz w:val="22"/>
-              <w:lang w:eastAsia="es-CO"/>
-              <w14:ligatures w14:val="none"/>
+              <w:sz w:val="24"/>
+              <w:szCs w:val="24"/>
+              <w:lang w:eastAsia="es-MX"/>
             </w:rPr>
           </w:pPr>
-          <w:hyperlink w:anchor="_Toc240899821" w:history="1">
+          <w:hyperlink w:anchor="_Toc242874081" w:history="1">
             <w:r>
               <w:rPr>
                 <w:rStyle w:val="Hipervnculo"/>
@@ -1400,13 +1370,7 @@
                 <w:spacing w:val="20"/>
                 <w:lang w:val="en-US"/>
               </w:rPr>
-              <w:t xml:space="preserve"> </w:t>
-            </w:r>
-            <w:r>
-              <w:rPr>
-                <w:rStyle w:val="Extranjerismo"/>
-              </w:rPr>
-              <w:t>Overbooking</w:t>
+              <w:t xml:space="preserve"> Overbooking</w:t>
             </w:r>
             <w:r>
               <w:rPr>
@@ -1427,7 +1391,7 @@
                 <w:noProof/>
                 <w:webHidden/>
               </w:rPr>
-              <w:instrText xml:space="preserve"> PAGEREF _Toc240899821 \h </w:instrText>
+              <w:instrText xml:space="preserve"> PAGEREF _Toc242874081 \h </w:instrText>
             </w:r>
             <w:r>
               <w:rPr>
@@ -1447,7 +1411,7 @@
                 <w:noProof/>
                 <w:webHidden/>
               </w:rPr>
-              <w:t>24</w:t>
+              <w:t>25</w:t>
             </w:r>
             <w:r>
               <w:rPr>
@@ -1467,13 +1431,12 @@
             <w:rPr>
               <w:rFonts w:eastAsiaTheme="minorEastAsia"/>
               <w:noProof/>
-              <w:kern w:val="0"/>
-              <w:sz w:val="22"/>
-              <w:lang w:eastAsia="es-CO"/>
-              <w14:ligatures w14:val="none"/>
+              <w:sz w:val="24"/>
+              <w:szCs w:val="24"/>
+              <w:lang w:eastAsia="es-MX"/>
             </w:rPr>
           </w:pPr>
-          <w:hyperlink w:anchor="_Toc240899822" w:history="1">
+          <w:hyperlink w:anchor="_Toc242874082" w:history="1">
             <w:r>
               <w:rPr>
                 <w:rStyle w:val="Hipervnculo"/>
@@ -1481,13 +1444,7 @@
                 <w:spacing w:val="20"/>
                 <w:lang w:val="en-US"/>
               </w:rPr>
-              <w:t xml:space="preserve">2.5. </w:t>
-            </w:r>
-            <w:r>
-              <w:rPr>
-                <w:rStyle w:val="Extranjerismo"/>
-              </w:rPr>
-              <w:t>No show</w:t>
+              <w:t>2.5. No show</w:t>
             </w:r>
             <w:r>
               <w:rPr>
@@ -1508,7 +1465,7 @@
                 <w:noProof/>
                 <w:webHidden/>
               </w:rPr>
-              <w:instrText xml:space="preserve"> PAGEREF _Toc240899822 \h </w:instrText>
+              <w:instrText xml:space="preserve"> PAGEREF _Toc242874082 \h </w:instrText>
             </w:r>
             <w:r>
               <w:rPr>
@@ -1528,7 +1485,7 @@
                 <w:noProof/>
                 <w:webHidden/>
               </w:rPr>
-              <w:t>26</w:t>
+              <w:t>27</w:t>
             </w:r>
             <w:r>
               <w:rPr>
@@ -1548,13 +1505,12 @@
             <w:rPr>
               <w:rFonts w:eastAsiaTheme="minorEastAsia"/>
               <w:noProof/>
-              <w:kern w:val="0"/>
-              <w:sz w:val="22"/>
-              <w:lang w:eastAsia="es-CO"/>
-              <w14:ligatures w14:val="none"/>
+              <w:sz w:val="24"/>
+              <w:szCs w:val="24"/>
+              <w:lang w:eastAsia="es-MX"/>
             </w:rPr>
           </w:pPr>
-          <w:hyperlink w:anchor="_Toc240899823" w:history="1">
+          <w:hyperlink w:anchor="_Toc242874083" w:history="1">
             <w:r>
               <w:rPr>
                 <w:rStyle w:val="Hipervnculo"/>
@@ -1581,7 +1537,7 @@
                 <w:noProof/>
                 <w:webHidden/>
               </w:rPr>
-              <w:instrText xml:space="preserve"> PAGEREF _Toc240899823 \h </w:instrText>
+              <w:instrText xml:space="preserve"> PAGEREF _Toc242874083 \h </w:instrText>
             </w:r>
             <w:r>
               <w:rPr>
@@ -1601,7 +1557,7 @@
                 <w:noProof/>
                 <w:webHidden/>
               </w:rPr>
-              <w:t>28</w:t>
+              <w:t>29</w:t>
             </w:r>
             <w:r>
               <w:rPr>
@@ -1621,13 +1577,12 @@
             <w:rPr>
               <w:rFonts w:eastAsiaTheme="minorEastAsia"/>
               <w:noProof/>
-              <w:kern w:val="0"/>
-              <w:sz w:val="22"/>
-              <w:lang w:eastAsia="es-CO"/>
-              <w14:ligatures w14:val="none"/>
+              <w:sz w:val="24"/>
+              <w:szCs w:val="24"/>
+              <w:lang w:eastAsia="es-MX"/>
             </w:rPr>
           </w:pPr>
-          <w:hyperlink w:anchor="_Toc240899824" w:history="1">
+          <w:hyperlink w:anchor="_Toc242874084" w:history="1">
             <w:r>
               <w:rPr>
                 <w:rStyle w:val="Hipervnculo"/>
@@ -1654,7 +1609,7 @@
                 <w:noProof/>
                 <w:webHidden/>
               </w:rPr>
-              <w:instrText xml:space="preserve"> PAGEREF _Toc240899824 \h </w:instrText>
+              <w:instrText xml:space="preserve"> PAGEREF _Toc242874084 \h </w:instrText>
             </w:r>
             <w:r>
               <w:rPr>
@@ -1674,7 +1629,7 @@
                 <w:noProof/>
                 <w:webHidden/>
               </w:rPr>
-              <w:t>28</w:t>
+              <w:t>29</w:t>
             </w:r>
             <w:r>
               <w:rPr>
@@ -1694,13 +1649,12 @@
             <w:rPr>
               <w:rFonts w:eastAsiaTheme="minorEastAsia"/>
               <w:noProof/>
-              <w:kern w:val="0"/>
-              <w:sz w:val="22"/>
-              <w:lang w:eastAsia="es-CO"/>
-              <w14:ligatures w14:val="none"/>
+              <w:sz w:val="24"/>
+              <w:szCs w:val="24"/>
+              <w:lang w:eastAsia="es-MX"/>
             </w:rPr>
           </w:pPr>
-          <w:hyperlink w:anchor="_Toc240899825" w:history="1">
+          <w:hyperlink w:anchor="_Toc242874085" w:history="1">
             <w:r>
               <w:rPr>
                 <w:rStyle w:val="Hipervnculo"/>
@@ -1727,7 +1681,7 @@
                 <w:noProof/>
                 <w:webHidden/>
               </w:rPr>
-              <w:instrText xml:space="preserve"> PAGEREF _Toc240899825 \h </w:instrText>
+              <w:instrText xml:space="preserve"> PAGEREF _Toc242874085 \h </w:instrText>
             </w:r>
             <w:r>
               <w:rPr>
@@ -1747,7 +1701,7 @@
                 <w:noProof/>
                 <w:webHidden/>
               </w:rPr>
-              <w:t>30</w:t>
+              <w:t>31</w:t>
             </w:r>
             <w:r>
               <w:rPr>
@@ -1767,13 +1721,12 @@
             <w:rPr>
               <w:rFonts w:eastAsiaTheme="minorEastAsia"/>
               <w:noProof/>
-              <w:kern w:val="0"/>
-              <w:sz w:val="22"/>
-              <w:lang w:eastAsia="es-CO"/>
-              <w14:ligatures w14:val="none"/>
+              <w:sz w:val="24"/>
+              <w:szCs w:val="24"/>
+              <w:lang w:eastAsia="es-MX"/>
             </w:rPr>
           </w:pPr>
-          <w:hyperlink w:anchor="_Toc240899826" w:history="1">
+          <w:hyperlink w:anchor="_Toc242874086" w:history="1">
             <w:r>
               <w:rPr>
                 <w:rStyle w:val="Hipervnculo"/>
@@ -1800,7 +1753,7 @@
                 <w:noProof/>
                 <w:webHidden/>
               </w:rPr>
-              <w:instrText xml:space="preserve"> PAGEREF _Toc240899826 \h </w:instrText>
+              <w:instrText xml:space="preserve"> PAGEREF _Toc242874086 \h </w:instrText>
             </w:r>
             <w:r>
               <w:rPr>
@@ -1820,7 +1773,7 @@
                 <w:noProof/>
                 <w:webHidden/>
               </w:rPr>
-              <w:t>31</w:t>
+              <w:t>32</w:t>
             </w:r>
             <w:r>
               <w:rPr>
@@ -1840,13 +1793,12 @@
             <w:rPr>
               <w:rFonts w:eastAsiaTheme="minorEastAsia"/>
               <w:noProof/>
-              <w:kern w:val="0"/>
-              <w:sz w:val="22"/>
-              <w:lang w:eastAsia="es-CO"/>
-              <w14:ligatures w14:val="none"/>
+              <w:sz w:val="24"/>
+              <w:szCs w:val="24"/>
+              <w:lang w:eastAsia="es-MX"/>
             </w:rPr>
           </w:pPr>
-          <w:hyperlink w:anchor="_Toc240899827" w:history="1">
+          <w:hyperlink w:anchor="_Toc242874087" w:history="1">
             <w:r>
               <w:rPr>
                 <w:rStyle w:val="Hipervnculo"/>
@@ -1873,7 +1825,7 @@
                 <w:noProof/>
                 <w:webHidden/>
               </w:rPr>
-              <w:instrText xml:space="preserve"> PAGEREF _Toc240899827 \h </w:instrText>
+              <w:instrText xml:space="preserve"> PAGEREF _Toc242874087 \h </w:instrText>
             </w:r>
             <w:r>
               <w:rPr>
@@ -1893,7 +1845,7 @@
                 <w:noProof/>
                 <w:webHidden/>
               </w:rPr>
-              <w:t>32</w:t>
+              <w:t>33</w:t>
             </w:r>
             <w:r>
               <w:rPr>
@@ -1913,13 +1865,12 @@
             <w:rPr>
               <w:rFonts w:eastAsiaTheme="minorEastAsia"/>
               <w:noProof/>
-              <w:kern w:val="0"/>
-              <w:sz w:val="22"/>
-              <w:lang w:eastAsia="es-CO"/>
-              <w14:ligatures w14:val="none"/>
+              <w:sz w:val="24"/>
+              <w:szCs w:val="24"/>
+              <w:lang w:eastAsia="es-MX"/>
             </w:rPr>
           </w:pPr>
-          <w:hyperlink w:anchor="_Toc240899828" w:history="1">
+          <w:hyperlink w:anchor="_Toc242874088" w:history="1">
             <w:r>
               <w:rPr>
                 <w:rStyle w:val="Hipervnculo"/>
@@ -1946,7 +1897,7 @@
                 <w:noProof/>
                 <w:webHidden/>
               </w:rPr>
-              <w:instrText xml:space="preserve"> PAGEREF _Toc240899828 \h </w:instrText>
+              <w:instrText xml:space="preserve"> PAGEREF _Toc242874088 \h </w:instrText>
             </w:r>
             <w:r>
               <w:rPr>
@@ -1966,7 +1917,7 @@
                 <w:noProof/>
                 <w:webHidden/>
               </w:rPr>
-              <w:t>35</w:t>
+              <w:t>36</w:t>
             </w:r>
             <w:r>
               <w:rPr>
@@ -1986,13 +1937,12 @@
             <w:rPr>
               <w:rFonts w:eastAsiaTheme="minorEastAsia"/>
               <w:noProof/>
-              <w:kern w:val="0"/>
-              <w:sz w:val="22"/>
-              <w:lang w:eastAsia="es-CO"/>
-              <w14:ligatures w14:val="none"/>
+              <w:sz w:val="24"/>
+              <w:szCs w:val="24"/>
+              <w:lang w:eastAsia="es-MX"/>
             </w:rPr>
           </w:pPr>
-          <w:hyperlink w:anchor="_Toc240899829" w:history="1">
+          <w:hyperlink w:anchor="_Toc242874089" w:history="1">
             <w:r>
               <w:rPr>
                 <w:rStyle w:val="Hipervnculo"/>
@@ -2019,7 +1969,7 @@
                 <w:noProof/>
                 <w:webHidden/>
               </w:rPr>
-              <w:instrText xml:space="preserve"> PAGEREF _Toc240899829 \h </w:instrText>
+              <w:instrText xml:space="preserve"> PAGEREF _Toc242874089 \h </w:instrText>
             </w:r>
             <w:r>
               <w:rPr>
@@ -2039,7 +1989,7 @@
                 <w:noProof/>
                 <w:webHidden/>
               </w:rPr>
-              <w:t>35</w:t>
+              <w:t>36</w:t>
             </w:r>
             <w:r>
               <w:rPr>
@@ -2059,13 +2009,12 @@
             <w:rPr>
               <w:rFonts w:eastAsiaTheme="minorEastAsia"/>
               <w:noProof/>
-              <w:kern w:val="0"/>
-              <w:sz w:val="22"/>
-              <w:lang w:eastAsia="es-CO"/>
-              <w14:ligatures w14:val="none"/>
+              <w:sz w:val="24"/>
+              <w:szCs w:val="24"/>
+              <w:lang w:eastAsia="es-MX"/>
             </w:rPr>
           </w:pPr>
-          <w:hyperlink w:anchor="_Toc240899830" w:history="1">
+          <w:hyperlink w:anchor="_Toc242874090" w:history="1">
             <w:r>
               <w:rPr>
                 <w:rStyle w:val="Hipervnculo"/>
@@ -2092,7 +2041,7 @@
                 <w:noProof/>
                 <w:webHidden/>
               </w:rPr>
-              <w:instrText xml:space="preserve"> PAGEREF _Toc240899830 \h </w:instrText>
+              <w:instrText xml:space="preserve"> PAGEREF _Toc242874090 \h </w:instrText>
             </w:r>
             <w:r>
               <w:rPr>
@@ -2112,7 +2061,7 @@
                 <w:noProof/>
                 <w:webHidden/>
               </w:rPr>
-              <w:t>36</w:t>
+              <w:t>37</w:t>
             </w:r>
             <w:r>
               <w:rPr>
@@ -2132,13 +2081,12 @@
             <w:rPr>
               <w:rFonts w:eastAsiaTheme="minorEastAsia"/>
               <w:noProof/>
-              <w:kern w:val="0"/>
-              <w:sz w:val="22"/>
-              <w:lang w:eastAsia="es-CO"/>
-              <w14:ligatures w14:val="none"/>
+              <w:sz w:val="24"/>
+              <w:szCs w:val="24"/>
+              <w:lang w:eastAsia="es-MX"/>
             </w:rPr>
           </w:pPr>
-          <w:hyperlink w:anchor="_Toc240899831" w:history="1">
+          <w:hyperlink w:anchor="_Toc242874091" w:history="1">
             <w:r>
               <w:rPr>
                 <w:rStyle w:val="Hipervnculo"/>
@@ -2165,7 +2113,7 @@
                 <w:noProof/>
                 <w:webHidden/>
               </w:rPr>
-              <w:instrText xml:space="preserve"> PAGEREF _Toc240899831 \h </w:instrText>
+              <w:instrText xml:space="preserve"> PAGEREF _Toc242874091 \h </w:instrText>
             </w:r>
             <w:r>
               <w:rPr>
@@ -2185,7 +2133,7 @@
                 <w:noProof/>
                 <w:webHidden/>
               </w:rPr>
-              <w:t>37</w:t>
+              <w:t>38</w:t>
             </w:r>
             <w:r>
               <w:rPr>
@@ -2205,13 +2153,12 @@
             <w:rPr>
               <w:rFonts w:eastAsiaTheme="minorEastAsia"/>
               <w:noProof/>
-              <w:kern w:val="0"/>
-              <w:sz w:val="22"/>
-              <w:lang w:eastAsia="es-CO"/>
-              <w14:ligatures w14:val="none"/>
+              <w:sz w:val="24"/>
+              <w:szCs w:val="24"/>
+              <w:lang w:eastAsia="es-MX"/>
             </w:rPr>
           </w:pPr>
-          <w:hyperlink w:anchor="_Toc240899832" w:history="1">
+          <w:hyperlink w:anchor="_Toc242874092" w:history="1">
             <w:r>
               <w:rPr>
                 <w:rStyle w:val="Hipervnculo"/>
@@ -2238,7 +2185,7 @@
                 <w:noProof/>
                 <w:webHidden/>
               </w:rPr>
-              <w:instrText xml:space="preserve"> PAGEREF _Toc240899832 \h </w:instrText>
+              <w:instrText xml:space="preserve"> PAGEREF _Toc242874092 \h </w:instrText>
             </w:r>
             <w:r>
               <w:rPr>
@@ -2258,7 +2205,7 @@
                 <w:noProof/>
                 <w:webHidden/>
               </w:rPr>
-              <w:t>38</w:t>
+              <w:t>39</w:t>
             </w:r>
             <w:r>
               <w:rPr>
@@ -2278,13 +2225,12 @@
             <w:rPr>
               <w:rFonts w:eastAsiaTheme="minorEastAsia"/>
               <w:noProof/>
-              <w:kern w:val="0"/>
-              <w:sz w:val="22"/>
-              <w:lang w:eastAsia="es-CO"/>
-              <w14:ligatures w14:val="none"/>
+              <w:sz w:val="24"/>
+              <w:szCs w:val="24"/>
+              <w:lang w:eastAsia="es-MX"/>
             </w:rPr>
           </w:pPr>
-          <w:hyperlink w:anchor="_Toc240899833" w:history="1">
+          <w:hyperlink w:anchor="_Toc242874093" w:history="1">
             <w:r>
               <w:rPr>
                 <w:rStyle w:val="Hipervnculo"/>
@@ -2311,7 +2257,7 @@
                 <w:noProof/>
                 <w:webHidden/>
               </w:rPr>
-              <w:instrText xml:space="preserve"> PAGEREF _Toc240899833 \h </w:instrText>
+              <w:instrText xml:space="preserve"> PAGEREF _Toc242874093 \h </w:instrText>
             </w:r>
             <w:r>
               <w:rPr>
@@ -2331,7 +2277,7 @@
                 <w:noProof/>
                 <w:webHidden/>
               </w:rPr>
-              <w:t>40</w:t>
+              <w:t>41</w:t>
             </w:r>
             <w:r>
               <w:rPr>
@@ -2351,13 +2297,12 @@
             <w:rPr>
               <w:rFonts w:eastAsiaTheme="minorEastAsia"/>
               <w:noProof/>
-              <w:kern w:val="0"/>
-              <w:sz w:val="22"/>
-              <w:lang w:eastAsia="es-CO"/>
-              <w14:ligatures w14:val="none"/>
+              <w:sz w:val="24"/>
+              <w:szCs w:val="24"/>
+              <w:lang w:eastAsia="es-MX"/>
             </w:rPr>
           </w:pPr>
-          <w:hyperlink w:anchor="_Toc240899834" w:history="1">
+          <w:hyperlink w:anchor="_Toc242874094" w:history="1">
             <w:r>
               <w:rPr>
                 <w:rStyle w:val="Hipervnculo"/>
@@ -2384,7 +2329,7 @@
                 <w:noProof/>
                 <w:webHidden/>
               </w:rPr>
-              <w:instrText xml:space="preserve"> PAGEREF _Toc240899834 \h </w:instrText>
+              <w:instrText xml:space="preserve"> PAGEREF _Toc242874094 \h </w:instrText>
             </w:r>
             <w:r>
               <w:rPr>
@@ -2404,7 +2349,7 @@
                 <w:noProof/>
                 <w:webHidden/>
               </w:rPr>
-              <w:t>42</w:t>
+              <w:t>43</w:t>
             </w:r>
             <w:r>
               <w:rPr>
@@ -2424,13 +2369,12 @@
             <w:rPr>
               <w:rFonts w:eastAsiaTheme="minorEastAsia"/>
               <w:noProof/>
-              <w:kern w:val="0"/>
-              <w:sz w:val="22"/>
-              <w:lang w:eastAsia="es-CO"/>
-              <w14:ligatures w14:val="none"/>
+              <w:sz w:val="24"/>
+              <w:szCs w:val="24"/>
+              <w:lang w:eastAsia="es-MX"/>
             </w:rPr>
           </w:pPr>
-          <w:hyperlink w:anchor="_Toc240899835" w:history="1">
+          <w:hyperlink w:anchor="_Toc242874095" w:history="1">
             <w:r>
               <w:rPr>
                 <w:rStyle w:val="Hipervnculo"/>
@@ -2457,7 +2401,7 @@
                 <w:noProof/>
                 <w:webHidden/>
               </w:rPr>
-              <w:instrText xml:space="preserve"> PAGEREF _Toc240899835 \h </w:instrText>
+              <w:instrText xml:space="preserve"> PAGEREF _Toc242874095 \h </w:instrText>
             </w:r>
             <w:r>
               <w:rPr>
@@ -2477,7 +2421,7 @@
                 <w:noProof/>
                 <w:webHidden/>
               </w:rPr>
-              <w:t>45</w:t>
+              <w:t>46</w:t>
             </w:r>
             <w:r>
               <w:rPr>
@@ -2497,13 +2441,12 @@
             <w:rPr>
               <w:rFonts w:eastAsiaTheme="minorEastAsia"/>
               <w:noProof/>
-              <w:kern w:val="0"/>
-              <w:sz w:val="22"/>
-              <w:lang w:eastAsia="es-CO"/>
-              <w14:ligatures w14:val="none"/>
+              <w:sz w:val="24"/>
+              <w:szCs w:val="24"/>
+              <w:lang w:eastAsia="es-MX"/>
             </w:rPr>
           </w:pPr>
-          <w:hyperlink w:anchor="_Toc240899836" w:history="1">
+          <w:hyperlink w:anchor="_Toc242874096" w:history="1">
             <w:r>
               <w:rPr>
                 <w:rStyle w:val="Hipervnculo"/>
@@ -2530,7 +2473,7 @@
                 <w:noProof/>
                 <w:webHidden/>
               </w:rPr>
-              <w:instrText xml:space="preserve"> PAGEREF _Toc240899836 \h </w:instrText>
+              <w:instrText xml:space="preserve"> PAGEREF _Toc242874096 \h </w:instrText>
             </w:r>
             <w:r>
               <w:rPr>
@@ -2550,7 +2493,7 @@
                 <w:noProof/>
                 <w:webHidden/>
               </w:rPr>
-              <w:t>47</w:t>
+              <w:t>48</w:t>
             </w:r>
             <w:r>
               <w:rPr>
@@ -2578,7 +2521,7 @@
       <w:pPr>
         <w:pStyle w:val="Titulosgenerales"/>
       </w:pPr>
-      <w:bookmarkStart w:id="0" w:name="_Toc240899810"/>
+      <w:bookmarkStart w:id="0" w:name="_Toc242874070"/>
       <w:r>
         <w:lastRenderedPageBreak/>
         <w:t>Introducción</w:t>
@@ -2637,7 +2580,7 @@
       <w:pPr>
         <w:pStyle w:val="Ttulo1"/>
       </w:pPr>
-      <w:bookmarkStart w:id="1" w:name="_Toc240899811"/>
+      <w:bookmarkStart w:id="1" w:name="_Toc242874071"/>
       <w:r>
         <w:lastRenderedPageBreak/>
         <w:t>Canales y tipos de reserva</w:t>
@@ -2659,7 +2602,7 @@
       <w:pPr>
         <w:pStyle w:val="Ttulo2"/>
       </w:pPr>
-      <w:bookmarkStart w:id="2" w:name="_Toc240899812"/>
+      <w:bookmarkStart w:id="2" w:name="_Toc242874072"/>
       <w:r>
         <w:t>Canales de reserva</w:t>
       </w:r>
@@ -2715,7 +2658,7 @@
       <w:pPr>
         <w:pStyle w:val="Ttulo2"/>
       </w:pPr>
-      <w:bookmarkStart w:id="3" w:name="_Toc240899813"/>
+      <w:bookmarkStart w:id="3" w:name="_Toc242874073"/>
       <w:r>
         <w:t>Tipos de canales</w:t>
       </w:r>
@@ -2808,7 +2751,13 @@
         <w:rPr>
           <w:lang w:val="es-419" w:eastAsia="es-CO"/>
         </w:rPr>
-        <w:t>Son las solicitudes que el hotel recibe de sus propios visitantes, esta clase de reservas deben ser motivadas por los recepcionistas y otros funcionarios del hotel, toda vez que son las más rentables.</w:t>
+        <w:t>Corresponde a las solicitudes de reserva realizadas directamente por el cliente ante el establecimiento de alojamiento, sin intermediarios. Estas pueden gestionarse de manera presencial o mediante los canales de atención propios del establecimiento. El personal de recepción desempeña un papel importante en su promoción y gestión, ya que este tipo de reservas puede contribuir a reducir los costos de intermediación y fortalecer la relación directa con el cliente</w:t>
+      </w:r>
+      <w:r>
+        <w:rPr>
+          <w:lang w:val="es-419" w:eastAsia="es-CO"/>
+        </w:rPr>
+        <w:t>.</w:t>
       </w:r>
     </w:p>
     <w:p>
@@ -2823,6 +2772,7 @@
           <w:bCs/>
           <w:lang w:val="es-419" w:eastAsia="es-CO"/>
         </w:rPr>
+        <w:lastRenderedPageBreak/>
         <w:t>Telefónicas</w:t>
       </w:r>
       <w:r>
@@ -2837,14 +2787,7 @@
         <w:rPr>
           <w:lang w:val="es-419" w:eastAsia="es-CO"/>
         </w:rPr>
-        <w:t xml:space="preserve">Las reservas telefónicas fueron el medio más utilizado por los clientes individuales, incluso por empresas y agencias de viajes. Hoy en día los </w:t>
-      </w:r>
-      <w:r>
-        <w:rPr>
-          <w:lang w:val="es-419" w:eastAsia="es-CO"/>
-        </w:rPr>
-        <w:lastRenderedPageBreak/>
-        <w:t>establecimientos hoteleros disponen de medios técnicos a través de internet y las diferentes redes sociales, que resultan más accesibles, lo que ha hecho desaparecer gradualmente las líneas telefónicas gratuitas para usuarios.</w:t>
+        <w:t>Las reservas telefónicas fueron el medio más utilizado por los clientes individuales, incluso por empresas y agencias de viajes. Hoy en día los establecimientos hoteleros disponen de medios técnicos a través de internet y las diferentes redes sociales, que resultan más accesibles, lo que ha hecho desaparecer gradualmente las líneas telefónicas gratuitas para usuarios.</w:t>
       </w:r>
     </w:p>
     <w:p>
@@ -2919,7 +2862,6 @@
         </w:rPr>
         <w:t xml:space="preserve">Mensajería y </w:t>
       </w:r>
-      <w:proofErr w:type="spellStart"/>
       <w:r>
         <w:rPr>
           <w:rStyle w:val="Extranjerismo"/>
@@ -2929,7 +2871,6 @@
         </w:rPr>
         <w:t>chatbots</w:t>
       </w:r>
-      <w:proofErr w:type="spellEnd"/>
       <w:r>
         <w:rPr>
           <w:rStyle w:val="Extranjerismo"/>
@@ -2985,14 +2926,14 @@
         <w:rPr>
           <w:lang w:val="es-419" w:eastAsia="es-CO"/>
         </w:rPr>
-        <w:t xml:space="preserve">Hoy en un mundo hiperconectado, las redes sociales han ganado un lugar importante en el comportamiento cotidiano y por ende son una buena forma de llegar a los clientes para presentar el producto, compartir experiencias, interactuar con personas que siguen la marca. En el caso de los hoteles y con un adecuado manejo, las redes sociales se han convertido en una importante fuente de reservas directas, en </w:t>
+        <w:t xml:space="preserve">Hoy en un mundo hiperconectado, las redes sociales han ganado un lugar importante en el comportamiento cotidiano y por ende son una buena forma de llegar a los clientes para presentar el producto, compartir experiencias, interactuar con personas que siguen la marca. En el caso de los hoteles y con un adecuado manejo, </w:t>
       </w:r>
       <w:r>
         <w:rPr>
           <w:lang w:val="es-419" w:eastAsia="es-CO"/>
         </w:rPr>
         <w:lastRenderedPageBreak/>
-        <w:t>algunas de estas también es posible conectar el motor de reservas para que el proceso de reserva sea más expedito. Algunos ejemplos son: Facebook o Instagram.</w:t>
+        <w:t>las redes sociales se han convertido en una importante fuente de reservas directas, en algunas de estas también es posible conectar el motor de reservas para que el proceso de reserva sea más expedito. Algunos ejemplos son: Facebook o Instagram.</w:t>
       </w:r>
     </w:p>
     <w:p>
@@ -3395,7 +3336,7 @@
       <w:pPr>
         <w:pStyle w:val="Ttulo2"/>
       </w:pPr>
-      <w:bookmarkStart w:id="4" w:name="_Toc240899814"/>
+      <w:bookmarkStart w:id="4" w:name="_Toc242874074"/>
       <w:r>
         <w:lastRenderedPageBreak/>
         <w:t>Ventajas y desventajas de los canales</w:t>
@@ -3782,7 +3723,7 @@
       <w:r>
         <w:t xml:space="preserve"> </w:t>
       </w:r>
-      <w:bookmarkStart w:id="5" w:name="_Toc240899815"/>
+      <w:bookmarkStart w:id="5" w:name="_Toc242874075"/>
       <w:r>
         <w:t>Tipos de reservas hoteleras</w:t>
       </w:r>
@@ -3795,12 +3736,7 @@
     </w:p>
     <w:p>
       <w:r>
-        <w:t>Las reservas hoteleras pueden clasificarse según el tipo de servicio solicitado, el perfil del cliente o la forma de garantía, lo que facilita la gestión operativa y permite ajustar el servicio a las necesidades del huésped.</w:t>
-      </w:r>
-    </w:p>
-    <w:p>
-      <w:r>
-        <w:t>Entre los tipos de reservas más comunes se encuentran:</w:t>
+        <w:t>Las reservas hoteleras pueden clasificarse según sus condiciones de garantía, estado, disponibilidad, características del huésped, cantidad de habitaciones y modalidad de comercialización. Esta clasificación facilita su identificación, registro y seguimiento durante la gestión de reservas.</w:t>
       </w:r>
     </w:p>
     <w:p>
@@ -3808,17 +3744,19 @@
         <w:pStyle w:val="Prrafodelista"/>
         <w:numPr>
           <w:ilvl w:val="0"/>
-          <w:numId w:val="23"/>
+          <w:numId w:val="46"/>
         </w:numPr>
-      </w:pPr>
-      <w:r>
-        <w:t>Reserva confirmada (no garantizada)</w:t>
-      </w:r>
-      <w:r>
-        <w:t xml:space="preserve">. </w:t>
-      </w:r>
-      <w:r>
-        <w:t>El hotel confirma la disponibilidad de la habitación sin exigir pago anticipado o garantía económica. La reserva se mantiene hasta una hora límite de llegada establecida por el hotel.</w:t>
+        <w:rPr>
+          <w:b/>
+          <w:bCs/>
+        </w:rPr>
+      </w:pPr>
+      <w:r>
+        <w:rPr>
+          <w:b/>
+          <w:bCs/>
+        </w:rPr>
+        <w:t>Según la garantía</w:t>
       </w:r>
     </w:p>
     <w:p>
@@ -3826,17 +3764,18 @@
         <w:pStyle w:val="Prrafodelista"/>
         <w:numPr>
           <w:ilvl w:val="0"/>
-          <w:numId w:val="23"/>
+          <w:numId w:val="38"/>
         </w:numPr>
       </w:pPr>
       <w:r>
-        <w:t>Reserva garantizada</w:t>
-      </w:r>
-      <w:r>
-        <w:t xml:space="preserve">. </w:t>
-      </w:r>
-      <w:r>
-        <w:t>Es una reserva respaldada mediante tarjeta de crédito, depósito o pago anticipado. Garantiza la disponibilidad de la habitación durante toda la fecha acordada.</w:t>
+        <w:rPr>
+          <w:b/>
+          <w:bCs/>
+        </w:rPr>
+        <w:t>Garantizada:</w:t>
+      </w:r>
+      <w:r>
+        <w:t xml:space="preserve"> reserva respaldada por un medio de garantía aceptado por el establecimiento.</w:t>
       </w:r>
     </w:p>
     <w:p>
@@ -3844,17 +3783,18 @@
         <w:pStyle w:val="Prrafodelista"/>
         <w:numPr>
           <w:ilvl w:val="0"/>
-          <w:numId w:val="23"/>
+          <w:numId w:val="38"/>
         </w:numPr>
       </w:pPr>
       <w:r>
-        <w:t>Reserva provisional (tentativa)</w:t>
-      </w:r>
-      <w:r>
-        <w:t xml:space="preserve">. </w:t>
-      </w:r>
-      <w:r>
-        <w:t>Corresponde a una reserva pendiente de confirmación definitiva. Se mantiene por un tiempo determinado mientras el cliente confirma o realiza el pago.</w:t>
+        <w:rPr>
+          <w:b/>
+          <w:bCs/>
+        </w:rPr>
+        <w:t>No garantizada:</w:t>
+      </w:r>
+      <w:r>
+        <w:t xml:space="preserve"> reserva sin respaldo de garantía, sujeta a las condiciones de conservación establecidas por el alojamiento.</w:t>
       </w:r>
     </w:p>
     <w:p>
@@ -3862,18 +3802,15 @@
         <w:pStyle w:val="Prrafodelista"/>
         <w:numPr>
           <w:ilvl w:val="0"/>
-          <w:numId w:val="23"/>
+          <w:numId w:val="46"/>
         </w:numPr>
       </w:pPr>
       <w:r>
-        <w:lastRenderedPageBreak/>
-        <w:t>Reserva en lista de espera</w:t>
-      </w:r>
-      <w:r>
-        <w:t xml:space="preserve">. </w:t>
-      </w:r>
-      <w:r>
-        <w:t>Se registra cuando no hay disponibilidad inmediata, pero el cliente queda pendiente ante posibles cancelaciones o cambios de otros huéspedes.</w:t>
+        <w:rPr>
+          <w:b/>
+          <w:bCs/>
+        </w:rPr>
+        <w:t>Según el estado</w:t>
       </w:r>
     </w:p>
     <w:p>
@@ -3881,17 +3818,18 @@
         <w:pStyle w:val="Prrafodelista"/>
         <w:numPr>
           <w:ilvl w:val="0"/>
-          <w:numId w:val="23"/>
+          <w:numId w:val="40"/>
         </w:numPr>
       </w:pPr>
       <w:r>
-        <w:t>Reservas V.I.P.</w:t>
-      </w:r>
-      <w:r>
-        <w:t xml:space="preserve"> </w:t>
-      </w:r>
-      <w:r>
-        <w:t>Son reservas realizadas para huéspedes de alta importancia para el hotel, quienes reciben atención preferencial y servicios personalizados.</w:t>
+        <w:rPr>
+          <w:b/>
+          <w:bCs/>
+        </w:rPr>
+        <w:t>Provisional:</w:t>
+      </w:r>
+      <w:r>
+        <w:t xml:space="preserve"> reserva pendiente de confirmación definitiva.</w:t>
       </w:r>
     </w:p>
     <w:p>
@@ -3899,17 +3837,18 @@
         <w:pStyle w:val="Prrafodelista"/>
         <w:numPr>
           <w:ilvl w:val="0"/>
-          <w:numId w:val="23"/>
+          <w:numId w:val="40"/>
         </w:numPr>
       </w:pPr>
       <w:r>
-        <w:t>Reservas de grupos</w:t>
-      </w:r>
-      <w:r>
-        <w:t xml:space="preserve">. </w:t>
-      </w:r>
-      <w:r>
-        <w:t>Incluyen varias habitaciones para empresas, agencias, eventos o grupos turísticos. Requieren coordinación especial de servicios y logística.</w:t>
+        <w:rPr>
+          <w:b/>
+          <w:bCs/>
+        </w:rPr>
+        <w:t>Confirmada:</w:t>
+      </w:r>
+      <w:r>
+        <w:t xml:space="preserve"> reserva aceptada y registrada por el establecimiento.</w:t>
       </w:r>
     </w:p>
     <w:p>
@@ -3917,17 +3856,18 @@
         <w:pStyle w:val="Prrafodelista"/>
         <w:numPr>
           <w:ilvl w:val="0"/>
-          <w:numId w:val="23"/>
+          <w:numId w:val="40"/>
         </w:numPr>
       </w:pPr>
       <w:r>
-        <w:t>Reservas anuladas o canceladas</w:t>
-      </w:r>
-      <w:r>
-        <w:t xml:space="preserve">. </w:t>
-      </w:r>
-      <w:r>
-        <w:t>Son reservas suspendidas antes de la llegada del huésped, ya sea por decisión del cliente o del establecimiento, según políticas definidas.</w:t>
+        <w:rPr>
+          <w:b/>
+          <w:bCs/>
+        </w:rPr>
+        <w:t>Cancelada:</w:t>
+      </w:r>
+      <w:r>
+        <w:t xml:space="preserve"> reserva anulada conforme a las condiciones aplicables.</w:t>
       </w:r>
     </w:p>
     <w:p>
@@ -3935,26 +3875,180 @@
         <w:pStyle w:val="Prrafodelista"/>
         <w:numPr>
           <w:ilvl w:val="0"/>
-          <w:numId w:val="23"/>
+          <w:numId w:val="46"/>
         </w:numPr>
       </w:pPr>
       <w:r>
-        <w:t xml:space="preserve">Reservas con cupo o </w:t>
-      </w:r>
-      <w:proofErr w:type="spellStart"/>
+        <w:rPr>
+          <w:b/>
+          <w:bCs/>
+        </w:rPr>
+        <w:t>Según la disponibilidad</w:t>
+      </w:r>
+    </w:p>
+    <w:p>
+      <w:pPr>
+        <w:pStyle w:val="Prrafodelista"/>
+        <w:numPr>
+          <w:ilvl w:val="0"/>
+          <w:numId w:val="40"/>
+        </w:numPr>
+      </w:pPr>
+      <w:r>
+        <w:lastRenderedPageBreak/>
+        <w:t>Lista de espera (</w:t>
+      </w:r>
       <w:r>
         <w:rPr>
           <w:rStyle w:val="Extranjerismo"/>
-          <w:lang w:val="es-CO"/>
+        </w:rPr>
+        <w:t>waiting list</w:t>
+      </w:r>
+      <w:r>
+        <w:t>): solicitud pendiente de asignación por falta de disponibilidad, que puede atenderse si se libera una habitación.</w:t>
+      </w:r>
+    </w:p>
+    <w:p>
+      <w:pPr>
+        <w:pStyle w:val="Prrafodelista"/>
+        <w:numPr>
+          <w:ilvl w:val="0"/>
+          <w:numId w:val="46"/>
+        </w:numPr>
+        <w:rPr>
+          <w:b/>
+          <w:bCs/>
+        </w:rPr>
+      </w:pPr>
+      <w:r>
+        <w:rPr>
+          <w:b/>
+          <w:bCs/>
+        </w:rPr>
+        <w:t>Según las características del huésped</w:t>
+      </w:r>
+    </w:p>
+    <w:p>
+      <w:pPr>
+        <w:pStyle w:val="Prrafodelista"/>
+        <w:numPr>
+          <w:ilvl w:val="0"/>
+          <w:numId w:val="40"/>
+        </w:numPr>
+      </w:pPr>
+      <w:r>
+        <w:t>VIP (</w:t>
+      </w:r>
+      <w:r>
+        <w:rPr>
+          <w:rStyle w:val="Extranjerismo"/>
+        </w:rPr>
+        <w:t>Very Important Person</w:t>
+      </w:r>
+      <w:r>
+        <w:t>): reserva asociada a un huésped que recibe atención diferenciada, según las políticas del establecimiento.</w:t>
+      </w:r>
+    </w:p>
+    <w:p>
+      <w:pPr>
+        <w:pStyle w:val="Prrafodelista"/>
+        <w:numPr>
+          <w:ilvl w:val="0"/>
+          <w:numId w:val="46"/>
+        </w:numPr>
+        <w:rPr>
+          <w:b/>
+          <w:bCs/>
+        </w:rPr>
+      </w:pPr>
+      <w:r>
+        <w:rPr>
+          <w:b/>
+          <w:bCs/>
+        </w:rPr>
+        <w:t>Según la cantidad de habitaciones</w:t>
+      </w:r>
+    </w:p>
+    <w:p>
+      <w:pPr>
+        <w:pStyle w:val="Prrafodelista"/>
+        <w:numPr>
+          <w:ilvl w:val="0"/>
+          <w:numId w:val="40"/>
+        </w:numPr>
+      </w:pPr>
+      <w:r>
+        <w:rPr>
+          <w:b/>
+          <w:bCs/>
+        </w:rPr>
+        <w:t>Individual:</w:t>
+      </w:r>
+      <w:r>
+        <w:t xml:space="preserve"> reserva de una habitación, independientemente del número de ocupantes.</w:t>
+      </w:r>
+    </w:p>
+    <w:p>
+      <w:pPr>
+        <w:pStyle w:val="Prrafodelista"/>
+        <w:numPr>
+          <w:ilvl w:val="0"/>
+          <w:numId w:val="40"/>
+        </w:numPr>
+      </w:pPr>
+      <w:r>
+        <w:rPr>
+          <w:b/>
+          <w:bCs/>
+        </w:rPr>
+        <w:t>Grupal:</w:t>
+      </w:r>
+      <w:r>
+        <w:t xml:space="preserve"> reserva de varias habitaciones para un grupo, según los criterios del establecimiento.</w:t>
+      </w:r>
+    </w:p>
+    <w:p>
+      <w:pPr>
+        <w:pStyle w:val="Prrafodelista"/>
+        <w:numPr>
+          <w:ilvl w:val="0"/>
+          <w:numId w:val="46"/>
+        </w:numPr>
+        <w:rPr>
+          <w:b/>
+          <w:bCs/>
+        </w:rPr>
+      </w:pPr>
+      <w:r>
+        <w:rPr>
+          <w:b/>
+          <w:bCs/>
+        </w:rPr>
+        <w:t>Según la comercialización</w:t>
+      </w:r>
+    </w:p>
+    <w:p>
+      <w:pPr>
+        <w:pStyle w:val="Prrafodelista"/>
+        <w:numPr>
+          <w:ilvl w:val="0"/>
+          <w:numId w:val="40"/>
+        </w:numPr>
+      </w:pPr>
+      <w:r>
+        <w:t xml:space="preserve">Reserva mediante </w:t>
+      </w:r>
+      <w:r>
+        <w:rPr>
+          <w:rStyle w:val="Extranjerismo"/>
         </w:rPr>
         <w:t>allotment</w:t>
       </w:r>
-      <w:proofErr w:type="spellEnd"/>
-      <w:r>
-        <w:t xml:space="preserve">. </w:t>
-      </w:r>
-      <w:r>
-        <w:t>Consisten en habitaciones bloqueadas previamente para agencias o empresas durante un periodo determinado para su comercialización.</w:t>
+      <w:r>
+        <w:t>: reserva gestionada con cargo a un cupo de habitaciones previamente acordado con un intermediario.</w:t>
+      </w:r>
+      <w:r>
+        <w:t>.</w:t>
       </w:r>
     </w:p>
     <w:p>
@@ -3969,36 +4063,258 @@
     </w:p>
     <w:p>
       <w:r>
-        <w:lastRenderedPageBreak/>
-        <w:t xml:space="preserve">Para profundizar en los diferentes tipos de reservas hoteleras, lo invitamos a consultar el siguiente video: </w:t>
-      </w:r>
-      <w:hyperlink r:id="rId12" w:history="1">
+        <w:t xml:space="preserve">Para profundizar en los diferentes tipos de reservas hoteleras, lo invitamos a consultar el siguiente video que hace parte del Ecosistema SENA: </w:t>
+      </w:r>
+    </w:p>
+    <w:p/>
+    <w:p>
+      <w:pPr>
+        <w:pStyle w:val="Video"/>
+      </w:pPr>
+      <w:r>
+        <w:t>Tipos de reservas</w:t>
+      </w:r>
+    </w:p>
+    <w:p>
+      <w:pPr>
+        <w:ind w:hanging="142"/>
+        <w:jc w:val="center"/>
+      </w:pPr>
+      <w:r>
+        <w:rPr>
+          <w:noProof/>
+        </w:rPr>
+        <w:drawing>
+          <wp:inline distT="0" distB="0" distL="0" distR="0" wp14:anchorId="53253D42" wp14:editId="56ABE0BF">
+            <wp:extent cx="4679792" cy="2632383"/>
+            <wp:effectExtent l="0" t="0" r="6985" b="0"/>
+            <wp:docPr id="1" name="Imagen 1">
+              <a:extLst xmlns:a="http://schemas.openxmlformats.org/drawingml/2006/main">
+                <a:ext uri="{C183D7F6-B498-43B3-948B-1728B52AA6E4}">
+                  <adec:decorative xmlns:adec="http://schemas.microsoft.com/office/drawing/2017/decorative" val="1"/>
+                </a:ext>
+              </a:extLst>
+            </wp:docPr>
+            <wp:cNvGraphicFramePr>
+              <a:graphicFrameLocks xmlns:a="http://schemas.openxmlformats.org/drawingml/2006/main" noChangeAspect="1"/>
+            </wp:cNvGraphicFramePr>
+            <a:graphic xmlns:a="http://schemas.openxmlformats.org/drawingml/2006/main">
+              <a:graphicData uri="http://schemas.openxmlformats.org/drawingml/2006/picture">
+                <pic:pic xmlns:pic="http://schemas.openxmlformats.org/drawingml/2006/picture">
+                  <pic:nvPicPr>
+                    <pic:cNvPr id="1" name="Imagen 1">
+                      <a:extLst>
+                        <a:ext uri="{C183D7F6-B498-43B3-948B-1728B52AA6E4}">
+                          <adec:decorative xmlns:adec="http://schemas.microsoft.com/office/drawing/2017/decorative" val="1"/>
+                        </a:ext>
+                      </a:extLst>
+                    </pic:cNvPr>
+                    <pic:cNvPicPr/>
+                  </pic:nvPicPr>
+                  <pic:blipFill>
+                    <a:blip r:embed="rId12" cstate="print">
+                      <a:extLst>
+                        <a:ext uri="{28A0092B-C50C-407E-A947-70E740481C1C}">
+                          <a14:useLocalDpi xmlns:a14="http://schemas.microsoft.com/office/drawing/2010/main" val="0"/>
+                        </a:ext>
+                      </a:extLst>
+                    </a:blip>
+                    <a:stretch>
+                      <a:fillRect/>
+                    </a:stretch>
+                  </pic:blipFill>
+                  <pic:spPr>
+                    <a:xfrm>
+                      <a:off x="0" y="0"/>
+                      <a:ext cx="4679792" cy="2632383"/>
+                    </a:xfrm>
+                    <a:prstGeom prst="rect">
+                      <a:avLst/>
+                    </a:prstGeom>
+                  </pic:spPr>
+                </pic:pic>
+              </a:graphicData>
+            </a:graphic>
+          </wp:inline>
+        </w:drawing>
+      </w:r>
+    </w:p>
+    <w:p>
+      <w:pPr>
+        <w:ind w:firstLine="0"/>
+        <w:jc w:val="center"/>
+      </w:pPr>
+      <w:hyperlink r:id="rId13" w:history="1">
         <w:r>
           <w:rPr>
             <w:rStyle w:val="Hipervnculo"/>
+            <w:b/>
           </w:rPr>
-          <w:t>https://youtu.be/WhV3jC4u8</w:t>
+          <w:t>Enlace de reproducción del v</w:t>
         </w:r>
         <w:r>
           <w:rPr>
             <w:rStyle w:val="Hipervnculo"/>
+            <w:b/>
           </w:rPr>
-          <w:t>8</w:t>
+          <w:t>i</w:t>
         </w:r>
         <w:r>
           <w:rPr>
             <w:rStyle w:val="Hipervnculo"/>
+            <w:b/>
           </w:rPr>
-          <w:t>0</w:t>
+          <w:t>deo</w:t>
         </w:r>
       </w:hyperlink>
     </w:p>
+    <w:tbl>
+      <w:tblPr>
+        <w:tblStyle w:val="Tablaconcuadrcula"/>
+        <w:tblW w:w="0" w:type="auto"/>
+        <w:tblLook w:val="04A0" w:firstRow="1" w:lastRow="0" w:firstColumn="1" w:lastColumn="0" w:noHBand="0" w:noVBand="1"/>
+      </w:tblPr>
+      <w:tblGrid>
+        <w:gridCol w:w="9962"/>
+      </w:tblGrid>
+      <w:tr>
+        <w:trPr>
+          <w:tblHeader/>
+        </w:trPr>
+        <w:tc>
+          <w:tcPr>
+            <w:tcW w:w="9972" w:type="dxa"/>
+          </w:tcPr>
+          <w:p>
+            <w:pPr>
+              <w:ind w:firstLine="0"/>
+            </w:pPr>
+            <w:r>
+              <w:rPr>
+                <w:b/>
+              </w:rPr>
+              <w:t xml:space="preserve">Transcripción del video. </w:t>
+            </w:r>
+            <w:r>
+              <w:rPr>
+                <w:b/>
+              </w:rPr>
+              <w:t>Tipos de reservas</w:t>
+            </w:r>
+          </w:p>
+        </w:tc>
+      </w:tr>
+      <w:tr>
+        <w:tc>
+          <w:tcPr>
+            <w:tcW w:w="9972" w:type="dxa"/>
+          </w:tcPr>
+          <w:p>
+            <w:r>
+              <w:t>Una reserva es el inicio del convenio entre el hotel y una persona natural o jurídica que da como resultado el contrato de alojamiento, en el cual el primero se compromete a la prestación del servicio de alojamiento bajo unas características especificadas y el segundo se compromete a utilizar este servicio en la fecha pactada, realizando un pago por él.</w:t>
+            </w:r>
+          </w:p>
+          <w:p>
+            <w:r>
+              <w:t xml:space="preserve">Con base en este concepto, hay algunos tipos de reservas en el medio hotelero, como: </w:t>
+            </w:r>
+          </w:p>
+          <w:p>
+            <w:r>
+              <w:t xml:space="preserve">Reserva confirmada (no garantizada). Son reservaciones provenientes de particulares o intermediarios en las cuales no media ninguna garantía. Por lo general, </w:t>
+            </w:r>
+            <w:r>
+              <w:lastRenderedPageBreak/>
+              <w:t>el hotel fija una hora límite para el registro, que usualmente son las 18 horas, después de la cual, si los huéspedes no se presentan, la reservación se da de baja.</w:t>
+            </w:r>
+          </w:p>
+          <w:p>
+            <w:r>
+              <w:t>Reserva garantizada. Una reservación garantizada significa que el hotel tiene una garantía, usualmente una carta de confirmación, una tarjeta de crédito o un depósito que asegura que, si los huéspedes no se presentan en la fecha estipulada, el hotel cobrará un importe previamente determinado. Por lo general, se cobra la primera noche de alojamiento, aunque este puede variar dependiendo de las condiciones de reserva.</w:t>
+            </w:r>
+          </w:p>
+          <w:p>
+            <w:r>
+              <w:t>Reserva provisional (tentativa). Es una reservación que se hace para luego ser confirmada o garantizada. En caso de que ningún movimiento suceda con la reserva, en un plazo previamente estipulado, la reserva se cancela.</w:t>
+            </w:r>
+          </w:p>
+          <w:p>
+            <w:r>
+              <w:t>Reserva en lista de espera. Cuando una fecha en particular se encuentra totalmente vendida, es decir, la ocupación para esa noche está proyectada en el 100 % de las habitaciones, en este caso, el hotel acorde a su política, puede recibir reservas adicionales que pasarán a una lista de espera. Eso, en la práctica, significa que, si de las reservas previamente registradas alguna no se presenta, las reservas en lista de espera entrarán a suplir esas reservas.</w:t>
+            </w:r>
+          </w:p>
+          <w:p>
+            <w:r>
+              <w:t>Reservas VIP. Dentro del argot hotelero, la sigla VIP (</w:t>
+            </w:r>
+            <w:r>
+              <w:rPr>
+                <w:rStyle w:val="Extranjerismo"/>
+              </w:rPr>
+              <w:t>very important person</w:t>
+            </w:r>
+            <w:r>
+              <w:t>) se usa para identificar las reservas de personas que requieren atención especial por su estatus. Estas reservas requieren especial atención de todas las áreas del hotel para garantizar la prestación de un excelente servicio.</w:t>
+            </w:r>
+          </w:p>
+          <w:p>
+            <w:r>
+              <w:lastRenderedPageBreak/>
+              <w:t>Reservas de grupos. Por lo general, son reservas que se hacen para grupos de más de 10 habitaciones, llegando en una fecha garantizada por una empresa o agencia de viajes. Las condiciones de manejo del grupo se estipulan en contratos previos.</w:t>
+            </w:r>
+          </w:p>
+          <w:p>
+            <w:r>
+              <w:t>Reservas anuladas o canceladas. Estas reservas se generan por solicitud directa de los clientes y se cancelan en caso de no poder honrar la reserva, o son anuladas por parte del hotel a causa de una situación especial que le obligará a dar el manejo acorde con las políticas establecidas.</w:t>
+            </w:r>
+          </w:p>
+          <w:p>
+            <w:r>
+              <w:t xml:space="preserve">Reservas con cupo o </w:t>
+            </w:r>
+            <w:r>
+              <w:rPr>
+                <w:rStyle w:val="Extranjerismo"/>
+              </w:rPr>
+              <w:t>allotment</w:t>
+            </w:r>
+            <w:r>
+              <w:t xml:space="preserve">. Los </w:t>
+            </w:r>
+            <w:r>
+              <w:rPr>
+                <w:rStyle w:val="Extranjerismo"/>
+              </w:rPr>
+              <w:t>allotments</w:t>
+            </w:r>
+            <w:r>
+              <w:t xml:space="preserve"> en el negocio hotelero corresponden a los convenios o negociaciones con empresas, agentes de viajes o aerolíneas, en los cuales a estos se les asigna un determinado número de habitaciones diarias que estos garantizan, bien sea porque las utilizan o las revenden.</w:t>
+            </w:r>
+          </w:p>
+          <w:p>
+            <w:r>
+              <w:t xml:space="preserve">No-show. Este no es un tipo de reserva, pero sí es una condición asociada a las reservas y se presenta cuando las reservas garantizadas no se presentan. Este control es muy importante de llevar, ya que permite al hotel, entre otras cosas, cobrar las garantías, dar cupos a las listas de espera y usar esta estadística para complementar el </w:t>
+            </w:r>
+            <w:r>
+              <w:rPr>
+                <w:rStyle w:val="Extranjerismo"/>
+              </w:rPr>
+              <w:t>forecast</w:t>
+            </w:r>
+            <w:r>
+              <w:t>.</w:t>
+            </w:r>
+          </w:p>
+        </w:tc>
+      </w:tr>
+    </w:tbl>
     <w:p>
       <w:pPr>
         <w:pStyle w:val="Ttulo2"/>
       </w:pPr>
-      <w:bookmarkStart w:id="6" w:name="_Toc240899816"/>
-      <w:r>
+      <w:bookmarkStart w:id="6" w:name="_Toc242874076"/>
+      <w:r>
+        <w:lastRenderedPageBreak/>
         <w:t>Co</w:t>
       </w:r>
       <w:r>
@@ -4008,56 +4324,26 @@
     </w:p>
     <w:p>
       <w:r>
-        <w:t xml:space="preserve">La codificación de reservas corresponde al conjunto de códigos, siglas y convenciones utilizados en los sistemas de gestión hotelera para registrar, identificar y controlar la información relacionada con las reservaciones. Debido al alto volumen de operaciones que manejan los establecimientos de alojamiento y al uso de plataformas tecnológicas como los </w:t>
-      </w:r>
-      <w:proofErr w:type="spellStart"/>
-      <w:r>
-        <w:t>PMS</w:t>
-      </w:r>
-      <w:proofErr w:type="spellEnd"/>
-      <w:r>
-        <w:t xml:space="preserve"> (</w:t>
-      </w:r>
-      <w:proofErr w:type="spellStart"/>
+        <w:t xml:space="preserve">La codificación de reservas corresponde al conjunto de códigos, siglas y convenciones utilizados en los sistemas de gestión hotelera para registrar, identificar y controlar la información relacionada con las reservaciones. Debido al alto volumen de </w:t>
+      </w:r>
+      <w:r>
+        <w:lastRenderedPageBreak/>
+        <w:t>operaciones que manejan los establecimientos de alojamiento y al uso de plataformas tecnológicas como los PMS (</w:t>
+      </w:r>
       <w:r>
         <w:rPr>
           <w:rStyle w:val="Extranjerismo"/>
           <w:lang w:val="es-CO"/>
         </w:rPr>
-        <w:t>Property</w:t>
-      </w:r>
-      <w:proofErr w:type="spellEnd"/>
-      <w:r>
-        <w:rPr>
-          <w:rStyle w:val="Extranjerismo"/>
-          <w:lang w:val="es-CO"/>
-        </w:rPr>
-        <w:t xml:space="preserve"> Management </w:t>
-      </w:r>
-      <w:proofErr w:type="spellStart"/>
-      <w:r>
-        <w:rPr>
-          <w:rStyle w:val="Extranjerismo"/>
-          <w:lang w:val="es-CO"/>
-        </w:rPr>
-        <w:t>System</w:t>
-      </w:r>
-      <w:proofErr w:type="spellEnd"/>
+        <w:t>Property Management System</w:t>
+      </w:r>
       <w:r>
         <w:t>), resulta necesario emplear códigos estandarizados que permitan agilizar los procesos operativos, facilitar la comunicación interna y reducir errores en la gestión de la información.</w:t>
       </w:r>
     </w:p>
     <w:p>
       <w:r>
-        <w:t xml:space="preserve">Generalmente, estos códigos son alfanuméricos y representan estados, condiciones o características específicas de la reserva. Su utilización permite identificar rápidamente aspectos como el estado de confirmación, el tipo de garantía, las listas de espera o las cancelaciones. Según </w:t>
-      </w:r>
-      <w:proofErr w:type="spellStart"/>
-      <w:r>
-        <w:t>Kasavana</w:t>
-      </w:r>
-      <w:proofErr w:type="spellEnd"/>
-      <w:r>
-        <w:t xml:space="preserve"> y Cahill (2017), la estandarización de códigos y convenciones facilita la operación hotelera y mejora la precisión en la administración de reservas y ocupación.</w:t>
+        <w:t>Generalmente, estos códigos son alfanuméricos y representan estados, condiciones o características específicas de la reserva. Su utilización permite identificar rápidamente aspectos como el estado de confirmación, el tipo de garantía, las listas de espera o las cancelaciones. Según Kasavana y Cahill (2017), la estandarización de códigos y convenciones facilita la operación hotelera y mejora la precisión en la administración de reservas y ocupación.</w:t>
       </w:r>
     </w:p>
     <w:p>
@@ -4082,19 +4368,9 @@
     </w:p>
     <w:p>
       <w:pPr>
-        <w:spacing w:before="0" w:after="160" w:line="259" w:lineRule="auto"/>
-        <w:ind w:firstLine="0"/>
-      </w:pPr>
-      <w:r>
-        <w:br w:type="page"/>
-      </w:r>
-    </w:p>
-    <w:p>
-      <w:pPr>
         <w:pStyle w:val="Tabla"/>
       </w:pPr>
       <w:r>
-        <w:lastRenderedPageBreak/>
         <w:t>Códigos básicos de reservas hoteleras</w:t>
       </w:r>
     </w:p>
@@ -4458,6 +4734,7 @@
               <w:pStyle w:val="TextoTablas"/>
             </w:pPr>
             <w:r>
+              <w:lastRenderedPageBreak/>
               <w:t>CXL</w:t>
             </w:r>
           </w:p>
@@ -4717,11 +4994,7 @@
     </w:p>
     <w:p>
       <w:r>
-        <w:t xml:space="preserve">Por ejemplo, cuando el sistema registra una reserva con código “NS”, el personal identifica inmediatamente que el huésped no se presentó, permitiendo liberar la </w:t>
-      </w:r>
-      <w:r>
-        <w:lastRenderedPageBreak/>
-        <w:t>habitación o aplicar las políticas correspondientes. De igual forma, los códigos “</w:t>
+        <w:t>Por ejemplo, cuando el sistema registra una reserva con código “NS”, el personal identifica inmediatamente que el huésped no se presentó, permitiendo liberar la habitación o aplicar las políticas correspondientes. De igual forma, los códigos “</w:t>
       </w:r>
       <w:r>
         <w:rPr>
@@ -4761,7 +5034,11 @@
     </w:p>
     <w:p>
       <w:r>
-        <w:t>En los procesos de reservas hoteleras es frecuente la interacción con agencias de viajes, aerolíneas, operadores turísticos y plataformas internacionales de distribución, lo que hace necesario el uso de convenciones y sistemas de codificación que faciliten la comunicación y reduzcan errores en el manejo de la información. En este contexto, el personal del área de reservas debe familiarizarse con algunos códigos complementarios utilizados en la industria turística, especialmente aquellos relacionados con la identificación de destinos, aeropuertos y confirmaciones de servicio.</w:t>
+        <w:t xml:space="preserve">En los procesos de reservas hoteleras es frecuente la interacción con agencias de viajes, aerolíneas, operadores turísticos y plataformas internacionales de distribución, lo que hace necesario el uso de convenciones y sistemas de codificación que faciliten la comunicación y reduzcan errores en el manejo de la información. En este contexto, el personal del área de reservas debe familiarizarse con algunos códigos complementarios </w:t>
+      </w:r>
+      <w:r>
+        <w:lastRenderedPageBreak/>
+        <w:t>utilizados en la industria turística, especialmente aquellos relacionados con la identificación de destinos, aeropuertos y confirmaciones de servicio.</w:t>
       </w:r>
     </w:p>
     <w:p>
@@ -4844,7 +5121,6 @@
         <w:rPr>
           <w:rStyle w:val="Extranjerismo"/>
         </w:rPr>
-        <w:lastRenderedPageBreak/>
         <w:t>Foxtrot</w:t>
       </w:r>
     </w:p>
@@ -4962,6 +5238,7 @@
         </w:numPr>
       </w:pPr>
       <w:r>
+        <w:lastRenderedPageBreak/>
         <w:t>Oscar</w:t>
       </w:r>
     </w:p>
@@ -5158,7 +5435,6 @@
         </w:numPr>
       </w:pPr>
       <w:r>
-        <w:lastRenderedPageBreak/>
         <w:t>Bravo</w:t>
       </w:r>
     </w:p>
@@ -5227,6 +5503,7 @@
     </w:p>
     <w:p>
       <w:r>
+        <w:lastRenderedPageBreak/>
         <w:t>Este procedimiento facilita que la información sea comprendida correctamente por el receptor, especialmente en comunicaciones internacionales o en entornos con alto flujo operativo.</w:t>
       </w:r>
     </w:p>
@@ -5247,23 +5524,7 @@
     </w:p>
     <w:p>
       <w:r>
-        <w:t xml:space="preserve">Dentro de la actividad turística también es común el uso de códigos internacionales para identificar aeropuertos y destinos turísticos. Los más conocidos son los códigos IATA, establecidos por la International Air </w:t>
-      </w:r>
-      <w:proofErr w:type="spellStart"/>
-      <w:r>
-        <w:t>Transport</w:t>
-      </w:r>
-      <w:proofErr w:type="spellEnd"/>
-      <w:r>
-        <w:t xml:space="preserve"> </w:t>
-      </w:r>
-      <w:proofErr w:type="spellStart"/>
-      <w:r>
-        <w:t>Association</w:t>
-      </w:r>
-      <w:proofErr w:type="spellEnd"/>
-      <w:r>
-        <w:t>, los cuales están conformados por tres letras que identifican ciudades o aeropuertos específicos. Estos códigos aparecen frecuentemente en tiquetes aéreos, itinerarios de viaje y sistemas globales de distribución (GDS), por lo que el personal hotelero debe reconocerlos para interpretar correctamente información relacionada con reservas y desplazamientos de huéspedes.</w:t>
+        <w:t>Dentro de la actividad turística también es común el uso de códigos internacionales para identificar aeropuertos y destinos turísticos. Los más conocidos son los códigos IATA, establecidos por la International Air Transport Association, los cuales están conformados por tres letras que identifican ciudades o aeropuertos específicos. Estos códigos aparecen frecuentemente en tiquetes aéreos, itinerarios de viaje y sistemas globales de distribución (GDS), por lo que el personal hotelero debe reconocerlos para interpretar correctamente información relacionada con reservas y desplazamientos de huéspedes.</w:t>
       </w:r>
     </w:p>
     <w:p>
@@ -5309,15 +5570,8 @@
     </w:p>
     <w:p>
       <w:r>
-        <w:lastRenderedPageBreak/>
         <w:t>El uso de convenciones y códigos complementarios en reservas fortalece la precisión y eficiencia de la comunicación dentro de la industria hotelera y turística. Aunque estos sistemas provienen principalmente del sector aeronáutico, su aplicación práctica en el área de reservas permite mejorar el manejo de información y facilitar la interacción con clientes, agencias y plataformas internacionales. Por ello, el conocimiento básico de estas herramientas constituye un apoyo importante para el desarrollo de competencias técnicas en la gestión de reservas hoteleras.</w:t>
       </w:r>
-    </w:p>
-    <w:p>
-      <w:pPr>
-        <w:spacing w:before="0" w:after="160" w:line="259" w:lineRule="auto"/>
-        <w:ind w:firstLine="0"/>
-      </w:pPr>
       <w:r>
         <w:br w:type="page"/>
       </w:r>
@@ -5326,7 +5580,7 @@
       <w:pPr>
         <w:pStyle w:val="Ttulo1"/>
       </w:pPr>
-      <w:bookmarkStart w:id="7" w:name="_Toc240899817"/>
+      <w:bookmarkStart w:id="7" w:name="_Toc242874077"/>
       <w:r>
         <w:lastRenderedPageBreak/>
         <w:t>Gestión y control de reservas</w:t>
@@ -5392,7 +5646,7 @@
           <w:rStyle w:val="Extranjerismo"/>
         </w:rPr>
       </w:pPr>
-      <w:bookmarkStart w:id="8" w:name="_Toc240899818"/>
+      <w:bookmarkStart w:id="8" w:name="_Toc242874078"/>
       <w:r>
         <w:rPr>
           <w:rStyle w:val="Extranjerismo"/>
@@ -5496,7 +5750,7 @@
                     </pic:cNvPicPr>
                   </pic:nvPicPr>
                   <pic:blipFill>
-                    <a:blip r:embed="rId13" cstate="print">
+                    <a:blip r:embed="rId14" cstate="print">
                       <a:extLst>
                         <a:ext uri="{28A0092B-C50C-407E-A947-70E740481C1C}">
                           <a14:useLocalDpi xmlns:a14="http://schemas.microsoft.com/office/drawing/2010/main" val="0"/>
@@ -5591,7 +5845,13 @@
         <w:rPr>
           <w:lang w:val="es-419" w:eastAsia="es-CO"/>
         </w:rPr>
-        <w:t>, optimizando la atención al cliente y reduciendo errores en la operación.</w:t>
+        <w:t xml:space="preserve"> (limpieza y habitaciones), optimizando la atención al cliente y reduciendo errores en la operación.</w:t>
+      </w:r>
+      <w:r>
+        <w:rPr>
+          <w:lang w:val="es-419" w:eastAsia="es-CO"/>
+        </w:rPr>
+        <w:t>.</w:t>
       </w:r>
     </w:p>
     <w:p>
@@ -5601,7 +5861,7 @@
           <w:rStyle w:val="Extranjerismo"/>
         </w:rPr>
       </w:pPr>
-      <w:bookmarkStart w:id="9" w:name="_Toc240899819"/>
+      <w:bookmarkStart w:id="9" w:name="_Toc242874079"/>
       <w:r>
         <w:rPr>
           <w:rStyle w:val="Extranjerismo"/>
@@ -5665,31 +5925,13 @@
         <w:lastRenderedPageBreak/>
         <w:t xml:space="preserve">Lista de espera o </w:t>
       </w:r>
-      <w:proofErr w:type="spellStart"/>
       <w:r>
         <w:rPr>
           <w:rStyle w:val="Extranjerismo"/>
           <w:lang w:val="es-CO"/>
         </w:rPr>
-        <w:t>waiting</w:t>
-      </w:r>
-      <w:proofErr w:type="spellEnd"/>
-      <w:r>
-        <w:rPr>
-          <w:rStyle w:val="Extranjerismo"/>
-          <w:lang w:val="es-CO"/>
-        </w:rPr>
-        <w:t xml:space="preserve"> </w:t>
-      </w:r>
-      <w:proofErr w:type="spellStart"/>
-      <w:r>
-        <w:rPr>
-          <w:rStyle w:val="Extranjerismo"/>
-          <w:lang w:val="es-CO"/>
-        </w:rPr>
-        <w:t>list</w:t>
-      </w:r>
-      <w:proofErr w:type="spellEnd"/>
+        <w:t>waiting list</w:t>
+      </w:r>
       <w:r>
         <w:rPr>
           <w:lang w:val="es-419"/>
@@ -5739,7 +5981,7 @@
                     </pic:cNvPicPr>
                   </pic:nvPicPr>
                   <pic:blipFill>
-                    <a:blip r:embed="rId14" cstate="print">
+                    <a:blip r:embed="rId15" cstate="print">
                       <a:extLst>
                         <a:ext uri="{28A0092B-C50C-407E-A947-70E740481C1C}">
                           <a14:useLocalDpi xmlns:a14="http://schemas.microsoft.com/office/drawing/2010/main" val="0"/>
@@ -5794,31 +6036,13 @@
       <w:r>
         <w:t xml:space="preserve">La adecuada gestión de la </w:t>
       </w:r>
-      <w:proofErr w:type="spellStart"/>
       <w:r>
         <w:rPr>
           <w:rStyle w:val="Extranjerismo"/>
           <w:lang w:val="es-CO"/>
         </w:rPr>
-        <w:t>waiting</w:t>
-      </w:r>
-      <w:proofErr w:type="spellEnd"/>
-      <w:r>
-        <w:rPr>
-          <w:rStyle w:val="Extranjerismo"/>
-          <w:lang w:val="es-CO"/>
-        </w:rPr>
-        <w:t xml:space="preserve"> </w:t>
-      </w:r>
-      <w:proofErr w:type="spellStart"/>
-      <w:r>
-        <w:rPr>
-          <w:rStyle w:val="Extranjerismo"/>
-          <w:lang w:val="es-CO"/>
-        </w:rPr>
-        <w:t>list</w:t>
-      </w:r>
-      <w:proofErr w:type="spellEnd"/>
+        <w:t>waiting list</w:t>
+      </w:r>
       <w:r>
         <w:t xml:space="preserve"> contribuye a maximizar la ocupación y mantener comunicación con clientes potenciales, evitando pérdidas de ingresos por habitaciones vacías.</w:t>
       </w:r>
@@ -5827,7 +6051,7 @@
       <w:pPr>
         <w:pStyle w:val="Ttulo2"/>
       </w:pPr>
-      <w:bookmarkStart w:id="10" w:name="_Toc240899820"/>
+      <w:bookmarkStart w:id="10" w:name="_Toc242874080"/>
       <w:r>
         <w:rPr>
           <w:rStyle w:val="Extranjerismo"/>
@@ -5912,7 +6136,7 @@
                     </pic:cNvPicPr>
                   </pic:nvPicPr>
                   <pic:blipFill>
-                    <a:blip r:embed="rId15" cstate="print">
+                    <a:blip r:embed="rId16" cstate="print">
                       <a:extLst>
                         <a:ext uri="{28A0092B-C50C-407E-A947-70E740481C1C}">
                           <a14:useLocalDpi xmlns:a14="http://schemas.microsoft.com/office/drawing/2010/main" val="0"/>
@@ -6182,7 +6406,7 @@
       <w:pPr>
         <w:pStyle w:val="Ttulo2"/>
       </w:pPr>
-      <w:bookmarkStart w:id="11" w:name="_Toc240899821"/>
+      <w:bookmarkStart w:id="11" w:name="_Toc242874081"/>
       <w:r>
         <w:rPr>
           <w:rStyle w:val="Extranjerismo"/>
@@ -6776,7 +7000,7 @@
           <w:rStyle w:val="Extranjerismo"/>
         </w:rPr>
       </w:pPr>
-      <w:bookmarkStart w:id="12" w:name="_Toc240899822"/>
+      <w:bookmarkStart w:id="12" w:name="_Toc242874082"/>
       <w:r>
         <w:rPr>
           <w:rStyle w:val="Extranjerismo"/>
@@ -6853,78 +7077,21 @@
       <w:r>
         <w:t xml:space="preserve">La gestión y control de reservas permite organizar de manera eficiente la ocupación hotelera y optimizar la comercialización de habitaciones mediante herramientas operativas y procedimientos técnicos. Elementos como el </w:t>
       </w:r>
-      <w:proofErr w:type="spellStart"/>
       <w:r>
         <w:rPr>
           <w:rStyle w:val="Extranjerismo"/>
           <w:lang w:val="es-CO"/>
         </w:rPr>
-        <w:t>rooming</w:t>
-      </w:r>
-      <w:proofErr w:type="spellEnd"/>
+        <w:t>rooming list, waiting list, forecasting, overbooking</w:t>
+      </w:r>
+      <w:r>
+        <w:t xml:space="preserve"> y </w:t>
+      </w:r>
       <w:r>
         <w:rPr>
           <w:rStyle w:val="Extranjerismo"/>
           <w:lang w:val="es-CO"/>
         </w:rPr>
-        <w:t xml:space="preserve"> </w:t>
-      </w:r>
-      <w:proofErr w:type="spellStart"/>
-      <w:r>
-        <w:rPr>
-          <w:rStyle w:val="Extranjerismo"/>
-          <w:lang w:val="es-CO"/>
-        </w:rPr>
-        <w:t>list</w:t>
-      </w:r>
-      <w:proofErr w:type="spellEnd"/>
-      <w:r>
-        <w:rPr>
-          <w:rStyle w:val="Extranjerismo"/>
-          <w:lang w:val="es-CO"/>
-        </w:rPr>
-        <w:t xml:space="preserve">, </w:t>
-      </w:r>
-      <w:proofErr w:type="spellStart"/>
-      <w:r>
-        <w:rPr>
-          <w:rStyle w:val="Extranjerismo"/>
-          <w:lang w:val="es-CO"/>
-        </w:rPr>
-        <w:t>waiting</w:t>
-      </w:r>
-      <w:proofErr w:type="spellEnd"/>
-      <w:r>
-        <w:rPr>
-          <w:rStyle w:val="Extranjerismo"/>
-          <w:lang w:val="es-CO"/>
-        </w:rPr>
-        <w:t xml:space="preserve"> </w:t>
-      </w:r>
-      <w:proofErr w:type="spellStart"/>
-      <w:r>
-        <w:rPr>
-          <w:rStyle w:val="Extranjerismo"/>
-          <w:lang w:val="es-CO"/>
-        </w:rPr>
-        <w:t>list</w:t>
-      </w:r>
-      <w:proofErr w:type="spellEnd"/>
-      <w:r>
-        <w:rPr>
-          <w:rStyle w:val="Extranjerismo"/>
-          <w:lang w:val="es-CO"/>
-        </w:rPr>
-        <w:t>, forecasting, overbooking</w:t>
-      </w:r>
-      <w:r>
-        <w:t xml:space="preserve"> y </w:t>
-      </w:r>
-      <w:r>
-        <w:rPr>
-          <w:rStyle w:val="Extranjerismo"/>
-          <w:lang w:val="es-CO"/>
-        </w:rPr>
         <w:t>no show</w:t>
       </w:r>
       <w:r>
@@ -6948,7 +7115,7 @@
       <w:pPr>
         <w:pStyle w:val="Ttulo1"/>
       </w:pPr>
-      <w:bookmarkStart w:id="13" w:name="_Toc240899823"/>
+      <w:bookmarkStart w:id="13" w:name="_Toc242874083"/>
       <w:r>
         <w:lastRenderedPageBreak/>
         <w:t>Procedimientos técnicos</w:t>
@@ -6985,7 +7152,7 @@
       <w:pPr>
         <w:pStyle w:val="Ttulo2"/>
       </w:pPr>
-      <w:bookmarkStart w:id="14" w:name="_Toc240899824"/>
+      <w:bookmarkStart w:id="14" w:name="_Toc242874084"/>
       <w:r>
         <w:t>Confirmación</w:t>
       </w:r>
@@ -7168,7 +7335,7 @@
         <w:pStyle w:val="Prrafodelista"/>
         <w:numPr>
           <w:ilvl w:val="0"/>
-          <w:numId w:val="35"/>
+          <w:numId w:val="48"/>
         </w:numPr>
         <w:rPr>
           <w:b/>
@@ -7356,7 +7523,7 @@
       <w:pPr>
         <w:pStyle w:val="Ttulo2"/>
       </w:pPr>
-      <w:bookmarkStart w:id="15" w:name="_Toc240899825"/>
+      <w:bookmarkStart w:id="15" w:name="_Toc242874085"/>
       <w:r>
         <w:t>Modificación</w:t>
       </w:r>
@@ -7516,7 +7683,13 @@
         <w:rPr>
           <w:lang w:val="es-419"/>
         </w:rPr>
-        <w:t xml:space="preserve"> hotelero PSM</w:t>
+        <w:t xml:space="preserve"> hotelero </w:t>
+      </w:r>
+      <w:r>
+        <w:rPr>
+          <w:lang w:val="es-419"/>
+        </w:rPr>
+        <w:t>PMS</w:t>
       </w:r>
     </w:p>
     <w:p>
@@ -7549,7 +7722,7 @@
                     </pic:cNvPicPr>
                   </pic:nvPicPr>
                   <pic:blipFill>
-                    <a:blip r:embed="rId16" cstate="print">
+                    <a:blip r:embed="rId17" cstate="print">
                       <a:extLst>
                         <a:ext uri="{28A0092B-C50C-407E-A947-70E740481C1C}">
                           <a14:useLocalDpi xmlns:a14="http://schemas.microsoft.com/office/drawing/2010/main" val="0"/>
@@ -7615,7 +7788,7 @@
       <w:pPr>
         <w:pStyle w:val="Ttulo2"/>
       </w:pPr>
-      <w:bookmarkStart w:id="16" w:name="_Toc240899826"/>
+      <w:bookmarkStart w:id="16" w:name="_Toc242874086"/>
       <w:r>
         <w:t>Cancelación</w:t>
       </w:r>
@@ -7769,7 +7942,7 @@
       <w:pPr>
         <w:pStyle w:val="Ttulo2"/>
       </w:pPr>
-      <w:bookmarkStart w:id="17" w:name="_Toc240899827"/>
+      <w:bookmarkStart w:id="17" w:name="_Toc242874087"/>
       <w:r>
         <w:t>Anulación</w:t>
       </w:r>
@@ -8129,7 +8302,7 @@
       <w:pPr>
         <w:pStyle w:val="Ttulo1"/>
       </w:pPr>
-      <w:bookmarkStart w:id="18" w:name="_Toc240899828"/>
+      <w:bookmarkStart w:id="18" w:name="_Toc242874088"/>
       <w:r>
         <w:lastRenderedPageBreak/>
         <w:t>Políticas y tratamientos de reservas</w:t>
@@ -8166,7 +8339,7 @@
       <w:pPr>
         <w:pStyle w:val="Ttulo2"/>
       </w:pPr>
-      <w:bookmarkStart w:id="19" w:name="_Toc240899829"/>
+      <w:bookmarkStart w:id="19" w:name="_Toc242874089"/>
       <w:r>
         <w:t>Tratamiento de la reserva</w:t>
       </w:r>
@@ -8559,7 +8732,7 @@
       <w:pPr>
         <w:pStyle w:val="Ttulo2"/>
       </w:pPr>
-      <w:bookmarkStart w:id="20" w:name="_Toc240899830"/>
+      <w:bookmarkStart w:id="20" w:name="_Toc242874090"/>
       <w:r>
         <w:t>Condiciones</w:t>
       </w:r>
@@ -8597,7 +8770,7 @@
         <w:pStyle w:val="Prrafodelista"/>
         <w:numPr>
           <w:ilvl w:val="0"/>
-          <w:numId w:val="35"/>
+          <w:numId w:val="47"/>
         </w:numPr>
         <w:rPr>
           <w:lang w:val="en-US" w:eastAsia="es-CO"/>
@@ -8641,7 +8814,7 @@
         <w:pStyle w:val="Prrafodelista"/>
         <w:numPr>
           <w:ilvl w:val="0"/>
-          <w:numId w:val="35"/>
+          <w:numId w:val="47"/>
         </w:numPr>
         <w:rPr>
           <w:lang w:val="es-419" w:eastAsia="es-CO"/>
@@ -8659,7 +8832,7 @@
         <w:pStyle w:val="Prrafodelista"/>
         <w:numPr>
           <w:ilvl w:val="0"/>
-          <w:numId w:val="35"/>
+          <w:numId w:val="47"/>
         </w:numPr>
         <w:rPr>
           <w:lang w:val="es-419" w:eastAsia="es-CO"/>
@@ -8677,7 +8850,7 @@
         <w:pStyle w:val="Prrafodelista"/>
         <w:numPr>
           <w:ilvl w:val="0"/>
-          <w:numId w:val="35"/>
+          <w:numId w:val="47"/>
         </w:numPr>
         <w:rPr>
           <w:lang w:val="es-419" w:eastAsia="es-CO"/>
@@ -8695,7 +8868,7 @@
         <w:pStyle w:val="Prrafodelista"/>
         <w:numPr>
           <w:ilvl w:val="0"/>
-          <w:numId w:val="35"/>
+          <w:numId w:val="47"/>
         </w:numPr>
         <w:rPr>
           <w:lang w:val="es-419" w:eastAsia="es-CO"/>
@@ -8713,7 +8886,7 @@
         <w:pStyle w:val="Prrafodelista"/>
         <w:numPr>
           <w:ilvl w:val="0"/>
-          <w:numId w:val="35"/>
+          <w:numId w:val="47"/>
         </w:numPr>
         <w:rPr>
           <w:lang w:val="es-419" w:eastAsia="es-CO"/>
@@ -8743,7 +8916,7 @@
       <w:pPr>
         <w:pStyle w:val="Ttulo2"/>
       </w:pPr>
-      <w:bookmarkStart w:id="21" w:name="_Toc240899831"/>
+      <w:bookmarkStart w:id="21" w:name="_Toc242874091"/>
       <w:r>
         <w:t>Políticas</w:t>
       </w:r>
@@ -8957,7 +9130,7 @@
       <w:pPr>
         <w:pStyle w:val="Ttulo2"/>
       </w:pPr>
-      <w:bookmarkStart w:id="22" w:name="_Toc240899832"/>
+      <w:bookmarkStart w:id="22" w:name="_Toc242874092"/>
       <w:r>
         <w:t>Garantía de reserva</w:t>
       </w:r>
@@ -9120,6 +9293,9 @@
             <w:r>
               <w:t>Respaldo electrónico de pago asociado a la reserva</w:t>
             </w:r>
+            <w:r>
+              <w:t>.</w:t>
+            </w:r>
           </w:p>
         </w:tc>
         <w:tc>
@@ -9173,6 +9349,9 @@
             </w:pPr>
             <w:r>
               <w:t>Pago parcial o total realizado antes de la llegada del huésped</w:t>
+            </w:r>
+            <w:r>
+              <w:t>.</w:t>
             </w:r>
           </w:p>
         </w:tc>
@@ -9220,6 +9399,9 @@
             <w:r>
               <w:t>Garantía mediante consignación o pago electrónico</w:t>
             </w:r>
+            <w:r>
+              <w:t>.</w:t>
+            </w:r>
           </w:p>
         </w:tc>
         <w:tc>
@@ -9247,7 +9429,7 @@
               <w:pStyle w:val="TextoTablas"/>
             </w:pPr>
             <w:r>
-              <w:t>Convenio empresarial.</w:t>
+              <w:t>Convenio empresarial</w:t>
             </w:r>
           </w:p>
         </w:tc>
@@ -9263,6 +9445,9 @@
             <w:r>
               <w:t>Respaldo realizado por empresas, agencias o entidades aliadas</w:t>
             </w:r>
+            <w:r>
+              <w:t>.</w:t>
+            </w:r>
           </w:p>
         </w:tc>
         <w:tc>
@@ -9300,7 +9485,7 @@
           <w:u w:val="single"/>
         </w:rPr>
       </w:pPr>
-      <w:bookmarkStart w:id="23" w:name="_Toc240899833"/>
+      <w:bookmarkStart w:id="23" w:name="_Toc242874093"/>
       <w:r>
         <w:lastRenderedPageBreak/>
         <w:t>Síntesis</w:t>
@@ -9444,13 +9629,13 @@
                     <pic:cNvPicPr/>
                   </pic:nvPicPr>
                   <pic:blipFill>
-                    <a:blip r:embed="rId17">
+                    <a:blip r:embed="rId18">
                       <a:extLst>
                         <a:ext uri="{28A0092B-C50C-407E-A947-70E740481C1C}">
                           <a14:useLocalDpi xmlns:a14="http://schemas.microsoft.com/office/drawing/2010/main" val="0"/>
                         </a:ext>
                         <a:ext uri="{96DAC541-7B7A-43D3-8B79-37D633B846F1}">
-                          <asvg:svgBlip xmlns:asvg="http://schemas.microsoft.com/office/drawing/2016/SVG/main" r:embed="rId18"/>
+                          <asvg:svgBlip xmlns:asvg="http://schemas.microsoft.com/office/drawing/2016/SVG/main" r:embed="rId19"/>
                         </a:ext>
                       </a:extLst>
                     </a:blip>
@@ -9505,7 +9690,7 @@
       <w:pPr>
         <w:pStyle w:val="Titulosgenerales"/>
       </w:pPr>
-      <w:bookmarkStart w:id="24" w:name="_Toc240899834"/>
+      <w:bookmarkStart w:id="24" w:name="_Toc242874094"/>
       <w:r>
         <w:lastRenderedPageBreak/>
         <w:t>Glosario</w:t>
@@ -9529,15 +9714,7 @@
         <w:t>:</w:t>
       </w:r>
       <w:r>
-        <w:t xml:space="preserve"> cupo de habitaciones asignado por el hotel </w:t>
-      </w:r>
-      <w:proofErr w:type="gramStart"/>
-      <w:r>
-        <w:t>a</w:t>
-      </w:r>
-      <w:proofErr w:type="gramEnd"/>
-      <w:r>
-        <w:t xml:space="preserve"> agencias o empresas para su comercialización durante un periodo determinado.</w:t>
+        <w:t xml:space="preserve"> cupo de habitaciones asignado por el hotel a agencias o empresas para su comercialización durante un periodo determinado.</w:t>
       </w:r>
     </w:p>
     <w:p>
@@ -9553,7 +9730,6 @@
       </w:r>
     </w:p>
     <w:p>
-      <w:proofErr w:type="spellStart"/>
       <w:r>
         <w:rPr>
           <w:rStyle w:val="Extranjerismo"/>
@@ -9561,9 +9737,46 @@
           <w:bCs/>
           <w:lang w:val="es-CO"/>
         </w:rPr>
-        <w:t>Booking</w:t>
-      </w:r>
-      <w:proofErr w:type="spellEnd"/>
+        <w:t>Booking engine</w:t>
+      </w:r>
+      <w:r>
+        <w:t xml:space="preserve">: motor de reservas integrado a páginas web que permite realizar reservas </w:t>
+      </w:r>
+      <w:r>
+        <w:rPr>
+          <w:rStyle w:val="Extranjerismo"/>
+        </w:rPr>
+        <w:t>online</w:t>
+      </w:r>
+      <w:r>
+        <w:t>.</w:t>
+      </w:r>
+    </w:p>
+    <w:p>
+      <w:r>
+        <w:rPr>
+          <w:b/>
+          <w:bCs/>
+        </w:rPr>
+        <w:t>Canal de reserva</w:t>
+      </w:r>
+      <w:r>
+        <w:t>: medio utilizado para comercializar y gestionar reservas hoteleras.</w:t>
+      </w:r>
+    </w:p>
+    <w:p>
+      <w:r>
+        <w:rPr>
+          <w:b/>
+          <w:bCs/>
+        </w:rPr>
+        <w:t>Cancelación</w:t>
+      </w:r>
+      <w:r>
+        <w:t>: suspensión de una reserva antes de la fecha de llegada del huésped.</w:t>
+      </w:r>
+    </w:p>
+    <w:p>
       <w:r>
         <w:rPr>
           <w:rStyle w:val="Extranjerismo"/>
@@ -9571,9 +9784,23 @@
           <w:bCs/>
           <w:lang w:val="es-CO"/>
         </w:rPr>
-        <w:t xml:space="preserve"> </w:t>
-      </w:r>
-      <w:proofErr w:type="spellStart"/>
+        <w:t>Channel manager</w:t>
+      </w:r>
+      <w:r>
+        <w:t xml:space="preserve">: </w:t>
+      </w:r>
+      <w:r>
+        <w:rPr>
+          <w:rStyle w:val="Extranjerismo"/>
+          <w:lang w:val="es-CO"/>
+        </w:rPr>
+        <w:t>software</w:t>
+      </w:r>
+      <w:r>
+        <w:t xml:space="preserve"> que sincroniza tarifas y disponibilidad en diferentes canales de venta.</w:t>
+      </w:r>
+    </w:p>
+    <w:p>
       <w:r>
         <w:rPr>
           <w:rStyle w:val="Extranjerismo"/>
@@ -9581,44 +9808,10 @@
           <w:bCs/>
           <w:lang w:val="es-CO"/>
         </w:rPr>
-        <w:t>engine</w:t>
-      </w:r>
-      <w:proofErr w:type="spellEnd"/>
-      <w:r>
-        <w:t xml:space="preserve">: motor de reservas integrado a páginas web que permite realizar reservas </w:t>
-      </w:r>
-      <w:r>
-        <w:rPr>
-          <w:rStyle w:val="Extranjerismo"/>
-        </w:rPr>
-        <w:t>online</w:t>
-      </w:r>
-      <w:r>
-        <w:t>.</w:t>
-      </w:r>
-    </w:p>
-    <w:p>
-      <w:r>
-        <w:rPr>
-          <w:b/>
-          <w:bCs/>
-        </w:rPr>
-        <w:t>Canal de reserva</w:t>
-      </w:r>
-      <w:r>
-        <w:t>: medio utilizado para comercializar y gestionar reservas hoteleras.</w:t>
-      </w:r>
-    </w:p>
-    <w:p>
-      <w:r>
-        <w:rPr>
-          <w:b/>
-          <w:bCs/>
-        </w:rPr>
-        <w:t>Cancelación</w:t>
-      </w:r>
-      <w:r>
-        <w:t>: suspensión de una reserva antes de la fecha de llegada del huésped.</w:t>
+        <w:t>Check-in</w:t>
+      </w:r>
+      <w:r>
+        <w:t>: proceso de registro e ingreso del huésped al establecimiento de alojamiento.</w:t>
       </w:r>
     </w:p>
     <w:p>
@@ -9629,23 +9822,8 @@
           <w:bCs/>
           <w:lang w:val="es-CO"/>
         </w:rPr>
-        <w:t>Channel manager</w:t>
-      </w:r>
-      <w:r>
-        <w:t xml:space="preserve">: </w:t>
-      </w:r>
-      <w:r>
-        <w:rPr>
-          <w:rStyle w:val="Extranjerismo"/>
-          <w:lang w:val="es-CO"/>
-        </w:rPr>
-        <w:t>software</w:t>
-      </w:r>
-      <w:r>
-        <w:t xml:space="preserve"> que sincroniza tarifas y disponibilidad en diferentes canales de venta.</w:t>
-      </w:r>
-    </w:p>
-    <w:p>
+        <w:t>Check-out</w:t>
+      </w:r>
       <w:r>
         <w:rPr>
           <w:rStyle w:val="Extranjerismo"/>
@@ -9653,10 +9831,43 @@
           <w:bCs/>
           <w:lang w:val="es-CO"/>
         </w:rPr>
-        <w:t>Check-in</w:t>
-      </w:r>
-      <w:r>
-        <w:t>: proceso de registro e ingreso del huésped al establecimiento de alojamiento.</w:t>
+        <w:t>:</w:t>
+      </w:r>
+      <w:r>
+        <w:t xml:space="preserve"> p</w:t>
+      </w:r>
+      <w:r>
+        <w:t>roceso de salida del huésped y cierre de cuenta en el hotel.</w:t>
+      </w:r>
+    </w:p>
+    <w:p>
+      <w:r>
+        <w:rPr>
+          <w:b/>
+          <w:bCs/>
+        </w:rPr>
+        <w:t>Código de reserva</w:t>
+      </w:r>
+      <w:r>
+        <w:t>: i</w:t>
+      </w:r>
+      <w:r>
+        <w:t>dentificador alfanumérico asignado a una reserva dentro del sistema hotelero.</w:t>
+      </w:r>
+    </w:p>
+    <w:p>
+      <w:r>
+        <w:rPr>
+          <w:b/>
+          <w:bCs/>
+        </w:rPr>
+        <w:t>Confirmación</w:t>
+      </w:r>
+      <w:r>
+        <w:t>: p</w:t>
+      </w:r>
+      <w:r>
+        <w:t>roceso mediante el cual el hotel valida y acepta oficialmente una reserva.</w:t>
       </w:r>
     </w:p>
     <w:p>
@@ -9667,9 +9878,39 @@
           <w:bCs/>
           <w:lang w:val="es-CO"/>
         </w:rPr>
-        <w:t>Check-</w:t>
-      </w:r>
-      <w:proofErr w:type="spellStart"/>
+        <w:t>Forecasting</w:t>
+      </w:r>
+      <w:r>
+        <w:t>: p</w:t>
+      </w:r>
+      <w:r>
+        <w:t>ronóstico de ocupación hotelera basado en análisis de demanda y reservas.</w:t>
+      </w:r>
+    </w:p>
+    <w:p>
+      <w:r>
+        <w:rPr>
+          <w:b/>
+          <w:bCs/>
+        </w:rPr>
+        <w:lastRenderedPageBreak/>
+        <w:t>Garantía de reserva</w:t>
+      </w:r>
+      <w:r>
+        <w:t>: r</w:t>
+      </w:r>
+      <w:r>
+        <w:t>espaldo económico que asegura la disponibilidad de la habitación para el huésped.</w:t>
+      </w:r>
+    </w:p>
+    <w:p>
+      <w:r>
+        <w:rPr>
+          <w:b/>
+          <w:bCs/>
+        </w:rPr>
+        <w:t>GDS (</w:t>
+      </w:r>
       <w:r>
         <w:rPr>
           <w:rStyle w:val="Extranjerismo"/>
@@ -9677,9 +9918,75 @@
           <w:bCs/>
           <w:lang w:val="es-CO"/>
         </w:rPr>
-        <w:t>out</w:t>
-      </w:r>
-      <w:proofErr w:type="spellEnd"/>
+        <w:t>Global Distribution System</w:t>
+      </w:r>
+      <w:r>
+        <w:rPr>
+          <w:b/>
+          <w:bCs/>
+        </w:rPr>
+        <w:t>)</w:t>
+      </w:r>
+      <w:r>
+        <w:t>: s</w:t>
+      </w:r>
+      <w:r>
+        <w:t>istema global de distribución utilizado para comercializar servicios turísticos y hoteleros.</w:t>
+      </w:r>
+    </w:p>
+    <w:p>
+      <w:r>
+        <w:rPr>
+          <w:b/>
+          <w:bCs/>
+        </w:rPr>
+        <w:t>Habitación estándar</w:t>
+      </w:r>
+      <w:r>
+        <w:t>: t</w:t>
+      </w:r>
+      <w:r>
+        <w:t>ipo básico de habitación ofrecida por un establecimiento hotelero.</w:t>
+      </w:r>
+    </w:p>
+    <w:p>
+      <w:r>
+        <w:rPr>
+          <w:b/>
+          <w:bCs/>
+        </w:rPr>
+        <w:t>Huésped</w:t>
+      </w:r>
+      <w:r>
+        <w:t>: p</w:t>
+      </w:r>
+      <w:r>
+        <w:t>ersona que utiliza el servicio de alojamiento en un establecimiento hotelero.</w:t>
+      </w:r>
+    </w:p>
+    <w:p>
+      <w:r>
+        <w:rPr>
+          <w:b/>
+          <w:bCs/>
+        </w:rPr>
+        <w:t>Inventario hotelero</w:t>
+      </w:r>
+      <w:r>
+        <w:t>: d</w:t>
+      </w:r>
+      <w:r>
+        <w:t>isponibilidad total de habitaciones que posee un establecimiento.</w:t>
+      </w:r>
+    </w:p>
+    <w:p>
+      <w:r>
+        <w:rPr>
+          <w:b/>
+          <w:bCs/>
+        </w:rPr>
+        <w:t>Lista de espera (</w:t>
+      </w:r>
       <w:r>
         <w:rPr>
           <w:rStyle w:val="Extranjerismo"/>
@@ -9687,43 +9994,42 @@
           <w:bCs/>
           <w:lang w:val="es-CO"/>
         </w:rPr>
-        <w:t>:</w:t>
-      </w:r>
-      <w:r>
-        <w:t xml:space="preserve"> p</w:t>
-      </w:r>
-      <w:r>
-        <w:t>roceso de salida del huésped y cierre de cuenta en el hotel.</w:t>
-      </w:r>
-    </w:p>
-    <w:p>
+        <w:t>waiting list</w:t>
+      </w:r>
       <w:r>
         <w:rPr>
           <w:b/>
           <w:bCs/>
         </w:rPr>
-        <w:t>Código de reserva</w:t>
-      </w:r>
-      <w:r>
-        <w:t>: i</w:t>
-      </w:r>
-      <w:r>
-        <w:t>dentificador alfanumérico asignado a una reserva dentro del sistema hotelero.</w:t>
-      </w:r>
-    </w:p>
-    <w:p>
+        <w:t>)</w:t>
+      </w:r>
       <w:r>
         <w:rPr>
           <w:b/>
           <w:bCs/>
         </w:rPr>
-        <w:t>Confirmación</w:t>
-      </w:r>
-      <w:r>
-        <w:t>: p</w:t>
-      </w:r>
-      <w:r>
-        <w:t>roceso mediante el cual el hotel valida y acepta oficialmente una reserva.</w:t>
+        <w:t>:</w:t>
+      </w:r>
+      <w:r>
+        <w:t xml:space="preserve"> r</w:t>
+      </w:r>
+      <w:r>
+        <w:t>egistro de clientes pendientes de disponibilidad de habitaciones.</w:t>
+      </w:r>
+    </w:p>
+    <w:p>
+      <w:r>
+        <w:rPr>
+          <w:b/>
+          <w:bCs/>
+        </w:rPr>
+        <w:t>Modificación de reserva</w:t>
+      </w:r>
+      <w:r>
+        <w:t>: c</w:t>
+      </w:r>
+      <w:r>
+        <w:t>ambio realizado sobre una reserva previamente confirmada.</w:t>
       </w:r>
     </w:p>
     <w:p>
@@ -9734,47 +10040,7 @@
           <w:bCs/>
           <w:lang w:val="es-CO"/>
         </w:rPr>
-        <w:t>Forecasting</w:t>
-      </w:r>
-      <w:r>
-        <w:t>: p</w:t>
-      </w:r>
-      <w:r>
-        <w:t>ronóstico de ocupación hotelera basado en análisis de demanda y reservas.</w:t>
-      </w:r>
-    </w:p>
-    <w:p>
-      <w:r>
-        <w:rPr>
-          <w:b/>
-          <w:bCs/>
-        </w:rPr>
-        <w:lastRenderedPageBreak/>
-        <w:t>Garantía de reserva</w:t>
-      </w:r>
-      <w:r>
-        <w:t>: r</w:t>
-      </w:r>
-      <w:r>
-        <w:t>espaldo económico que asegura la disponibilidad de la habitación para el huésped.</w:t>
-      </w:r>
-    </w:p>
-    <w:p>
-      <w:proofErr w:type="spellStart"/>
-      <w:r>
-        <w:rPr>
-          <w:b/>
-          <w:bCs/>
-        </w:rPr>
-        <w:t>GDS</w:t>
-      </w:r>
-      <w:proofErr w:type="spellEnd"/>
-      <w:r>
-        <w:rPr>
-          <w:b/>
-          <w:bCs/>
-        </w:rPr>
-        <w:t xml:space="preserve"> (</w:t>
+        <w:t>No show</w:t>
       </w:r>
       <w:r>
         <w:rPr>
@@ -9783,9 +10049,38 @@
           <w:bCs/>
           <w:lang w:val="es-CO"/>
         </w:rPr>
-        <w:t xml:space="preserve">Global </w:t>
-      </w:r>
-      <w:proofErr w:type="spellStart"/>
+        <w:t>:</w:t>
+      </w:r>
+      <w:r>
+        <w:t xml:space="preserve"> s</w:t>
+      </w:r>
+      <w:r>
+        <w:t>ituación en la cual el huésped no se presenta sin cancelar la reserva.</w:t>
+      </w:r>
+    </w:p>
+    <w:p>
+      <w:r>
+        <w:rPr>
+          <w:b/>
+          <w:bCs/>
+        </w:rPr>
+        <w:t>Ocupación hotelera</w:t>
+      </w:r>
+      <w:r>
+        <w:t>: p</w:t>
+      </w:r>
+      <w:r>
+        <w:t>orcentaje de habitaciones vendidas respecto al total disponible.</w:t>
+      </w:r>
+    </w:p>
+    <w:p>
+      <w:r>
+        <w:rPr>
+          <w:b/>
+          <w:bCs/>
+        </w:rPr>
+        <w:t>OTA (</w:t>
+      </w:r>
       <w:r>
         <w:rPr>
           <w:rStyle w:val="Extranjerismo"/>
@@ -9793,9 +10088,30 @@
           <w:bCs/>
           <w:lang w:val="es-CO"/>
         </w:rPr>
-        <w:t>Distribution</w:t>
-      </w:r>
-      <w:proofErr w:type="spellEnd"/>
+        <w:t>Online Travel Agency</w:t>
+      </w:r>
+      <w:r>
+        <w:rPr>
+          <w:b/>
+          <w:bCs/>
+        </w:rPr>
+        <w:t>)</w:t>
+      </w:r>
+      <w:r>
+        <w:rPr>
+          <w:b/>
+          <w:bCs/>
+        </w:rPr>
+        <w:t>:</w:t>
+      </w:r>
+      <w:r>
+        <w:t xml:space="preserve"> a</w:t>
+      </w:r>
+      <w:r>
+        <w:t>gencia de viajes online que comercializa servicios turísticos y hoteleros.</w:t>
+      </w:r>
+    </w:p>
+    <w:p>
       <w:r>
         <w:rPr>
           <w:rStyle w:val="Extranjerismo"/>
@@ -9803,9 +10119,24 @@
           <w:bCs/>
           <w:lang w:val="es-CO"/>
         </w:rPr>
-        <w:t xml:space="preserve"> </w:t>
-      </w:r>
-      <w:proofErr w:type="spellStart"/>
+        <w:t>Overbooking</w:t>
+      </w:r>
+      <w:r>
+        <w:t>: v</w:t>
+      </w:r>
+      <w:r>
+        <w:t>enta de habitaciones por encima de la disponibilidad real del hotel.</w:t>
+      </w:r>
+    </w:p>
+    <w:p>
+      <w:r>
+        <w:rPr>
+          <w:b/>
+          <w:bCs/>
+        </w:rPr>
+        <w:lastRenderedPageBreak/>
+        <w:t>PMS (</w:t>
+      </w:r>
       <w:r>
         <w:rPr>
           <w:rStyle w:val="Extranjerismo"/>
@@ -9813,9 +10144,8 @@
           <w:bCs/>
           <w:lang w:val="es-CO"/>
         </w:rPr>
-        <w:t>System</w:t>
-      </w:r>
-      <w:proofErr w:type="spellEnd"/>
+        <w:t>Property Management System</w:t>
+      </w:r>
       <w:r>
         <w:rPr>
           <w:b/>
@@ -9824,25 +10154,17 @@
         <w:t>)</w:t>
       </w:r>
       <w:r>
-        <w:t>: s</w:t>
-      </w:r>
-      <w:r>
-        <w:t>istema global de distribución utilizado para comercializar servicios turísticos y hoteleros.</w:t>
-      </w:r>
-    </w:p>
-    <w:p>
-      <w:r>
         <w:rPr>
           <w:b/>
           <w:bCs/>
         </w:rPr>
-        <w:t>Habitación estándar</w:t>
-      </w:r>
-      <w:r>
-        <w:t>: t</w:t>
-      </w:r>
-      <w:r>
-        <w:t>ipo básico de habitación ofrecida por un establecimiento hotelero.</w:t>
+        <w:t>:</w:t>
+      </w:r>
+      <w:r>
+        <w:t xml:space="preserve"> s</w:t>
+      </w:r>
+      <w:r>
+        <w:t>istema informático utilizado para gestionar operaciones hoteleras y reservas.</w:t>
       </w:r>
     </w:p>
     <w:p>
@@ -9851,13 +10173,13 @@
           <w:b/>
           <w:bCs/>
         </w:rPr>
-        <w:t>Huésped</w:t>
-      </w:r>
-      <w:r>
-        <w:t>: p</w:t>
-      </w:r>
-      <w:r>
-        <w:t>ersona que utiliza el servicio de alojamiento en un establecimiento hotelero.</w:t>
+        <w:t>Política de cancelación</w:t>
+      </w:r>
+      <w:r>
+        <w:t>: c</w:t>
+      </w:r>
+      <w:r>
+        <w:t>ondiciones establecidas por el hotel para cancelar una reserva.</w:t>
       </w:r>
     </w:p>
     <w:p>
@@ -9866,13 +10188,13 @@
           <w:b/>
           <w:bCs/>
         </w:rPr>
-        <w:t>Inventario hotelero</w:t>
-      </w:r>
-      <w:r>
-        <w:t>: d</w:t>
-      </w:r>
-      <w:r>
-        <w:t>isponibilidad total de habitaciones que posee un establecimiento.</w:t>
+        <w:t>Pronóstico de ocupación</w:t>
+      </w:r>
+      <w:r>
+        <w:t>: e</w:t>
+      </w:r>
+      <w:r>
+        <w:t>stimación futura del nivel de ocupación del establecimiento.</w:t>
       </w:r>
     </w:p>
     <w:p>
@@ -9881,338 +10203,67 @@
           <w:b/>
           <w:bCs/>
         </w:rPr>
-        <w:t>Lista de espera (</w:t>
-      </w:r>
-      <w:proofErr w:type="spellStart"/>
+        <w:t>Reserva garantizada</w:t>
+      </w:r>
+      <w:r>
+        <w:t>: r</w:t>
+      </w:r>
+      <w:r>
+        <w:t>eserva respaldada mediante pago anticipado o tarjeta de crédito.</w:t>
+      </w:r>
+    </w:p>
+    <w:p>
+      <w:r>
+        <w:rPr>
+          <w:b/>
+          <w:bCs/>
+        </w:rPr>
+        <w:t>Reserva provisional</w:t>
+      </w:r>
+      <w:r>
+        <w:t>: r</w:t>
+      </w:r>
+      <w:r>
+        <w:t>eserva pendiente de confirmación definitiva.</w:t>
+      </w:r>
+    </w:p>
+    <w:p>
       <w:r>
         <w:rPr>
           <w:rStyle w:val="Extranjerismo"/>
           <w:b/>
           <w:bCs/>
-          <w:lang w:val="es-CO"/>
-        </w:rPr>
-        <w:t>waiting</w:t>
-      </w:r>
-      <w:proofErr w:type="spellEnd"/>
+        </w:rPr>
+        <w:t>Rooming list</w:t>
+      </w:r>
+      <w:r>
+        <w:t>: d</w:t>
+      </w:r>
+      <w:r>
+        <w:t>ocumento que contiene la distribución y datos de huéspedes de una reserva grupal.</w:t>
+      </w:r>
+    </w:p>
+    <w:p>
+      <w:r>
+        <w:rPr>
+          <w:b/>
+          <w:bCs/>
+        </w:rPr>
+        <w:t>Tarifa hotelera</w:t>
+      </w:r>
+      <w:r>
+        <w:t>: v</w:t>
+      </w:r>
+      <w:r>
+        <w:t>alor económico asignado al servicio de alojamiento.</w:t>
+      </w:r>
+    </w:p>
+    <w:p>
       <w:r>
         <w:rPr>
           <w:rStyle w:val="Extranjerismo"/>
           <w:b/>
           <w:bCs/>
-          <w:lang w:val="es-CO"/>
-        </w:rPr>
-        <w:t xml:space="preserve"> </w:t>
-      </w:r>
-      <w:proofErr w:type="spellStart"/>
-      <w:r>
-        <w:rPr>
-          <w:rStyle w:val="Extranjerismo"/>
-          <w:b/>
-          <w:bCs/>
-          <w:lang w:val="es-CO"/>
-        </w:rPr>
-        <w:t>list</w:t>
-      </w:r>
-      <w:proofErr w:type="spellEnd"/>
-      <w:r>
-        <w:rPr>
-          <w:b/>
-          <w:bCs/>
-        </w:rPr>
-        <w:t>)</w:t>
-      </w:r>
-      <w:r>
-        <w:rPr>
-          <w:b/>
-          <w:bCs/>
-        </w:rPr>
-        <w:t>:</w:t>
-      </w:r>
-      <w:r>
-        <w:t xml:space="preserve"> r</w:t>
-      </w:r>
-      <w:r>
-        <w:t>egistro de clientes pendientes de disponibilidad de habitaciones.</w:t>
-      </w:r>
-    </w:p>
-    <w:p>
-      <w:r>
-        <w:rPr>
-          <w:b/>
-          <w:bCs/>
-        </w:rPr>
-        <w:t>Modificación de reserva</w:t>
-      </w:r>
-      <w:r>
-        <w:t>: c</w:t>
-      </w:r>
-      <w:r>
-        <w:t>ambio realizado sobre una reserva previamente confirmada.</w:t>
-      </w:r>
-    </w:p>
-    <w:p>
-      <w:r>
-        <w:rPr>
-          <w:rStyle w:val="Extranjerismo"/>
-          <w:b/>
-          <w:bCs/>
-          <w:lang w:val="es-CO"/>
-        </w:rPr>
-        <w:t>No show</w:t>
-      </w:r>
-      <w:r>
-        <w:rPr>
-          <w:rStyle w:val="Extranjerismo"/>
-          <w:b/>
-          <w:bCs/>
-          <w:lang w:val="es-CO"/>
-        </w:rPr>
-        <w:t>:</w:t>
-      </w:r>
-      <w:r>
-        <w:t xml:space="preserve"> s</w:t>
-      </w:r>
-      <w:r>
-        <w:t>ituación en la cual el huésped no se presenta sin cancelar la reserva.</w:t>
-      </w:r>
-    </w:p>
-    <w:p>
-      <w:r>
-        <w:rPr>
-          <w:b/>
-          <w:bCs/>
-        </w:rPr>
-        <w:t>Ocupación hotelera</w:t>
-      </w:r>
-      <w:r>
-        <w:t>: p</w:t>
-      </w:r>
-      <w:r>
-        <w:t>orcentaje de habitaciones vendidas respecto al total disponible.</w:t>
-      </w:r>
-    </w:p>
-    <w:p>
-      <w:r>
-        <w:rPr>
-          <w:b/>
-          <w:bCs/>
-        </w:rPr>
-        <w:t>OTA (</w:t>
-      </w:r>
-      <w:r>
-        <w:rPr>
-          <w:rStyle w:val="Extranjerismo"/>
-          <w:b/>
-          <w:bCs/>
-          <w:lang w:val="es-CO"/>
-        </w:rPr>
-        <w:t>Online Travel Agency</w:t>
-      </w:r>
-      <w:r>
-        <w:rPr>
-          <w:b/>
-          <w:bCs/>
-        </w:rPr>
-        <w:t>)</w:t>
-      </w:r>
-      <w:r>
-        <w:rPr>
-          <w:b/>
-          <w:bCs/>
-        </w:rPr>
-        <w:t>:</w:t>
-      </w:r>
-      <w:r>
-        <w:t xml:space="preserve"> a</w:t>
-      </w:r>
-      <w:r>
-        <w:t>gencia de viajes online que comercializa servicios turísticos y hoteleros.</w:t>
-      </w:r>
-    </w:p>
-    <w:p>
-      <w:r>
-        <w:rPr>
-          <w:rStyle w:val="Extranjerismo"/>
-          <w:b/>
-          <w:bCs/>
-          <w:lang w:val="es-CO"/>
-        </w:rPr>
-        <w:t>Overbooking</w:t>
-      </w:r>
-      <w:r>
-        <w:t>: v</w:t>
-      </w:r>
-      <w:r>
-        <w:t>enta de habitaciones por encima de la disponibilidad real del hotel.</w:t>
-      </w:r>
-    </w:p>
-    <w:p>
-      <w:proofErr w:type="spellStart"/>
-      <w:r>
-        <w:rPr>
-          <w:b/>
-          <w:bCs/>
-        </w:rPr>
-        <w:lastRenderedPageBreak/>
-        <w:t>PMS</w:t>
-      </w:r>
-      <w:proofErr w:type="spellEnd"/>
-      <w:r>
-        <w:rPr>
-          <w:b/>
-          <w:bCs/>
-        </w:rPr>
-        <w:t xml:space="preserve"> (</w:t>
-      </w:r>
-      <w:proofErr w:type="spellStart"/>
-      <w:r>
-        <w:rPr>
-          <w:rStyle w:val="Extranjerismo"/>
-          <w:b/>
-          <w:bCs/>
-          <w:lang w:val="es-CO"/>
-        </w:rPr>
-        <w:t>Property</w:t>
-      </w:r>
-      <w:proofErr w:type="spellEnd"/>
-      <w:r>
-        <w:rPr>
-          <w:rStyle w:val="Extranjerismo"/>
-          <w:b/>
-          <w:bCs/>
-          <w:lang w:val="es-CO"/>
-        </w:rPr>
-        <w:t xml:space="preserve"> Management </w:t>
-      </w:r>
-      <w:proofErr w:type="spellStart"/>
-      <w:r>
-        <w:rPr>
-          <w:rStyle w:val="Extranjerismo"/>
-          <w:b/>
-          <w:bCs/>
-          <w:lang w:val="es-CO"/>
-        </w:rPr>
-        <w:t>System</w:t>
-      </w:r>
-      <w:proofErr w:type="spellEnd"/>
-      <w:r>
-        <w:rPr>
-          <w:b/>
-          <w:bCs/>
-        </w:rPr>
-        <w:t>)</w:t>
-      </w:r>
-      <w:r>
-        <w:rPr>
-          <w:b/>
-          <w:bCs/>
-        </w:rPr>
-        <w:t>:</w:t>
-      </w:r>
-      <w:r>
-        <w:t xml:space="preserve"> s</w:t>
-      </w:r>
-      <w:r>
-        <w:t>istema informático utilizado para gestionar operaciones hoteleras y reservas.</w:t>
-      </w:r>
-    </w:p>
-    <w:p>
-      <w:r>
-        <w:rPr>
-          <w:b/>
-          <w:bCs/>
-        </w:rPr>
-        <w:t>Política de cancelación</w:t>
-      </w:r>
-      <w:r>
-        <w:t>: c</w:t>
-      </w:r>
-      <w:r>
-        <w:t>ondiciones establecidas por el hotel para cancelar una reserva.</w:t>
-      </w:r>
-    </w:p>
-    <w:p>
-      <w:r>
-        <w:rPr>
-          <w:b/>
-          <w:bCs/>
-        </w:rPr>
-        <w:t>Pronóstico de ocupación</w:t>
-      </w:r>
-      <w:r>
-        <w:t>: e</w:t>
-      </w:r>
-      <w:r>
-        <w:t>stimación futura del nivel de ocupación del establecimiento.</w:t>
-      </w:r>
-    </w:p>
-    <w:p>
-      <w:r>
-        <w:rPr>
-          <w:b/>
-          <w:bCs/>
-        </w:rPr>
-        <w:t>Reserva garantizada</w:t>
-      </w:r>
-      <w:r>
-        <w:t>: r</w:t>
-      </w:r>
-      <w:r>
-        <w:t>eserva respaldada mediante pago anticipado o tarjeta de crédito.</w:t>
-      </w:r>
-    </w:p>
-    <w:p>
-      <w:r>
-        <w:rPr>
-          <w:b/>
-          <w:bCs/>
-        </w:rPr>
-        <w:t>Reserva provisional</w:t>
-      </w:r>
-      <w:r>
-        <w:t>: r</w:t>
-      </w:r>
-      <w:r>
-        <w:t>eserva pendiente de confirmación definitiva.</w:t>
-      </w:r>
-    </w:p>
-    <w:p>
-      <w:r>
-        <w:rPr>
-          <w:rStyle w:val="Extranjerismo"/>
-          <w:b/>
-          <w:bCs/>
-        </w:rPr>
-        <w:t>Rooming list</w:t>
-      </w:r>
-      <w:r>
-        <w:t>: d</w:t>
-      </w:r>
-      <w:r>
-        <w:t>ocumento que contiene la distribución y datos de huéspedes de una reserva grupal.</w:t>
-      </w:r>
-    </w:p>
-    <w:p>
-      <w:r>
-        <w:rPr>
-          <w:b/>
-          <w:bCs/>
-        </w:rPr>
-        <w:t>Tarifa hotelera</w:t>
-      </w:r>
-      <w:r>
-        <w:t>: v</w:t>
-      </w:r>
-      <w:r>
-        <w:t>alor económico asignado al servicio de alojamiento.</w:t>
-      </w:r>
-    </w:p>
-    <w:p>
-      <w:r>
-        <w:rPr>
-          <w:rStyle w:val="Extranjerismo"/>
-          <w:b/>
-          <w:bCs/>
         </w:rPr>
         <w:t>Upgrade</w:t>
       </w:r>
@@ -10237,7 +10288,7 @@
       <w:pPr>
         <w:pStyle w:val="Titulosgenerales"/>
       </w:pPr>
-      <w:bookmarkStart w:id="25" w:name="_Toc240899835"/>
+      <w:bookmarkStart w:id="25" w:name="_Toc242874095"/>
       <w:r>
         <w:lastRenderedPageBreak/>
         <w:t>Referencias bibliográficas</w:t>
@@ -10251,7 +10302,7 @@
       <w:r>
         <w:t xml:space="preserve">Álvarez, E. A. (2021, enero 7). Recepción y reservas. Unidad de trabajo 6. [Web log post]. Emilio Alonso Álvarez - Blog Profesional. </w:t>
       </w:r>
-      <w:hyperlink r:id="rId19" w:history="1">
+      <w:hyperlink r:id="rId20" w:history="1">
         <w:r>
           <w:rPr>
             <w:rStyle w:val="Hipervnculo"/>
@@ -10261,34 +10312,19 @@
       </w:hyperlink>
     </w:p>
     <w:p>
-      <w:proofErr w:type="spellStart"/>
-      <w:r>
-        <w:t>Ateortua</w:t>
-      </w:r>
-      <w:proofErr w:type="spellEnd"/>
-      <w:r>
-        <w:t>, K. S. [</w:t>
-      </w:r>
-      <w:proofErr w:type="spellStart"/>
-      <w:r>
-        <w:t>ksateortua</w:t>
-      </w:r>
-      <w:proofErr w:type="spellEnd"/>
-      <w:r>
-        <w:t xml:space="preserve">]. (2013, noviembre, 13). Reserva hotelera [Presentación]. </w:t>
-      </w:r>
-      <w:proofErr w:type="spellStart"/>
+      <w:r>
+        <w:t xml:space="preserve">Ateortua, K. S. [ksateortua]. (2013, noviembre, 13). Reserva hotelera [Presentación]. </w:t>
+      </w:r>
       <w:r>
         <w:rPr>
           <w:rStyle w:val="Extranjerismo"/>
         </w:rPr>
         <w:t>Slideshare</w:t>
       </w:r>
-      <w:proofErr w:type="spellEnd"/>
       <w:r>
         <w:t xml:space="preserve">. </w:t>
       </w:r>
-      <w:hyperlink r:id="rId20" w:history="1">
+      <w:hyperlink r:id="rId21" w:history="1">
         <w:r>
           <w:rPr>
             <w:rStyle w:val="Hipervnculo"/>
@@ -10301,7 +10337,7 @@
       <w:r>
         <w:t xml:space="preserve">Códigos IATA. (17 de diciembre de 2015). Agencia de Viajes I. </w:t>
       </w:r>
-      <w:hyperlink r:id="rId21" w:history="1">
+      <w:hyperlink r:id="rId22" w:history="1">
         <w:r>
           <w:rPr>
             <w:rStyle w:val="Hipervnculo"/>
@@ -10323,138 +10359,32 @@
         <w:rPr>
           <w:lang w:val="en-US"/>
         </w:rPr>
-        <w:t>[</w:t>
-      </w:r>
-      <w:proofErr w:type="spellStart"/>
+        <w:t xml:space="preserve">[Publicación en perfil]. Linkedin. </w:t>
+      </w:r>
+    </w:p>
+    <w:p>
       <w:r>
         <w:rPr>
           <w:lang w:val="en-US"/>
         </w:rPr>
-        <w:t>Publicación</w:t>
-      </w:r>
-      <w:proofErr w:type="spellEnd"/>
+        <w:t xml:space="preserve">eZee Technosys Pvt. Ltd. (s.f) </w:t>
+      </w:r>
+      <w:r>
+        <w:rPr>
+          <w:rStyle w:val="Extranjerismo"/>
+        </w:rPr>
+        <w:t>How to Assign Bookings/Rooms in eZee Absolute</w:t>
+      </w:r>
       <w:r>
         <w:rPr>
           <w:lang w:val="en-US"/>
         </w:rPr>
-        <w:t xml:space="preserve"> </w:t>
-      </w:r>
-      <w:proofErr w:type="spellStart"/>
-      <w:r>
-        <w:rPr>
-          <w:lang w:val="en-US"/>
-        </w:rPr>
-        <w:t>en</w:t>
-      </w:r>
-      <w:proofErr w:type="spellEnd"/>
-      <w:r>
-        <w:rPr>
-          <w:lang w:val="en-US"/>
-        </w:rPr>
-        <w:t xml:space="preserve"> </w:t>
-      </w:r>
-      <w:proofErr w:type="spellStart"/>
-      <w:r>
-        <w:rPr>
-          <w:lang w:val="en-US"/>
-        </w:rPr>
-        <w:t>perfil</w:t>
-      </w:r>
-      <w:proofErr w:type="spellEnd"/>
-      <w:r>
-        <w:rPr>
-          <w:lang w:val="en-US"/>
-        </w:rPr>
-        <w:t xml:space="preserve">]. </w:t>
-      </w:r>
-      <w:proofErr w:type="spellStart"/>
-      <w:r>
-        <w:rPr>
-          <w:lang w:val="en-US"/>
-        </w:rPr>
-        <w:t>Linkedin</w:t>
-      </w:r>
-      <w:proofErr w:type="spellEnd"/>
-      <w:r>
-        <w:rPr>
-          <w:lang w:val="en-US"/>
-        </w:rPr>
         <w:t xml:space="preserve">. </w:t>
       </w:r>
-    </w:p>
-    <w:p>
-      <w:proofErr w:type="spellStart"/>
-      <w:r>
-        <w:rPr>
-          <w:lang w:val="en-US"/>
-        </w:rPr>
-        <w:t>eZee</w:t>
-      </w:r>
-      <w:proofErr w:type="spellEnd"/>
-      <w:r>
-        <w:rPr>
-          <w:lang w:val="en-US"/>
-        </w:rPr>
-        <w:t xml:space="preserve"> </w:t>
-      </w:r>
-      <w:proofErr w:type="spellStart"/>
-      <w:r>
-        <w:rPr>
-          <w:lang w:val="en-US"/>
-        </w:rPr>
-        <w:t>Technosys</w:t>
-      </w:r>
-      <w:proofErr w:type="spellEnd"/>
-      <w:r>
-        <w:rPr>
-          <w:lang w:val="en-US"/>
-        </w:rPr>
-        <w:t xml:space="preserve"> Pvt. Ltd. (</w:t>
-      </w:r>
-      <w:proofErr w:type="spellStart"/>
-      <w:r>
-        <w:rPr>
-          <w:lang w:val="en-US"/>
-        </w:rPr>
-        <w:t>s.f</w:t>
-      </w:r>
-      <w:proofErr w:type="spellEnd"/>
-      <w:r>
-        <w:rPr>
-          <w:lang w:val="en-US"/>
-        </w:rPr>
-        <w:t xml:space="preserve">) </w:t>
-      </w:r>
-      <w:r>
-        <w:rPr>
-          <w:rStyle w:val="Extranjerismo"/>
-        </w:rPr>
-        <w:t xml:space="preserve">How to Assign Bookings/Rooms in </w:t>
-      </w:r>
-      <w:proofErr w:type="spellStart"/>
-      <w:r>
-        <w:rPr>
-          <w:rStyle w:val="Extranjerismo"/>
-        </w:rPr>
-        <w:t>eZee</w:t>
-      </w:r>
-      <w:proofErr w:type="spellEnd"/>
-      <w:r>
-        <w:rPr>
-          <w:rStyle w:val="Extranjerismo"/>
-        </w:rPr>
-        <w:t xml:space="preserve"> Absolute</w:t>
-      </w:r>
-      <w:r>
-        <w:rPr>
-          <w:lang w:val="en-US"/>
-        </w:rPr>
-        <w:t xml:space="preserve">. </w:t>
-      </w:r>
       <w:r>
         <w:t xml:space="preserve">[Video] </w:t>
       </w:r>
-      <w:hyperlink r:id="rId22" w:history="1">
+      <w:hyperlink r:id="rId23" w:history="1">
         <w:r>
           <w:rPr>
             <w:rStyle w:val="Hipervnculo"/>
@@ -10464,15 +10394,10 @@
       </w:hyperlink>
     </w:p>
     <w:p>
-      <w:proofErr w:type="spellStart"/>
-      <w:r>
-        <w:t>Hytar</w:t>
-      </w:r>
-      <w:proofErr w:type="spellEnd"/>
-      <w:r>
-        <w:t xml:space="preserve">. (2013) Código de aeropuertos de OACI. Wikipedia. </w:t>
-      </w:r>
-      <w:hyperlink r:id="rId23" w:anchor="/media/Archivo:ICAO_FirstLetter.svg" w:history="1">
+      <w:r>
+        <w:t xml:space="preserve">Hytar. (2013) Código de aeropuertos de OACI. Wikipedia. </w:t>
+      </w:r>
+      <w:hyperlink r:id="rId24" w:anchor="/media/Archivo:ICAO_FirstLetter.svg" w:history="1">
         <w:r>
           <w:rPr>
             <w:rStyle w:val="Hipervnculo"/>
@@ -10487,13 +10412,8 @@
           <w:lang w:val="en-US"/>
         </w:rPr>
       </w:pPr>
-      <w:proofErr w:type="spellStart"/>
-      <w:r>
-        <w:t>Kasavana</w:t>
-      </w:r>
-      <w:proofErr w:type="spellEnd"/>
-      <w:r>
-        <w:t xml:space="preserve">, M. L., &amp; Cahill, J. J. (2017). </w:t>
+      <w:r>
+        <w:t xml:space="preserve">Kasavana, M. L., &amp; Cahill, J. J. (2017). </w:t>
       </w:r>
       <w:r>
         <w:rPr>
@@ -10537,7 +10457,7 @@
       <w:r>
         <w:t xml:space="preserve">Marrero, F. J. (2016, Noviembre 1). Glosario de términos hoteleros, turísticos y relacionados. Obtenido de Hosteltur: </w:t>
       </w:r>
-      <w:hyperlink r:id="rId24" w:history="1">
+      <w:hyperlink r:id="rId25" w:history="1">
         <w:r>
           <w:rPr>
             <w:rStyle w:val="Hipervnculo"/>
@@ -10559,49 +10479,27 @@
         </w:rPr>
       </w:pPr>
       <w:r>
-        <w:t xml:space="preserve">Oracle </w:t>
-      </w:r>
-      <w:proofErr w:type="spellStart"/>
-      <w:r>
-        <w:t>Corporation</w:t>
-      </w:r>
-      <w:proofErr w:type="spellEnd"/>
-      <w:r>
-        <w:t xml:space="preserve">. </w:t>
+        <w:t xml:space="preserve">Oracle Corporation. </w:t>
       </w:r>
       <w:r>
         <w:rPr>
           <w:lang w:val="en-US"/>
         </w:rPr>
-        <w:t>(</w:t>
-      </w:r>
-      <w:proofErr w:type="spellStart"/>
+        <w:t xml:space="preserve">(s.f.). </w:t>
+      </w:r>
+      <w:r>
+        <w:rPr>
+          <w:rStyle w:val="Extranjerismo"/>
+        </w:rPr>
+        <w:t>Group Rooming List</w:t>
+      </w:r>
       <w:r>
         <w:rPr>
           <w:lang w:val="en-US"/>
         </w:rPr>
-        <w:t>s.f.</w:t>
-      </w:r>
-      <w:proofErr w:type="spellEnd"/>
-      <w:r>
-        <w:rPr>
-          <w:lang w:val="en-US"/>
-        </w:rPr>
-        <w:t xml:space="preserve">). </w:t>
-      </w:r>
-      <w:r>
-        <w:rPr>
-          <w:rStyle w:val="Extranjerismo"/>
-        </w:rPr>
-        <w:t>Group Rooming List</w:t>
-      </w:r>
-      <w:r>
-        <w:rPr>
-          <w:lang w:val="en-US"/>
-        </w:rPr>
         <w:t xml:space="preserve">. oracle.com </w:t>
       </w:r>
-      <w:hyperlink r:id="rId25" w:history="1">
+      <w:hyperlink r:id="rId26" w:history="1">
         <w:r>
           <w:rPr>
             <w:rStyle w:val="Hipervnculo"/>
@@ -10621,35 +10519,21 @@
         <w:rPr>
           <w:lang w:val="en-US"/>
         </w:rPr>
-        <w:t>Oracle Corporation. (</w:t>
-      </w:r>
-      <w:proofErr w:type="spellStart"/>
+        <w:t xml:space="preserve">Oracle Corporation. (s.f.). </w:t>
+      </w:r>
+      <w:r>
+        <w:rPr>
+          <w:rStyle w:val="Extranjerismo"/>
+        </w:rPr>
+        <w:t>Waitlist Screen</w:t>
+      </w:r>
       <w:r>
         <w:rPr>
           <w:lang w:val="en-US"/>
         </w:rPr>
-        <w:t>s.f.</w:t>
-      </w:r>
-      <w:proofErr w:type="spellEnd"/>
-      <w:r>
-        <w:rPr>
-          <w:lang w:val="en-US"/>
-        </w:rPr>
-        <w:t xml:space="preserve">). </w:t>
-      </w:r>
-      <w:r>
-        <w:rPr>
-          <w:rStyle w:val="Extranjerismo"/>
-        </w:rPr>
-        <w:t>Waitlist Screen</w:t>
-      </w:r>
-      <w:r>
-        <w:rPr>
-          <w:lang w:val="en-US"/>
-        </w:rPr>
         <w:t xml:space="preserve">. oracle.com </w:t>
       </w:r>
-      <w:hyperlink r:id="rId26" w:history="1">
+      <w:hyperlink r:id="rId27" w:history="1">
         <w:r>
           <w:rPr>
             <w:rStyle w:val="Hipervnculo"/>
@@ -10675,7 +10559,7 @@
       <w:pPr>
         <w:pStyle w:val="Titulosgenerales"/>
       </w:pPr>
-      <w:bookmarkStart w:id="26" w:name="_Toc240899836"/>
+      <w:bookmarkStart w:id="26" w:name="_Toc242874096"/>
       <w:r>
         <w:lastRenderedPageBreak/>
         <w:t>Créditos</w:t>
@@ -11374,7 +11258,6 @@
               </w:rPr>
               <w:t xml:space="preserve"> </w:t>
             </w:r>
-            <w:proofErr w:type="spellStart"/>
             <w:r>
               <w:rPr>
                 <w:rStyle w:val="Extranjerismo"/>
@@ -11384,7 +11267,6 @@
               </w:rPr>
               <w:t>stack</w:t>
             </w:r>
-            <w:proofErr w:type="spellEnd"/>
           </w:p>
         </w:tc>
         <w:tc>
@@ -11920,8 +11802,8 @@
       </w:pPr>
     </w:p>
     <w:sectPr>
-      <w:headerReference w:type="default" r:id="rId27"/>
-      <w:footerReference w:type="default" r:id="rId28"/>
+      <w:headerReference w:type="default" r:id="rId28"/>
+      <w:footerReference w:type="default" r:id="rId29"/>
       <w:pgSz w:w="12240" w:h="15840"/>
       <w:pgMar w:top="1701" w:right="1134" w:bottom="1134" w:left="1134" w:header="709" w:footer="737" w:gutter="0"/>
       <w:pgNumType w:start="1"/>
@@ -11934,7 +11816,7 @@
 </file>
 
 <file path=word/endnotes.xml><?xml version="1.0" encoding="utf-8"?>
-<w:endnotes xmlns:wpc="http://schemas.microsoft.com/office/word/2010/wordprocessingCanvas" xmlns:cx="http://schemas.microsoft.com/office/drawing/2014/chartex" xmlns:cx1="http://schemas.microsoft.com/office/drawing/2015/9/8/chartex" xmlns:cx2="http://schemas.microsoft.com/office/drawing/2015/10/21/chartex" xmlns:cx3="http://schemas.microsoft.com/office/drawing/2016/5/9/chartex" xmlns:cx4="http://schemas.microsoft.com/office/drawing/2016/5/10/chartex" xmlns:cx5="http://schemas.microsoft.com/office/drawing/2016/5/11/chartex" xmlns:cx6="http://schemas.microsoft.com/office/drawing/2016/5/12/chartex" xmlns:cx7="http://schemas.microsoft.com/office/drawing/2016/5/13/chartex" xmlns:cx8="http://schemas.microsoft.com/office/drawing/2016/5/14/chartex" xmlns:mc="http://schemas.openxmlformats.org/markup-compatibility/2006" xmlns:m="http://schemas.openxmlformats.org/officeDocument/2006/math" xmlns:aink="http://schemas.microsoft.com/office/drawing/2016/ink" xmlns:am3d="http://schemas.microsoft.com/office/drawing/2017/model3d" xmlns:oel="http://schemas.microsoft.com/office/2019/extlst" xmlns:r="http://schemas.openxmlformats.org/officeDocument/2006/relationships" xmlns:wp14="http://schemas.microsoft.com/office/word/2010/wordprocessingDrawing" xmlns:wp="http://schemas.openxmlformats.org/drawingml/2006/wordprocessingDrawing" xmlns:wpg="http://schemas.microsoft.com/office/word/2010/wordprocessingGroup" xmlns:wpi="http://schemas.microsoft.com/office/word/2010/wordprocessingInk" xmlns:wps="http://schemas.microsoft.com/office/word/2010/wordprocessingShape" xmlns:o="urn:schemas-microsoft-com:office:office" xmlns:v="urn:schemas-microsoft-com:vml" xmlns:w10="urn:schemas-microsoft-com:office:word" xmlns:w="http://schemas.openxmlformats.org/wordprocessingml/2006/main" xmlns:w14="http://schemas.microsoft.com/office/word/2010/wordml" xmlns:w15="http://schemas.microsoft.com/office/word/2012/wordml" xmlns:w16cex="http://schemas.microsoft.com/office/word/2018/wordml/cex" xmlns:w16cid="http://schemas.microsoft.com/office/word/2016/wordml/cid" xmlns:w16="http://schemas.microsoft.com/office/word/2018/wordml" xmlns:w16sdtdh="http://schemas.microsoft.com/office/word/2020/wordml/sdtdatahash" xmlns:w16sdtfl="http://schemas.microsoft.com/office/word/2024/wordml/sdtformatlock" xmlns:w16se="http://schemas.microsoft.com/office/word/2015/wordml/symex" xmlns:w16du="http://schemas.microsoft.com/office/word/2023/wordml/word16du" xmlns:wne="http://schemas.microsoft.com/office/word/2006/wordml" mc:Ignorable="w14 w15 w16se w16cid w16 w16cex w16sdtdh w16sdtfl w16du wp14">
+<w:endnotes xmlns:wpc="http://schemas.microsoft.com/office/word/2010/wordprocessingCanvas" xmlns:cx="http://schemas.microsoft.com/office/drawing/2014/chartex" xmlns:cx1="http://schemas.microsoft.com/office/drawing/2015/9/8/chartex" xmlns:cx2="http://schemas.microsoft.com/office/drawing/2015/10/21/chartex" xmlns:cx3="http://schemas.microsoft.com/office/drawing/2016/5/9/chartex" xmlns:cx4="http://schemas.microsoft.com/office/drawing/2016/5/10/chartex" xmlns:cx5="http://schemas.microsoft.com/office/drawing/2016/5/11/chartex" xmlns:cx6="http://schemas.microsoft.com/office/drawing/2016/5/12/chartex" xmlns:cx7="http://schemas.microsoft.com/office/drawing/2016/5/13/chartex" xmlns:cx8="http://schemas.microsoft.com/office/drawing/2016/5/14/chartex" xmlns:mc="http://schemas.openxmlformats.org/markup-compatibility/2006" xmlns:aink="http://schemas.microsoft.com/office/drawing/2016/ink" xmlns:am3d="http://schemas.microsoft.com/office/drawing/2017/model3d" xmlns:o="urn:schemas-microsoft-com:office:office" xmlns:oel="http://schemas.microsoft.com/office/2019/extlst" xmlns:r="http://schemas.openxmlformats.org/officeDocument/2006/relationships" xmlns:m="http://schemas.openxmlformats.org/officeDocument/2006/math" xmlns:v="urn:schemas-microsoft-com:vml" xmlns:wp14="http://schemas.microsoft.com/office/word/2010/wordprocessingDrawing" xmlns:wp="http://schemas.openxmlformats.org/drawingml/2006/wordprocessingDrawing" xmlns:w10="urn:schemas-microsoft-com:office:word" xmlns:w="http://schemas.openxmlformats.org/wordprocessingml/2006/main" xmlns:w14="http://schemas.microsoft.com/office/word/2010/wordml" xmlns:w15="http://schemas.microsoft.com/office/word/2012/wordml" xmlns:w16cex="http://schemas.microsoft.com/office/word/2018/wordml/cex" xmlns:w16cid="http://schemas.microsoft.com/office/word/2016/wordml/cid" xmlns:w16="http://schemas.microsoft.com/office/word/2018/wordml" xmlns:w16du="http://schemas.microsoft.com/office/word/2023/wordml/word16du" xmlns:w16sdtdh="http://schemas.microsoft.com/office/word/2020/wordml/sdtdatahash" xmlns:w16sdtfl="http://schemas.microsoft.com/office/word/2024/wordml/sdtformatlock" xmlns:w16se="http://schemas.microsoft.com/office/word/2015/wordml/symex" xmlns:wpg="http://schemas.microsoft.com/office/word/2010/wordprocessingGroup" xmlns:wpi="http://schemas.microsoft.com/office/word/2010/wordprocessingInk" xmlns:wne="http://schemas.microsoft.com/office/word/2006/wordml" xmlns:wps="http://schemas.microsoft.com/office/word/2010/wordprocessingShape" mc:Ignorable="w14 w15 w16se w16cid w16 w16cex w16sdtdh w16sdtfl w16du wp14">
   <w:endnote w:type="separator" w:id="-1">
     <w:p>
       <w:pPr>
@@ -11959,7 +11841,7 @@
 </file>
 
 <file path=word/footer1.xml><?xml version="1.0" encoding="utf-8"?>
-<w:ftr xmlns:wpc="http://schemas.microsoft.com/office/word/2010/wordprocessingCanvas" xmlns:cx="http://schemas.microsoft.com/office/drawing/2014/chartex" xmlns:cx1="http://schemas.microsoft.com/office/drawing/2015/9/8/chartex" xmlns:cx2="http://schemas.microsoft.com/office/drawing/2015/10/21/chartex" xmlns:cx3="http://schemas.microsoft.com/office/drawing/2016/5/9/chartex" xmlns:cx4="http://schemas.microsoft.com/office/drawing/2016/5/10/chartex" xmlns:cx5="http://schemas.microsoft.com/office/drawing/2016/5/11/chartex" xmlns:cx6="http://schemas.microsoft.com/office/drawing/2016/5/12/chartex" xmlns:cx7="http://schemas.microsoft.com/office/drawing/2016/5/13/chartex" xmlns:cx8="http://schemas.microsoft.com/office/drawing/2016/5/14/chartex" xmlns:mc="http://schemas.openxmlformats.org/markup-compatibility/2006" xmlns:m="http://schemas.openxmlformats.org/officeDocument/2006/math" xmlns:aink="http://schemas.microsoft.com/office/drawing/2016/ink" xmlns:am3d="http://schemas.microsoft.com/office/drawing/2017/model3d" xmlns:oel="http://schemas.microsoft.com/office/2019/extlst" xmlns:r="http://schemas.openxmlformats.org/officeDocument/2006/relationships" xmlns:wp14="http://schemas.microsoft.com/office/word/2010/wordprocessingDrawing" xmlns:wp="http://schemas.openxmlformats.org/drawingml/2006/wordprocessingDrawing" xmlns:wpg="http://schemas.microsoft.com/office/word/2010/wordprocessingGroup" xmlns:wpi="http://schemas.microsoft.com/office/word/2010/wordprocessingInk" xmlns:wps="http://schemas.microsoft.com/office/word/2010/wordprocessingShape" xmlns:o="urn:schemas-microsoft-com:office:office" xmlns:v="urn:schemas-microsoft-com:vml" xmlns:w10="urn:schemas-microsoft-com:office:word" xmlns:w="http://schemas.openxmlformats.org/wordprocessingml/2006/main" xmlns:w14="http://schemas.microsoft.com/office/word/2010/wordml" xmlns:w15="http://schemas.microsoft.com/office/word/2012/wordml" xmlns:w16cex="http://schemas.microsoft.com/office/word/2018/wordml/cex" xmlns:w16cid="http://schemas.microsoft.com/office/word/2016/wordml/cid" xmlns:w16="http://schemas.microsoft.com/office/word/2018/wordml" xmlns:w16sdtdh="http://schemas.microsoft.com/office/word/2020/wordml/sdtdatahash" xmlns:w16sdtfl="http://schemas.microsoft.com/office/word/2024/wordml/sdtformatlock" xmlns:w16se="http://schemas.microsoft.com/office/word/2015/wordml/symex" xmlns:w16du="http://schemas.microsoft.com/office/word/2023/wordml/word16du" xmlns:wne="http://schemas.microsoft.com/office/word/2006/wordml" mc:Ignorable="w14 w15 w16se w16cid w16 w16cex w16sdtdh w16sdtfl w16du wp14">
+<w:ftr xmlns:wpc="http://schemas.microsoft.com/office/word/2010/wordprocessingCanvas" xmlns:cx="http://schemas.microsoft.com/office/drawing/2014/chartex" xmlns:cx1="http://schemas.microsoft.com/office/drawing/2015/9/8/chartex" xmlns:cx2="http://schemas.microsoft.com/office/drawing/2015/10/21/chartex" xmlns:cx3="http://schemas.microsoft.com/office/drawing/2016/5/9/chartex" xmlns:cx4="http://schemas.microsoft.com/office/drawing/2016/5/10/chartex" xmlns:cx5="http://schemas.microsoft.com/office/drawing/2016/5/11/chartex" xmlns:cx6="http://schemas.microsoft.com/office/drawing/2016/5/12/chartex" xmlns:cx7="http://schemas.microsoft.com/office/drawing/2016/5/13/chartex" xmlns:cx8="http://schemas.microsoft.com/office/drawing/2016/5/14/chartex" xmlns:mc="http://schemas.openxmlformats.org/markup-compatibility/2006" xmlns:aink="http://schemas.microsoft.com/office/drawing/2016/ink" xmlns:am3d="http://schemas.microsoft.com/office/drawing/2017/model3d" xmlns:o="urn:schemas-microsoft-com:office:office" xmlns:oel="http://schemas.microsoft.com/office/2019/extlst" xmlns:r="http://schemas.openxmlformats.org/officeDocument/2006/relationships" xmlns:m="http://schemas.openxmlformats.org/officeDocument/2006/math" xmlns:v="urn:schemas-microsoft-com:vml" xmlns:wp14="http://schemas.microsoft.com/office/word/2010/wordprocessingDrawing" xmlns:wp="http://schemas.openxmlformats.org/drawingml/2006/wordprocessingDrawing" xmlns:w10="urn:schemas-microsoft-com:office:word" xmlns:w="http://schemas.openxmlformats.org/wordprocessingml/2006/main" xmlns:w14="http://schemas.microsoft.com/office/word/2010/wordml" xmlns:w15="http://schemas.microsoft.com/office/word/2012/wordml" xmlns:w16cex="http://schemas.microsoft.com/office/word/2018/wordml/cex" xmlns:w16cid="http://schemas.microsoft.com/office/word/2016/wordml/cid" xmlns:w16="http://schemas.microsoft.com/office/word/2018/wordml" xmlns:w16du="http://schemas.microsoft.com/office/word/2023/wordml/word16du" xmlns:w16sdtdh="http://schemas.microsoft.com/office/word/2020/wordml/sdtdatahash" xmlns:w16sdtfl="http://schemas.microsoft.com/office/word/2024/wordml/sdtformatlock" xmlns:w16se="http://schemas.microsoft.com/office/word/2015/wordml/symex" xmlns:wpg="http://schemas.microsoft.com/office/word/2010/wordprocessingGroup" xmlns:wpi="http://schemas.microsoft.com/office/word/2010/wordprocessingInk" xmlns:wne="http://schemas.microsoft.com/office/word/2006/wordml" xmlns:wps="http://schemas.microsoft.com/office/word/2010/wordprocessingShape" mc:Ignorable="w14 w15 w16se w16cid w16 w16cex w16sdtdh w16sdtfl w16du wp14">
   <w:sdt>
     <w:sdtPr>
       <w:id w:val="-1465197936"/>
@@ -11987,13 +11869,7 @@
           <w:rPr>
             <w:noProof/>
           </w:rPr>
-          <w:t>1</w:t>
-        </w:r>
-        <w:r>
-          <w:rPr>
-            <w:noProof/>
-          </w:rPr>
-          <w:t>5</w:t>
+          <w:t>15</w:t>
         </w:r>
         <w:r>
           <w:fldChar w:fldCharType="end"/>
@@ -12010,7 +11886,7 @@
 </file>
 
 <file path=word/footnotes.xml><?xml version="1.0" encoding="utf-8"?>
-<w:footnotes xmlns:wpc="http://schemas.microsoft.com/office/word/2010/wordprocessingCanvas" xmlns:cx="http://schemas.microsoft.com/office/drawing/2014/chartex" xmlns:cx1="http://schemas.microsoft.com/office/drawing/2015/9/8/chartex" xmlns:cx2="http://schemas.microsoft.com/office/drawing/2015/10/21/chartex" xmlns:cx3="http://schemas.microsoft.com/office/drawing/2016/5/9/chartex" xmlns:cx4="http://schemas.microsoft.com/office/drawing/2016/5/10/chartex" xmlns:cx5="http://schemas.microsoft.com/office/drawing/2016/5/11/chartex" xmlns:cx6="http://schemas.microsoft.com/office/drawing/2016/5/12/chartex" xmlns:cx7="http://schemas.microsoft.com/office/drawing/2016/5/13/chartex" xmlns:cx8="http://schemas.microsoft.com/office/drawing/2016/5/14/chartex" xmlns:mc="http://schemas.openxmlformats.org/markup-compatibility/2006" xmlns:m="http://schemas.openxmlformats.org/officeDocument/2006/math" xmlns:aink="http://schemas.microsoft.com/office/drawing/2016/ink" xmlns:am3d="http://schemas.microsoft.com/office/drawing/2017/model3d" xmlns:oel="http://schemas.microsoft.com/office/2019/extlst" xmlns:r="http://schemas.openxmlformats.org/officeDocument/2006/relationships" xmlns:wp14="http://schemas.microsoft.com/office/word/2010/wordprocessingDrawing" xmlns:wp="http://schemas.openxmlformats.org/drawingml/2006/wordprocessingDrawing" xmlns:wpg="http://schemas.microsoft.com/office/word/2010/wordprocessingGroup" xmlns:wpi="http://schemas.microsoft.com/office/word/2010/wordprocessingInk" xmlns:wps="http://schemas.microsoft.com/office/word/2010/wordprocessingShape" xmlns:o="urn:schemas-microsoft-com:office:office" xmlns:v="urn:schemas-microsoft-com:vml" xmlns:w10="urn:schemas-microsoft-com:office:word" xmlns:w="http://schemas.openxmlformats.org/wordprocessingml/2006/main" xmlns:w14="http://schemas.microsoft.com/office/word/2010/wordml" xmlns:w15="http://schemas.microsoft.com/office/word/2012/wordml" xmlns:w16cex="http://schemas.microsoft.com/office/word/2018/wordml/cex" xmlns:w16cid="http://schemas.microsoft.com/office/word/2016/wordml/cid" xmlns:w16="http://schemas.microsoft.com/office/word/2018/wordml" xmlns:w16sdtdh="http://schemas.microsoft.com/office/word/2020/wordml/sdtdatahash" xmlns:w16sdtfl="http://schemas.microsoft.com/office/word/2024/wordml/sdtformatlock" xmlns:w16se="http://schemas.microsoft.com/office/word/2015/wordml/symex" xmlns:w16du="http://schemas.microsoft.com/office/word/2023/wordml/word16du" xmlns:wne="http://schemas.microsoft.com/office/word/2006/wordml" mc:Ignorable="w14 w15 w16se w16cid w16 w16cex w16sdtdh w16sdtfl w16du wp14">
+<w:footnotes xmlns:wpc="http://schemas.microsoft.com/office/word/2010/wordprocessingCanvas" xmlns:cx="http://schemas.microsoft.com/office/drawing/2014/chartex" xmlns:cx1="http://schemas.microsoft.com/office/drawing/2015/9/8/chartex" xmlns:cx2="http://schemas.microsoft.com/office/drawing/2015/10/21/chartex" xmlns:cx3="http://schemas.microsoft.com/office/drawing/2016/5/9/chartex" xmlns:cx4="http://schemas.microsoft.com/office/drawing/2016/5/10/chartex" xmlns:cx5="http://schemas.microsoft.com/office/drawing/2016/5/11/chartex" xmlns:cx6="http://schemas.microsoft.com/office/drawing/2016/5/12/chartex" xmlns:cx7="http://schemas.microsoft.com/office/drawing/2016/5/13/chartex" xmlns:cx8="http://schemas.microsoft.com/office/drawing/2016/5/14/chartex" xmlns:mc="http://schemas.openxmlformats.org/markup-compatibility/2006" xmlns:aink="http://schemas.microsoft.com/office/drawing/2016/ink" xmlns:am3d="http://schemas.microsoft.com/office/drawing/2017/model3d" xmlns:o="urn:schemas-microsoft-com:office:office" xmlns:oel="http://schemas.microsoft.com/office/2019/extlst" xmlns:r="http://schemas.openxmlformats.org/officeDocument/2006/relationships" xmlns:m="http://schemas.openxmlformats.org/officeDocument/2006/math" xmlns:v="urn:schemas-microsoft-com:vml" xmlns:wp14="http://schemas.microsoft.com/office/word/2010/wordprocessingDrawing" xmlns:wp="http://schemas.openxmlformats.org/drawingml/2006/wordprocessingDrawing" xmlns:w10="urn:schemas-microsoft-com:office:word" xmlns:w="http://schemas.openxmlformats.org/wordprocessingml/2006/main" xmlns:w14="http://schemas.microsoft.com/office/word/2010/wordml" xmlns:w15="http://schemas.microsoft.com/office/word/2012/wordml" xmlns:w16cex="http://schemas.microsoft.com/office/word/2018/wordml/cex" xmlns:w16cid="http://schemas.microsoft.com/office/word/2016/wordml/cid" xmlns:w16="http://schemas.microsoft.com/office/word/2018/wordml" xmlns:w16du="http://schemas.microsoft.com/office/word/2023/wordml/word16du" xmlns:w16sdtdh="http://schemas.microsoft.com/office/word/2020/wordml/sdtdatahash" xmlns:w16sdtfl="http://schemas.microsoft.com/office/word/2024/wordml/sdtformatlock" xmlns:w16se="http://schemas.microsoft.com/office/word/2015/wordml/symex" xmlns:wpg="http://schemas.microsoft.com/office/word/2010/wordprocessingGroup" xmlns:wpi="http://schemas.microsoft.com/office/word/2010/wordprocessingInk" xmlns:wne="http://schemas.microsoft.com/office/word/2006/wordml" xmlns:wps="http://schemas.microsoft.com/office/word/2010/wordprocessingShape" mc:Ignorable="w14 w15 w16se w16cid w16 w16cex w16sdtdh w16sdtfl w16du wp14">
   <w:footnote w:type="separator" w:id="-1">
     <w:p>
       <w:pPr>
@@ -12035,7 +11911,7 @@
 </file>
 
 <file path=word/header1.xml><?xml version="1.0" encoding="utf-8"?>
-<w:hdr xmlns:wpc="http://schemas.microsoft.com/office/word/2010/wordprocessingCanvas" xmlns:cx="http://schemas.microsoft.com/office/drawing/2014/chartex" xmlns:cx1="http://schemas.microsoft.com/office/drawing/2015/9/8/chartex" xmlns:cx2="http://schemas.microsoft.com/office/drawing/2015/10/21/chartex" xmlns:cx3="http://schemas.microsoft.com/office/drawing/2016/5/9/chartex" xmlns:cx4="http://schemas.microsoft.com/office/drawing/2016/5/10/chartex" xmlns:cx5="http://schemas.microsoft.com/office/drawing/2016/5/11/chartex" xmlns:cx6="http://schemas.microsoft.com/office/drawing/2016/5/12/chartex" xmlns:cx7="http://schemas.microsoft.com/office/drawing/2016/5/13/chartex" xmlns:cx8="http://schemas.microsoft.com/office/drawing/2016/5/14/chartex" xmlns:mc="http://schemas.openxmlformats.org/markup-compatibility/2006" xmlns:m="http://schemas.openxmlformats.org/officeDocument/2006/math" xmlns:aink="http://schemas.microsoft.com/office/drawing/2016/ink" xmlns:am3d="http://schemas.microsoft.com/office/drawing/2017/model3d" xmlns:oel="http://schemas.microsoft.com/office/2019/extlst" xmlns:r="http://schemas.openxmlformats.org/officeDocument/2006/relationships" xmlns:wp14="http://schemas.microsoft.com/office/word/2010/wordprocessingDrawing" xmlns:wp="http://schemas.openxmlformats.org/drawingml/2006/wordprocessingDrawing" xmlns:wpg="http://schemas.microsoft.com/office/word/2010/wordprocessingGroup" xmlns:wpi="http://schemas.microsoft.com/office/word/2010/wordprocessingInk" xmlns:wps="http://schemas.microsoft.com/office/word/2010/wordprocessingShape" xmlns:o="urn:schemas-microsoft-com:office:office" xmlns:v="urn:schemas-microsoft-com:vml" xmlns:w10="urn:schemas-microsoft-com:office:word" xmlns:w="http://schemas.openxmlformats.org/wordprocessingml/2006/main" xmlns:w14="http://schemas.microsoft.com/office/word/2010/wordml" xmlns:w15="http://schemas.microsoft.com/office/word/2012/wordml" xmlns:w16cex="http://schemas.microsoft.com/office/word/2018/wordml/cex" xmlns:w16cid="http://schemas.microsoft.com/office/word/2016/wordml/cid" xmlns:w16="http://schemas.microsoft.com/office/word/2018/wordml" xmlns:w16sdtdh="http://schemas.microsoft.com/office/word/2020/wordml/sdtdatahash" xmlns:w16sdtfl="http://schemas.microsoft.com/office/word/2024/wordml/sdtformatlock" xmlns:w16se="http://schemas.microsoft.com/office/word/2015/wordml/symex" xmlns:w16du="http://schemas.microsoft.com/office/word/2023/wordml/word16du" xmlns:wne="http://schemas.microsoft.com/office/word/2006/wordml" mc:Ignorable="w14 w15 w16se w16cid w16 w16cex w16sdtdh w16sdtfl w16du wp14">
+<w:hdr xmlns:wpc="http://schemas.microsoft.com/office/word/2010/wordprocessingCanvas" xmlns:cx="http://schemas.microsoft.com/office/drawing/2014/chartex" xmlns:cx1="http://schemas.microsoft.com/office/drawing/2015/9/8/chartex" xmlns:cx2="http://schemas.microsoft.com/office/drawing/2015/10/21/chartex" xmlns:cx3="http://schemas.microsoft.com/office/drawing/2016/5/9/chartex" xmlns:cx4="http://schemas.microsoft.com/office/drawing/2016/5/10/chartex" xmlns:cx5="http://schemas.microsoft.com/office/drawing/2016/5/11/chartex" xmlns:cx6="http://schemas.microsoft.com/office/drawing/2016/5/12/chartex" xmlns:cx7="http://schemas.microsoft.com/office/drawing/2016/5/13/chartex" xmlns:cx8="http://schemas.microsoft.com/office/drawing/2016/5/14/chartex" xmlns:mc="http://schemas.openxmlformats.org/markup-compatibility/2006" xmlns:aink="http://schemas.microsoft.com/office/drawing/2016/ink" xmlns:am3d="http://schemas.microsoft.com/office/drawing/2017/model3d" xmlns:o="urn:schemas-microsoft-com:office:office" xmlns:oel="http://schemas.microsoft.com/office/2019/extlst" xmlns:r="http://schemas.openxmlformats.org/officeDocument/2006/relationships" xmlns:m="http://schemas.openxmlformats.org/officeDocument/2006/math" xmlns:v="urn:schemas-microsoft-com:vml" xmlns:wp14="http://schemas.microsoft.com/office/word/2010/wordprocessingDrawing" xmlns:wp="http://schemas.openxmlformats.org/drawingml/2006/wordprocessingDrawing" xmlns:w10="urn:schemas-microsoft-com:office:word" xmlns:w="http://schemas.openxmlformats.org/wordprocessingml/2006/main" xmlns:w14="http://schemas.microsoft.com/office/word/2010/wordml" xmlns:w15="http://schemas.microsoft.com/office/word/2012/wordml" xmlns:w16cex="http://schemas.microsoft.com/office/word/2018/wordml/cex" xmlns:w16cid="http://schemas.microsoft.com/office/word/2016/wordml/cid" xmlns:w16="http://schemas.microsoft.com/office/word/2018/wordml" xmlns:w16du="http://schemas.microsoft.com/office/word/2023/wordml/word16du" xmlns:w16sdtdh="http://schemas.microsoft.com/office/word/2020/wordml/sdtdatahash" xmlns:w16sdtfl="http://schemas.microsoft.com/office/word/2024/wordml/sdtformatlock" xmlns:w16se="http://schemas.microsoft.com/office/word/2015/wordml/symex" xmlns:wpg="http://schemas.microsoft.com/office/word/2010/wordprocessingGroup" xmlns:wpi="http://schemas.microsoft.com/office/word/2010/wordprocessingInk" xmlns:wne="http://schemas.microsoft.com/office/word/2006/wordml" xmlns:wps="http://schemas.microsoft.com/office/word/2010/wordprocessingShape" mc:Ignorable="w14 w15 w16se w16cid w16 w16cex w16sdtdh w16sdtfl w16du wp14">
   <w:p>
     <w:pPr>
       <w:pStyle w:val="Encabezado"/>
@@ -12121,7 +11997,7 @@
 </file>
 
 <file path=word/numbering.xml><?xml version="1.0" encoding="utf-8"?>
-<w:numbering xmlns:wpc="http://schemas.microsoft.com/office/word/2010/wordprocessingCanvas" xmlns:cx="http://schemas.microsoft.com/office/drawing/2014/chartex" xmlns:cx1="http://schemas.microsoft.com/office/drawing/2015/9/8/chartex" xmlns:cx2="http://schemas.microsoft.com/office/drawing/2015/10/21/chartex" xmlns:cx3="http://schemas.microsoft.com/office/drawing/2016/5/9/chartex" xmlns:cx4="http://schemas.microsoft.com/office/drawing/2016/5/10/chartex" xmlns:cx5="http://schemas.microsoft.com/office/drawing/2016/5/11/chartex" xmlns:cx6="http://schemas.microsoft.com/office/drawing/2016/5/12/chartex" xmlns:cx7="http://schemas.microsoft.com/office/drawing/2016/5/13/chartex" xmlns:cx8="http://schemas.microsoft.com/office/drawing/2016/5/14/chartex" xmlns:mc="http://schemas.openxmlformats.org/markup-compatibility/2006" xmlns:m="http://schemas.openxmlformats.org/officeDocument/2006/math" xmlns:aink="http://schemas.microsoft.com/office/drawing/2016/ink" xmlns:am3d="http://schemas.microsoft.com/office/drawing/2017/model3d" xmlns:oel="http://schemas.microsoft.com/office/2019/extlst" xmlns:r="http://schemas.openxmlformats.org/officeDocument/2006/relationships" xmlns:wp14="http://schemas.microsoft.com/office/word/2010/wordprocessingDrawing" xmlns:wp="http://schemas.openxmlformats.org/drawingml/2006/wordprocessingDrawing" xmlns:wpg="http://schemas.microsoft.com/office/word/2010/wordprocessingGroup" xmlns:wpi="http://schemas.microsoft.com/office/word/2010/wordprocessingInk" xmlns:wps="http://schemas.microsoft.com/office/word/2010/wordprocessingShape" xmlns:o="urn:schemas-microsoft-com:office:office" xmlns:v="urn:schemas-microsoft-com:vml" xmlns:w10="urn:schemas-microsoft-com:office:word" xmlns:w="http://schemas.openxmlformats.org/wordprocessingml/2006/main" xmlns:w14="http://schemas.microsoft.com/office/word/2010/wordml" xmlns:w15="http://schemas.microsoft.com/office/word/2012/wordml" xmlns:w16cex="http://schemas.microsoft.com/office/word/2018/wordml/cex" xmlns:w16cid="http://schemas.microsoft.com/office/word/2016/wordml/cid" xmlns:w16="http://schemas.microsoft.com/office/word/2018/wordml" xmlns:w16sdtdh="http://schemas.microsoft.com/office/word/2020/wordml/sdtdatahash" xmlns:w16sdtfl="http://schemas.microsoft.com/office/word/2024/wordml/sdtformatlock" xmlns:w16se="http://schemas.microsoft.com/office/word/2015/wordml/symex" xmlns:w16du="http://schemas.microsoft.com/office/word/2023/wordml/word16du" xmlns:wne="http://schemas.microsoft.com/office/word/2006/wordml" mc:Ignorable="w14 w15 w16se w16cid w16 w16cex w16sdtdh w16sdtfl w16du wp14">
+<w:numbering xmlns:wpc="http://schemas.microsoft.com/office/word/2010/wordprocessingCanvas" xmlns:cx="http://schemas.microsoft.com/office/drawing/2014/chartex" xmlns:cx1="http://schemas.microsoft.com/office/drawing/2015/9/8/chartex" xmlns:cx2="http://schemas.microsoft.com/office/drawing/2015/10/21/chartex" xmlns:cx3="http://schemas.microsoft.com/office/drawing/2016/5/9/chartex" xmlns:cx4="http://schemas.microsoft.com/office/drawing/2016/5/10/chartex" xmlns:cx5="http://schemas.microsoft.com/office/drawing/2016/5/11/chartex" xmlns:cx6="http://schemas.microsoft.com/office/drawing/2016/5/12/chartex" xmlns:cx7="http://schemas.microsoft.com/office/drawing/2016/5/13/chartex" xmlns:cx8="http://schemas.microsoft.com/office/drawing/2016/5/14/chartex" xmlns:mc="http://schemas.openxmlformats.org/markup-compatibility/2006" xmlns:aink="http://schemas.microsoft.com/office/drawing/2016/ink" xmlns:am3d="http://schemas.microsoft.com/office/drawing/2017/model3d" xmlns:o="urn:schemas-microsoft-com:office:office" xmlns:oel="http://schemas.microsoft.com/office/2019/extlst" xmlns:r="http://schemas.openxmlformats.org/officeDocument/2006/relationships" xmlns:m="http://schemas.openxmlformats.org/officeDocument/2006/math" xmlns:v="urn:schemas-microsoft-com:vml" xmlns:wp14="http://schemas.microsoft.com/office/word/2010/wordprocessingDrawing" xmlns:wp="http://schemas.openxmlformats.org/drawingml/2006/wordprocessingDrawing" xmlns:w10="urn:schemas-microsoft-com:office:word" xmlns:w="http://schemas.openxmlformats.org/wordprocessingml/2006/main" xmlns:w14="http://schemas.microsoft.com/office/word/2010/wordml" xmlns:w15="http://schemas.microsoft.com/office/word/2012/wordml" xmlns:w16cex="http://schemas.microsoft.com/office/word/2018/wordml/cex" xmlns:w16cid="http://schemas.microsoft.com/office/word/2016/wordml/cid" xmlns:w16="http://schemas.microsoft.com/office/word/2018/wordml" xmlns:w16du="http://schemas.microsoft.com/office/word/2023/wordml/word16du" xmlns:w16sdtdh="http://schemas.microsoft.com/office/word/2020/wordml/sdtdatahash" xmlns:w16sdtfl="http://schemas.microsoft.com/office/word/2024/wordml/sdtformatlock" xmlns:w16se="http://schemas.microsoft.com/office/word/2015/wordml/symex" xmlns:wpg="http://schemas.microsoft.com/office/word/2010/wordprocessingGroup" xmlns:wpi="http://schemas.microsoft.com/office/word/2010/wordprocessingInk" xmlns:wne="http://schemas.microsoft.com/office/word/2006/wordml" xmlns:wps="http://schemas.microsoft.com/office/word/2010/wordprocessingShape" mc:Ignorable="w14 w15 w16se w16cid w16 w16cex w16sdtdh w16sdtfl w16du wp14">
   <w:abstractNum w:abstractNumId="0" w15:restartNumberingAfterBreak="0">
     <w:nsid w:val="FFFFFF89"/>
     <w:multiLevelType w:val="singleLevel"/>
@@ -12257,6 +12133,97 @@
     </w:lvl>
   </w:abstractNum>
   <w:abstractNum w:abstractNumId="2" w15:restartNumberingAfterBreak="0">
+    <w:nsid w:val="0A963FEF"/>
+    <w:multiLevelType w:val="hybridMultilevel"/>
+    <w:tmpl w:val="9D1841FA"/>
+    <w:lvl w:ilvl="0" w:tplc="2B468DA4">
+      <w:start w:val="1"/>
+      <w:numFmt w:val="lowerLetter"/>
+      <w:lvlText w:val="%1)"/>
+      <w:lvlJc w:val="left"/>
+      <w:pPr>
+        <w:ind w:left="1068" w:hanging="360"/>
+      </w:pPr>
+      <w:rPr>
+        <w:rFonts w:hint="default"/>
+        <w:b/>
+        <w:bCs/>
+      </w:rPr>
+    </w:lvl>
+    <w:lvl w:ilvl="1" w:tplc="080A0019" w:tentative="1">
+      <w:start w:val="1"/>
+      <w:numFmt w:val="lowerLetter"/>
+      <w:lvlText w:val="%2."/>
+      <w:lvlJc w:val="left"/>
+      <w:pPr>
+        <w:ind w:left="-2003" w:hanging="360"/>
+      </w:pPr>
+    </w:lvl>
+    <w:lvl w:ilvl="2" w:tplc="080A001B" w:tentative="1">
+      <w:start w:val="1"/>
+      <w:numFmt w:val="lowerRoman"/>
+      <w:lvlText w:val="%3."/>
+      <w:lvlJc w:val="right"/>
+      <w:pPr>
+        <w:ind w:left="-1283" w:hanging="180"/>
+      </w:pPr>
+    </w:lvl>
+    <w:lvl w:ilvl="3" w:tplc="080A000F" w:tentative="1">
+      <w:start w:val="1"/>
+      <w:numFmt w:val="decimal"/>
+      <w:lvlText w:val="%4."/>
+      <w:lvlJc w:val="left"/>
+      <w:pPr>
+        <w:ind w:left="-563" w:hanging="360"/>
+      </w:pPr>
+    </w:lvl>
+    <w:lvl w:ilvl="4" w:tplc="080A0019" w:tentative="1">
+      <w:start w:val="1"/>
+      <w:numFmt w:val="lowerLetter"/>
+      <w:lvlText w:val="%5."/>
+      <w:lvlJc w:val="left"/>
+      <w:pPr>
+        <w:ind w:left="157" w:hanging="360"/>
+      </w:pPr>
+    </w:lvl>
+    <w:lvl w:ilvl="5" w:tplc="080A001B" w:tentative="1">
+      <w:start w:val="1"/>
+      <w:numFmt w:val="lowerRoman"/>
+      <w:lvlText w:val="%6."/>
+      <w:lvlJc w:val="right"/>
+      <w:pPr>
+        <w:ind w:left="877" w:hanging="180"/>
+      </w:pPr>
+    </w:lvl>
+    <w:lvl w:ilvl="6" w:tplc="080A000F" w:tentative="1">
+      <w:start w:val="1"/>
+      <w:numFmt w:val="decimal"/>
+      <w:lvlText w:val="%7."/>
+      <w:lvlJc w:val="left"/>
+      <w:pPr>
+        <w:ind w:left="1597" w:hanging="360"/>
+      </w:pPr>
+    </w:lvl>
+    <w:lvl w:ilvl="7" w:tplc="080A0019" w:tentative="1">
+      <w:start w:val="1"/>
+      <w:numFmt w:val="lowerLetter"/>
+      <w:lvlText w:val="%8."/>
+      <w:lvlJc w:val="left"/>
+      <w:pPr>
+        <w:ind w:left="2317" w:hanging="360"/>
+      </w:pPr>
+    </w:lvl>
+    <w:lvl w:ilvl="8" w:tplc="080A001B" w:tentative="1">
+      <w:start w:val="1"/>
+      <w:numFmt w:val="lowerRoman"/>
+      <w:lvlText w:val="%9."/>
+      <w:lvlJc w:val="right"/>
+      <w:pPr>
+        <w:ind w:left="3037" w:hanging="180"/>
+      </w:pPr>
+    </w:lvl>
+  </w:abstractNum>
+  <w:abstractNum w:abstractNumId="3" w15:restartNumberingAfterBreak="0">
     <w:nsid w:val="0B1566A4"/>
     <w:multiLevelType w:val="hybridMultilevel"/>
     <w:tmpl w:val="D73A5C0E"/>
@@ -12369,7 +12336,209 @@
       </w:rPr>
     </w:lvl>
   </w:abstractNum>
-  <w:abstractNum w:abstractNumId="3" w15:restartNumberingAfterBreak="0">
+  <w:abstractNum w:abstractNumId="4" w15:restartNumberingAfterBreak="0">
+    <w:nsid w:val="0C9D1303"/>
+    <w:multiLevelType w:val="hybridMultilevel"/>
+    <w:tmpl w:val="32B261B8"/>
+    <w:lvl w:ilvl="0" w:tplc="A5CE64CC">
+      <w:start w:val="2"/>
+      <w:numFmt w:val="lowerLetter"/>
+      <w:lvlText w:val="%1)"/>
+      <w:lvlJc w:val="left"/>
+      <w:pPr>
+        <w:ind w:left="1429" w:hanging="360"/>
+      </w:pPr>
+      <w:rPr>
+        <w:rFonts w:hint="default"/>
+      </w:rPr>
+    </w:lvl>
+    <w:lvl w:ilvl="1" w:tplc="080A0019" w:tentative="1">
+      <w:start w:val="1"/>
+      <w:numFmt w:val="lowerLetter"/>
+      <w:lvlText w:val="%2."/>
+      <w:lvlJc w:val="left"/>
+      <w:pPr>
+        <w:ind w:left="2149" w:hanging="360"/>
+      </w:pPr>
+    </w:lvl>
+    <w:lvl w:ilvl="2" w:tplc="080A001B" w:tentative="1">
+      <w:start w:val="1"/>
+      <w:numFmt w:val="lowerRoman"/>
+      <w:lvlText w:val="%3."/>
+      <w:lvlJc w:val="right"/>
+      <w:pPr>
+        <w:ind w:left="2869" w:hanging="180"/>
+      </w:pPr>
+    </w:lvl>
+    <w:lvl w:ilvl="3" w:tplc="080A000F" w:tentative="1">
+      <w:start w:val="1"/>
+      <w:numFmt w:val="decimal"/>
+      <w:lvlText w:val="%4."/>
+      <w:lvlJc w:val="left"/>
+      <w:pPr>
+        <w:ind w:left="3589" w:hanging="360"/>
+      </w:pPr>
+    </w:lvl>
+    <w:lvl w:ilvl="4" w:tplc="080A0019" w:tentative="1">
+      <w:start w:val="1"/>
+      <w:numFmt w:val="lowerLetter"/>
+      <w:lvlText w:val="%5."/>
+      <w:lvlJc w:val="left"/>
+      <w:pPr>
+        <w:ind w:left="4309" w:hanging="360"/>
+      </w:pPr>
+    </w:lvl>
+    <w:lvl w:ilvl="5" w:tplc="080A001B" w:tentative="1">
+      <w:start w:val="1"/>
+      <w:numFmt w:val="lowerRoman"/>
+      <w:lvlText w:val="%6."/>
+      <w:lvlJc w:val="right"/>
+      <w:pPr>
+        <w:ind w:left="5029" w:hanging="180"/>
+      </w:pPr>
+    </w:lvl>
+    <w:lvl w:ilvl="6" w:tplc="080A000F" w:tentative="1">
+      <w:start w:val="1"/>
+      <w:numFmt w:val="decimal"/>
+      <w:lvlText w:val="%7."/>
+      <w:lvlJc w:val="left"/>
+      <w:pPr>
+        <w:ind w:left="5749" w:hanging="360"/>
+      </w:pPr>
+    </w:lvl>
+    <w:lvl w:ilvl="7" w:tplc="080A0019" w:tentative="1">
+      <w:start w:val="1"/>
+      <w:numFmt w:val="lowerLetter"/>
+      <w:lvlText w:val="%8."/>
+      <w:lvlJc w:val="left"/>
+      <w:pPr>
+        <w:ind w:left="6469" w:hanging="360"/>
+      </w:pPr>
+    </w:lvl>
+    <w:lvl w:ilvl="8" w:tplc="080A001B" w:tentative="1">
+      <w:start w:val="1"/>
+      <w:numFmt w:val="lowerRoman"/>
+      <w:lvlText w:val="%9."/>
+      <w:lvlJc w:val="right"/>
+      <w:pPr>
+        <w:ind w:left="7189" w:hanging="180"/>
+      </w:pPr>
+    </w:lvl>
+  </w:abstractNum>
+  <w:abstractNum w:abstractNumId="5" w15:restartNumberingAfterBreak="0">
+    <w:nsid w:val="0DEE2477"/>
+    <w:multiLevelType w:val="hybridMultilevel"/>
+    <w:tmpl w:val="2682B2A0"/>
+    <w:lvl w:ilvl="0" w:tplc="080A0001">
+      <w:start w:val="1"/>
+      <w:numFmt w:val="bullet"/>
+      <w:lvlText w:val=""/>
+      <w:lvlJc w:val="left"/>
+      <w:pPr>
+        <w:ind w:left="1428" w:hanging="360"/>
+      </w:pPr>
+      <w:rPr>
+        <w:rFonts w:ascii="Symbol" w:hAnsi="Symbol" w:hint="default"/>
+      </w:rPr>
+    </w:lvl>
+    <w:lvl w:ilvl="1" w:tplc="080A0003" w:tentative="1">
+      <w:start w:val="1"/>
+      <w:numFmt w:val="bullet"/>
+      <w:lvlText w:val="o"/>
+      <w:lvlJc w:val="left"/>
+      <w:pPr>
+        <w:ind w:left="2148" w:hanging="360"/>
+      </w:pPr>
+      <w:rPr>
+        <w:rFonts w:ascii="Courier New" w:hAnsi="Courier New" w:cs="Courier New" w:hint="default"/>
+      </w:rPr>
+    </w:lvl>
+    <w:lvl w:ilvl="2" w:tplc="080A0005" w:tentative="1">
+      <w:start w:val="1"/>
+      <w:numFmt w:val="bullet"/>
+      <w:lvlText w:val=""/>
+      <w:lvlJc w:val="left"/>
+      <w:pPr>
+        <w:ind w:left="2868" w:hanging="360"/>
+      </w:pPr>
+      <w:rPr>
+        <w:rFonts w:ascii="Wingdings" w:hAnsi="Wingdings" w:hint="default"/>
+      </w:rPr>
+    </w:lvl>
+    <w:lvl w:ilvl="3" w:tplc="080A0001" w:tentative="1">
+      <w:start w:val="1"/>
+      <w:numFmt w:val="bullet"/>
+      <w:lvlText w:val=""/>
+      <w:lvlJc w:val="left"/>
+      <w:pPr>
+        <w:ind w:left="3588" w:hanging="360"/>
+      </w:pPr>
+      <w:rPr>
+        <w:rFonts w:ascii="Symbol" w:hAnsi="Symbol" w:hint="default"/>
+      </w:rPr>
+    </w:lvl>
+    <w:lvl w:ilvl="4" w:tplc="080A0003" w:tentative="1">
+      <w:start w:val="1"/>
+      <w:numFmt w:val="bullet"/>
+      <w:lvlText w:val="o"/>
+      <w:lvlJc w:val="left"/>
+      <w:pPr>
+        <w:ind w:left="4308" w:hanging="360"/>
+      </w:pPr>
+      <w:rPr>
+        <w:rFonts w:ascii="Courier New" w:hAnsi="Courier New" w:cs="Courier New" w:hint="default"/>
+      </w:rPr>
+    </w:lvl>
+    <w:lvl w:ilvl="5" w:tplc="080A0005" w:tentative="1">
+      <w:start w:val="1"/>
+      <w:numFmt w:val="bullet"/>
+      <w:lvlText w:val=""/>
+      <w:lvlJc w:val="left"/>
+      <w:pPr>
+        <w:ind w:left="5028" w:hanging="360"/>
+      </w:pPr>
+      <w:rPr>
+        <w:rFonts w:ascii="Wingdings" w:hAnsi="Wingdings" w:hint="default"/>
+      </w:rPr>
+    </w:lvl>
+    <w:lvl w:ilvl="6" w:tplc="080A0001" w:tentative="1">
+      <w:start w:val="1"/>
+      <w:numFmt w:val="bullet"/>
+      <w:lvlText w:val=""/>
+      <w:lvlJc w:val="left"/>
+      <w:pPr>
+        <w:ind w:left="5748" w:hanging="360"/>
+      </w:pPr>
+      <w:rPr>
+        <w:rFonts w:ascii="Symbol" w:hAnsi="Symbol" w:hint="default"/>
+      </w:rPr>
+    </w:lvl>
+    <w:lvl w:ilvl="7" w:tplc="080A0003" w:tentative="1">
+      <w:start w:val="1"/>
+      <w:numFmt w:val="bullet"/>
+      <w:lvlText w:val="o"/>
+      <w:lvlJc w:val="left"/>
+      <w:pPr>
+        <w:ind w:left="6468" w:hanging="360"/>
+      </w:pPr>
+      <w:rPr>
+        <w:rFonts w:ascii="Courier New" w:hAnsi="Courier New" w:cs="Courier New" w:hint="default"/>
+      </w:rPr>
+    </w:lvl>
+    <w:lvl w:ilvl="8" w:tplc="080A0005" w:tentative="1">
+      <w:start w:val="1"/>
+      <w:numFmt w:val="bullet"/>
+      <w:lvlText w:val=""/>
+      <w:lvlJc w:val="left"/>
+      <w:pPr>
+        <w:ind w:left="7188" w:hanging="360"/>
+      </w:pPr>
+      <w:rPr>
+        <w:rFonts w:ascii="Wingdings" w:hAnsi="Wingdings" w:hint="default"/>
+      </w:rPr>
+    </w:lvl>
+  </w:abstractNum>
+  <w:abstractNum w:abstractNumId="6" w15:restartNumberingAfterBreak="0">
     <w:nsid w:val="14F0786A"/>
     <w:multiLevelType w:val="hybridMultilevel"/>
     <w:tmpl w:val="DECA6468"/>
@@ -12482,7 +12651,7 @@
       </w:rPr>
     </w:lvl>
   </w:abstractNum>
-  <w:abstractNum w:abstractNumId="4" w15:restartNumberingAfterBreak="0">
+  <w:abstractNum w:abstractNumId="7" w15:restartNumberingAfterBreak="0">
     <w:nsid w:val="18970478"/>
     <w:multiLevelType w:val="hybridMultilevel"/>
     <w:tmpl w:val="26FCF72C"/>
@@ -12595,7 +12764,101 @@
       </w:rPr>
     </w:lvl>
   </w:abstractNum>
-  <w:abstractNum w:abstractNumId="5" w15:restartNumberingAfterBreak="0">
+  <w:abstractNum w:abstractNumId="8" w15:restartNumberingAfterBreak="0">
+    <w:nsid w:val="19D24A62"/>
+    <w:multiLevelType w:val="hybridMultilevel"/>
+    <w:tmpl w:val="AA061198"/>
+    <w:lvl w:ilvl="0" w:tplc="080A0001">
+      <w:start w:val="1"/>
+      <w:numFmt w:val="bullet"/>
+      <w:lvlText w:val=""/>
+      <w:lvlJc w:val="left"/>
+      <w:pPr>
+        <w:ind w:left="1428" w:hanging="360"/>
+      </w:pPr>
+      <w:rPr>
+        <w:rFonts w:ascii="Symbol" w:hAnsi="Symbol" w:hint="default"/>
+        <w:b/>
+        <w:bCs/>
+      </w:rPr>
+    </w:lvl>
+    <w:lvl w:ilvl="1" w:tplc="080A0001">
+      <w:start w:val="1"/>
+      <w:numFmt w:val="bullet"/>
+      <w:lvlText w:val=""/>
+      <w:lvlJc w:val="left"/>
+      <w:pPr>
+        <w:ind w:left="2148" w:hanging="360"/>
+      </w:pPr>
+      <w:rPr>
+        <w:rFonts w:ascii="Symbol" w:hAnsi="Symbol" w:hint="default"/>
+      </w:rPr>
+    </w:lvl>
+    <w:lvl w:ilvl="2" w:tplc="FFFFFFFF" w:tentative="1">
+      <w:start w:val="1"/>
+      <w:numFmt w:val="lowerRoman"/>
+      <w:lvlText w:val="%3."/>
+      <w:lvlJc w:val="right"/>
+      <w:pPr>
+        <w:ind w:left="2868" w:hanging="180"/>
+      </w:pPr>
+    </w:lvl>
+    <w:lvl w:ilvl="3" w:tplc="FFFFFFFF" w:tentative="1">
+      <w:start w:val="1"/>
+      <w:numFmt w:val="decimal"/>
+      <w:lvlText w:val="%4."/>
+      <w:lvlJc w:val="left"/>
+      <w:pPr>
+        <w:ind w:left="3588" w:hanging="360"/>
+      </w:pPr>
+    </w:lvl>
+    <w:lvl w:ilvl="4" w:tplc="FFFFFFFF" w:tentative="1">
+      <w:start w:val="1"/>
+      <w:numFmt w:val="lowerLetter"/>
+      <w:lvlText w:val="%5."/>
+      <w:lvlJc w:val="left"/>
+      <w:pPr>
+        <w:ind w:left="4308" w:hanging="360"/>
+      </w:pPr>
+    </w:lvl>
+    <w:lvl w:ilvl="5" w:tplc="FFFFFFFF" w:tentative="1">
+      <w:start w:val="1"/>
+      <w:numFmt w:val="lowerRoman"/>
+      <w:lvlText w:val="%6."/>
+      <w:lvlJc w:val="right"/>
+      <w:pPr>
+        <w:ind w:left="5028" w:hanging="180"/>
+      </w:pPr>
+    </w:lvl>
+    <w:lvl w:ilvl="6" w:tplc="FFFFFFFF" w:tentative="1">
+      <w:start w:val="1"/>
+      <w:numFmt w:val="decimal"/>
+      <w:lvlText w:val="%7."/>
+      <w:lvlJc w:val="left"/>
+      <w:pPr>
+        <w:ind w:left="5748" w:hanging="360"/>
+      </w:pPr>
+    </w:lvl>
+    <w:lvl w:ilvl="7" w:tplc="FFFFFFFF" w:tentative="1">
+      <w:start w:val="1"/>
+      <w:numFmt w:val="lowerLetter"/>
+      <w:lvlText w:val="%8."/>
+      <w:lvlJc w:val="left"/>
+      <w:pPr>
+        <w:ind w:left="6468" w:hanging="360"/>
+      </w:pPr>
+    </w:lvl>
+    <w:lvl w:ilvl="8" w:tplc="FFFFFFFF" w:tentative="1">
+      <w:start w:val="1"/>
+      <w:numFmt w:val="lowerRoman"/>
+      <w:lvlText w:val="%9."/>
+      <w:lvlJc w:val="right"/>
+      <w:pPr>
+        <w:ind w:left="7188" w:hanging="180"/>
+      </w:pPr>
+    </w:lvl>
+  </w:abstractNum>
+  <w:abstractNum w:abstractNumId="9" w15:restartNumberingAfterBreak="0">
     <w:nsid w:val="1F40090F"/>
     <w:multiLevelType w:val="hybridMultilevel"/>
     <w:tmpl w:val="6D70D016"/>
@@ -12708,7 +12971,7 @@
       </w:rPr>
     </w:lvl>
   </w:abstractNum>
-  <w:abstractNum w:abstractNumId="6" w15:restartNumberingAfterBreak="0">
+  <w:abstractNum w:abstractNumId="10" w15:restartNumberingAfterBreak="0">
     <w:nsid w:val="203F4C7A"/>
     <w:multiLevelType w:val="hybridMultilevel"/>
     <w:tmpl w:val="FDCAD340"/>
@@ -12821,7 +13084,7 @@
       </w:rPr>
     </w:lvl>
   </w:abstractNum>
-  <w:abstractNum w:abstractNumId="7" w15:restartNumberingAfterBreak="0">
+  <w:abstractNum w:abstractNumId="11" w15:restartNumberingAfterBreak="0">
     <w:nsid w:val="22803631"/>
     <w:multiLevelType w:val="hybridMultilevel"/>
     <w:tmpl w:val="83A2630A"/>
@@ -12934,7 +13197,7 @@
       </w:rPr>
     </w:lvl>
   </w:abstractNum>
-  <w:abstractNum w:abstractNumId="8" w15:restartNumberingAfterBreak="0">
+  <w:abstractNum w:abstractNumId="12" w15:restartNumberingAfterBreak="0">
     <w:nsid w:val="264A0D39"/>
     <w:multiLevelType w:val="hybridMultilevel"/>
     <w:tmpl w:val="DBCE14BC"/>
@@ -13047,7 +13310,7 @@
       </w:rPr>
     </w:lvl>
   </w:abstractNum>
-  <w:abstractNum w:abstractNumId="9" w15:restartNumberingAfterBreak="0">
+  <w:abstractNum w:abstractNumId="13" w15:restartNumberingAfterBreak="0">
     <w:nsid w:val="26500414"/>
     <w:multiLevelType w:val="hybridMultilevel"/>
     <w:tmpl w:val="2C785F4A"/>
@@ -13160,7 +13423,7 @@
       </w:rPr>
     </w:lvl>
   </w:abstractNum>
-  <w:abstractNum w:abstractNumId="10" w15:restartNumberingAfterBreak="0">
+  <w:abstractNum w:abstractNumId="14" w15:restartNumberingAfterBreak="0">
     <w:nsid w:val="27412B07"/>
     <w:multiLevelType w:val="hybridMultilevel"/>
     <w:tmpl w:val="9FDADF5E"/>
@@ -13251,7 +13514,7 @@
       </w:pPr>
     </w:lvl>
   </w:abstractNum>
-  <w:abstractNum w:abstractNumId="11" w15:restartNumberingAfterBreak="0">
+  <w:abstractNum w:abstractNumId="15" w15:restartNumberingAfterBreak="0">
     <w:nsid w:val="27AE7AE0"/>
     <w:multiLevelType w:val="hybridMultilevel"/>
     <w:tmpl w:val="7C30D7EC"/>
@@ -13364,7 +13627,120 @@
       </w:rPr>
     </w:lvl>
   </w:abstractNum>
-  <w:abstractNum w:abstractNumId="12" w15:restartNumberingAfterBreak="0">
+  <w:abstractNum w:abstractNumId="16" w15:restartNumberingAfterBreak="0">
+    <w:nsid w:val="2AB9398C"/>
+    <w:multiLevelType w:val="hybridMultilevel"/>
+    <w:tmpl w:val="736C6370"/>
+    <w:lvl w:ilvl="0" w:tplc="04090001">
+      <w:start w:val="1"/>
+      <w:numFmt w:val="bullet"/>
+      <w:lvlText w:val=""/>
+      <w:lvlJc w:val="left"/>
+      <w:pPr>
+        <w:ind w:left="1429" w:hanging="360"/>
+      </w:pPr>
+      <w:rPr>
+        <w:rFonts w:ascii="Symbol" w:hAnsi="Symbol" w:hint="default"/>
+      </w:rPr>
+    </w:lvl>
+    <w:lvl w:ilvl="1" w:tplc="FFFFFFFF" w:tentative="1">
+      <w:start w:val="1"/>
+      <w:numFmt w:val="bullet"/>
+      <w:lvlText w:val="o"/>
+      <w:lvlJc w:val="left"/>
+      <w:pPr>
+        <w:ind w:left="2149" w:hanging="360"/>
+      </w:pPr>
+      <w:rPr>
+        <w:rFonts w:ascii="Courier New" w:hAnsi="Courier New" w:cs="Courier New" w:hint="default"/>
+      </w:rPr>
+    </w:lvl>
+    <w:lvl w:ilvl="2" w:tplc="FFFFFFFF" w:tentative="1">
+      <w:start w:val="1"/>
+      <w:numFmt w:val="bullet"/>
+      <w:lvlText w:val=""/>
+      <w:lvlJc w:val="left"/>
+      <w:pPr>
+        <w:ind w:left="2869" w:hanging="360"/>
+      </w:pPr>
+      <w:rPr>
+        <w:rFonts w:ascii="Wingdings" w:hAnsi="Wingdings" w:hint="default"/>
+      </w:rPr>
+    </w:lvl>
+    <w:lvl w:ilvl="3" w:tplc="FFFFFFFF" w:tentative="1">
+      <w:start w:val="1"/>
+      <w:numFmt w:val="bullet"/>
+      <w:lvlText w:val=""/>
+      <w:lvlJc w:val="left"/>
+      <w:pPr>
+        <w:ind w:left="3589" w:hanging="360"/>
+      </w:pPr>
+      <w:rPr>
+        <w:rFonts w:ascii="Symbol" w:hAnsi="Symbol" w:hint="default"/>
+      </w:rPr>
+    </w:lvl>
+    <w:lvl w:ilvl="4" w:tplc="FFFFFFFF" w:tentative="1">
+      <w:start w:val="1"/>
+      <w:numFmt w:val="bullet"/>
+      <w:lvlText w:val="o"/>
+      <w:lvlJc w:val="left"/>
+      <w:pPr>
+        <w:ind w:left="4309" w:hanging="360"/>
+      </w:pPr>
+      <w:rPr>
+        <w:rFonts w:ascii="Courier New" w:hAnsi="Courier New" w:cs="Courier New" w:hint="default"/>
+      </w:rPr>
+    </w:lvl>
+    <w:lvl w:ilvl="5" w:tplc="FFFFFFFF" w:tentative="1">
+      <w:start w:val="1"/>
+      <w:numFmt w:val="bullet"/>
+      <w:lvlText w:val=""/>
+      <w:lvlJc w:val="left"/>
+      <w:pPr>
+        <w:ind w:left="5029" w:hanging="360"/>
+      </w:pPr>
+      <w:rPr>
+        <w:rFonts w:ascii="Wingdings" w:hAnsi="Wingdings" w:hint="default"/>
+      </w:rPr>
+    </w:lvl>
+    <w:lvl w:ilvl="6" w:tplc="FFFFFFFF" w:tentative="1">
+      <w:start w:val="1"/>
+      <w:numFmt w:val="bullet"/>
+      <w:lvlText w:val=""/>
+      <w:lvlJc w:val="left"/>
+      <w:pPr>
+        <w:ind w:left="5749" w:hanging="360"/>
+      </w:pPr>
+      <w:rPr>
+        <w:rFonts w:ascii="Symbol" w:hAnsi="Symbol" w:hint="default"/>
+      </w:rPr>
+    </w:lvl>
+    <w:lvl w:ilvl="7" w:tplc="FFFFFFFF" w:tentative="1">
+      <w:start w:val="1"/>
+      <w:numFmt w:val="bullet"/>
+      <w:lvlText w:val="o"/>
+      <w:lvlJc w:val="left"/>
+      <w:pPr>
+        <w:ind w:left="6469" w:hanging="360"/>
+      </w:pPr>
+      <w:rPr>
+        <w:rFonts w:ascii="Courier New" w:hAnsi="Courier New" w:cs="Courier New" w:hint="default"/>
+      </w:rPr>
+    </w:lvl>
+    <w:lvl w:ilvl="8" w:tplc="FFFFFFFF" w:tentative="1">
+      <w:start w:val="1"/>
+      <w:numFmt w:val="bullet"/>
+      <w:lvlText w:val=""/>
+      <w:lvlJc w:val="left"/>
+      <w:pPr>
+        <w:ind w:left="7189" w:hanging="360"/>
+      </w:pPr>
+      <w:rPr>
+        <w:rFonts w:ascii="Wingdings" w:hAnsi="Wingdings" w:hint="default"/>
+      </w:rPr>
+    </w:lvl>
+  </w:abstractNum>
+  <w:abstractNum w:abstractNumId="17" w15:restartNumberingAfterBreak="0">
     <w:nsid w:val="2BAF0ADF"/>
     <w:multiLevelType w:val="hybridMultilevel"/>
     <w:tmpl w:val="A0DA3CA6"/>
@@ -13477,7 +13853,93 @@
       </w:rPr>
     </w:lvl>
   </w:abstractNum>
-  <w:abstractNum w:abstractNumId="13" w15:restartNumberingAfterBreak="0">
+  <w:abstractNum w:abstractNumId="18" w15:restartNumberingAfterBreak="0">
+    <w:nsid w:val="2C1853BF"/>
+    <w:multiLevelType w:val="hybridMultilevel"/>
+    <w:tmpl w:val="02B41A38"/>
+    <w:lvl w:ilvl="0" w:tplc="080A0017">
+      <w:start w:val="1"/>
+      <w:numFmt w:val="lowerLetter"/>
+      <w:lvlText w:val="%1)"/>
+      <w:lvlJc w:val="left"/>
+      <w:pPr>
+        <w:ind w:left="360" w:hanging="360"/>
+      </w:pPr>
+    </w:lvl>
+    <w:lvl w:ilvl="1" w:tplc="080A0019" w:tentative="1">
+      <w:start w:val="1"/>
+      <w:numFmt w:val="lowerLetter"/>
+      <w:lvlText w:val="%2."/>
+      <w:lvlJc w:val="left"/>
+      <w:pPr>
+        <w:ind w:left="1080" w:hanging="360"/>
+      </w:pPr>
+    </w:lvl>
+    <w:lvl w:ilvl="2" w:tplc="080A001B" w:tentative="1">
+      <w:start w:val="1"/>
+      <w:numFmt w:val="lowerRoman"/>
+      <w:lvlText w:val="%3."/>
+      <w:lvlJc w:val="right"/>
+      <w:pPr>
+        <w:ind w:left="1800" w:hanging="180"/>
+      </w:pPr>
+    </w:lvl>
+    <w:lvl w:ilvl="3" w:tplc="080A000F" w:tentative="1">
+      <w:start w:val="1"/>
+      <w:numFmt w:val="decimal"/>
+      <w:lvlText w:val="%4."/>
+      <w:lvlJc w:val="left"/>
+      <w:pPr>
+        <w:ind w:left="2520" w:hanging="360"/>
+      </w:pPr>
+    </w:lvl>
+    <w:lvl w:ilvl="4" w:tplc="080A0019" w:tentative="1">
+      <w:start w:val="1"/>
+      <w:numFmt w:val="lowerLetter"/>
+      <w:lvlText w:val="%5."/>
+      <w:lvlJc w:val="left"/>
+      <w:pPr>
+        <w:ind w:left="3240" w:hanging="360"/>
+      </w:pPr>
+    </w:lvl>
+    <w:lvl w:ilvl="5" w:tplc="080A001B" w:tentative="1">
+      <w:start w:val="1"/>
+      <w:numFmt w:val="lowerRoman"/>
+      <w:lvlText w:val="%6."/>
+      <w:lvlJc w:val="right"/>
+      <w:pPr>
+        <w:ind w:left="3960" w:hanging="180"/>
+      </w:pPr>
+    </w:lvl>
+    <w:lvl w:ilvl="6" w:tplc="080A000F" w:tentative="1">
+      <w:start w:val="1"/>
+      <w:numFmt w:val="decimal"/>
+      <w:lvlText w:val="%7."/>
+      <w:lvlJc w:val="left"/>
+      <w:pPr>
+        <w:ind w:left="4680" w:hanging="360"/>
+      </w:pPr>
+    </w:lvl>
+    <w:lvl w:ilvl="7" w:tplc="080A0019" w:tentative="1">
+      <w:start w:val="1"/>
+      <w:numFmt w:val="lowerLetter"/>
+      <w:lvlText w:val="%8."/>
+      <w:lvlJc w:val="left"/>
+      <w:pPr>
+        <w:ind w:left="5400" w:hanging="360"/>
+      </w:pPr>
+    </w:lvl>
+    <w:lvl w:ilvl="8" w:tplc="080A001B" w:tentative="1">
+      <w:start w:val="1"/>
+      <w:numFmt w:val="lowerRoman"/>
+      <w:lvlText w:val="%9."/>
+      <w:lvlJc w:val="right"/>
+      <w:pPr>
+        <w:ind w:left="6120" w:hanging="180"/>
+      </w:pPr>
+    </w:lvl>
+  </w:abstractNum>
+  <w:abstractNum w:abstractNumId="19" w15:restartNumberingAfterBreak="0">
     <w:nsid w:val="2F4F2398"/>
     <w:multiLevelType w:val="hybridMultilevel"/>
     <w:tmpl w:val="4F0A99A6"/>
@@ -13590,7 +14052,98 @@
       </w:rPr>
     </w:lvl>
   </w:abstractNum>
-  <w:abstractNum w:abstractNumId="14" w15:restartNumberingAfterBreak="0">
+  <w:abstractNum w:abstractNumId="20" w15:restartNumberingAfterBreak="0">
+    <w:nsid w:val="2FA20D9F"/>
+    <w:multiLevelType w:val="hybridMultilevel"/>
+    <w:tmpl w:val="0E6EE656"/>
+    <w:lvl w:ilvl="0" w:tplc="4DF292B0">
+      <w:start w:val="3"/>
+      <w:numFmt w:val="lowerLetter"/>
+      <w:lvlText w:val="%1)"/>
+      <w:lvlJc w:val="left"/>
+      <w:pPr>
+        <w:ind w:left="1429" w:hanging="360"/>
+      </w:pPr>
+      <w:rPr>
+        <w:rFonts w:hint="default"/>
+        <w:b/>
+        <w:bCs/>
+      </w:rPr>
+    </w:lvl>
+    <w:lvl w:ilvl="1" w:tplc="080A0019" w:tentative="1">
+      <w:start w:val="1"/>
+      <w:numFmt w:val="lowerLetter"/>
+      <w:lvlText w:val="%2."/>
+      <w:lvlJc w:val="left"/>
+      <w:pPr>
+        <w:ind w:left="2149" w:hanging="360"/>
+      </w:pPr>
+    </w:lvl>
+    <w:lvl w:ilvl="2" w:tplc="080A001B" w:tentative="1">
+      <w:start w:val="1"/>
+      <w:numFmt w:val="lowerRoman"/>
+      <w:lvlText w:val="%3."/>
+      <w:lvlJc w:val="right"/>
+      <w:pPr>
+        <w:ind w:left="2869" w:hanging="180"/>
+      </w:pPr>
+    </w:lvl>
+    <w:lvl w:ilvl="3" w:tplc="080A000F" w:tentative="1">
+      <w:start w:val="1"/>
+      <w:numFmt w:val="decimal"/>
+      <w:lvlText w:val="%4."/>
+      <w:lvlJc w:val="left"/>
+      <w:pPr>
+        <w:ind w:left="3589" w:hanging="360"/>
+      </w:pPr>
+    </w:lvl>
+    <w:lvl w:ilvl="4" w:tplc="080A0019" w:tentative="1">
+      <w:start w:val="1"/>
+      <w:numFmt w:val="lowerLetter"/>
+      <w:lvlText w:val="%5."/>
+      <w:lvlJc w:val="left"/>
+      <w:pPr>
+        <w:ind w:left="4309" w:hanging="360"/>
+      </w:pPr>
+    </w:lvl>
+    <w:lvl w:ilvl="5" w:tplc="080A001B" w:tentative="1">
+      <w:start w:val="1"/>
+      <w:numFmt w:val="lowerRoman"/>
+      <w:lvlText w:val="%6."/>
+      <w:lvlJc w:val="right"/>
+      <w:pPr>
+        <w:ind w:left="5029" w:hanging="180"/>
+      </w:pPr>
+    </w:lvl>
+    <w:lvl w:ilvl="6" w:tplc="080A000F" w:tentative="1">
+      <w:start w:val="1"/>
+      <w:numFmt w:val="decimal"/>
+      <w:lvlText w:val="%7."/>
+      <w:lvlJc w:val="left"/>
+      <w:pPr>
+        <w:ind w:left="5749" w:hanging="360"/>
+      </w:pPr>
+    </w:lvl>
+    <w:lvl w:ilvl="7" w:tplc="080A0019" w:tentative="1">
+      <w:start w:val="1"/>
+      <w:numFmt w:val="lowerLetter"/>
+      <w:lvlText w:val="%8."/>
+      <w:lvlJc w:val="left"/>
+      <w:pPr>
+        <w:ind w:left="6469" w:hanging="360"/>
+      </w:pPr>
+    </w:lvl>
+    <w:lvl w:ilvl="8" w:tplc="080A001B" w:tentative="1">
+      <w:start w:val="1"/>
+      <w:numFmt w:val="lowerRoman"/>
+      <w:lvlText w:val="%9."/>
+      <w:lvlJc w:val="right"/>
+      <w:pPr>
+        <w:ind w:left="7189" w:hanging="180"/>
+      </w:pPr>
+    </w:lvl>
+  </w:abstractNum>
+  <w:abstractNum w:abstractNumId="21" w15:restartNumberingAfterBreak="0">
     <w:nsid w:val="355A036F"/>
     <w:multiLevelType w:val="hybridMultilevel"/>
     <w:tmpl w:val="27461C66"/>
@@ -13703,7 +14256,7 @@
       </w:rPr>
     </w:lvl>
   </w:abstractNum>
-  <w:abstractNum w:abstractNumId="15" w15:restartNumberingAfterBreak="0">
+  <w:abstractNum w:abstractNumId="22" w15:restartNumberingAfterBreak="0">
     <w:nsid w:val="355A6C6B"/>
     <w:multiLevelType w:val="hybridMultilevel"/>
     <w:tmpl w:val="05D2BCDA"/>
@@ -13816,7 +14369,100 @@
       </w:rPr>
     </w:lvl>
   </w:abstractNum>
-  <w:abstractNum w:abstractNumId="16" w15:restartNumberingAfterBreak="0">
+  <w:abstractNum w:abstractNumId="23" w15:restartNumberingAfterBreak="0">
+    <w:nsid w:val="35D73E83"/>
+    <w:multiLevelType w:val="hybridMultilevel"/>
+    <w:tmpl w:val="2DB2554E"/>
+    <w:lvl w:ilvl="0" w:tplc="FFFFFFFF">
+      <w:start w:val="1"/>
+      <w:numFmt w:val="lowerLetter"/>
+      <w:lvlText w:val="%1)"/>
+      <w:lvlJc w:val="left"/>
+      <w:pPr>
+        <w:ind w:left="1429" w:hanging="360"/>
+      </w:pPr>
+      <w:rPr>
+        <w:b/>
+        <w:bCs/>
+      </w:rPr>
+    </w:lvl>
+    <w:lvl w:ilvl="1" w:tplc="0C0A0003">
+      <w:start w:val="1"/>
+      <w:numFmt w:val="bullet"/>
+      <w:lvlText w:val="o"/>
+      <w:lvlJc w:val="left"/>
+      <w:pPr>
+        <w:ind w:left="2149" w:hanging="360"/>
+      </w:pPr>
+      <w:rPr>
+        <w:rFonts w:ascii="Courier New" w:hAnsi="Courier New" w:cs="Courier New" w:hint="default"/>
+      </w:rPr>
+    </w:lvl>
+    <w:lvl w:ilvl="2" w:tplc="FFFFFFFF" w:tentative="1">
+      <w:start w:val="1"/>
+      <w:numFmt w:val="lowerRoman"/>
+      <w:lvlText w:val="%3."/>
+      <w:lvlJc w:val="right"/>
+      <w:pPr>
+        <w:ind w:left="2869" w:hanging="180"/>
+      </w:pPr>
+    </w:lvl>
+    <w:lvl w:ilvl="3" w:tplc="FFFFFFFF" w:tentative="1">
+      <w:start w:val="1"/>
+      <w:numFmt w:val="decimal"/>
+      <w:lvlText w:val="%4."/>
+      <w:lvlJc w:val="left"/>
+      <w:pPr>
+        <w:ind w:left="3589" w:hanging="360"/>
+      </w:pPr>
+    </w:lvl>
+    <w:lvl w:ilvl="4" w:tplc="FFFFFFFF" w:tentative="1">
+      <w:start w:val="1"/>
+      <w:numFmt w:val="lowerLetter"/>
+      <w:lvlText w:val="%5."/>
+      <w:lvlJc w:val="left"/>
+      <w:pPr>
+        <w:ind w:left="4309" w:hanging="360"/>
+      </w:pPr>
+    </w:lvl>
+    <w:lvl w:ilvl="5" w:tplc="FFFFFFFF" w:tentative="1">
+      <w:start w:val="1"/>
+      <w:numFmt w:val="lowerRoman"/>
+      <w:lvlText w:val="%6."/>
+      <w:lvlJc w:val="right"/>
+      <w:pPr>
+        <w:ind w:left="5029" w:hanging="180"/>
+      </w:pPr>
+    </w:lvl>
+    <w:lvl w:ilvl="6" w:tplc="FFFFFFFF" w:tentative="1">
+      <w:start w:val="1"/>
+      <w:numFmt w:val="decimal"/>
+      <w:lvlText w:val="%7."/>
+      <w:lvlJc w:val="left"/>
+      <w:pPr>
+        <w:ind w:left="5749" w:hanging="360"/>
+      </w:pPr>
+    </w:lvl>
+    <w:lvl w:ilvl="7" w:tplc="FFFFFFFF" w:tentative="1">
+      <w:start w:val="1"/>
+      <w:numFmt w:val="lowerLetter"/>
+      <w:lvlText w:val="%8."/>
+      <w:lvlJc w:val="left"/>
+      <w:pPr>
+        <w:ind w:left="6469" w:hanging="360"/>
+      </w:pPr>
+    </w:lvl>
+    <w:lvl w:ilvl="8" w:tplc="FFFFFFFF" w:tentative="1">
+      <w:start w:val="1"/>
+      <w:numFmt w:val="lowerRoman"/>
+      <w:lvlText w:val="%9."/>
+      <w:lvlJc w:val="right"/>
+      <w:pPr>
+        <w:ind w:left="7189" w:hanging="180"/>
+      </w:pPr>
+    </w:lvl>
+  </w:abstractNum>
+  <w:abstractNum w:abstractNumId="24" w15:restartNumberingAfterBreak="0">
     <w:nsid w:val="368E176E"/>
     <w:multiLevelType w:val="hybridMultilevel"/>
     <w:tmpl w:val="BDF054FE"/>
@@ -13910,7 +14556,7 @@
       </w:pPr>
     </w:lvl>
   </w:abstractNum>
-  <w:abstractNum w:abstractNumId="17" w15:restartNumberingAfterBreak="0">
+  <w:abstractNum w:abstractNumId="25" w15:restartNumberingAfterBreak="0">
     <w:nsid w:val="3BE73FF1"/>
     <w:multiLevelType w:val="hybridMultilevel"/>
     <w:tmpl w:val="764E251A"/>
@@ -14023,7 +14669,7 @@
       </w:rPr>
     </w:lvl>
   </w:abstractNum>
-  <w:abstractNum w:abstractNumId="18" w15:restartNumberingAfterBreak="0">
+  <w:abstractNum w:abstractNumId="26" w15:restartNumberingAfterBreak="0">
     <w:nsid w:val="3D244595"/>
     <w:multiLevelType w:val="hybridMultilevel"/>
     <w:tmpl w:val="75C0CF1A"/>
@@ -14136,7 +14782,7 @@
       </w:rPr>
     </w:lvl>
   </w:abstractNum>
-  <w:abstractNum w:abstractNumId="19" w15:restartNumberingAfterBreak="0">
+  <w:abstractNum w:abstractNumId="27" w15:restartNumberingAfterBreak="0">
     <w:nsid w:val="3DDF6562"/>
     <w:multiLevelType w:val="multilevel"/>
     <w:tmpl w:val="4E5800F4"/>
@@ -14257,7 +14903,7 @@
       </w:rPr>
     </w:lvl>
   </w:abstractNum>
-  <w:abstractNum w:abstractNumId="20" w15:restartNumberingAfterBreak="0">
+  <w:abstractNum w:abstractNumId="28" w15:restartNumberingAfterBreak="0">
     <w:nsid w:val="40607099"/>
     <w:multiLevelType w:val="hybridMultilevel"/>
     <w:tmpl w:val="BBB45DF0"/>
@@ -14370,7 +15016,7 @@
       </w:rPr>
     </w:lvl>
   </w:abstractNum>
-  <w:abstractNum w:abstractNumId="21" w15:restartNumberingAfterBreak="0">
+  <w:abstractNum w:abstractNumId="29" w15:restartNumberingAfterBreak="0">
     <w:nsid w:val="43CD5A89"/>
     <w:multiLevelType w:val="hybridMultilevel"/>
     <w:tmpl w:val="2AEE44C8"/>
@@ -14483,7 +15129,98 @@
       </w:rPr>
     </w:lvl>
   </w:abstractNum>
-  <w:abstractNum w:abstractNumId="22" w15:restartNumberingAfterBreak="0">
+  <w:abstractNum w:abstractNumId="30" w15:restartNumberingAfterBreak="0">
+    <w:nsid w:val="44221530"/>
+    <w:multiLevelType w:val="hybridMultilevel"/>
+    <w:tmpl w:val="264A69CE"/>
+    <w:lvl w:ilvl="0" w:tplc="4DF292B0">
+      <w:start w:val="3"/>
+      <w:numFmt w:val="lowerLetter"/>
+      <w:lvlText w:val="%1)"/>
+      <w:lvlJc w:val="left"/>
+      <w:pPr>
+        <w:ind w:left="1068" w:hanging="360"/>
+      </w:pPr>
+      <w:rPr>
+        <w:rFonts w:hint="default"/>
+        <w:b/>
+        <w:bCs/>
+      </w:rPr>
+    </w:lvl>
+    <w:lvl w:ilvl="1" w:tplc="080A0019" w:tentative="1">
+      <w:start w:val="1"/>
+      <w:numFmt w:val="lowerLetter"/>
+      <w:lvlText w:val="%2."/>
+      <w:lvlJc w:val="left"/>
+      <w:pPr>
+        <w:ind w:left="1788" w:hanging="360"/>
+      </w:pPr>
+    </w:lvl>
+    <w:lvl w:ilvl="2" w:tplc="080A001B" w:tentative="1">
+      <w:start w:val="1"/>
+      <w:numFmt w:val="lowerRoman"/>
+      <w:lvlText w:val="%3."/>
+      <w:lvlJc w:val="right"/>
+      <w:pPr>
+        <w:ind w:left="2508" w:hanging="180"/>
+      </w:pPr>
+    </w:lvl>
+    <w:lvl w:ilvl="3" w:tplc="080A000F" w:tentative="1">
+      <w:start w:val="1"/>
+      <w:numFmt w:val="decimal"/>
+      <w:lvlText w:val="%4."/>
+      <w:lvlJc w:val="left"/>
+      <w:pPr>
+        <w:ind w:left="3228" w:hanging="360"/>
+      </w:pPr>
+    </w:lvl>
+    <w:lvl w:ilvl="4" w:tplc="080A0019" w:tentative="1">
+      <w:start w:val="1"/>
+      <w:numFmt w:val="lowerLetter"/>
+      <w:lvlText w:val="%5."/>
+      <w:lvlJc w:val="left"/>
+      <w:pPr>
+        <w:ind w:left="3948" w:hanging="360"/>
+      </w:pPr>
+    </w:lvl>
+    <w:lvl w:ilvl="5" w:tplc="080A001B" w:tentative="1">
+      <w:start w:val="1"/>
+      <w:numFmt w:val="lowerRoman"/>
+      <w:lvlText w:val="%6."/>
+      <w:lvlJc w:val="right"/>
+      <w:pPr>
+        <w:ind w:left="4668" w:hanging="180"/>
+      </w:pPr>
+    </w:lvl>
+    <w:lvl w:ilvl="6" w:tplc="080A000F" w:tentative="1">
+      <w:start w:val="1"/>
+      <w:numFmt w:val="decimal"/>
+      <w:lvlText w:val="%7."/>
+      <w:lvlJc w:val="left"/>
+      <w:pPr>
+        <w:ind w:left="5388" w:hanging="360"/>
+      </w:pPr>
+    </w:lvl>
+    <w:lvl w:ilvl="7" w:tplc="080A0019" w:tentative="1">
+      <w:start w:val="1"/>
+      <w:numFmt w:val="lowerLetter"/>
+      <w:lvlText w:val="%8."/>
+      <w:lvlJc w:val="left"/>
+      <w:pPr>
+        <w:ind w:left="6108" w:hanging="360"/>
+      </w:pPr>
+    </w:lvl>
+    <w:lvl w:ilvl="8" w:tplc="080A001B" w:tentative="1">
+      <w:start w:val="1"/>
+      <w:numFmt w:val="lowerRoman"/>
+      <w:lvlText w:val="%9."/>
+      <w:lvlJc w:val="right"/>
+      <w:pPr>
+        <w:ind w:left="6828" w:hanging="180"/>
+      </w:pPr>
+    </w:lvl>
+  </w:abstractNum>
+  <w:abstractNum w:abstractNumId="31" w15:restartNumberingAfterBreak="0">
     <w:nsid w:val="4D4C287F"/>
     <w:multiLevelType w:val="hybridMultilevel"/>
     <w:tmpl w:val="79ECBC36"/>
@@ -14596,7 +15333,7 @@
       </w:rPr>
     </w:lvl>
   </w:abstractNum>
-  <w:abstractNum w:abstractNumId="23" w15:restartNumberingAfterBreak="0">
+  <w:abstractNum w:abstractNumId="32" w15:restartNumberingAfterBreak="0">
     <w:nsid w:val="4EBE1EF6"/>
     <w:multiLevelType w:val="hybridMultilevel"/>
     <w:tmpl w:val="AF3C2E24"/>
@@ -14687,7 +15424,7 @@
       </w:pPr>
     </w:lvl>
   </w:abstractNum>
-  <w:abstractNum w:abstractNumId="24" w15:restartNumberingAfterBreak="0">
+  <w:abstractNum w:abstractNumId="33" w15:restartNumberingAfterBreak="0">
     <w:nsid w:val="510459A1"/>
     <w:multiLevelType w:val="hybridMultilevel"/>
     <w:tmpl w:val="74987040"/>
@@ -14777,7 +15514,7 @@
       </w:pPr>
     </w:lvl>
   </w:abstractNum>
-  <w:abstractNum w:abstractNumId="25" w15:restartNumberingAfterBreak="0">
+  <w:abstractNum w:abstractNumId="34" w15:restartNumberingAfterBreak="0">
     <w:nsid w:val="558A6954"/>
     <w:multiLevelType w:val="hybridMultilevel"/>
     <w:tmpl w:val="F48AD82E"/>
@@ -14890,7 +15627,7 @@
       </w:rPr>
     </w:lvl>
   </w:abstractNum>
-  <w:abstractNum w:abstractNumId="26" w15:restartNumberingAfterBreak="0">
+  <w:abstractNum w:abstractNumId="35" w15:restartNumberingAfterBreak="0">
     <w:nsid w:val="55F310AA"/>
     <w:multiLevelType w:val="hybridMultilevel"/>
     <w:tmpl w:val="D696F398"/>
@@ -15003,7 +15740,98 @@
       </w:rPr>
     </w:lvl>
   </w:abstractNum>
-  <w:abstractNum w:abstractNumId="27" w15:restartNumberingAfterBreak="0">
+  <w:abstractNum w:abstractNumId="36" w15:restartNumberingAfterBreak="0">
+    <w:nsid w:val="577C65C6"/>
+    <w:multiLevelType w:val="hybridMultilevel"/>
+    <w:tmpl w:val="3A6A40D2"/>
+    <w:lvl w:ilvl="0" w:tplc="080A0017">
+      <w:start w:val="1"/>
+      <w:numFmt w:val="lowerLetter"/>
+      <w:lvlText w:val="%1)"/>
+      <w:lvlJc w:val="left"/>
+      <w:pPr>
+        <w:ind w:left="1429" w:hanging="360"/>
+      </w:pPr>
+      <w:rPr>
+        <w:rFonts w:hint="default"/>
+        <w:b/>
+        <w:bCs/>
+      </w:rPr>
+    </w:lvl>
+    <w:lvl w:ilvl="1" w:tplc="FFFFFFFF">
+      <w:start w:val="1"/>
+      <w:numFmt w:val="lowerLetter"/>
+      <w:lvlText w:val="%2."/>
+      <w:lvlJc w:val="left"/>
+      <w:pPr>
+        <w:ind w:left="2149" w:hanging="360"/>
+      </w:pPr>
+    </w:lvl>
+    <w:lvl w:ilvl="2" w:tplc="FFFFFFFF" w:tentative="1">
+      <w:start w:val="1"/>
+      <w:numFmt w:val="lowerRoman"/>
+      <w:lvlText w:val="%3."/>
+      <w:lvlJc w:val="right"/>
+      <w:pPr>
+        <w:ind w:left="2869" w:hanging="180"/>
+      </w:pPr>
+    </w:lvl>
+    <w:lvl w:ilvl="3" w:tplc="FFFFFFFF" w:tentative="1">
+      <w:start w:val="1"/>
+      <w:numFmt w:val="decimal"/>
+      <w:lvlText w:val="%4."/>
+      <w:lvlJc w:val="left"/>
+      <w:pPr>
+        <w:ind w:left="3589" w:hanging="360"/>
+      </w:pPr>
+    </w:lvl>
+    <w:lvl w:ilvl="4" w:tplc="FFFFFFFF" w:tentative="1">
+      <w:start w:val="1"/>
+      <w:numFmt w:val="lowerLetter"/>
+      <w:lvlText w:val="%5."/>
+      <w:lvlJc w:val="left"/>
+      <w:pPr>
+        <w:ind w:left="4309" w:hanging="360"/>
+      </w:pPr>
+    </w:lvl>
+    <w:lvl w:ilvl="5" w:tplc="FFFFFFFF" w:tentative="1">
+      <w:start w:val="1"/>
+      <w:numFmt w:val="lowerRoman"/>
+      <w:lvlText w:val="%6."/>
+      <w:lvlJc w:val="right"/>
+      <w:pPr>
+        <w:ind w:left="5029" w:hanging="180"/>
+      </w:pPr>
+    </w:lvl>
+    <w:lvl w:ilvl="6" w:tplc="FFFFFFFF" w:tentative="1">
+      <w:start w:val="1"/>
+      <w:numFmt w:val="decimal"/>
+      <w:lvlText w:val="%7."/>
+      <w:lvlJc w:val="left"/>
+      <w:pPr>
+        <w:ind w:left="5749" w:hanging="360"/>
+      </w:pPr>
+    </w:lvl>
+    <w:lvl w:ilvl="7" w:tplc="FFFFFFFF" w:tentative="1">
+      <w:start w:val="1"/>
+      <w:numFmt w:val="lowerLetter"/>
+      <w:lvlText w:val="%8."/>
+      <w:lvlJc w:val="left"/>
+      <w:pPr>
+        <w:ind w:left="6469" w:hanging="360"/>
+      </w:pPr>
+    </w:lvl>
+    <w:lvl w:ilvl="8" w:tplc="FFFFFFFF" w:tentative="1">
+      <w:start w:val="1"/>
+      <w:numFmt w:val="lowerRoman"/>
+      <w:lvlText w:val="%9."/>
+      <w:lvlJc w:val="right"/>
+      <w:pPr>
+        <w:ind w:left="7189" w:hanging="180"/>
+      </w:pPr>
+    </w:lvl>
+  </w:abstractNum>
+  <w:abstractNum w:abstractNumId="37" w15:restartNumberingAfterBreak="0">
     <w:nsid w:val="577F79A8"/>
     <w:multiLevelType w:val="hybridMultilevel"/>
     <w:tmpl w:val="FE6C2E82"/>
@@ -15116,7 +15944,7 @@
       </w:rPr>
     </w:lvl>
   </w:abstractNum>
-  <w:abstractNum w:abstractNumId="28" w15:restartNumberingAfterBreak="0">
+  <w:abstractNum w:abstractNumId="38" w15:restartNumberingAfterBreak="0">
     <w:nsid w:val="5ADD17D0"/>
     <w:multiLevelType w:val="hybridMultilevel"/>
     <w:tmpl w:val="85BAD260"/>
@@ -15206,7 +16034,7 @@
       </w:pPr>
     </w:lvl>
   </w:abstractNum>
-  <w:abstractNum w:abstractNumId="29" w15:restartNumberingAfterBreak="0">
+  <w:abstractNum w:abstractNumId="39" w15:restartNumberingAfterBreak="0">
     <w:nsid w:val="5CB84033"/>
     <w:multiLevelType w:val="hybridMultilevel"/>
     <w:tmpl w:val="62629E0C"/>
@@ -15319,7 +16147,120 @@
       </w:rPr>
     </w:lvl>
   </w:abstractNum>
-  <w:abstractNum w:abstractNumId="30" w15:restartNumberingAfterBreak="0">
+  <w:abstractNum w:abstractNumId="40" w15:restartNumberingAfterBreak="0">
+    <w:nsid w:val="5FC3130C"/>
+    <w:multiLevelType w:val="hybridMultilevel"/>
+    <w:tmpl w:val="CA78F672"/>
+    <w:lvl w:ilvl="0" w:tplc="080A0001">
+      <w:start w:val="1"/>
+      <w:numFmt w:val="bullet"/>
+      <w:lvlText w:val=""/>
+      <w:lvlJc w:val="left"/>
+      <w:pPr>
+        <w:ind w:left="1429" w:hanging="360"/>
+      </w:pPr>
+      <w:rPr>
+        <w:rFonts w:ascii="Symbol" w:hAnsi="Symbol" w:hint="default"/>
+      </w:rPr>
+    </w:lvl>
+    <w:lvl w:ilvl="1" w:tplc="FFFFFFFF" w:tentative="1">
+      <w:start w:val="1"/>
+      <w:numFmt w:val="bullet"/>
+      <w:lvlText w:val="o"/>
+      <w:lvlJc w:val="left"/>
+      <w:pPr>
+        <w:ind w:left="2149" w:hanging="360"/>
+      </w:pPr>
+      <w:rPr>
+        <w:rFonts w:ascii="Courier New" w:hAnsi="Courier New" w:cs="Courier New" w:hint="default"/>
+      </w:rPr>
+    </w:lvl>
+    <w:lvl w:ilvl="2" w:tplc="FFFFFFFF" w:tentative="1">
+      <w:start w:val="1"/>
+      <w:numFmt w:val="bullet"/>
+      <w:lvlText w:val=""/>
+      <w:lvlJc w:val="left"/>
+      <w:pPr>
+        <w:ind w:left="2869" w:hanging="360"/>
+      </w:pPr>
+      <w:rPr>
+        <w:rFonts w:ascii="Wingdings" w:hAnsi="Wingdings" w:hint="default"/>
+      </w:rPr>
+    </w:lvl>
+    <w:lvl w:ilvl="3" w:tplc="FFFFFFFF" w:tentative="1">
+      <w:start w:val="1"/>
+      <w:numFmt w:val="bullet"/>
+      <w:lvlText w:val=""/>
+      <w:lvlJc w:val="left"/>
+      <w:pPr>
+        <w:ind w:left="3589" w:hanging="360"/>
+      </w:pPr>
+      <w:rPr>
+        <w:rFonts w:ascii="Symbol" w:hAnsi="Symbol" w:hint="default"/>
+      </w:rPr>
+    </w:lvl>
+    <w:lvl w:ilvl="4" w:tplc="FFFFFFFF" w:tentative="1">
+      <w:start w:val="1"/>
+      <w:numFmt w:val="bullet"/>
+      <w:lvlText w:val="o"/>
+      <w:lvlJc w:val="left"/>
+      <w:pPr>
+        <w:ind w:left="4309" w:hanging="360"/>
+      </w:pPr>
+      <w:rPr>
+        <w:rFonts w:ascii="Courier New" w:hAnsi="Courier New" w:cs="Courier New" w:hint="default"/>
+      </w:rPr>
+    </w:lvl>
+    <w:lvl w:ilvl="5" w:tplc="FFFFFFFF" w:tentative="1">
+      <w:start w:val="1"/>
+      <w:numFmt w:val="bullet"/>
+      <w:lvlText w:val=""/>
+      <w:lvlJc w:val="left"/>
+      <w:pPr>
+        <w:ind w:left="5029" w:hanging="360"/>
+      </w:pPr>
+      <w:rPr>
+        <w:rFonts w:ascii="Wingdings" w:hAnsi="Wingdings" w:hint="default"/>
+      </w:rPr>
+    </w:lvl>
+    <w:lvl w:ilvl="6" w:tplc="FFFFFFFF" w:tentative="1">
+      <w:start w:val="1"/>
+      <w:numFmt w:val="bullet"/>
+      <w:lvlText w:val=""/>
+      <w:lvlJc w:val="left"/>
+      <w:pPr>
+        <w:ind w:left="5749" w:hanging="360"/>
+      </w:pPr>
+      <w:rPr>
+        <w:rFonts w:ascii="Symbol" w:hAnsi="Symbol" w:hint="default"/>
+      </w:rPr>
+    </w:lvl>
+    <w:lvl w:ilvl="7" w:tplc="FFFFFFFF" w:tentative="1">
+      <w:start w:val="1"/>
+      <w:numFmt w:val="bullet"/>
+      <w:lvlText w:val="o"/>
+      <w:lvlJc w:val="left"/>
+      <w:pPr>
+        <w:ind w:left="6469" w:hanging="360"/>
+      </w:pPr>
+      <w:rPr>
+        <w:rFonts w:ascii="Courier New" w:hAnsi="Courier New" w:cs="Courier New" w:hint="default"/>
+      </w:rPr>
+    </w:lvl>
+    <w:lvl w:ilvl="8" w:tplc="FFFFFFFF" w:tentative="1">
+      <w:start w:val="1"/>
+      <w:numFmt w:val="bullet"/>
+      <w:lvlText w:val=""/>
+      <w:lvlJc w:val="left"/>
+      <w:pPr>
+        <w:ind w:left="7189" w:hanging="360"/>
+      </w:pPr>
+      <w:rPr>
+        <w:rFonts w:ascii="Wingdings" w:hAnsi="Wingdings" w:hint="default"/>
+      </w:rPr>
+    </w:lvl>
+  </w:abstractNum>
+  <w:abstractNum w:abstractNumId="41" w15:restartNumberingAfterBreak="0">
     <w:nsid w:val="652517DF"/>
     <w:multiLevelType w:val="hybridMultilevel"/>
     <w:tmpl w:val="D4344E0C"/>
@@ -15432,7 +16373,120 @@
       </w:rPr>
     </w:lvl>
   </w:abstractNum>
-  <w:abstractNum w:abstractNumId="31" w15:restartNumberingAfterBreak="0">
+  <w:abstractNum w:abstractNumId="42" w15:restartNumberingAfterBreak="0">
+    <w:nsid w:val="66F87A46"/>
+    <w:multiLevelType w:val="hybridMultilevel"/>
+    <w:tmpl w:val="373C7BA0"/>
+    <w:lvl w:ilvl="0" w:tplc="080A0017">
+      <w:start w:val="1"/>
+      <w:numFmt w:val="lowerLetter"/>
+      <w:lvlText w:val="%1)"/>
+      <w:lvlJc w:val="left"/>
+      <w:pPr>
+        <w:ind w:left="1776" w:hanging="360"/>
+      </w:pPr>
+      <w:rPr>
+        <w:rFonts w:hint="default"/>
+      </w:rPr>
+    </w:lvl>
+    <w:lvl w:ilvl="1" w:tplc="FFFFFFFF" w:tentative="1">
+      <w:start w:val="1"/>
+      <w:numFmt w:val="bullet"/>
+      <w:lvlText w:val="o"/>
+      <w:lvlJc w:val="left"/>
+      <w:pPr>
+        <w:ind w:left="2496" w:hanging="360"/>
+      </w:pPr>
+      <w:rPr>
+        <w:rFonts w:ascii="Courier New" w:hAnsi="Courier New" w:cs="Courier New" w:hint="default"/>
+      </w:rPr>
+    </w:lvl>
+    <w:lvl w:ilvl="2" w:tplc="FFFFFFFF" w:tentative="1">
+      <w:start w:val="1"/>
+      <w:numFmt w:val="bullet"/>
+      <w:lvlText w:val=""/>
+      <w:lvlJc w:val="left"/>
+      <w:pPr>
+        <w:ind w:left="3216" w:hanging="360"/>
+      </w:pPr>
+      <w:rPr>
+        <w:rFonts w:ascii="Wingdings" w:hAnsi="Wingdings" w:hint="default"/>
+      </w:rPr>
+    </w:lvl>
+    <w:lvl w:ilvl="3" w:tplc="FFFFFFFF" w:tentative="1">
+      <w:start w:val="1"/>
+      <w:numFmt w:val="bullet"/>
+      <w:lvlText w:val=""/>
+      <w:lvlJc w:val="left"/>
+      <w:pPr>
+        <w:ind w:left="3936" w:hanging="360"/>
+      </w:pPr>
+      <w:rPr>
+        <w:rFonts w:ascii="Symbol" w:hAnsi="Symbol" w:hint="default"/>
+      </w:rPr>
+    </w:lvl>
+    <w:lvl w:ilvl="4" w:tplc="FFFFFFFF" w:tentative="1">
+      <w:start w:val="1"/>
+      <w:numFmt w:val="bullet"/>
+      <w:lvlText w:val="o"/>
+      <w:lvlJc w:val="left"/>
+      <w:pPr>
+        <w:ind w:left="4656" w:hanging="360"/>
+      </w:pPr>
+      <w:rPr>
+        <w:rFonts w:ascii="Courier New" w:hAnsi="Courier New" w:cs="Courier New" w:hint="default"/>
+      </w:rPr>
+    </w:lvl>
+    <w:lvl w:ilvl="5" w:tplc="FFFFFFFF" w:tentative="1">
+      <w:start w:val="1"/>
+      <w:numFmt w:val="bullet"/>
+      <w:lvlText w:val=""/>
+      <w:lvlJc w:val="left"/>
+      <w:pPr>
+        <w:ind w:left="5376" w:hanging="360"/>
+      </w:pPr>
+      <w:rPr>
+        <w:rFonts w:ascii="Wingdings" w:hAnsi="Wingdings" w:hint="default"/>
+      </w:rPr>
+    </w:lvl>
+    <w:lvl w:ilvl="6" w:tplc="FFFFFFFF" w:tentative="1">
+      <w:start w:val="1"/>
+      <w:numFmt w:val="bullet"/>
+      <w:lvlText w:val=""/>
+      <w:lvlJc w:val="left"/>
+      <w:pPr>
+        <w:ind w:left="6096" w:hanging="360"/>
+      </w:pPr>
+      <w:rPr>
+        <w:rFonts w:ascii="Symbol" w:hAnsi="Symbol" w:hint="default"/>
+      </w:rPr>
+    </w:lvl>
+    <w:lvl w:ilvl="7" w:tplc="FFFFFFFF" w:tentative="1">
+      <w:start w:val="1"/>
+      <w:numFmt w:val="bullet"/>
+      <w:lvlText w:val="o"/>
+      <w:lvlJc w:val="left"/>
+      <w:pPr>
+        <w:ind w:left="6816" w:hanging="360"/>
+      </w:pPr>
+      <w:rPr>
+        <w:rFonts w:ascii="Courier New" w:hAnsi="Courier New" w:cs="Courier New" w:hint="default"/>
+      </w:rPr>
+    </w:lvl>
+    <w:lvl w:ilvl="8" w:tplc="FFFFFFFF" w:tentative="1">
+      <w:start w:val="1"/>
+      <w:numFmt w:val="bullet"/>
+      <w:lvlText w:val=""/>
+      <w:lvlJc w:val="left"/>
+      <w:pPr>
+        <w:ind w:left="7536" w:hanging="360"/>
+      </w:pPr>
+      <w:rPr>
+        <w:rFonts w:ascii="Wingdings" w:hAnsi="Wingdings" w:hint="default"/>
+      </w:rPr>
+    </w:lvl>
+  </w:abstractNum>
+  <w:abstractNum w:abstractNumId="43" w15:restartNumberingAfterBreak="0">
     <w:nsid w:val="693A27B1"/>
     <w:multiLevelType w:val="hybridMultilevel"/>
     <w:tmpl w:val="D84A13D6"/>
@@ -15545,137 +16599,138 @@
       </w:rPr>
     </w:lvl>
   </w:abstractNum>
-  <w:abstractNum w:abstractNumId="32" w15:restartNumberingAfterBreak="0">
+  <w:abstractNum w:abstractNumId="44" w15:restartNumberingAfterBreak="0">
     <w:nsid w:val="702D4651"/>
     <w:multiLevelType w:val="hybridMultilevel"/>
-    <w:tmpl w:val="A6383F2E"/>
-    <w:lvl w:ilvl="0" w:tplc="240A0003">
+    <w:tmpl w:val="1CF2B57C"/>
+    <w:lvl w:ilvl="0" w:tplc="080A0001">
+      <w:start w:val="1"/>
+      <w:numFmt w:val="bullet"/>
+      <w:lvlText w:val=""/>
+      <w:lvlJc w:val="left"/>
+      <w:pPr>
+        <w:ind w:left="1428" w:hanging="360"/>
+      </w:pPr>
+      <w:rPr>
+        <w:rFonts w:ascii="Symbol" w:hAnsi="Symbol" w:hint="default"/>
+      </w:rPr>
+    </w:lvl>
+    <w:lvl w:ilvl="1" w:tplc="240A0003" w:tentative="1">
       <w:start w:val="1"/>
       <w:numFmt w:val="bullet"/>
       <w:lvlText w:val="o"/>
       <w:lvlJc w:val="left"/>
       <w:pPr>
-        <w:ind w:left="1429" w:hanging="360"/>
+        <w:ind w:left="2149" w:hanging="360"/>
       </w:pPr>
       <w:rPr>
         <w:rFonts w:ascii="Courier New" w:hAnsi="Courier New" w:cs="Courier New" w:hint="default"/>
       </w:rPr>
     </w:lvl>
-    <w:lvl w:ilvl="1" w:tplc="240A0003" w:tentative="1">
+    <w:lvl w:ilvl="2" w:tplc="240A0005" w:tentative="1">
+      <w:start w:val="1"/>
+      <w:numFmt w:val="bullet"/>
+      <w:lvlText w:val=""/>
+      <w:lvlJc w:val="left"/>
+      <w:pPr>
+        <w:ind w:left="2869" w:hanging="360"/>
+      </w:pPr>
+      <w:rPr>
+        <w:rFonts w:ascii="Wingdings" w:hAnsi="Wingdings" w:hint="default"/>
+      </w:rPr>
+    </w:lvl>
+    <w:lvl w:ilvl="3" w:tplc="240A0001" w:tentative="1">
+      <w:start w:val="1"/>
+      <w:numFmt w:val="bullet"/>
+      <w:lvlText w:val=""/>
+      <w:lvlJc w:val="left"/>
+      <w:pPr>
+        <w:ind w:left="3589" w:hanging="360"/>
+      </w:pPr>
+      <w:rPr>
+        <w:rFonts w:ascii="Symbol" w:hAnsi="Symbol" w:hint="default"/>
+      </w:rPr>
+    </w:lvl>
+    <w:lvl w:ilvl="4" w:tplc="240A0003" w:tentative="1">
       <w:start w:val="1"/>
       <w:numFmt w:val="bullet"/>
       <w:lvlText w:val="o"/>
       <w:lvlJc w:val="left"/>
       <w:pPr>
-        <w:ind w:left="2149" w:hanging="360"/>
+        <w:ind w:left="4309" w:hanging="360"/>
       </w:pPr>
       <w:rPr>
         <w:rFonts w:ascii="Courier New" w:hAnsi="Courier New" w:cs="Courier New" w:hint="default"/>
       </w:rPr>
     </w:lvl>
-    <w:lvl w:ilvl="2" w:tplc="240A0005" w:tentative="1">
+    <w:lvl w:ilvl="5" w:tplc="240A0005" w:tentative="1">
       <w:start w:val="1"/>
       <w:numFmt w:val="bullet"/>
       <w:lvlText w:val=""/>
       <w:lvlJc w:val="left"/>
       <w:pPr>
-        <w:ind w:left="2869" w:hanging="360"/>
+        <w:ind w:left="5029" w:hanging="360"/>
       </w:pPr>
       <w:rPr>
         <w:rFonts w:ascii="Wingdings" w:hAnsi="Wingdings" w:hint="default"/>
       </w:rPr>
     </w:lvl>
-    <w:lvl w:ilvl="3" w:tplc="240A0001" w:tentative="1">
+    <w:lvl w:ilvl="6" w:tplc="240A0001" w:tentative="1">
       <w:start w:val="1"/>
       <w:numFmt w:val="bullet"/>
       <w:lvlText w:val=""/>
       <w:lvlJc w:val="left"/>
       <w:pPr>
-        <w:ind w:left="3589" w:hanging="360"/>
+        <w:ind w:left="5749" w:hanging="360"/>
       </w:pPr>
       <w:rPr>
         <w:rFonts w:ascii="Symbol" w:hAnsi="Symbol" w:hint="default"/>
       </w:rPr>
     </w:lvl>
-    <w:lvl w:ilvl="4" w:tplc="240A0003" w:tentative="1">
+    <w:lvl w:ilvl="7" w:tplc="240A0003" w:tentative="1">
       <w:start w:val="1"/>
       <w:numFmt w:val="bullet"/>
       <w:lvlText w:val="o"/>
       <w:lvlJc w:val="left"/>
       <w:pPr>
-        <w:ind w:left="4309" w:hanging="360"/>
+        <w:ind w:left="6469" w:hanging="360"/>
       </w:pPr>
       <w:rPr>
         <w:rFonts w:ascii="Courier New" w:hAnsi="Courier New" w:cs="Courier New" w:hint="default"/>
       </w:rPr>
     </w:lvl>
-    <w:lvl w:ilvl="5" w:tplc="240A0005" w:tentative="1">
+    <w:lvl w:ilvl="8" w:tplc="240A0005" w:tentative="1">
       <w:start w:val="1"/>
       <w:numFmt w:val="bullet"/>
       <w:lvlText w:val=""/>
       <w:lvlJc w:val="left"/>
       <w:pPr>
-        <w:ind w:left="5029" w:hanging="360"/>
+        <w:ind w:left="7189" w:hanging="360"/>
       </w:pPr>
       <w:rPr>
         <w:rFonts w:ascii="Wingdings" w:hAnsi="Wingdings" w:hint="default"/>
       </w:rPr>
     </w:lvl>
-    <w:lvl w:ilvl="6" w:tplc="240A0001" w:tentative="1">
-      <w:start w:val="1"/>
-      <w:numFmt w:val="bullet"/>
-      <w:lvlText w:val=""/>
-      <w:lvlJc w:val="left"/>
-      <w:pPr>
-        <w:ind w:left="5749" w:hanging="360"/>
-      </w:pPr>
-      <w:rPr>
-        <w:rFonts w:ascii="Symbol" w:hAnsi="Symbol" w:hint="default"/>
-      </w:rPr>
-    </w:lvl>
-    <w:lvl w:ilvl="7" w:tplc="240A0003" w:tentative="1">
-      <w:start w:val="1"/>
-      <w:numFmt w:val="bullet"/>
-      <w:lvlText w:val="o"/>
-      <w:lvlJc w:val="left"/>
-      <w:pPr>
-        <w:ind w:left="6469" w:hanging="360"/>
-      </w:pPr>
-      <w:rPr>
-        <w:rFonts w:ascii="Courier New" w:hAnsi="Courier New" w:cs="Courier New" w:hint="default"/>
-      </w:rPr>
-    </w:lvl>
-    <w:lvl w:ilvl="8" w:tplc="240A0005" w:tentative="1">
-      <w:start w:val="1"/>
-      <w:numFmt w:val="bullet"/>
-      <w:lvlText w:val=""/>
-      <w:lvlJc w:val="left"/>
-      <w:pPr>
-        <w:ind w:left="7189" w:hanging="360"/>
-      </w:pPr>
-      <w:rPr>
-        <w:rFonts w:ascii="Wingdings" w:hAnsi="Wingdings" w:hint="default"/>
-      </w:rPr>
-    </w:lvl>
   </w:abstractNum>
-  <w:abstractNum w:abstractNumId="33" w15:restartNumberingAfterBreak="0">
+  <w:abstractNum w:abstractNumId="45" w15:restartNumberingAfterBreak="0">
     <w:nsid w:val="74C20372"/>
     <w:multiLevelType w:val="hybridMultilevel"/>
-    <w:tmpl w:val="4D623848"/>
-    <w:lvl w:ilvl="0" w:tplc="9230DEA6">
-      <w:start w:val="1"/>
-      <w:numFmt w:val="lowerLetter"/>
-      <w:lvlText w:val="%1)"/>
+    <w:tmpl w:val="58E4853E"/>
+    <w:lvl w:ilvl="0" w:tplc="0C0A0003">
+      <w:start w:val="1"/>
+      <w:numFmt w:val="bullet"/>
+      <w:lvlText w:val="o"/>
       <w:lvlJc w:val="left"/>
       <w:pPr>
         <w:ind w:left="1429" w:hanging="360"/>
       </w:pPr>
       <w:rPr>
+        <w:rFonts w:ascii="Courier New" w:hAnsi="Courier New" w:cs="Courier New" w:hint="default"/>
         <w:b/>
         <w:bCs/>
       </w:rPr>
     </w:lvl>
-    <w:lvl w:ilvl="1" w:tplc="240A0019" w:tentative="1">
+    <w:lvl w:ilvl="1" w:tplc="240A0019">
       <w:start w:val="1"/>
       <w:numFmt w:val="lowerLetter"/>
       <w:lvlText w:val="%2."/>
@@ -15748,7 +16803,100 @@
       </w:pPr>
     </w:lvl>
   </w:abstractNum>
-  <w:abstractNum w:abstractNumId="34" w15:restartNumberingAfterBreak="0">
+  <w:abstractNum w:abstractNumId="46" w15:restartNumberingAfterBreak="0">
+    <w:nsid w:val="7A3049ED"/>
+    <w:multiLevelType w:val="hybridMultilevel"/>
+    <w:tmpl w:val="4FFCD660"/>
+    <w:lvl w:ilvl="0" w:tplc="FFFFFFFF">
+      <w:start w:val="1"/>
+      <w:numFmt w:val="lowerLetter"/>
+      <w:lvlText w:val="%1)"/>
+      <w:lvlJc w:val="left"/>
+      <w:pPr>
+        <w:ind w:left="1429" w:hanging="360"/>
+      </w:pPr>
+      <w:rPr>
+        <w:b/>
+        <w:bCs/>
+      </w:rPr>
+    </w:lvl>
+    <w:lvl w:ilvl="1" w:tplc="080A0001">
+      <w:start w:val="1"/>
+      <w:numFmt w:val="bullet"/>
+      <w:lvlText w:val=""/>
+      <w:lvlJc w:val="left"/>
+      <w:pPr>
+        <w:ind w:left="2149" w:hanging="360"/>
+      </w:pPr>
+      <w:rPr>
+        <w:rFonts w:ascii="Symbol" w:hAnsi="Symbol" w:hint="default"/>
+      </w:rPr>
+    </w:lvl>
+    <w:lvl w:ilvl="2" w:tplc="FFFFFFFF" w:tentative="1">
+      <w:start w:val="1"/>
+      <w:numFmt w:val="lowerRoman"/>
+      <w:lvlText w:val="%3."/>
+      <w:lvlJc w:val="right"/>
+      <w:pPr>
+        <w:ind w:left="2869" w:hanging="180"/>
+      </w:pPr>
+    </w:lvl>
+    <w:lvl w:ilvl="3" w:tplc="FFFFFFFF" w:tentative="1">
+      <w:start w:val="1"/>
+      <w:numFmt w:val="decimal"/>
+      <w:lvlText w:val="%4."/>
+      <w:lvlJc w:val="left"/>
+      <w:pPr>
+        <w:ind w:left="3589" w:hanging="360"/>
+      </w:pPr>
+    </w:lvl>
+    <w:lvl w:ilvl="4" w:tplc="FFFFFFFF" w:tentative="1">
+      <w:start w:val="1"/>
+      <w:numFmt w:val="lowerLetter"/>
+      <w:lvlText w:val="%5."/>
+      <w:lvlJc w:val="left"/>
+      <w:pPr>
+        <w:ind w:left="4309" w:hanging="360"/>
+      </w:pPr>
+    </w:lvl>
+    <w:lvl w:ilvl="5" w:tplc="FFFFFFFF" w:tentative="1">
+      <w:start w:val="1"/>
+      <w:numFmt w:val="lowerRoman"/>
+      <w:lvlText w:val="%6."/>
+      <w:lvlJc w:val="right"/>
+      <w:pPr>
+        <w:ind w:left="5029" w:hanging="180"/>
+      </w:pPr>
+    </w:lvl>
+    <w:lvl w:ilvl="6" w:tplc="FFFFFFFF" w:tentative="1">
+      <w:start w:val="1"/>
+      <w:numFmt w:val="decimal"/>
+      <w:lvlText w:val="%7."/>
+      <w:lvlJc w:val="left"/>
+      <w:pPr>
+        <w:ind w:left="5749" w:hanging="360"/>
+      </w:pPr>
+    </w:lvl>
+    <w:lvl w:ilvl="7" w:tplc="FFFFFFFF" w:tentative="1">
+      <w:start w:val="1"/>
+      <w:numFmt w:val="lowerLetter"/>
+      <w:lvlText w:val="%8."/>
+      <w:lvlJc w:val="left"/>
+      <w:pPr>
+        <w:ind w:left="6469" w:hanging="360"/>
+      </w:pPr>
+    </w:lvl>
+    <w:lvl w:ilvl="8" w:tplc="FFFFFFFF" w:tentative="1">
+      <w:start w:val="1"/>
+      <w:numFmt w:val="lowerRoman"/>
+      <w:lvlText w:val="%9."/>
+      <w:lvlJc w:val="right"/>
+      <w:pPr>
+        <w:ind w:left="7189" w:hanging="180"/>
+      </w:pPr>
+    </w:lvl>
+  </w:abstractNum>
+  <w:abstractNum w:abstractNumId="47" w15:restartNumberingAfterBreak="0">
     <w:nsid w:val="7C4943EE"/>
     <w:multiLevelType w:val="hybridMultilevel"/>
     <w:tmpl w:val="A58EA9AA"/>
@@ -15865,113 +17013,152 @@
     <w:abstractNumId w:val="0"/>
   </w:num>
   <w:num w:numId="2" w16cid:durableId="2060014547">
-    <w:abstractNumId w:val="10"/>
+    <w:abstractNumId w:val="14"/>
   </w:num>
   <w:num w:numId="3" w16cid:durableId="108092293">
-    <w:abstractNumId w:val="23"/>
+    <w:abstractNumId w:val="32"/>
   </w:num>
   <w:num w:numId="4" w16cid:durableId="1260604941">
-    <w:abstractNumId w:val="16"/>
+    <w:abstractNumId w:val="24"/>
   </w:num>
   <w:num w:numId="5" w16cid:durableId="2130661734">
-    <w:abstractNumId w:val="19"/>
+    <w:abstractNumId w:val="27"/>
   </w:num>
   <w:num w:numId="6" w16cid:durableId="235480509">
-    <w:abstractNumId w:val="11"/>
+    <w:abstractNumId w:val="15"/>
   </w:num>
   <w:num w:numId="7" w16cid:durableId="1489402255">
+    <w:abstractNumId w:val="34"/>
+  </w:num>
+  <w:num w:numId="8" w16cid:durableId="1536775275">
+    <w:abstractNumId w:val="28"/>
+  </w:num>
+  <w:num w:numId="9" w16cid:durableId="1127578365">
+    <w:abstractNumId w:val="9"/>
+  </w:num>
+  <w:num w:numId="10" w16cid:durableId="98452733">
+    <w:abstractNumId w:val="47"/>
+  </w:num>
+  <w:num w:numId="11" w16cid:durableId="616372926">
+    <w:abstractNumId w:val="17"/>
+  </w:num>
+  <w:num w:numId="12" w16cid:durableId="1499076582">
     <w:abstractNumId w:val="25"/>
   </w:num>
-  <w:num w:numId="8" w16cid:durableId="1536775275">
-    <w:abstractNumId w:val="20"/>
-  </w:num>
-  <w:num w:numId="9" w16cid:durableId="1127578365">
-    <w:abstractNumId w:val="5"/>
-  </w:num>
-  <w:num w:numId="10" w16cid:durableId="98452733">
-    <w:abstractNumId w:val="34"/>
-  </w:num>
-  <w:num w:numId="11" w16cid:durableId="616372926">
+  <w:num w:numId="13" w16cid:durableId="1932543631">
     <w:abstractNumId w:val="12"/>
   </w:num>
-  <w:num w:numId="12" w16cid:durableId="1499076582">
-    <w:abstractNumId w:val="17"/>
-  </w:num>
-  <w:num w:numId="13" w16cid:durableId="1932543631">
-    <w:abstractNumId w:val="8"/>
-  </w:num>
   <w:num w:numId="14" w16cid:durableId="1798864733">
-    <w:abstractNumId w:val="3"/>
+    <w:abstractNumId w:val="6"/>
   </w:num>
   <w:num w:numId="15" w16cid:durableId="874541670">
     <w:abstractNumId w:val="1"/>
   </w:num>
   <w:num w:numId="16" w16cid:durableId="431434815">
+    <w:abstractNumId w:val="3"/>
+  </w:num>
+  <w:num w:numId="17" w16cid:durableId="1530030065">
+    <w:abstractNumId w:val="10"/>
+  </w:num>
+  <w:num w:numId="18" w16cid:durableId="533152578">
+    <w:abstractNumId w:val="37"/>
+  </w:num>
+  <w:num w:numId="19" w16cid:durableId="919678834">
+    <w:abstractNumId w:val="29"/>
+  </w:num>
+  <w:num w:numId="20" w16cid:durableId="1692142492">
+    <w:abstractNumId w:val="31"/>
+  </w:num>
+  <w:num w:numId="21" w16cid:durableId="1788813795">
+    <w:abstractNumId w:val="38"/>
+  </w:num>
+  <w:num w:numId="22" w16cid:durableId="822427855">
+    <w:abstractNumId w:val="21"/>
+  </w:num>
+  <w:num w:numId="23" w16cid:durableId="574894286">
+    <w:abstractNumId w:val="45"/>
+  </w:num>
+  <w:num w:numId="24" w16cid:durableId="429424445">
+    <w:abstractNumId w:val="33"/>
+  </w:num>
+  <w:num w:numId="25" w16cid:durableId="1531608523">
+    <w:abstractNumId w:val="13"/>
+  </w:num>
+  <w:num w:numId="26" w16cid:durableId="1337615539">
+    <w:abstractNumId w:val="43"/>
+  </w:num>
+  <w:num w:numId="27" w16cid:durableId="1691953382">
+    <w:abstractNumId w:val="39"/>
+  </w:num>
+  <w:num w:numId="28" w16cid:durableId="2016371320">
+    <w:abstractNumId w:val="26"/>
+  </w:num>
+  <w:num w:numId="29" w16cid:durableId="1206333368">
+    <w:abstractNumId w:val="22"/>
+  </w:num>
+  <w:num w:numId="30" w16cid:durableId="2043237628">
+    <w:abstractNumId w:val="41"/>
+  </w:num>
+  <w:num w:numId="31" w16cid:durableId="1712194238">
+    <w:abstractNumId w:val="19"/>
+  </w:num>
+  <w:num w:numId="32" w16cid:durableId="826212718">
+    <w:abstractNumId w:val="7"/>
+  </w:num>
+  <w:num w:numId="33" w16cid:durableId="1465082384">
+    <w:abstractNumId w:val="35"/>
+  </w:num>
+  <w:num w:numId="34" w16cid:durableId="1179546551">
+    <w:abstractNumId w:val="11"/>
+  </w:num>
+  <w:num w:numId="35" w16cid:durableId="1149908227">
+    <w:abstractNumId w:val="44"/>
+  </w:num>
+  <w:num w:numId="36" w16cid:durableId="1051152900">
+    <w:abstractNumId w:val="46"/>
+  </w:num>
+  <w:num w:numId="37" w16cid:durableId="1593663364">
+    <w:abstractNumId w:val="23"/>
+  </w:num>
+  <w:num w:numId="38" w16cid:durableId="1298145482">
+    <w:abstractNumId w:val="8"/>
+  </w:num>
+  <w:num w:numId="39" w16cid:durableId="923949552">
+    <w:abstractNumId w:val="36"/>
+  </w:num>
+  <w:num w:numId="40" w16cid:durableId="903489384">
+    <w:abstractNumId w:val="5"/>
+  </w:num>
+  <w:num w:numId="41" w16cid:durableId="706104759">
+    <w:abstractNumId w:val="42"/>
+  </w:num>
+  <w:num w:numId="42" w16cid:durableId="1333218309">
+    <w:abstractNumId w:val="18"/>
+  </w:num>
+  <w:num w:numId="43" w16cid:durableId="2100833303">
+    <w:abstractNumId w:val="20"/>
+  </w:num>
+  <w:num w:numId="44" w16cid:durableId="1171333627">
+    <w:abstractNumId w:val="30"/>
+  </w:num>
+  <w:num w:numId="45" w16cid:durableId="389117262">
+    <w:abstractNumId w:val="4"/>
+  </w:num>
+  <w:num w:numId="46" w16cid:durableId="794181549">
     <w:abstractNumId w:val="2"/>
   </w:num>
-  <w:num w:numId="17" w16cid:durableId="1530030065">
-    <w:abstractNumId w:val="6"/>
+  <w:num w:numId="47" w16cid:durableId="1671717433">
+    <w:abstractNumId w:val="40"/>
   </w:num>
-  <w:num w:numId="18" w16cid:durableId="533152578">
-    <w:abstractNumId w:val="27"/>
-  </w:num>
-  <w:num w:numId="19" w16cid:durableId="919678834">
-    <w:abstractNumId w:val="21"/>
-  </w:num>
-  <w:num w:numId="20" w16cid:durableId="1692142492">
-    <w:abstractNumId w:val="22"/>
-  </w:num>
-  <w:num w:numId="21" w16cid:durableId="1788813795">
-    <w:abstractNumId w:val="28"/>
-  </w:num>
-  <w:num w:numId="22" w16cid:durableId="822427855">
-    <w:abstractNumId w:val="14"/>
-  </w:num>
-  <w:num w:numId="23" w16cid:durableId="574894286">
-    <w:abstractNumId w:val="33"/>
-  </w:num>
-  <w:num w:numId="24" w16cid:durableId="429424445">
-    <w:abstractNumId w:val="24"/>
-  </w:num>
-  <w:num w:numId="25" w16cid:durableId="1531608523">
-    <w:abstractNumId w:val="9"/>
-  </w:num>
-  <w:num w:numId="26" w16cid:durableId="1337615539">
-    <w:abstractNumId w:val="31"/>
-  </w:num>
-  <w:num w:numId="27" w16cid:durableId="1691953382">
-    <w:abstractNumId w:val="29"/>
-  </w:num>
-  <w:num w:numId="28" w16cid:durableId="2016371320">
-    <w:abstractNumId w:val="18"/>
-  </w:num>
-  <w:num w:numId="29" w16cid:durableId="1206333368">
-    <w:abstractNumId w:val="15"/>
-  </w:num>
-  <w:num w:numId="30" w16cid:durableId="2043237628">
-    <w:abstractNumId w:val="30"/>
-  </w:num>
-  <w:num w:numId="31" w16cid:durableId="1712194238">
-    <w:abstractNumId w:val="13"/>
-  </w:num>
-  <w:num w:numId="32" w16cid:durableId="826212718">
-    <w:abstractNumId w:val="4"/>
-  </w:num>
-  <w:num w:numId="33" w16cid:durableId="1465082384">
-    <w:abstractNumId w:val="26"/>
-  </w:num>
-  <w:num w:numId="34" w16cid:durableId="1179546551">
-    <w:abstractNumId w:val="7"/>
-  </w:num>
-  <w:num w:numId="35" w16cid:durableId="1149908227">
-    <w:abstractNumId w:val="32"/>
+  <w:num w:numId="48" w16cid:durableId="1828283259">
+    <w:abstractNumId w:val="16"/>
   </w:num>
   <w:numIdMacAtCleanup w:val="21"/>
 </w:numbering>
 </file>
 
 <file path=word/styles.xml><?xml version="1.0" encoding="utf-8"?>
-<w:styles xmlns:mc="http://schemas.openxmlformats.org/markup-compatibility/2006" xmlns:r="http://schemas.openxmlformats.org/officeDocument/2006/relationships" xmlns:w="http://schemas.openxmlformats.org/wordprocessingml/2006/main" xmlns:w14="http://schemas.microsoft.com/office/word/2010/wordml" xmlns:w15="http://schemas.microsoft.com/office/word/2012/wordml" xmlns:w16cex="http://schemas.microsoft.com/office/word/2018/wordml/cex" xmlns:w16cid="http://schemas.microsoft.com/office/word/2016/wordml/cid" xmlns:w16="http://schemas.microsoft.com/office/word/2018/wordml" xmlns:w16sdtdh="http://schemas.microsoft.com/office/word/2020/wordml/sdtdatahash" xmlns:w16sdtfl="http://schemas.microsoft.com/office/word/2024/wordml/sdtformatlock" xmlns:w16se="http://schemas.microsoft.com/office/word/2015/wordml/symex" xmlns:w16du="http://schemas.microsoft.com/office/word/2023/wordml/word16du" mc:Ignorable="w14 w15 w16se w16cid w16 w16cex w16sdtdh w16sdtfl w16du">
+<w:styles xmlns:mc="http://schemas.openxmlformats.org/markup-compatibility/2006" xmlns:r="http://schemas.openxmlformats.org/officeDocument/2006/relationships" xmlns:w="http://schemas.openxmlformats.org/wordprocessingml/2006/main" xmlns:w14="http://schemas.microsoft.com/office/word/2010/wordml" xmlns:w15="http://schemas.microsoft.com/office/word/2012/wordml" xmlns:w16cex="http://schemas.microsoft.com/office/word/2018/wordml/cex" xmlns:w16cid="http://schemas.microsoft.com/office/word/2016/wordml/cid" xmlns:w16="http://schemas.microsoft.com/office/word/2018/wordml" xmlns:w16du="http://schemas.microsoft.com/office/word/2023/wordml/word16du" xmlns:w16sdtdh="http://schemas.microsoft.com/office/word/2020/wordml/sdtdatahash" xmlns:w16sdtfl="http://schemas.microsoft.com/office/word/2024/wordml/sdtformatlock" xmlns:w16se="http://schemas.microsoft.com/office/word/2015/wordml/symex" mc:Ignorable="w14 w15 w16se w16cid w16 w16cex w16sdtdh w16sdtfl w16du">
   <w:docDefaults>
     <w:rPrDefault>
       <w:rPr>
@@ -17712,10 +18899,19 @@
 </file>
 
 <file path=customXml/item1.xml><?xml version="1.0" encoding="utf-8"?>
+<?mso-contentType ?>
+<FormTemplates xmlns="http://schemas.microsoft.com/sharepoint/v3/contenttype/forms">
+  <Display>DocumentLibraryForm</Display>
+  <Edit>DocumentLibraryForm</Edit>
+  <New>DocumentLibraryForm</New>
+</FormTemplates>
+</file>
+
+<file path=customXml/item2.xml><?xml version="1.0" encoding="utf-8"?>
 <b:Sources xmlns:b="http://schemas.openxmlformats.org/officeDocument/2006/bibliography" xmlns="http://schemas.openxmlformats.org/officeDocument/2006/bibliography" SelectedStyle="\APASixthEditionOfficeOnline.xsl" StyleName="APA" Version="6"/>
 </file>
 
-<file path=customXml/item2.xml><?xml version="1.0" encoding="utf-8"?>
+<file path=customXml/item3.xml><?xml version="1.0" encoding="utf-8"?>
 <ct:contentTypeSchema xmlns:ct="http://schemas.microsoft.com/office/2006/metadata/contentType" xmlns:ma="http://schemas.microsoft.com/office/2006/metadata/properties/metaAttributes" ct:_="" ma:_="" ma:contentTypeName="Documento" ma:contentTypeID="0x0101006A81D6BD42E8DF4C91013959704817E1" ma:contentTypeVersion="15" ma:contentTypeDescription="Crear nuevo documento." ma:contentTypeScope="" ma:versionID="bf4f72ffd194f0963ff564daca6869f7">
   <xsd:schema xmlns:xsd="http://www.w3.org/2001/XMLSchema" xmlns:xs="http://www.w3.org/2001/XMLSchema" xmlns:p="http://schemas.microsoft.com/office/2006/metadata/properties" xmlns:ns2="13c90a0b-73bc-4dc0-be5f-28d77b615beb" xmlns:ns3="13c93bba-48ce-428c-bfe5-88b42c19b028" targetNamespace="http://schemas.microsoft.com/office/2006/metadata/properties" ma:root="true" ma:fieldsID="8718d6f4873a5b1392a45044efa78385" ns2:_="" ns3:_="">
     <xsd:import namespace="13c90a0b-73bc-4dc0-be5f-28d77b615beb"/>
@@ -17950,7 +19146,7 @@
 </ct:contentTypeSchema>
 </file>
 
-<file path=customXml/item3.xml><?xml version="1.0" encoding="utf-8"?>
+<file path=customXml/item4.xml><?xml version="1.0" encoding="utf-8"?>
 <p:properties xmlns:p="http://schemas.microsoft.com/office/2006/metadata/properties" xmlns:xsi="http://www.w3.org/2001/XMLSchema-instance" xmlns:pc="http://schemas.microsoft.com/office/infopath/2007/PartnerControls">
   <documentManagement>
     <TaxCatchAll xmlns="13c90a0b-73bc-4dc0-be5f-28d77b615beb" xsi:nil="true"/>
@@ -17961,16 +19157,15 @@
 </p:properties>
 </file>
 
-<file path=customXml/item4.xml><?xml version="1.0" encoding="utf-8"?>
-<?mso-contentType ?>
-<FormTemplates xmlns="http://schemas.microsoft.com/sharepoint/v3/contenttype/forms">
-  <Display>DocumentLibraryForm</Display>
-  <Edit>DocumentLibraryForm</Edit>
-  <New>DocumentLibraryForm</New>
-</FormTemplates>
+<file path=customXml/itemProps1.xml><?xml version="1.0" encoding="utf-8"?>
+<ds:datastoreItem xmlns:ds="http://schemas.openxmlformats.org/officeDocument/2006/customXml" ds:itemID="{10663269-2064-4804-8290-36D4A57F5557}">
+  <ds:schemaRefs>
+    <ds:schemaRef ds:uri="http://schemas.microsoft.com/sharepoint/v3/contenttype/forms"/>
+  </ds:schemaRefs>
+</ds:datastoreItem>
 </file>
 
-<file path=customXml/itemProps1.xml><?xml version="1.0" encoding="utf-8"?>
+<file path=customXml/itemProps2.xml><?xml version="1.0" encoding="utf-8"?>
 <ds:datastoreItem xmlns:ds="http://schemas.openxmlformats.org/officeDocument/2006/customXml" ds:itemID="{EAE431FD-7059-4C09-804B-C9D69EB7B213}">
   <ds:schemaRefs>
     <ds:schemaRef ds:uri="http://schemas.openxmlformats.org/officeDocument/2006/bibliography"/>
@@ -17978,7 +19173,7 @@
 </ds:datastoreItem>
 </file>
 
-<file path=customXml/itemProps2.xml><?xml version="1.0" encoding="utf-8"?>
+<file path=customXml/itemProps3.xml><?xml version="1.0" encoding="utf-8"?>
 <ds:datastoreItem xmlns:ds="http://schemas.openxmlformats.org/officeDocument/2006/customXml" ds:itemID="{59065960-E0CA-4804-83B5-320CBCDCC160}">
   <ds:schemaRefs>
     <ds:schemaRef ds:uri="http://schemas.microsoft.com/office/2006/metadata/contentType"/>
@@ -17997,7 +19192,7 @@
 </ds:datastoreItem>
 </file>
 
-<file path=customXml/itemProps3.xml><?xml version="1.0" encoding="utf-8"?>
+<file path=customXml/itemProps4.xml><?xml version="1.0" encoding="utf-8"?>
 <ds:datastoreItem xmlns:ds="http://schemas.openxmlformats.org/officeDocument/2006/customXml" ds:itemID="{1279454D-02BE-4A9C-A117-DCD1573E2608}">
   <ds:schemaRefs>
     <ds:schemaRef ds:uri="http://schemas.microsoft.com/office/2006/metadata/properties"/>
@@ -18006,12 +19201,4 @@
     <ds:schemaRef ds:uri="13c93bba-48ce-428c-bfe5-88b42c19b028"/>
   </ds:schemaRefs>
 </ds:datastoreItem>
-</file>
-
-<file path=customXml/itemProps4.xml><?xml version="1.0" encoding="utf-8"?>
-<ds:datastoreItem xmlns:ds="http://schemas.openxmlformats.org/officeDocument/2006/customXml" ds:itemID="{10663269-2064-4804-8290-36D4A57F5557}">
-  <ds:schemaRefs>
-    <ds:schemaRef ds:uri="http://schemas.microsoft.com/sharepoint/v3/contenttype/forms"/>
-  </ds:schemaRefs>
-</ds:datastoreItem>
 </file>
--- a/fuentes/633400_CF04_CFA.docx
+++ b/fuentes/633400_CF04_CFA.docx
@@ -1,6 +1,6 @@
 
 <file path=word/document.xml><?xml version="1.0" encoding="utf-8"?>
-<w:document xmlns:wpc="http://schemas.microsoft.com/office/word/2010/wordprocessingCanvas" xmlns:cx="http://schemas.microsoft.com/office/drawing/2014/chartex" xmlns:cx1="http://schemas.microsoft.com/office/drawing/2015/9/8/chartex" xmlns:cx2="http://schemas.microsoft.com/office/drawing/2015/10/21/chartex" xmlns:cx3="http://schemas.microsoft.com/office/drawing/2016/5/9/chartex" xmlns:cx4="http://schemas.microsoft.com/office/drawing/2016/5/10/chartex" xmlns:cx5="http://schemas.microsoft.com/office/drawing/2016/5/11/chartex" xmlns:cx6="http://schemas.microsoft.com/office/drawing/2016/5/12/chartex" xmlns:cx7="http://schemas.microsoft.com/office/drawing/2016/5/13/chartex" xmlns:cx8="http://schemas.microsoft.com/office/drawing/2016/5/14/chartex" xmlns:mc="http://schemas.openxmlformats.org/markup-compatibility/2006" xmlns:aink="http://schemas.microsoft.com/office/drawing/2016/ink" xmlns:am3d="http://schemas.microsoft.com/office/drawing/2017/model3d" xmlns:o="urn:schemas-microsoft-com:office:office" xmlns:oel="http://schemas.microsoft.com/office/2019/extlst" xmlns:r="http://schemas.openxmlformats.org/officeDocument/2006/relationships" xmlns:m="http://schemas.openxmlformats.org/officeDocument/2006/math" xmlns:v="urn:schemas-microsoft-com:vml" xmlns:wp14="http://schemas.microsoft.com/office/word/2010/wordprocessingDrawing" xmlns:wp="http://schemas.openxmlformats.org/drawingml/2006/wordprocessingDrawing" xmlns:w10="urn:schemas-microsoft-com:office:word" xmlns:w="http://schemas.openxmlformats.org/wordprocessingml/2006/main" xmlns:w14="http://schemas.microsoft.com/office/word/2010/wordml" xmlns:w15="http://schemas.microsoft.com/office/word/2012/wordml" xmlns:w16cex="http://schemas.microsoft.com/office/word/2018/wordml/cex" xmlns:w16cid="http://schemas.microsoft.com/office/word/2016/wordml/cid" xmlns:w16="http://schemas.microsoft.com/office/word/2018/wordml" xmlns:w16du="http://schemas.microsoft.com/office/word/2023/wordml/word16du" xmlns:w16sdtdh="http://schemas.microsoft.com/office/word/2020/wordml/sdtdatahash" xmlns:w16sdtfl="http://schemas.microsoft.com/office/word/2024/wordml/sdtformatlock" xmlns:w16se="http://schemas.microsoft.com/office/word/2015/wordml/symex" xmlns:wpg="http://schemas.microsoft.com/office/word/2010/wordprocessingGroup" xmlns:wpi="http://schemas.microsoft.com/office/word/2010/wordprocessingInk" xmlns:wne="http://schemas.microsoft.com/office/word/2006/wordml" xmlns:wps="http://schemas.microsoft.com/office/word/2010/wordprocessingShape" mc:Ignorable="w14 w15 w16se w16cid w16 w16cex w16sdtdh w16sdtfl w16du wp14">
+<w:document xmlns:wpc="http://schemas.microsoft.com/office/word/2010/wordprocessingCanvas" xmlns:cx="http://schemas.microsoft.com/office/drawing/2014/chartex" xmlns:cx1="http://schemas.microsoft.com/office/drawing/2015/9/8/chartex" xmlns:cx2="http://schemas.microsoft.com/office/drawing/2015/10/21/chartex" xmlns:cx3="http://schemas.microsoft.com/office/drawing/2016/5/9/chartex" xmlns:cx4="http://schemas.microsoft.com/office/drawing/2016/5/10/chartex" xmlns:cx5="http://schemas.microsoft.com/office/drawing/2016/5/11/chartex" xmlns:cx6="http://schemas.microsoft.com/office/drawing/2016/5/12/chartex" xmlns:cx7="http://schemas.microsoft.com/office/drawing/2016/5/13/chartex" xmlns:cx8="http://schemas.microsoft.com/office/drawing/2016/5/14/chartex" xmlns:mc="http://schemas.openxmlformats.org/markup-compatibility/2006" xmlns:m="http://schemas.openxmlformats.org/officeDocument/2006/math" xmlns:aink="http://schemas.microsoft.com/office/drawing/2016/ink" xmlns:am3d="http://schemas.microsoft.com/office/drawing/2017/model3d" xmlns:oel="http://schemas.microsoft.com/office/2019/extlst" xmlns:r="http://schemas.openxmlformats.org/officeDocument/2006/relationships" xmlns:wp14="http://schemas.microsoft.com/office/word/2010/wordprocessingDrawing" xmlns:wp="http://schemas.openxmlformats.org/drawingml/2006/wordprocessingDrawing" xmlns:wpg="http://schemas.microsoft.com/office/word/2010/wordprocessingGroup" xmlns:wpi="http://schemas.microsoft.com/office/word/2010/wordprocessingInk" xmlns:wps="http://schemas.microsoft.com/office/word/2010/wordprocessingShape" xmlns:o="urn:schemas-microsoft-com:office:office" xmlns:v="urn:schemas-microsoft-com:vml" xmlns:w10="urn:schemas-microsoft-com:office:word" xmlns:w="http://schemas.openxmlformats.org/wordprocessingml/2006/main" xmlns:w14="http://schemas.microsoft.com/office/word/2010/wordml" xmlns:w15="http://schemas.microsoft.com/office/word/2012/wordml" xmlns:w16cex="http://schemas.microsoft.com/office/word/2018/wordml/cex" xmlns:w16cid="http://schemas.microsoft.com/office/word/2016/wordml/cid" xmlns:w16="http://schemas.microsoft.com/office/word/2018/wordml" xmlns:w16sdtdh="http://schemas.microsoft.com/office/word/2020/wordml/sdtdatahash" xmlns:w16sdtfl="http://schemas.microsoft.com/office/word/2024/wordml/sdtformatlock" xmlns:w16se="http://schemas.microsoft.com/office/word/2015/wordml/symex" xmlns:w16du="http://schemas.microsoft.com/office/word/2023/wordml/word16du" xmlns:wne="http://schemas.microsoft.com/office/word/2006/wordml" mc:Ignorable="w14 w15 w16se w16cid w16 w16cex w16sdtdh w16sdtfl w16du wp14">
   <w:body>
     <w:p>
       <w:pPr>
@@ -205,7 +205,7 @@
               </wp:anchor>
             </w:drawing>
           </mc:Choice>
-          <mc:Fallback xmlns:w16cei="http://schemas.microsoft.com/office/word/2026/wordml/cei" xmlns:a14="http://schemas.microsoft.com/office/drawing/2010/main" xmlns:pic="http://schemas.openxmlformats.org/drawingml/2006/picture" xmlns:adec="http://schemas.microsoft.com/office/drawing/2017/decorative" xmlns:a="http://schemas.openxmlformats.org/drawingml/2006/main">
+          <mc:Fallback xmlns:a="http://schemas.openxmlformats.org/drawingml/2006/main" xmlns:adec="http://schemas.microsoft.com/office/drawing/2017/decorative" xmlns:pic="http://schemas.openxmlformats.org/drawingml/2006/picture" xmlns:a14="http://schemas.microsoft.com/office/drawing/2010/main" xmlns:w16cei="http://schemas.microsoft.com/office/word/2026/wordml/cei">
             <w:pict>
               <v:rect id="Rectángulo 3" style="position:absolute;margin-left:-55.95pt;margin-top:26.4pt;width:613.85pt;height:164.25pt;z-index:-251655168;visibility:visible;mso-wrap-style:square;mso-height-percent:0;mso-wrap-distance-left:9pt;mso-wrap-distance-top:0;mso-wrap-distance-right:9pt;mso-wrap-distance-bottom:0;mso-position-horizontal:absolute;mso-position-horizontal-relative:text;mso-position-vertical:absolute;mso-position-vertical-relative:text;mso-height-percent:0;mso-height-relative:margin;v-text-anchor:middle" alt="&quot;&quot;" o:spid="_x0000_s1026" fillcolor="#00314d" stroked="f" strokeweight="1pt" w14:anchorId="4C256C62" o:gfxdata="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"/>
             </w:pict>
@@ -2543,16 +2543,32 @@
           <w:rStyle w:val="Extranjerismo"/>
           <w:lang w:val="es-CO"/>
         </w:rPr>
-        <w:t>, forecasting, overbooking</w:t>
-      </w:r>
-      <w:r>
-        <w:t xml:space="preserve"> y </w:t>
-      </w:r>
+        <w:t xml:space="preserve">, </w:t>
+      </w:r>
+      <w:proofErr w:type="spellStart"/>
       <w:r>
         <w:rPr>
           <w:rStyle w:val="Extranjerismo"/>
           <w:lang w:val="es-CO"/>
         </w:rPr>
+        <w:t>forecasting</w:t>
+      </w:r>
+      <w:proofErr w:type="spellEnd"/>
+      <w:r>
+        <w:rPr>
+          <w:rStyle w:val="Extranjerismo"/>
+          <w:lang w:val="es-CO"/>
+        </w:rPr>
+        <w:t>, overbooking</w:t>
+      </w:r>
+      <w:r>
+        <w:t xml:space="preserve"> y </w:t>
+      </w:r>
+      <w:r>
+        <w:rPr>
+          <w:rStyle w:val="Extranjerismo"/>
+          <w:lang w:val="es-CO"/>
+        </w:rPr>
         <w:t>no show</w:t>
       </w:r>
       <w:r>
@@ -2592,7 +2608,15 @@
     </w:p>
     <w:p>
       <w:r>
-        <w:t>La gestión de reservas constituye uno de los procesos más importantes dentro de la operación hotelera, debido a que permite controlar la ocupación, organizar la disponibilidad de habitaciones y facilitar la comercialización de los servicios del establecimiento. En la actualidad, los hoteles utilizan diferentes canales y sistemas tecnológicos para recibir y administrar reservas, respondiendo a las dinámicas del mercado turístico y a las nuevas formas de consumo de los clientes. Según Kotler, Bowen y Makens (2017), la transformación digital del sector hotelero ha fortalecido el uso de plataformas tecnológicas y canales de distribución que permiten ampliar el alcance comercial y mejorar la experiencia del huésped. En este contexto, resulta fundamental comprender cómo funcionan los canales de reserva, sus tipos, ventajas y limitaciones, así como la clasificación y codificación de las reservas dentro de los sistemas de gestión hotelera</w:t>
+        <w:t xml:space="preserve">La gestión de reservas constituye uno de los procesos más importantes dentro de la operación hotelera, debido a que permite controlar la ocupación, organizar la disponibilidad de habitaciones y facilitar la comercialización de los servicios del establecimiento. En la actualidad, los hoteles utilizan diferentes canales y sistemas tecnológicos para recibir y administrar reservas, respondiendo a las dinámicas del mercado turístico y a las nuevas formas de consumo de los clientes. Según Kotler, Bowen y </w:t>
+      </w:r>
+      <w:proofErr w:type="spellStart"/>
+      <w:r>
+        <w:t>Makens</w:t>
+      </w:r>
+      <w:proofErr w:type="spellEnd"/>
+      <w:r>
+        <w:t xml:space="preserve"> (2017), la transformación digital del sector hotelero ha fortalecido el uso de plataformas tecnológicas y canales de distribución que permiten ampliar el alcance comercial y mejorar la experiencia del huésped. En este contexto, resulta fundamental comprender cómo funcionan los canales de reserva, sus tipos, ventajas y limitaciones, así como la clasificación y codificación de las reservas dentro de los sistemas de gestión hotelera</w:t>
       </w:r>
       <w:r>
         <w:t>.</w:t>
@@ -2862,6 +2886,7 @@
         </w:rPr>
         <w:t xml:space="preserve">Mensajería y </w:t>
       </w:r>
+      <w:proofErr w:type="spellStart"/>
       <w:r>
         <w:rPr>
           <w:rStyle w:val="Extranjerismo"/>
@@ -2871,6 +2896,7 @@
         </w:rPr>
         <w:t>chatbots</w:t>
       </w:r>
+      <w:proofErr w:type="spellEnd"/>
       <w:r>
         <w:rPr>
           <w:rStyle w:val="Extranjerismo"/>
@@ -3691,15 +3717,32 @@
       <w:r>
         <w:t xml:space="preserve">Ante esta situación, el hotel implementa un sistema </w:t>
       </w:r>
+      <w:proofErr w:type="spellStart"/>
       <w:r>
         <w:rPr>
           <w:rStyle w:val="Extranjerismo"/>
           <w:lang w:val="es-CO"/>
         </w:rPr>
-        <w:t>channel manager</w:t>
-      </w:r>
-      <w:r>
-        <w:t xml:space="preserve"> conectado al PMS, permitiendo sincronizar automáticamente la disponibilidad y tarifas en todos los canales. Esto mejora el control operativo, reduce errores y optimiza la comercialización del servicio.</w:t>
+        <w:t>channel</w:t>
+      </w:r>
+      <w:proofErr w:type="spellEnd"/>
+      <w:r>
+        <w:rPr>
+          <w:rStyle w:val="Extranjerismo"/>
+          <w:lang w:val="es-CO"/>
+        </w:rPr>
+        <w:t xml:space="preserve"> manager</w:t>
+      </w:r>
+      <w:r>
+        <w:t xml:space="preserve"> conectado al </w:t>
+      </w:r>
+      <w:proofErr w:type="spellStart"/>
+      <w:r>
+        <w:t>PMS</w:t>
+      </w:r>
+      <w:proofErr w:type="spellEnd"/>
+      <w:r>
+        <w:t>, permitiendo sincronizar automáticamente la disponibilidad y tarifas en todos los canales. Esto mejora el control operativo, reduce errores y optimiza la comercialización del servicio.</w:t>
       </w:r>
     </w:p>
     <w:p>
@@ -4085,7 +4128,7 @@
           <w:noProof/>
         </w:rPr>
         <w:drawing>
-          <wp:inline distT="0" distB="0" distL="0" distR="0" wp14:anchorId="53253D42" wp14:editId="56ABE0BF">
+          <wp:inline distT="0" distB="0" distL="0" distR="0" wp14:anchorId="53253D42" wp14:editId="4FF3DB66">
             <wp:extent cx="4679792" cy="2632383"/>
             <wp:effectExtent l="0" t="0" r="6985" b="0"/>
             <wp:docPr id="1" name="Imagen 1">
@@ -4150,21 +4193,7 @@
             <w:rStyle w:val="Hipervnculo"/>
             <w:b/>
           </w:rPr>
-          <w:t>Enlace de reproducción del v</w:t>
-        </w:r>
-        <w:r>
-          <w:rPr>
-            <w:rStyle w:val="Hipervnculo"/>
-            <w:b/>
-          </w:rPr>
-          <w:t>i</w:t>
-        </w:r>
-        <w:r>
-          <w:rPr>
-            <w:rStyle w:val="Hipervnculo"/>
-            <w:b/>
-          </w:rPr>
-          <w:t>deo</w:t>
+          <w:t>Enlace de reproducción del video</w:t>
         </w:r>
       </w:hyperlink>
     </w:p>
@@ -4328,22 +4357,56 @@
       </w:r>
       <w:r>
         <w:lastRenderedPageBreak/>
-        <w:t>operaciones que manejan los establecimientos de alojamiento y al uso de plataformas tecnológicas como los PMS (</w:t>
-      </w:r>
+        <w:t xml:space="preserve">operaciones que manejan los establecimientos de alojamiento y al uso de plataformas tecnológicas como los </w:t>
+      </w:r>
+      <w:proofErr w:type="spellStart"/>
+      <w:r>
+        <w:t>PMS</w:t>
+      </w:r>
+      <w:proofErr w:type="spellEnd"/>
+      <w:r>
+        <w:t xml:space="preserve"> (</w:t>
+      </w:r>
+      <w:proofErr w:type="spellStart"/>
       <w:r>
         <w:rPr>
           <w:rStyle w:val="Extranjerismo"/>
           <w:lang w:val="es-CO"/>
         </w:rPr>
-        <w:t>Property Management System</w:t>
-      </w:r>
+        <w:t>Property</w:t>
+      </w:r>
+      <w:proofErr w:type="spellEnd"/>
+      <w:r>
+        <w:rPr>
+          <w:rStyle w:val="Extranjerismo"/>
+          <w:lang w:val="es-CO"/>
+        </w:rPr>
+        <w:t xml:space="preserve"> Management </w:t>
+      </w:r>
+      <w:proofErr w:type="spellStart"/>
+      <w:r>
+        <w:rPr>
+          <w:rStyle w:val="Extranjerismo"/>
+          <w:lang w:val="es-CO"/>
+        </w:rPr>
+        <w:t>System</w:t>
+      </w:r>
+      <w:proofErr w:type="spellEnd"/>
       <w:r>
         <w:t>), resulta necesario emplear códigos estandarizados que permitan agilizar los procesos operativos, facilitar la comunicación interna y reducir errores en la gestión de la información.</w:t>
       </w:r>
     </w:p>
     <w:p>
       <w:r>
-        <w:t>Generalmente, estos códigos son alfanuméricos y representan estados, condiciones o características específicas de la reserva. Su utilización permite identificar rápidamente aspectos como el estado de confirmación, el tipo de garantía, las listas de espera o las cancelaciones. Según Kasavana y Cahill (2017), la estandarización de códigos y convenciones facilita la operación hotelera y mejora la precisión en la administración de reservas y ocupación.</w:t>
+        <w:t xml:space="preserve">Generalmente, estos códigos son alfanuméricos y representan estados, condiciones o características específicas de la reserva. Su utilización permite identificar rápidamente aspectos como el estado de confirmación, el tipo de garantía, las listas de espera o las cancelaciones. Según </w:t>
+      </w:r>
+      <w:proofErr w:type="spellStart"/>
+      <w:r>
+        <w:t>Kasavana</w:t>
+      </w:r>
+      <w:proofErr w:type="spellEnd"/>
+      <w:r>
+        <w:t xml:space="preserve"> y Cahill (2017), la estandarización de códigos y convenciones facilita la operación hotelera y mejora la precisión en la administración de reservas y ocupación.</w:t>
       </w:r>
     </w:p>
     <w:p>
@@ -4994,7 +5057,15 @@
     </w:p>
     <w:p>
       <w:r>
-        <w:t>Por ejemplo, cuando el sistema registra una reserva con código “NS”, el personal identifica inmediatamente que el huésped no se presentó, permitiendo liberar la habitación o aplicar las políticas correspondientes. De igual forma, los códigos “</w:t>
+        <w:t>Por ejemplo, cuando el sistema registra una reserva con código “</w:t>
+      </w:r>
+      <w:proofErr w:type="spellStart"/>
+      <w:r>
+        <w:t>NS</w:t>
+      </w:r>
+      <w:proofErr w:type="spellEnd"/>
+      <w:r>
+        <w:t>”, el personal identifica inmediatamente que el huésped no se presentó, permitiendo liberar la habitación o aplicar las políticas correspondientes. De igual forma, los códigos “</w:t>
       </w:r>
       <w:r>
         <w:rPr>
@@ -5524,7 +5595,31 @@
     </w:p>
     <w:p>
       <w:r>
-        <w:t>Dentro de la actividad turística también es común el uso de códigos internacionales para identificar aeropuertos y destinos turísticos. Los más conocidos son los códigos IATA, establecidos por la International Air Transport Association, los cuales están conformados por tres letras que identifican ciudades o aeropuertos específicos. Estos códigos aparecen frecuentemente en tiquetes aéreos, itinerarios de viaje y sistemas globales de distribución (GDS), por lo que el personal hotelero debe reconocerlos para interpretar correctamente información relacionada con reservas y desplazamientos de huéspedes.</w:t>
+        <w:t xml:space="preserve">Dentro de la actividad turística también es común el uso de códigos internacionales para identificar aeropuertos y destinos turísticos. Los más conocidos son los códigos IATA, establecidos por la International Air </w:t>
+      </w:r>
+      <w:proofErr w:type="spellStart"/>
+      <w:r>
+        <w:t>Transport</w:t>
+      </w:r>
+      <w:proofErr w:type="spellEnd"/>
+      <w:r>
+        <w:t xml:space="preserve"> </w:t>
+      </w:r>
+      <w:proofErr w:type="spellStart"/>
+      <w:r>
+        <w:t>Association</w:t>
+      </w:r>
+      <w:proofErr w:type="spellEnd"/>
+      <w:r>
+        <w:t>, los cuales están conformados por tres letras que identifican ciudades o aeropuertos específicos. Estos códigos aparecen frecuentemente en tiquetes aéreos, itinerarios de viaje y sistemas globales de distribución (</w:t>
+      </w:r>
+      <w:proofErr w:type="spellStart"/>
+      <w:r>
+        <w:t>GDS</w:t>
+      </w:r>
+      <w:proofErr w:type="spellEnd"/>
+      <w:r>
+        <w:t>), por lo que el personal hotelero debe reconocerlos para interpretar correctamente información relacionada con reservas y desplazamientos de huéspedes.</w:t>
       </w:r>
     </w:p>
     <w:p>
@@ -5541,7 +5636,15 @@
         </w:numPr>
       </w:pPr>
       <w:r>
-        <w:t>Aeropuerto internacional El Dorado (BOG).</w:t>
+        <w:t>Aeropuerto internacional El Dorado (</w:t>
+      </w:r>
+      <w:proofErr w:type="spellStart"/>
+      <w:r>
+        <w:t>BOG</w:t>
+      </w:r>
+      <w:proofErr w:type="spellEnd"/>
+      <w:r>
+        <w:t>).</w:t>
       </w:r>
     </w:p>
     <w:p>
@@ -5925,13 +6028,31 @@
         <w:lastRenderedPageBreak/>
         <w:t xml:space="preserve">Lista de espera o </w:t>
       </w:r>
+      <w:proofErr w:type="spellStart"/>
       <w:r>
         <w:rPr>
           <w:rStyle w:val="Extranjerismo"/>
           <w:lang w:val="es-CO"/>
         </w:rPr>
-        <w:t>waiting list</w:t>
-      </w:r>
+        <w:t>waiting</w:t>
+      </w:r>
+      <w:proofErr w:type="spellEnd"/>
+      <w:r>
+        <w:rPr>
+          <w:rStyle w:val="Extranjerismo"/>
+          <w:lang w:val="es-CO"/>
+        </w:rPr>
+        <w:t xml:space="preserve"> </w:t>
+      </w:r>
+      <w:proofErr w:type="spellStart"/>
+      <w:r>
+        <w:rPr>
+          <w:rStyle w:val="Extranjerismo"/>
+          <w:lang w:val="es-CO"/>
+        </w:rPr>
+        <w:t>list</w:t>
+      </w:r>
+      <w:proofErr w:type="spellEnd"/>
       <w:r>
         <w:rPr>
           <w:lang w:val="es-419"/>
@@ -6036,44 +6157,64 @@
       <w:r>
         <w:t xml:space="preserve">La adecuada gestión de la </w:t>
       </w:r>
+      <w:proofErr w:type="spellStart"/>
       <w:r>
         <w:rPr>
           <w:rStyle w:val="Extranjerismo"/>
           <w:lang w:val="es-CO"/>
         </w:rPr>
-        <w:t>waiting list</w:t>
-      </w:r>
-      <w:r>
-        <w:t xml:space="preserve"> contribuye a maximizar la ocupación y mantener comunicación con clientes potenciales, evitando pérdidas de ingresos por habitaciones vacías.</w:t>
-      </w:r>
-    </w:p>
-    <w:p>
-      <w:pPr>
-        <w:pStyle w:val="Ttulo2"/>
-      </w:pPr>
-      <w:bookmarkStart w:id="10" w:name="_Toc242874080"/>
-      <w:r>
-        <w:rPr>
-          <w:rStyle w:val="Extranjerismo"/>
-        </w:rPr>
-        <w:t>Forecasting</w:t>
-      </w:r>
-      <w:r>
-        <w:t xml:space="preserve"> (pronóstico de ocupación)</w:t>
-      </w:r>
-      <w:bookmarkEnd w:id="10"/>
-    </w:p>
-    <w:p>
-      <w:r>
-        <w:t xml:space="preserve">El </w:t>
-      </w:r>
+        <w:t>waiting</w:t>
+      </w:r>
+      <w:proofErr w:type="spellEnd"/>
       <w:r>
         <w:rPr>
           <w:rStyle w:val="Extranjerismo"/>
           <w:lang w:val="es-CO"/>
         </w:rPr>
+        <w:t xml:space="preserve"> </w:t>
+      </w:r>
+      <w:proofErr w:type="spellStart"/>
+      <w:r>
+        <w:rPr>
+          <w:rStyle w:val="Extranjerismo"/>
+          <w:lang w:val="es-CO"/>
+        </w:rPr>
+        <w:t>list</w:t>
+      </w:r>
+      <w:proofErr w:type="spellEnd"/>
+      <w:r>
+        <w:t xml:space="preserve"> contribuye a maximizar la ocupación y mantener comunicación con clientes potenciales, evitando pérdidas de ingresos por habitaciones vacías.</w:t>
+      </w:r>
+    </w:p>
+    <w:p>
+      <w:pPr>
+        <w:pStyle w:val="Ttulo2"/>
+      </w:pPr>
+      <w:bookmarkStart w:id="10" w:name="_Toc242874080"/>
+      <w:r>
+        <w:rPr>
+          <w:rStyle w:val="Extranjerismo"/>
+        </w:rPr>
+        <w:t>Forecasting</w:t>
+      </w:r>
+      <w:r>
+        <w:t xml:space="preserve"> (pronóstico de ocupación)</w:t>
+      </w:r>
+      <w:bookmarkEnd w:id="10"/>
+    </w:p>
+    <w:p>
+      <w:r>
+        <w:t xml:space="preserve">El </w:t>
+      </w:r>
+      <w:proofErr w:type="spellStart"/>
+      <w:r>
+        <w:rPr>
+          <w:rStyle w:val="Extranjerismo"/>
+          <w:lang w:val="es-CO"/>
+        </w:rPr>
         <w:t>forecasting</w:t>
       </w:r>
+      <w:proofErr w:type="spellEnd"/>
       <w:r>
         <w:t xml:space="preserve"> corresponde al pronóstico o estimación de ocupación hotelera basado en el análisis de reservas actuales, comportamiento histórico de la demanda, </w:t>
       </w:r>
@@ -6391,6 +6532,7 @@
       <w:r>
         <w:t xml:space="preserve">El </w:t>
       </w:r>
+      <w:proofErr w:type="spellStart"/>
       <w:r>
         <w:rPr>
           <w:rStyle w:val="Extranjerismo"/>
@@ -6398,6 +6540,7 @@
         </w:rPr>
         <w:t>forecasting</w:t>
       </w:r>
+      <w:proofErr w:type="spellEnd"/>
       <w:r>
         <w:t xml:space="preserve"> es fundamental para la toma de decisiones relacionadas con tarifas, promociones, personal operativo y disponibilidad de habitaciones. Según la Organización Mundial del Turismo (OMT, 2008), el análisis de datos y proyecciones de demanda constituye una práctica clave para la sostenibilidad y competitividad de los establecimientos turísticos.</w:t>
       </w:r>
@@ -7077,12 +7220,85 @@
       <w:r>
         <w:t xml:space="preserve">La gestión y control de reservas permite organizar de manera eficiente la ocupación hotelera y optimizar la comercialización de habitaciones mediante herramientas operativas y procedimientos técnicos. Elementos como el </w:t>
       </w:r>
+      <w:proofErr w:type="spellStart"/>
       <w:r>
         <w:rPr>
           <w:rStyle w:val="Extranjerismo"/>
           <w:lang w:val="es-CO"/>
         </w:rPr>
-        <w:t>rooming list, waiting list, forecasting, overbooking</w:t>
+        <w:t>rooming</w:t>
+      </w:r>
+      <w:proofErr w:type="spellEnd"/>
+      <w:r>
+        <w:rPr>
+          <w:rStyle w:val="Extranjerismo"/>
+          <w:lang w:val="es-CO"/>
+        </w:rPr>
+        <w:t xml:space="preserve"> </w:t>
+      </w:r>
+      <w:proofErr w:type="spellStart"/>
+      <w:r>
+        <w:rPr>
+          <w:rStyle w:val="Extranjerismo"/>
+          <w:lang w:val="es-CO"/>
+        </w:rPr>
+        <w:t>list</w:t>
+      </w:r>
+      <w:proofErr w:type="spellEnd"/>
+      <w:r>
+        <w:rPr>
+          <w:rStyle w:val="Extranjerismo"/>
+          <w:lang w:val="es-CO"/>
+        </w:rPr>
+        <w:t xml:space="preserve">, </w:t>
+      </w:r>
+      <w:proofErr w:type="spellStart"/>
+      <w:r>
+        <w:rPr>
+          <w:rStyle w:val="Extranjerismo"/>
+          <w:lang w:val="es-CO"/>
+        </w:rPr>
+        <w:t>waiting</w:t>
+      </w:r>
+      <w:proofErr w:type="spellEnd"/>
+      <w:r>
+        <w:rPr>
+          <w:rStyle w:val="Extranjerismo"/>
+          <w:lang w:val="es-CO"/>
+        </w:rPr>
+        <w:t xml:space="preserve"> </w:t>
+      </w:r>
+      <w:proofErr w:type="spellStart"/>
+      <w:r>
+        <w:rPr>
+          <w:rStyle w:val="Extranjerismo"/>
+          <w:lang w:val="es-CO"/>
+        </w:rPr>
+        <w:t>list</w:t>
+      </w:r>
+      <w:proofErr w:type="spellEnd"/>
+      <w:r>
+        <w:rPr>
+          <w:rStyle w:val="Extranjerismo"/>
+          <w:lang w:val="es-CO"/>
+        </w:rPr>
+        <w:t xml:space="preserve">, </w:t>
+      </w:r>
+      <w:proofErr w:type="spellStart"/>
+      <w:r>
+        <w:rPr>
+          <w:rStyle w:val="Extranjerismo"/>
+          <w:lang w:val="es-CO"/>
+        </w:rPr>
+        <w:t>forecasting</w:t>
+      </w:r>
+      <w:proofErr w:type="spellEnd"/>
+      <w:r>
+        <w:rPr>
+          <w:rStyle w:val="Extranjerismo"/>
+          <w:lang w:val="es-CO"/>
+        </w:rPr>
+        <w:t>, overbooking</w:t>
       </w:r>
       <w:r>
         <w:t xml:space="preserve"> y </w:t>
@@ -8776,11 +8992,19 @@
           <w:lang w:val="en-US" w:eastAsia="es-CO"/>
         </w:rPr>
       </w:pPr>
+      <w:proofErr w:type="spellStart"/>
       <w:r>
         <w:rPr>
           <w:lang w:val="en-US" w:eastAsia="es-CO"/>
         </w:rPr>
-        <w:t xml:space="preserve">Horarios de </w:t>
+        <w:t>Horarios</w:t>
+      </w:r>
+      <w:proofErr w:type="spellEnd"/>
+      <w:r>
+        <w:rPr>
+          <w:lang w:val="en-US" w:eastAsia="es-CO"/>
+        </w:rPr>
+        <w:t xml:space="preserve"> de </w:t>
       </w:r>
       <w:r>
         <w:rPr>
@@ -9574,7 +9798,23 @@
           <w:rStyle w:val="Extranjerismo"/>
           <w:lang w:val="es-CO" w:eastAsia="es-CO"/>
         </w:rPr>
-        <w:t>, forecasting, overbooking</w:t>
+        <w:t xml:space="preserve">, </w:t>
+      </w:r>
+      <w:proofErr w:type="spellStart"/>
+      <w:r>
+        <w:rPr>
+          <w:rStyle w:val="Extranjerismo"/>
+          <w:lang w:val="es-CO" w:eastAsia="es-CO"/>
+        </w:rPr>
+        <w:t>forecasting</w:t>
+      </w:r>
+      <w:proofErr w:type="spellEnd"/>
+      <w:r>
+        <w:rPr>
+          <w:rStyle w:val="Extranjerismo"/>
+          <w:lang w:val="es-CO" w:eastAsia="es-CO"/>
+        </w:rPr>
+        <w:t>, overbooking</w:t>
       </w:r>
       <w:r>
         <w:rPr>
@@ -9714,7 +9954,15 @@
         <w:t>:</w:t>
       </w:r>
       <w:r>
-        <w:t xml:space="preserve"> cupo de habitaciones asignado por el hotel a agencias o empresas para su comercialización durante un periodo determinado.</w:t>
+        <w:t xml:space="preserve"> cupo de habitaciones asignado por el hotel </w:t>
+      </w:r>
+      <w:proofErr w:type="gramStart"/>
+      <w:r>
+        <w:t>a</w:t>
+      </w:r>
+      <w:proofErr w:type="gramEnd"/>
+      <w:r>
+        <w:t xml:space="preserve"> agencias o empresas para su comercialización durante un periodo determinado.</w:t>
       </w:r>
     </w:p>
     <w:p>
@@ -9730,6 +9978,7 @@
       </w:r>
     </w:p>
     <w:p>
+      <w:proofErr w:type="spellStart"/>
       <w:r>
         <w:rPr>
           <w:rStyle w:val="Extranjerismo"/>
@@ -9737,46 +9986,9 @@
           <w:bCs/>
           <w:lang w:val="es-CO"/>
         </w:rPr>
-        <w:t>Booking engine</w:t>
-      </w:r>
-      <w:r>
-        <w:t xml:space="preserve">: motor de reservas integrado a páginas web que permite realizar reservas </w:t>
-      </w:r>
-      <w:r>
-        <w:rPr>
-          <w:rStyle w:val="Extranjerismo"/>
-        </w:rPr>
-        <w:t>online</w:t>
-      </w:r>
-      <w:r>
-        <w:t>.</w:t>
-      </w:r>
-    </w:p>
-    <w:p>
-      <w:r>
-        <w:rPr>
-          <w:b/>
-          <w:bCs/>
-        </w:rPr>
-        <w:t>Canal de reserva</w:t>
-      </w:r>
-      <w:r>
-        <w:t>: medio utilizado para comercializar y gestionar reservas hoteleras.</w:t>
-      </w:r>
-    </w:p>
-    <w:p>
-      <w:r>
-        <w:rPr>
-          <w:b/>
-          <w:bCs/>
-        </w:rPr>
-        <w:t>Cancelación</w:t>
-      </w:r>
-      <w:r>
-        <w:t>: suspensión de una reserva antes de la fecha de llegada del huésped.</w:t>
-      </w:r>
-    </w:p>
-    <w:p>
+        <w:t>Booking</w:t>
+      </w:r>
+      <w:proofErr w:type="spellEnd"/>
       <w:r>
         <w:rPr>
           <w:rStyle w:val="Extranjerismo"/>
@@ -9784,23 +9996,9 @@
           <w:bCs/>
           <w:lang w:val="es-CO"/>
         </w:rPr>
-        <w:t>Channel manager</w:t>
-      </w:r>
-      <w:r>
-        <w:t xml:space="preserve">: </w:t>
-      </w:r>
-      <w:r>
-        <w:rPr>
-          <w:rStyle w:val="Extranjerismo"/>
-          <w:lang w:val="es-CO"/>
-        </w:rPr>
-        <w:t>software</w:t>
-      </w:r>
-      <w:r>
-        <w:t xml:space="preserve"> que sincroniza tarifas y disponibilidad en diferentes canales de venta.</w:t>
-      </w:r>
-    </w:p>
-    <w:p>
+        <w:t xml:space="preserve"> </w:t>
+      </w:r>
+      <w:proofErr w:type="spellStart"/>
       <w:r>
         <w:rPr>
           <w:rStyle w:val="Extranjerismo"/>
@@ -9808,10 +10006,44 @@
           <w:bCs/>
           <w:lang w:val="es-CO"/>
         </w:rPr>
-        <w:t>Check-in</w:t>
-      </w:r>
-      <w:r>
-        <w:t>: proceso de registro e ingreso del huésped al establecimiento de alojamiento.</w:t>
+        <w:t>engine</w:t>
+      </w:r>
+      <w:proofErr w:type="spellEnd"/>
+      <w:r>
+        <w:t xml:space="preserve">: motor de reservas integrado a páginas web que permite realizar reservas </w:t>
+      </w:r>
+      <w:r>
+        <w:rPr>
+          <w:rStyle w:val="Extranjerismo"/>
+        </w:rPr>
+        <w:t>online</w:t>
+      </w:r>
+      <w:r>
+        <w:t>.</w:t>
+      </w:r>
+    </w:p>
+    <w:p>
+      <w:r>
+        <w:rPr>
+          <w:b/>
+          <w:bCs/>
+        </w:rPr>
+        <w:t>Canal de reserva</w:t>
+      </w:r>
+      <w:r>
+        <w:t>: medio utilizado para comercializar y gestionar reservas hoteleras.</w:t>
+      </w:r>
+    </w:p>
+    <w:p>
+      <w:r>
+        <w:rPr>
+          <w:b/>
+          <w:bCs/>
+        </w:rPr>
+        <w:t>Cancelación</w:t>
+      </w:r>
+      <w:r>
+        <w:t>: suspensión de una reserva antes de la fecha de llegada del huésped.</w:t>
       </w:r>
     </w:p>
     <w:p>
@@ -9822,8 +10054,23 @@
           <w:bCs/>
           <w:lang w:val="es-CO"/>
         </w:rPr>
-        <w:t>Check-out</w:t>
-      </w:r>
+        <w:t>Channel manager</w:t>
+      </w:r>
+      <w:r>
+        <w:t xml:space="preserve">: </w:t>
+      </w:r>
+      <w:r>
+        <w:rPr>
+          <w:rStyle w:val="Extranjerismo"/>
+          <w:lang w:val="es-CO"/>
+        </w:rPr>
+        <w:t>software</w:t>
+      </w:r>
+      <w:r>
+        <w:t xml:space="preserve"> que sincroniza tarifas y disponibilidad en diferentes canales de venta.</w:t>
+      </w:r>
+    </w:p>
+    <w:p>
       <w:r>
         <w:rPr>
           <w:rStyle w:val="Extranjerismo"/>
@@ -9831,43 +10078,10 @@
           <w:bCs/>
           <w:lang w:val="es-CO"/>
         </w:rPr>
-        <w:t>:</w:t>
-      </w:r>
-      <w:r>
-        <w:t xml:space="preserve"> p</w:t>
-      </w:r>
-      <w:r>
-        <w:t>roceso de salida del huésped y cierre de cuenta en el hotel.</w:t>
-      </w:r>
-    </w:p>
-    <w:p>
-      <w:r>
-        <w:rPr>
-          <w:b/>
-          <w:bCs/>
-        </w:rPr>
-        <w:t>Código de reserva</w:t>
-      </w:r>
-      <w:r>
-        <w:t>: i</w:t>
-      </w:r>
-      <w:r>
-        <w:t>dentificador alfanumérico asignado a una reserva dentro del sistema hotelero.</w:t>
-      </w:r>
-    </w:p>
-    <w:p>
-      <w:r>
-        <w:rPr>
-          <w:b/>
-          <w:bCs/>
-        </w:rPr>
-        <w:t>Confirmación</w:t>
-      </w:r>
-      <w:r>
-        <w:t>: p</w:t>
-      </w:r>
-      <w:r>
-        <w:t>roceso mediante el cual el hotel valida y acepta oficialmente una reserva.</w:t>
+        <w:t>Check-in</w:t>
+      </w:r>
+      <w:r>
+        <w:t>: proceso de registro e ingreso del huésped al establecimiento de alojamiento.</w:t>
       </w:r>
     </w:p>
     <w:p>
@@ -9878,39 +10092,9 @@
           <w:bCs/>
           <w:lang w:val="es-CO"/>
         </w:rPr>
-        <w:t>Forecasting</w:t>
-      </w:r>
-      <w:r>
-        <w:t>: p</w:t>
-      </w:r>
-      <w:r>
-        <w:t>ronóstico de ocupación hotelera basado en análisis de demanda y reservas.</w:t>
-      </w:r>
-    </w:p>
-    <w:p>
-      <w:r>
-        <w:rPr>
-          <w:b/>
-          <w:bCs/>
-        </w:rPr>
-        <w:lastRenderedPageBreak/>
-        <w:t>Garantía de reserva</w:t>
-      </w:r>
-      <w:r>
-        <w:t>: r</w:t>
-      </w:r>
-      <w:r>
-        <w:t>espaldo económico que asegura la disponibilidad de la habitación para el huésped.</w:t>
-      </w:r>
-    </w:p>
-    <w:p>
-      <w:r>
-        <w:rPr>
-          <w:b/>
-          <w:bCs/>
-        </w:rPr>
-        <w:t>GDS (</w:t>
-      </w:r>
+        <w:t>Check-</w:t>
+      </w:r>
+      <w:proofErr w:type="spellStart"/>
       <w:r>
         <w:rPr>
           <w:rStyle w:val="Extranjerismo"/>
@@ -9918,75 +10102,9 @@
           <w:bCs/>
           <w:lang w:val="es-CO"/>
         </w:rPr>
-        <w:t>Global Distribution System</w:t>
-      </w:r>
-      <w:r>
-        <w:rPr>
-          <w:b/>
-          <w:bCs/>
-        </w:rPr>
-        <w:t>)</w:t>
-      </w:r>
-      <w:r>
-        <w:t>: s</w:t>
-      </w:r>
-      <w:r>
-        <w:t>istema global de distribución utilizado para comercializar servicios turísticos y hoteleros.</w:t>
-      </w:r>
-    </w:p>
-    <w:p>
-      <w:r>
-        <w:rPr>
-          <w:b/>
-          <w:bCs/>
-        </w:rPr>
-        <w:t>Habitación estándar</w:t>
-      </w:r>
-      <w:r>
-        <w:t>: t</w:t>
-      </w:r>
-      <w:r>
-        <w:t>ipo básico de habitación ofrecida por un establecimiento hotelero.</w:t>
-      </w:r>
-    </w:p>
-    <w:p>
-      <w:r>
-        <w:rPr>
-          <w:b/>
-          <w:bCs/>
-        </w:rPr>
-        <w:t>Huésped</w:t>
-      </w:r>
-      <w:r>
-        <w:t>: p</w:t>
-      </w:r>
-      <w:r>
-        <w:t>ersona que utiliza el servicio de alojamiento en un establecimiento hotelero.</w:t>
-      </w:r>
-    </w:p>
-    <w:p>
-      <w:r>
-        <w:rPr>
-          <w:b/>
-          <w:bCs/>
-        </w:rPr>
-        <w:t>Inventario hotelero</w:t>
-      </w:r>
-      <w:r>
-        <w:t>: d</w:t>
-      </w:r>
-      <w:r>
-        <w:t>isponibilidad total de habitaciones que posee un establecimiento.</w:t>
-      </w:r>
-    </w:p>
-    <w:p>
-      <w:r>
-        <w:rPr>
-          <w:b/>
-          <w:bCs/>
-        </w:rPr>
-        <w:t>Lista de espera (</w:t>
-      </w:r>
+        <w:t>out</w:t>
+      </w:r>
+      <w:proofErr w:type="spellEnd"/>
       <w:r>
         <w:rPr>
           <w:rStyle w:val="Extranjerismo"/>
@@ -9994,45 +10112,47 @@
           <w:bCs/>
           <w:lang w:val="es-CO"/>
         </w:rPr>
-        <w:t>waiting list</w:t>
-      </w:r>
+        <w:t>:</w:t>
+      </w:r>
+      <w:r>
+        <w:t xml:space="preserve"> p</w:t>
+      </w:r>
+      <w:r>
+        <w:t>roceso de salida del huésped y cierre de cuenta en el hotel.</w:t>
+      </w:r>
+    </w:p>
+    <w:p>
       <w:r>
         <w:rPr>
           <w:b/>
           <w:bCs/>
         </w:rPr>
-        <w:t>)</w:t>
-      </w:r>
+        <w:t>Código de reserva</w:t>
+      </w:r>
+      <w:r>
+        <w:t>: i</w:t>
+      </w:r>
+      <w:r>
+        <w:t>dentificador alfanumérico asignado a una reserva dentro del sistema hotelero.</w:t>
+      </w:r>
+    </w:p>
+    <w:p>
       <w:r>
         <w:rPr>
           <w:b/>
           <w:bCs/>
         </w:rPr>
-        <w:t>:</w:t>
-      </w:r>
-      <w:r>
-        <w:t xml:space="preserve"> r</w:t>
-      </w:r>
-      <w:r>
-        <w:t>egistro de clientes pendientes de disponibilidad de habitaciones.</w:t>
-      </w:r>
-    </w:p>
-    <w:p>
-      <w:r>
-        <w:rPr>
-          <w:b/>
-          <w:bCs/>
-        </w:rPr>
-        <w:t>Modificación de reserva</w:t>
-      </w:r>
-      <w:r>
-        <w:t>: c</w:t>
-      </w:r>
-      <w:r>
-        <w:t>ambio realizado sobre una reserva previamente confirmada.</w:t>
-      </w:r>
-    </w:p>
-    <w:p>
+        <w:t>Confirmación</w:t>
+      </w:r>
+      <w:r>
+        <w:t>: p</w:t>
+      </w:r>
+      <w:r>
+        <w:t>roceso mediante el cual el hotel valida y acepta oficialmente una reserva.</w:t>
+      </w:r>
+    </w:p>
+    <w:p>
+      <w:proofErr w:type="spellStart"/>
       <w:r>
         <w:rPr>
           <w:rStyle w:val="Extranjerismo"/>
@@ -10040,7 +10160,48 @@
           <w:bCs/>
           <w:lang w:val="es-CO"/>
         </w:rPr>
-        <w:t>No show</w:t>
+        <w:t>Forecasting</w:t>
+      </w:r>
+      <w:proofErr w:type="spellEnd"/>
+      <w:r>
+        <w:t>: p</w:t>
+      </w:r>
+      <w:r>
+        <w:t>ronóstico de ocupación hotelera basado en análisis de demanda y reservas.</w:t>
+      </w:r>
+    </w:p>
+    <w:p>
+      <w:r>
+        <w:rPr>
+          <w:b/>
+          <w:bCs/>
+        </w:rPr>
+        <w:lastRenderedPageBreak/>
+        <w:t>Garantía de reserva</w:t>
+      </w:r>
+      <w:r>
+        <w:t>: r</w:t>
+      </w:r>
+      <w:r>
+        <w:t>espaldo económico que asegura la disponibilidad de la habitación para el huésped.</w:t>
+      </w:r>
+    </w:p>
+    <w:p>
+      <w:proofErr w:type="spellStart"/>
+      <w:r>
+        <w:rPr>
+          <w:b/>
+          <w:bCs/>
+        </w:rPr>
+        <w:t>GDS</w:t>
+      </w:r>
+      <w:proofErr w:type="spellEnd"/>
+      <w:r>
+        <w:rPr>
+          <w:b/>
+          <w:bCs/>
+        </w:rPr>
+        <w:t xml:space="preserve"> (</w:t>
       </w:r>
       <w:r>
         <w:rPr>
@@ -10049,38 +10210,9 @@
           <w:bCs/>
           <w:lang w:val="es-CO"/>
         </w:rPr>
-        <w:t>:</w:t>
-      </w:r>
-      <w:r>
-        <w:t xml:space="preserve"> s</w:t>
-      </w:r>
-      <w:r>
-        <w:t>ituación en la cual el huésped no se presenta sin cancelar la reserva.</w:t>
-      </w:r>
-    </w:p>
-    <w:p>
-      <w:r>
-        <w:rPr>
-          <w:b/>
-          <w:bCs/>
-        </w:rPr>
-        <w:t>Ocupación hotelera</w:t>
-      </w:r>
-      <w:r>
-        <w:t>: p</w:t>
-      </w:r>
-      <w:r>
-        <w:t>orcentaje de habitaciones vendidas respecto al total disponible.</w:t>
-      </w:r>
-    </w:p>
-    <w:p>
-      <w:r>
-        <w:rPr>
-          <w:b/>
-          <w:bCs/>
-        </w:rPr>
-        <w:t>OTA (</w:t>
-      </w:r>
+        <w:t xml:space="preserve">Global </w:t>
+      </w:r>
+      <w:proofErr w:type="spellStart"/>
       <w:r>
         <w:rPr>
           <w:rStyle w:val="Extranjerismo"/>
@@ -10088,30 +10220,9 @@
           <w:bCs/>
           <w:lang w:val="es-CO"/>
         </w:rPr>
-        <w:t>Online Travel Agency</w:t>
-      </w:r>
-      <w:r>
-        <w:rPr>
-          <w:b/>
-          <w:bCs/>
-        </w:rPr>
-        <w:t>)</w:t>
-      </w:r>
-      <w:r>
-        <w:rPr>
-          <w:b/>
-          <w:bCs/>
-        </w:rPr>
-        <w:t>:</w:t>
-      </w:r>
-      <w:r>
-        <w:t xml:space="preserve"> a</w:t>
-      </w:r>
-      <w:r>
-        <w:t>gencia de viajes online que comercializa servicios turísticos y hoteleros.</w:t>
-      </w:r>
-    </w:p>
-    <w:p>
+        <w:t>Distribution</w:t>
+      </w:r>
+      <w:proofErr w:type="spellEnd"/>
       <w:r>
         <w:rPr>
           <w:rStyle w:val="Extranjerismo"/>
@@ -10119,24 +10230,9 @@
           <w:bCs/>
           <w:lang w:val="es-CO"/>
         </w:rPr>
-        <w:t>Overbooking</w:t>
-      </w:r>
-      <w:r>
-        <w:t>: v</w:t>
-      </w:r>
-      <w:r>
-        <w:t>enta de habitaciones por encima de la disponibilidad real del hotel.</w:t>
-      </w:r>
-    </w:p>
-    <w:p>
-      <w:r>
-        <w:rPr>
-          <w:b/>
-          <w:bCs/>
-        </w:rPr>
-        <w:lastRenderedPageBreak/>
-        <w:t>PMS (</w:t>
-      </w:r>
+        <w:t xml:space="preserve"> </w:t>
+      </w:r>
+      <w:proofErr w:type="spellStart"/>
       <w:r>
         <w:rPr>
           <w:rStyle w:val="Extranjerismo"/>
@@ -10144,8 +10240,288 @@
           <w:bCs/>
           <w:lang w:val="es-CO"/>
         </w:rPr>
-        <w:t>Property Management System</w:t>
-      </w:r>
+        <w:t>System</w:t>
+      </w:r>
+      <w:proofErr w:type="spellEnd"/>
+      <w:r>
+        <w:rPr>
+          <w:b/>
+          <w:bCs/>
+        </w:rPr>
+        <w:t>)</w:t>
+      </w:r>
+      <w:r>
+        <w:t>: s</w:t>
+      </w:r>
+      <w:r>
+        <w:t>istema global de distribución utilizado para comercializar servicios turísticos y hoteleros.</w:t>
+      </w:r>
+    </w:p>
+    <w:p>
+      <w:r>
+        <w:rPr>
+          <w:b/>
+          <w:bCs/>
+        </w:rPr>
+        <w:t>Habitación estándar</w:t>
+      </w:r>
+      <w:r>
+        <w:t>: t</w:t>
+      </w:r>
+      <w:r>
+        <w:t>ipo básico de habitación ofrecida por un establecimiento hotelero.</w:t>
+      </w:r>
+    </w:p>
+    <w:p>
+      <w:r>
+        <w:rPr>
+          <w:b/>
+          <w:bCs/>
+        </w:rPr>
+        <w:t>Huésped</w:t>
+      </w:r>
+      <w:r>
+        <w:t>: p</w:t>
+      </w:r>
+      <w:r>
+        <w:t>ersona que utiliza el servicio de alojamiento en un establecimiento hotelero.</w:t>
+      </w:r>
+    </w:p>
+    <w:p>
+      <w:r>
+        <w:rPr>
+          <w:b/>
+          <w:bCs/>
+        </w:rPr>
+        <w:t>Inventario hotelero</w:t>
+      </w:r>
+      <w:r>
+        <w:t>: d</w:t>
+      </w:r>
+      <w:r>
+        <w:t>isponibilidad total de habitaciones que posee un establecimiento.</w:t>
+      </w:r>
+    </w:p>
+    <w:p>
+      <w:r>
+        <w:rPr>
+          <w:b/>
+          <w:bCs/>
+        </w:rPr>
+        <w:t>Lista de espera (</w:t>
+      </w:r>
+      <w:proofErr w:type="spellStart"/>
+      <w:r>
+        <w:rPr>
+          <w:rStyle w:val="Extranjerismo"/>
+          <w:b/>
+          <w:bCs/>
+          <w:lang w:val="es-CO"/>
+        </w:rPr>
+        <w:t>waiting</w:t>
+      </w:r>
+      <w:proofErr w:type="spellEnd"/>
+      <w:r>
+        <w:rPr>
+          <w:rStyle w:val="Extranjerismo"/>
+          <w:b/>
+          <w:bCs/>
+          <w:lang w:val="es-CO"/>
+        </w:rPr>
+        <w:t xml:space="preserve"> </w:t>
+      </w:r>
+      <w:proofErr w:type="spellStart"/>
+      <w:r>
+        <w:rPr>
+          <w:rStyle w:val="Extranjerismo"/>
+          <w:b/>
+          <w:bCs/>
+          <w:lang w:val="es-CO"/>
+        </w:rPr>
+        <w:t>list</w:t>
+      </w:r>
+      <w:proofErr w:type="spellEnd"/>
+      <w:r>
+        <w:rPr>
+          <w:b/>
+          <w:bCs/>
+        </w:rPr>
+        <w:t>)</w:t>
+      </w:r>
+      <w:r>
+        <w:rPr>
+          <w:b/>
+          <w:bCs/>
+        </w:rPr>
+        <w:t>:</w:t>
+      </w:r>
+      <w:r>
+        <w:t xml:space="preserve"> r</w:t>
+      </w:r>
+      <w:r>
+        <w:t>egistro de clientes pendientes de disponibilidad de habitaciones.</w:t>
+      </w:r>
+    </w:p>
+    <w:p>
+      <w:r>
+        <w:rPr>
+          <w:b/>
+          <w:bCs/>
+        </w:rPr>
+        <w:t>Modificación de reserva</w:t>
+      </w:r>
+      <w:r>
+        <w:t>: c</w:t>
+      </w:r>
+      <w:r>
+        <w:t>ambio realizado sobre una reserva previamente confirmada.</w:t>
+      </w:r>
+    </w:p>
+    <w:p>
+      <w:r>
+        <w:rPr>
+          <w:rStyle w:val="Extranjerismo"/>
+          <w:b/>
+          <w:bCs/>
+          <w:lang w:val="es-CO"/>
+        </w:rPr>
+        <w:t>No show</w:t>
+      </w:r>
+      <w:r>
+        <w:rPr>
+          <w:rStyle w:val="Extranjerismo"/>
+          <w:b/>
+          <w:bCs/>
+          <w:lang w:val="es-CO"/>
+        </w:rPr>
+        <w:t>:</w:t>
+      </w:r>
+      <w:r>
+        <w:t xml:space="preserve"> s</w:t>
+      </w:r>
+      <w:r>
+        <w:t>ituación en la cual el huésped no se presenta sin cancelar la reserva.</w:t>
+      </w:r>
+    </w:p>
+    <w:p>
+      <w:r>
+        <w:rPr>
+          <w:b/>
+          <w:bCs/>
+        </w:rPr>
+        <w:t>Ocupación hotelera</w:t>
+      </w:r>
+      <w:r>
+        <w:t>: p</w:t>
+      </w:r>
+      <w:r>
+        <w:t>orcentaje de habitaciones vendidas respecto al total disponible.</w:t>
+      </w:r>
+    </w:p>
+    <w:p>
+      <w:r>
+        <w:rPr>
+          <w:b/>
+          <w:bCs/>
+        </w:rPr>
+        <w:t>OTA (</w:t>
+      </w:r>
+      <w:r>
+        <w:rPr>
+          <w:rStyle w:val="Extranjerismo"/>
+          <w:b/>
+          <w:bCs/>
+          <w:lang w:val="es-CO"/>
+        </w:rPr>
+        <w:t>Online Travel Agency</w:t>
+      </w:r>
+      <w:r>
+        <w:rPr>
+          <w:b/>
+          <w:bCs/>
+        </w:rPr>
+        <w:t>)</w:t>
+      </w:r>
+      <w:r>
+        <w:rPr>
+          <w:b/>
+          <w:bCs/>
+        </w:rPr>
+        <w:t>:</w:t>
+      </w:r>
+      <w:r>
+        <w:t xml:space="preserve"> a</w:t>
+      </w:r>
+      <w:r>
+        <w:t>gencia de viajes online que comercializa servicios turísticos y hoteleros.</w:t>
+      </w:r>
+    </w:p>
+    <w:p>
+      <w:r>
+        <w:rPr>
+          <w:rStyle w:val="Extranjerismo"/>
+          <w:b/>
+          <w:bCs/>
+          <w:lang w:val="es-CO"/>
+        </w:rPr>
+        <w:t>Overbooking</w:t>
+      </w:r>
+      <w:r>
+        <w:t>: v</w:t>
+      </w:r>
+      <w:r>
+        <w:t>enta de habitaciones por encima de la disponibilidad real del hotel.</w:t>
+      </w:r>
+    </w:p>
+    <w:p>
+      <w:proofErr w:type="spellStart"/>
+      <w:r>
+        <w:rPr>
+          <w:b/>
+          <w:bCs/>
+        </w:rPr>
+        <w:lastRenderedPageBreak/>
+        <w:t>PMS</w:t>
+      </w:r>
+      <w:proofErr w:type="spellEnd"/>
+      <w:r>
+        <w:rPr>
+          <w:b/>
+          <w:bCs/>
+        </w:rPr>
+        <w:t xml:space="preserve"> (</w:t>
+      </w:r>
+      <w:proofErr w:type="spellStart"/>
+      <w:r>
+        <w:rPr>
+          <w:rStyle w:val="Extranjerismo"/>
+          <w:b/>
+          <w:bCs/>
+          <w:lang w:val="es-CO"/>
+        </w:rPr>
+        <w:t>Property</w:t>
+      </w:r>
+      <w:proofErr w:type="spellEnd"/>
+      <w:r>
+        <w:rPr>
+          <w:rStyle w:val="Extranjerismo"/>
+          <w:b/>
+          <w:bCs/>
+          <w:lang w:val="es-CO"/>
+        </w:rPr>
+        <w:t xml:space="preserve"> Management </w:t>
+      </w:r>
+      <w:proofErr w:type="spellStart"/>
+      <w:r>
+        <w:rPr>
+          <w:rStyle w:val="Extranjerismo"/>
+          <w:b/>
+          <w:bCs/>
+          <w:lang w:val="es-CO"/>
+        </w:rPr>
+        <w:t>System</w:t>
+      </w:r>
+      <w:proofErr w:type="spellEnd"/>
       <w:r>
         <w:rPr>
           <w:b/>
@@ -10312,15 +10688,30 @@
       </w:hyperlink>
     </w:p>
     <w:p>
-      <w:r>
-        <w:t xml:space="preserve">Ateortua, K. S. [ksateortua]. (2013, noviembre, 13). Reserva hotelera [Presentación]. </w:t>
-      </w:r>
+      <w:proofErr w:type="spellStart"/>
+      <w:r>
+        <w:t>Ateortua</w:t>
+      </w:r>
+      <w:proofErr w:type="spellEnd"/>
+      <w:r>
+        <w:t>, K. S. [</w:t>
+      </w:r>
+      <w:proofErr w:type="spellStart"/>
+      <w:r>
+        <w:t>ksateortua</w:t>
+      </w:r>
+      <w:proofErr w:type="spellEnd"/>
+      <w:r>
+        <w:t xml:space="preserve">]. (2013, noviembre, 13). Reserva hotelera [Presentación]. </w:t>
+      </w:r>
+      <w:proofErr w:type="spellStart"/>
       <w:r>
         <w:rPr>
           <w:rStyle w:val="Extranjerismo"/>
         </w:rPr>
         <w:t>Slideshare</w:t>
       </w:r>
+      <w:proofErr w:type="spellEnd"/>
       <w:r>
         <w:t xml:space="preserve">. </w:t>
       </w:r>
@@ -10359,21 +10750,127 @@
         <w:rPr>
           <w:lang w:val="en-US"/>
         </w:rPr>
-        <w:t xml:space="preserve">[Publicación en perfil]. Linkedin. </w:t>
-      </w:r>
-    </w:p>
-    <w:p>
+        <w:t>[</w:t>
+      </w:r>
+      <w:proofErr w:type="spellStart"/>
       <w:r>
         <w:rPr>
           <w:lang w:val="en-US"/>
         </w:rPr>
-        <w:t xml:space="preserve">eZee Technosys Pvt. Ltd. (s.f) </w:t>
+        <w:t>Publicación</w:t>
+      </w:r>
+      <w:proofErr w:type="spellEnd"/>
+      <w:r>
+        <w:rPr>
+          <w:lang w:val="en-US"/>
+        </w:rPr>
+        <w:t xml:space="preserve"> </w:t>
+      </w:r>
+      <w:proofErr w:type="spellStart"/>
+      <w:r>
+        <w:rPr>
+          <w:lang w:val="en-US"/>
+        </w:rPr>
+        <w:t>en</w:t>
+      </w:r>
+      <w:proofErr w:type="spellEnd"/>
+      <w:r>
+        <w:rPr>
+          <w:lang w:val="en-US"/>
+        </w:rPr>
+        <w:t xml:space="preserve"> </w:t>
+      </w:r>
+      <w:proofErr w:type="spellStart"/>
+      <w:r>
+        <w:rPr>
+          <w:lang w:val="en-US"/>
+        </w:rPr>
+        <w:t>perfil</w:t>
+      </w:r>
+      <w:proofErr w:type="spellEnd"/>
+      <w:r>
+        <w:rPr>
+          <w:lang w:val="en-US"/>
+        </w:rPr>
+        <w:t xml:space="preserve">]. </w:t>
+      </w:r>
+      <w:proofErr w:type="spellStart"/>
+      <w:r>
+        <w:rPr>
+          <w:lang w:val="en-US"/>
+        </w:rPr>
+        <w:t>Linkedin</w:t>
+      </w:r>
+      <w:proofErr w:type="spellEnd"/>
+      <w:r>
+        <w:rPr>
+          <w:lang w:val="en-US"/>
+        </w:rPr>
+        <w:t xml:space="preserve">. </w:t>
+      </w:r>
+    </w:p>
+    <w:p>
+      <w:proofErr w:type="spellStart"/>
+      <w:r>
+        <w:rPr>
+          <w:lang w:val="en-US"/>
+        </w:rPr>
+        <w:t>eZee</w:t>
+      </w:r>
+      <w:proofErr w:type="spellEnd"/>
+      <w:r>
+        <w:rPr>
+          <w:lang w:val="en-US"/>
+        </w:rPr>
+        <w:t xml:space="preserve"> </w:t>
+      </w:r>
+      <w:proofErr w:type="spellStart"/>
+      <w:r>
+        <w:rPr>
+          <w:lang w:val="en-US"/>
+        </w:rPr>
+        <w:t>Technosys</w:t>
+      </w:r>
+      <w:proofErr w:type="spellEnd"/>
+      <w:r>
+        <w:rPr>
+          <w:lang w:val="en-US"/>
+        </w:rPr>
+        <w:t xml:space="preserve"> Pvt. Ltd. (</w:t>
+      </w:r>
+      <w:proofErr w:type="spellStart"/>
+      <w:r>
+        <w:rPr>
+          <w:lang w:val="en-US"/>
+        </w:rPr>
+        <w:t>s.f</w:t>
+      </w:r>
+      <w:proofErr w:type="spellEnd"/>
+      <w:r>
+        <w:rPr>
+          <w:lang w:val="en-US"/>
+        </w:rPr>
+        <w:t xml:space="preserve">) </w:t>
       </w:r>
       <w:r>
         <w:rPr>
           <w:rStyle w:val="Extranjerismo"/>
         </w:rPr>
-        <w:t>How to Assign Bookings/Rooms in eZee Absolute</w:t>
+        <w:t xml:space="preserve">How to Assign Bookings/Rooms in </w:t>
+      </w:r>
+      <w:proofErr w:type="spellStart"/>
+      <w:r>
+        <w:rPr>
+          <w:rStyle w:val="Extranjerismo"/>
+        </w:rPr>
+        <w:t>eZee</w:t>
+      </w:r>
+      <w:proofErr w:type="spellEnd"/>
+      <w:r>
+        <w:rPr>
+          <w:rStyle w:val="Extranjerismo"/>
+        </w:rPr>
+        <w:t xml:space="preserve"> Absolute</w:t>
       </w:r>
       <w:r>
         <w:rPr>
@@ -10394,8 +10891,13 @@
       </w:hyperlink>
     </w:p>
     <w:p>
-      <w:r>
-        <w:t xml:space="preserve">Hytar. (2013) Código de aeropuertos de OACI. Wikipedia. </w:t>
+      <w:proofErr w:type="spellStart"/>
+      <w:r>
+        <w:t>Hytar</w:t>
+      </w:r>
+      <w:proofErr w:type="spellEnd"/>
+      <w:r>
+        <w:t xml:space="preserve">. (2013) Código de aeropuertos de OACI. Wikipedia. </w:t>
       </w:r>
       <w:hyperlink r:id="rId24" w:anchor="/media/Archivo:ICAO_FirstLetter.svg" w:history="1">
         <w:r>
@@ -10412,8 +10914,13 @@
           <w:lang w:val="en-US"/>
         </w:rPr>
       </w:pPr>
-      <w:r>
-        <w:t xml:space="preserve">Kasavana, M. L., &amp; Cahill, J. J. (2017). </w:t>
+      <w:proofErr w:type="spellStart"/>
+      <w:r>
+        <w:t>Kasavana</w:t>
+      </w:r>
+      <w:proofErr w:type="spellEnd"/>
+      <w:r>
+        <w:t xml:space="preserve">, M. L., &amp; Cahill, J. J. (2017). </w:t>
       </w:r>
       <w:r>
         <w:rPr>
@@ -10425,7 +10932,21 @@
         <w:rPr>
           <w:lang w:val="en-US"/>
         </w:rPr>
-        <w:t xml:space="preserve">. AHLEI. </w:t>
+        <w:t xml:space="preserve">. </w:t>
+      </w:r>
+      <w:proofErr w:type="spellStart"/>
+      <w:r>
+        <w:rPr>
+          <w:lang w:val="en-US"/>
+        </w:rPr>
+        <w:t>AHLEI</w:t>
+      </w:r>
+      <w:proofErr w:type="spellEnd"/>
+      <w:r>
+        <w:rPr>
+          <w:lang w:val="en-US"/>
+        </w:rPr>
+        <w:t xml:space="preserve">. </w:t>
       </w:r>
     </w:p>
     <w:p>
@@ -10479,13 +11000,35 @@
         </w:rPr>
       </w:pPr>
       <w:r>
-        <w:t xml:space="preserve">Oracle Corporation. </w:t>
+        <w:t xml:space="preserve">Oracle </w:t>
+      </w:r>
+      <w:proofErr w:type="spellStart"/>
+      <w:r>
+        <w:t>Corporation</w:t>
+      </w:r>
+      <w:proofErr w:type="spellEnd"/>
+      <w:r>
+        <w:t xml:space="preserve">. </w:t>
       </w:r>
       <w:r>
         <w:rPr>
           <w:lang w:val="en-US"/>
         </w:rPr>
-        <w:t xml:space="preserve">(s.f.). </w:t>
+        <w:t>(</w:t>
+      </w:r>
+      <w:proofErr w:type="spellStart"/>
+      <w:r>
+        <w:rPr>
+          <w:lang w:val="en-US"/>
+        </w:rPr>
+        <w:t>s.f.</w:t>
+      </w:r>
+      <w:proofErr w:type="spellEnd"/>
+      <w:r>
+        <w:rPr>
+          <w:lang w:val="en-US"/>
+        </w:rPr>
+        <w:t xml:space="preserve">). </w:t>
       </w:r>
       <w:r>
         <w:rPr>
@@ -10519,7 +11062,21 @@
         <w:rPr>
           <w:lang w:val="en-US"/>
         </w:rPr>
-        <w:t xml:space="preserve">Oracle Corporation. (s.f.). </w:t>
+        <w:t>Oracle Corporation. (</w:t>
+      </w:r>
+      <w:proofErr w:type="spellStart"/>
+      <w:r>
+        <w:rPr>
+          <w:lang w:val="en-US"/>
+        </w:rPr>
+        <w:t>s.f.</w:t>
+      </w:r>
+      <w:proofErr w:type="spellEnd"/>
+      <w:r>
+        <w:rPr>
+          <w:lang w:val="en-US"/>
+        </w:rPr>
+        <w:t xml:space="preserve">). </w:t>
       </w:r>
       <w:r>
         <w:rPr>
@@ -11258,6 +11815,7 @@
               </w:rPr>
               <w:t xml:space="preserve"> </w:t>
             </w:r>
+            <w:proofErr w:type="spellStart"/>
             <w:r>
               <w:rPr>
                 <w:rStyle w:val="Extranjerismo"/>
@@ -11267,6 +11825,7 @@
               </w:rPr>
               <w:t>stack</w:t>
             </w:r>
+            <w:proofErr w:type="spellEnd"/>
           </w:p>
         </w:tc>
         <w:tc>
@@ -11494,11 +12053,12 @@
             </w:pPr>
             <w:r>
               <w:rPr>
+                <w:rFonts w:eastAsiaTheme="minorEastAsia"/>
+                <w:color w:val="000000"/>
                 <w:sz w:val="28"/>
                 <w:szCs w:val="28"/>
-                <w:lang w:val="es-CO"/>
-              </w:rPr>
-              <w:t>Laura Daniela Burgos Rueda</w:t>
+              </w:rPr>
+              <w:t>Luis Gabriel Urueta Álvarez</w:t>
             </w:r>
           </w:p>
         </w:tc>
@@ -11521,7 +12081,7 @@
                 <w:szCs w:val="28"/>
                 <w:lang w:val="es-CO"/>
               </w:rPr>
-              <w:t>Evaluador</w:t>
+              <w:t xml:space="preserve">Validador </w:t>
             </w:r>
             <w:r>
               <w:rPr>
@@ -11529,7 +12089,7 @@
                 <w:szCs w:val="28"/>
                 <w:lang w:val="es-CO"/>
               </w:rPr>
-              <w:t>a</w:t>
+              <w:t xml:space="preserve">y vinculador de </w:t>
             </w:r>
             <w:r>
               <w:rPr>
@@ -11537,23 +12097,7 @@
                 <w:szCs w:val="28"/>
                 <w:lang w:val="es-CO"/>
               </w:rPr>
-              <w:t xml:space="preserve"> </w:t>
-            </w:r>
-            <w:r>
-              <w:rPr>
-                <w:sz w:val="28"/>
-                <w:szCs w:val="28"/>
-                <w:lang w:val="es-CO"/>
-              </w:rPr>
-              <w:t>de</w:t>
-            </w:r>
-            <w:r>
-              <w:rPr>
-                <w:sz w:val="28"/>
-                <w:szCs w:val="28"/>
-                <w:lang w:val="es-CO"/>
-              </w:rPr>
-              <w:t xml:space="preserve"> contenidos inclusivos y accesibles</w:t>
+              <w:t>recursos educativos digitales</w:t>
             </w:r>
           </w:p>
         </w:tc>
@@ -11606,95 +12150,7 @@
                 <w:szCs w:val="28"/>
               </w:rPr>
               <w:lastRenderedPageBreak/>
-              <w:t>Jonathan Adié Villafañe</w:t>
-            </w:r>
-          </w:p>
-        </w:tc>
-        <w:tc>
-          <w:tcPr>
-            <w:tcW w:w="3261" w:type="dxa"/>
-          </w:tcPr>
-          <w:p>
-            <w:pPr>
-              <w:pStyle w:val="TextoTablas"/>
-              <w:rPr>
-                <w:sz w:val="28"/>
-                <w:szCs w:val="28"/>
-                <w:lang w:val="es-CO"/>
-              </w:rPr>
-            </w:pPr>
-            <w:r>
-              <w:rPr>
-                <w:sz w:val="28"/>
-                <w:szCs w:val="28"/>
-                <w:lang w:val="es-CO"/>
-              </w:rPr>
-              <w:t xml:space="preserve">Validador </w:t>
-            </w:r>
-            <w:r>
-              <w:rPr>
-                <w:sz w:val="28"/>
-                <w:szCs w:val="28"/>
-                <w:lang w:val="es-CO"/>
-              </w:rPr>
-              <w:t xml:space="preserve">y vinculador de </w:t>
-            </w:r>
-            <w:r>
-              <w:rPr>
-                <w:sz w:val="28"/>
-                <w:szCs w:val="28"/>
-                <w:lang w:val="es-CO"/>
-              </w:rPr>
-              <w:t>recursos educativos digitales</w:t>
-            </w:r>
-          </w:p>
-        </w:tc>
-        <w:tc>
-          <w:tcPr>
-            <w:tcW w:w="3969" w:type="dxa"/>
-          </w:tcPr>
-          <w:p>
-            <w:pPr>
-              <w:pStyle w:val="TextoTablas"/>
-              <w:rPr>
-                <w:sz w:val="28"/>
-                <w:szCs w:val="28"/>
-                <w:lang w:val="es-CO"/>
-              </w:rPr>
-            </w:pPr>
-            <w:r>
-              <w:rPr>
-                <w:sz w:val="28"/>
-                <w:szCs w:val="28"/>
-                <w:lang w:val="es-CO"/>
-              </w:rPr>
-              <w:t>Centro de Comercio y Servicios - Regional Atlántico</w:t>
-            </w:r>
-          </w:p>
-        </w:tc>
-      </w:tr>
-      <w:tr>
-        <w:tc>
-          <w:tcPr>
-            <w:tcW w:w="2830" w:type="dxa"/>
-          </w:tcPr>
-          <w:p>
-            <w:pPr>
-              <w:pStyle w:val="TextoTablas"/>
-              <w:rPr>
-                <w:sz w:val="28"/>
-                <w:szCs w:val="28"/>
-                <w:lang w:val="es-CO"/>
-              </w:rPr>
-            </w:pPr>
-            <w:r>
-              <w:rPr>
-                <w:rFonts w:eastAsiaTheme="minorEastAsia"/>
-                <w:color w:val="000000"/>
-                <w:sz w:val="28"/>
-                <w:szCs w:val="28"/>
-              </w:rPr>
-              <w:t>Karine Isabel Ospino Fritz</w:t>
+              <w:t>Laura Daniela Burgos Rueda</w:t>
             </w:r>
           </w:p>
         </w:tc>
@@ -11816,7 +12272,7 @@
 </file>
 
 <file path=word/endnotes.xml><?xml version="1.0" encoding="utf-8"?>
-<w:endnotes xmlns:wpc="http://schemas.microsoft.com/office/word/2010/wordprocessingCanvas" xmlns:cx="http://schemas.microsoft.com/office/drawing/2014/chartex" xmlns:cx1="http://schemas.microsoft.com/office/drawing/2015/9/8/chartex" xmlns:cx2="http://schemas.microsoft.com/office/drawing/2015/10/21/chartex" xmlns:cx3="http://schemas.microsoft.com/office/drawing/2016/5/9/chartex" xmlns:cx4="http://schemas.microsoft.com/office/drawing/2016/5/10/chartex" xmlns:cx5="http://schemas.microsoft.com/office/drawing/2016/5/11/chartex" xmlns:cx6="http://schemas.microsoft.com/office/drawing/2016/5/12/chartex" xmlns:cx7="http://schemas.microsoft.com/office/drawing/2016/5/13/chartex" xmlns:cx8="http://schemas.microsoft.com/office/drawing/2016/5/14/chartex" xmlns:mc="http://schemas.openxmlformats.org/markup-compatibility/2006" xmlns:aink="http://schemas.microsoft.com/office/drawing/2016/ink" xmlns:am3d="http://schemas.microsoft.com/office/drawing/2017/model3d" xmlns:o="urn:schemas-microsoft-com:office:office" xmlns:oel="http://schemas.microsoft.com/office/2019/extlst" xmlns:r="http://schemas.openxmlformats.org/officeDocument/2006/relationships" xmlns:m="http://schemas.openxmlformats.org/officeDocument/2006/math" xmlns:v="urn:schemas-microsoft-com:vml" xmlns:wp14="http://schemas.microsoft.com/office/word/2010/wordprocessingDrawing" xmlns:wp="http://schemas.openxmlformats.org/drawingml/2006/wordprocessingDrawing" xmlns:w10="urn:schemas-microsoft-com:office:word" xmlns:w="http://schemas.openxmlformats.org/wordprocessingml/2006/main" xmlns:w14="http://schemas.microsoft.com/office/word/2010/wordml" xmlns:w15="http://schemas.microsoft.com/office/word/2012/wordml" xmlns:w16cex="http://schemas.microsoft.com/office/word/2018/wordml/cex" xmlns:w16cid="http://schemas.microsoft.com/office/word/2016/wordml/cid" xmlns:w16="http://schemas.microsoft.com/office/word/2018/wordml" xmlns:w16du="http://schemas.microsoft.com/office/word/2023/wordml/word16du" xmlns:w16sdtdh="http://schemas.microsoft.com/office/word/2020/wordml/sdtdatahash" xmlns:w16sdtfl="http://schemas.microsoft.com/office/word/2024/wordml/sdtformatlock" xmlns:w16se="http://schemas.microsoft.com/office/word/2015/wordml/symex" xmlns:wpg="http://schemas.microsoft.com/office/word/2010/wordprocessingGroup" xmlns:wpi="http://schemas.microsoft.com/office/word/2010/wordprocessingInk" xmlns:wne="http://schemas.microsoft.com/office/word/2006/wordml" xmlns:wps="http://schemas.microsoft.com/office/word/2010/wordprocessingShape" mc:Ignorable="w14 w15 w16se w16cid w16 w16cex w16sdtdh w16sdtfl w16du wp14">
+<w:endnotes xmlns:wpc="http://schemas.microsoft.com/office/word/2010/wordprocessingCanvas" xmlns:cx="http://schemas.microsoft.com/office/drawing/2014/chartex" xmlns:cx1="http://schemas.microsoft.com/office/drawing/2015/9/8/chartex" xmlns:cx2="http://schemas.microsoft.com/office/drawing/2015/10/21/chartex" xmlns:cx3="http://schemas.microsoft.com/office/drawing/2016/5/9/chartex" xmlns:cx4="http://schemas.microsoft.com/office/drawing/2016/5/10/chartex" xmlns:cx5="http://schemas.microsoft.com/office/drawing/2016/5/11/chartex" xmlns:cx6="http://schemas.microsoft.com/office/drawing/2016/5/12/chartex" xmlns:cx7="http://schemas.microsoft.com/office/drawing/2016/5/13/chartex" xmlns:cx8="http://schemas.microsoft.com/office/drawing/2016/5/14/chartex" xmlns:mc="http://schemas.openxmlformats.org/markup-compatibility/2006" xmlns:m="http://schemas.openxmlformats.org/officeDocument/2006/math" xmlns:aink="http://schemas.microsoft.com/office/drawing/2016/ink" xmlns:am3d="http://schemas.microsoft.com/office/drawing/2017/model3d" xmlns:oel="http://schemas.microsoft.com/office/2019/extlst" xmlns:r="http://schemas.openxmlformats.org/officeDocument/2006/relationships" xmlns:wp14="http://schemas.microsoft.com/office/word/2010/wordprocessingDrawing" xmlns:wp="http://schemas.openxmlformats.org/drawingml/2006/wordprocessingDrawing" xmlns:wpg="http://schemas.microsoft.com/office/word/2010/wordprocessingGroup" xmlns:wpi="http://schemas.microsoft.com/office/word/2010/wordprocessingInk" xmlns:wps="http://schemas.microsoft.com/office/word/2010/wordprocessingShape" xmlns:o="urn:schemas-microsoft-com:office:office" xmlns:v="urn:schemas-microsoft-com:vml" xmlns:w10="urn:schemas-microsoft-com:office:word" xmlns:w="http://schemas.openxmlformats.org/wordprocessingml/2006/main" xmlns:w14="http://schemas.microsoft.com/office/word/2010/wordml" xmlns:w15="http://schemas.microsoft.com/office/word/2012/wordml" xmlns:w16cex="http://schemas.microsoft.com/office/word/2018/wordml/cex" xmlns:w16cid="http://schemas.microsoft.com/office/word/2016/wordml/cid" xmlns:w16="http://schemas.microsoft.com/office/word/2018/wordml" xmlns:w16sdtdh="http://schemas.microsoft.com/office/word/2020/wordml/sdtdatahash" xmlns:w16sdtfl="http://schemas.microsoft.com/office/word/2024/wordml/sdtformatlock" xmlns:w16se="http://schemas.microsoft.com/office/word/2015/wordml/symex" xmlns:w16du="http://schemas.microsoft.com/office/word/2023/wordml/word16du" xmlns:wne="http://schemas.microsoft.com/office/word/2006/wordml" mc:Ignorable="w14 w15 w16se w16cid w16 w16cex w16sdtdh w16sdtfl w16du wp14">
   <w:endnote w:type="separator" w:id="-1">
     <w:p>
       <w:pPr>
@@ -11841,7 +12297,7 @@
 </file>
 
 <file path=word/footer1.xml><?xml version="1.0" encoding="utf-8"?>
-<w:ftr xmlns:wpc="http://schemas.microsoft.com/office/word/2010/wordprocessingCanvas" xmlns:cx="http://schemas.microsoft.com/office/drawing/2014/chartex" xmlns:cx1="http://schemas.microsoft.com/office/drawing/2015/9/8/chartex" xmlns:cx2="http://schemas.microsoft.com/office/drawing/2015/10/21/chartex" xmlns:cx3="http://schemas.microsoft.com/office/drawing/2016/5/9/chartex" xmlns:cx4="http://schemas.microsoft.com/office/drawing/2016/5/10/chartex" xmlns:cx5="http://schemas.microsoft.com/office/drawing/2016/5/11/chartex" xmlns:cx6="http://schemas.microsoft.com/office/drawing/2016/5/12/chartex" xmlns:cx7="http://schemas.microsoft.com/office/drawing/2016/5/13/chartex" xmlns:cx8="http://schemas.microsoft.com/office/drawing/2016/5/14/chartex" xmlns:mc="http://schemas.openxmlformats.org/markup-compatibility/2006" xmlns:aink="http://schemas.microsoft.com/office/drawing/2016/ink" xmlns:am3d="http://schemas.microsoft.com/office/drawing/2017/model3d" xmlns:o="urn:schemas-microsoft-com:office:office" xmlns:oel="http://schemas.microsoft.com/office/2019/extlst" xmlns:r="http://schemas.openxmlformats.org/officeDocument/2006/relationships" xmlns:m="http://schemas.openxmlformats.org/officeDocument/2006/math" xmlns:v="urn:schemas-microsoft-com:vml" xmlns:wp14="http://schemas.microsoft.com/office/word/2010/wordprocessingDrawing" xmlns:wp="http://schemas.openxmlformats.org/drawingml/2006/wordprocessingDrawing" xmlns:w10="urn:schemas-microsoft-com:office:word" xmlns:w="http://schemas.openxmlformats.org/wordprocessingml/2006/main" xmlns:w14="http://schemas.microsoft.com/office/word/2010/wordml" xmlns:w15="http://schemas.microsoft.com/office/word/2012/wordml" xmlns:w16cex="http://schemas.microsoft.com/office/word/2018/wordml/cex" xmlns:w16cid="http://schemas.microsoft.com/office/word/2016/wordml/cid" xmlns:w16="http://schemas.microsoft.com/office/word/2018/wordml" xmlns:w16du="http://schemas.microsoft.com/office/word/2023/wordml/word16du" xmlns:w16sdtdh="http://schemas.microsoft.com/office/word/2020/wordml/sdtdatahash" xmlns:w16sdtfl="http://schemas.microsoft.com/office/word/2024/wordml/sdtformatlock" xmlns:w16se="http://schemas.microsoft.com/office/word/2015/wordml/symex" xmlns:wpg="http://schemas.microsoft.com/office/word/2010/wordprocessingGroup" xmlns:wpi="http://schemas.microsoft.com/office/word/2010/wordprocessingInk" xmlns:wne="http://schemas.microsoft.com/office/word/2006/wordml" xmlns:wps="http://schemas.microsoft.com/office/word/2010/wordprocessingShape" mc:Ignorable="w14 w15 w16se w16cid w16 w16cex w16sdtdh w16sdtfl w16du wp14">
+<w:ftr xmlns:wpc="http://schemas.microsoft.com/office/word/2010/wordprocessingCanvas" xmlns:cx="http://schemas.microsoft.com/office/drawing/2014/chartex" xmlns:cx1="http://schemas.microsoft.com/office/drawing/2015/9/8/chartex" xmlns:cx2="http://schemas.microsoft.com/office/drawing/2015/10/21/chartex" xmlns:cx3="http://schemas.microsoft.com/office/drawing/2016/5/9/chartex" xmlns:cx4="http://schemas.microsoft.com/office/drawing/2016/5/10/chartex" xmlns:cx5="http://schemas.microsoft.com/office/drawing/2016/5/11/chartex" xmlns:cx6="http://schemas.microsoft.com/office/drawing/2016/5/12/chartex" xmlns:cx7="http://schemas.microsoft.com/office/drawing/2016/5/13/chartex" xmlns:cx8="http://schemas.microsoft.com/office/drawing/2016/5/14/chartex" xmlns:mc="http://schemas.openxmlformats.org/markup-compatibility/2006" xmlns:m="http://schemas.openxmlformats.org/officeDocument/2006/math" xmlns:aink="http://schemas.microsoft.com/office/drawing/2016/ink" xmlns:am3d="http://schemas.microsoft.com/office/drawing/2017/model3d" xmlns:oel="http://schemas.microsoft.com/office/2019/extlst" xmlns:r="http://schemas.openxmlformats.org/officeDocument/2006/relationships" xmlns:wp14="http://schemas.microsoft.com/office/word/2010/wordprocessingDrawing" xmlns:wp="http://schemas.openxmlformats.org/drawingml/2006/wordprocessingDrawing" xmlns:wpg="http://schemas.microsoft.com/office/word/2010/wordprocessingGroup" xmlns:wpi="http://schemas.microsoft.com/office/word/2010/wordprocessingInk" xmlns:wps="http://schemas.microsoft.com/office/word/2010/wordprocessingShape" xmlns:o="urn:schemas-microsoft-com:office:office" xmlns:v="urn:schemas-microsoft-com:vml" xmlns:w10="urn:schemas-microsoft-com:office:word" xmlns:w="http://schemas.openxmlformats.org/wordprocessingml/2006/main" xmlns:w14="http://schemas.microsoft.com/office/word/2010/wordml" xmlns:w15="http://schemas.microsoft.com/office/word/2012/wordml" xmlns:w16cex="http://schemas.microsoft.com/office/word/2018/wordml/cex" xmlns:w16cid="http://schemas.microsoft.com/office/word/2016/wordml/cid" xmlns:w16="http://schemas.microsoft.com/office/word/2018/wordml" xmlns:w16sdtdh="http://schemas.microsoft.com/office/word/2020/wordml/sdtdatahash" xmlns:w16sdtfl="http://schemas.microsoft.com/office/word/2024/wordml/sdtformatlock" xmlns:w16se="http://schemas.microsoft.com/office/word/2015/wordml/symex" xmlns:w16du="http://schemas.microsoft.com/office/word/2023/wordml/word16du" xmlns:wne="http://schemas.microsoft.com/office/word/2006/wordml" mc:Ignorable="w14 w15 w16se w16cid w16 w16cex w16sdtdh w16sdtfl w16du wp14">
   <w:sdt>
     <w:sdtPr>
       <w:id w:val="-1465197936"/>
@@ -11869,7 +12325,13 @@
           <w:rPr>
             <w:noProof/>
           </w:rPr>
-          <w:t>15</w:t>
+          <w:t>1</w:t>
+        </w:r>
+        <w:r>
+          <w:rPr>
+            <w:noProof/>
+          </w:rPr>
+          <w:t>5</w:t>
         </w:r>
         <w:r>
           <w:fldChar w:fldCharType="end"/>
@@ -11886,7 +12348,7 @@
 </file>
 
 <file path=word/footnotes.xml><?xml version="1.0" encoding="utf-8"?>
-<w:footnotes xmlns:wpc="http://schemas.microsoft.com/office/word/2010/wordprocessingCanvas" xmlns:cx="http://schemas.microsoft.com/office/drawing/2014/chartex" xmlns:cx1="http://schemas.microsoft.com/office/drawing/2015/9/8/chartex" xmlns:cx2="http://schemas.microsoft.com/office/drawing/2015/10/21/chartex" xmlns:cx3="http://schemas.microsoft.com/office/drawing/2016/5/9/chartex" xmlns:cx4="http://schemas.microsoft.com/office/drawing/2016/5/10/chartex" xmlns:cx5="http://schemas.microsoft.com/office/drawing/2016/5/11/chartex" xmlns:cx6="http://schemas.microsoft.com/office/drawing/2016/5/12/chartex" xmlns:cx7="http://schemas.microsoft.com/office/drawing/2016/5/13/chartex" xmlns:cx8="http://schemas.microsoft.com/office/drawing/2016/5/14/chartex" xmlns:mc="http://schemas.openxmlformats.org/markup-compatibility/2006" xmlns:aink="http://schemas.microsoft.com/office/drawing/2016/ink" xmlns:am3d="http://schemas.microsoft.com/office/drawing/2017/model3d" xmlns:o="urn:schemas-microsoft-com:office:office" xmlns:oel="http://schemas.microsoft.com/office/2019/extlst" xmlns:r="http://schemas.openxmlformats.org/officeDocument/2006/relationships" xmlns:m="http://schemas.openxmlformats.org/officeDocument/2006/math" xmlns:v="urn:schemas-microsoft-com:vml" xmlns:wp14="http://schemas.microsoft.com/office/word/2010/wordprocessingDrawing" xmlns:wp="http://schemas.openxmlformats.org/drawingml/2006/wordprocessingDrawing" xmlns:w10="urn:schemas-microsoft-com:office:word" xmlns:w="http://schemas.openxmlformats.org/wordprocessingml/2006/main" xmlns:w14="http://schemas.microsoft.com/office/word/2010/wordml" xmlns:w15="http://schemas.microsoft.com/office/word/2012/wordml" xmlns:w16cex="http://schemas.microsoft.com/office/word/2018/wordml/cex" xmlns:w16cid="http://schemas.microsoft.com/office/word/2016/wordml/cid" xmlns:w16="http://schemas.microsoft.com/office/word/2018/wordml" xmlns:w16du="http://schemas.microsoft.com/office/word/2023/wordml/word16du" xmlns:w16sdtdh="http://schemas.microsoft.com/office/word/2020/wordml/sdtdatahash" xmlns:w16sdtfl="http://schemas.microsoft.com/office/word/2024/wordml/sdtformatlock" xmlns:w16se="http://schemas.microsoft.com/office/word/2015/wordml/symex" xmlns:wpg="http://schemas.microsoft.com/office/word/2010/wordprocessingGroup" xmlns:wpi="http://schemas.microsoft.com/office/word/2010/wordprocessingInk" xmlns:wne="http://schemas.microsoft.com/office/word/2006/wordml" xmlns:wps="http://schemas.microsoft.com/office/word/2010/wordprocessingShape" mc:Ignorable="w14 w15 w16se w16cid w16 w16cex w16sdtdh w16sdtfl w16du wp14">
+<w:footnotes xmlns:wpc="http://schemas.microsoft.com/office/word/2010/wordprocessingCanvas" xmlns:cx="http://schemas.microsoft.com/office/drawing/2014/chartex" xmlns:cx1="http://schemas.microsoft.com/office/drawing/2015/9/8/chartex" xmlns:cx2="http://schemas.microsoft.com/office/drawing/2015/10/21/chartex" xmlns:cx3="http://schemas.microsoft.com/office/drawing/2016/5/9/chartex" xmlns:cx4="http://schemas.microsoft.com/office/drawing/2016/5/10/chartex" xmlns:cx5="http://schemas.microsoft.com/office/drawing/2016/5/11/chartex" xmlns:cx6="http://schemas.microsoft.com/office/drawing/2016/5/12/chartex" xmlns:cx7="http://schemas.microsoft.com/office/drawing/2016/5/13/chartex" xmlns:cx8="http://schemas.microsoft.com/office/drawing/2016/5/14/chartex" xmlns:mc="http://schemas.openxmlformats.org/markup-compatibility/2006" xmlns:m="http://schemas.openxmlformats.org/officeDocument/2006/math" xmlns:aink="http://schemas.microsoft.com/office/drawing/2016/ink" xmlns:am3d="http://schemas.microsoft.com/office/drawing/2017/model3d" xmlns:oel="http://schemas.microsoft.com/office/2019/extlst" xmlns:r="http://schemas.openxmlformats.org/officeDocument/2006/relationships" xmlns:wp14="http://schemas.microsoft.com/office/word/2010/wordprocessingDrawing" xmlns:wp="http://schemas.openxmlformats.org/drawingml/2006/wordprocessingDrawing" xmlns:wpg="http://schemas.microsoft.com/office/word/2010/wordprocessingGroup" xmlns:wpi="http://schemas.microsoft.com/office/word/2010/wordprocessingInk" xmlns:wps="http://schemas.microsoft.com/office/word/2010/wordprocessingShape" xmlns:o="urn:schemas-microsoft-com:office:office" xmlns:v="urn:schemas-microsoft-com:vml" xmlns:w10="urn:schemas-microsoft-com:office:word" xmlns:w="http://schemas.openxmlformats.org/wordprocessingml/2006/main" xmlns:w14="http://schemas.microsoft.com/office/word/2010/wordml" xmlns:w15="http://schemas.microsoft.com/office/word/2012/wordml" xmlns:w16cex="http://schemas.microsoft.com/office/word/2018/wordml/cex" xmlns:w16cid="http://schemas.microsoft.com/office/word/2016/wordml/cid" xmlns:w16="http://schemas.microsoft.com/office/word/2018/wordml" xmlns:w16sdtdh="http://schemas.microsoft.com/office/word/2020/wordml/sdtdatahash" xmlns:w16sdtfl="http://schemas.microsoft.com/office/word/2024/wordml/sdtformatlock" xmlns:w16se="http://schemas.microsoft.com/office/word/2015/wordml/symex" xmlns:w16du="http://schemas.microsoft.com/office/word/2023/wordml/word16du" xmlns:wne="http://schemas.microsoft.com/office/word/2006/wordml" mc:Ignorable="w14 w15 w16se w16cid w16 w16cex w16sdtdh w16sdtfl w16du wp14">
   <w:footnote w:type="separator" w:id="-1">
     <w:p>
       <w:pPr>
@@ -11911,7 +12373,7 @@
 </file>
 
 <file path=word/header1.xml><?xml version="1.0" encoding="utf-8"?>
-<w:hdr xmlns:wpc="http://schemas.microsoft.com/office/word/2010/wordprocessingCanvas" xmlns:cx="http://schemas.microsoft.com/office/drawing/2014/chartex" xmlns:cx1="http://schemas.microsoft.com/office/drawing/2015/9/8/chartex" xmlns:cx2="http://schemas.microsoft.com/office/drawing/2015/10/21/chartex" xmlns:cx3="http://schemas.microsoft.com/office/drawing/2016/5/9/chartex" xmlns:cx4="http://schemas.microsoft.com/office/drawing/2016/5/10/chartex" xmlns:cx5="http://schemas.microsoft.com/office/drawing/2016/5/11/chartex" xmlns:cx6="http://schemas.microsoft.com/office/drawing/2016/5/12/chartex" xmlns:cx7="http://schemas.microsoft.com/office/drawing/2016/5/13/chartex" xmlns:cx8="http://schemas.microsoft.com/office/drawing/2016/5/14/chartex" xmlns:mc="http://schemas.openxmlformats.org/markup-compatibility/2006" xmlns:aink="http://schemas.microsoft.com/office/drawing/2016/ink" xmlns:am3d="http://schemas.microsoft.com/office/drawing/2017/model3d" xmlns:o="urn:schemas-microsoft-com:office:office" xmlns:oel="http://schemas.microsoft.com/office/2019/extlst" xmlns:r="http://schemas.openxmlformats.org/officeDocument/2006/relationships" xmlns:m="http://schemas.openxmlformats.org/officeDocument/2006/math" xmlns:v="urn:schemas-microsoft-com:vml" xmlns:wp14="http://schemas.microsoft.com/office/word/2010/wordprocessingDrawing" xmlns:wp="http://schemas.openxmlformats.org/drawingml/2006/wordprocessingDrawing" xmlns:w10="urn:schemas-microsoft-com:office:word" xmlns:w="http://schemas.openxmlformats.org/wordprocessingml/2006/main" xmlns:w14="http://schemas.microsoft.com/office/word/2010/wordml" xmlns:w15="http://schemas.microsoft.com/office/word/2012/wordml" xmlns:w16cex="http://schemas.microsoft.com/office/word/2018/wordml/cex" xmlns:w16cid="http://schemas.microsoft.com/office/word/2016/wordml/cid" xmlns:w16="http://schemas.microsoft.com/office/word/2018/wordml" xmlns:w16du="http://schemas.microsoft.com/office/word/2023/wordml/word16du" xmlns:w16sdtdh="http://schemas.microsoft.com/office/word/2020/wordml/sdtdatahash" xmlns:w16sdtfl="http://schemas.microsoft.com/office/word/2024/wordml/sdtformatlock" xmlns:w16se="http://schemas.microsoft.com/office/word/2015/wordml/symex" xmlns:wpg="http://schemas.microsoft.com/office/word/2010/wordprocessingGroup" xmlns:wpi="http://schemas.microsoft.com/office/word/2010/wordprocessingInk" xmlns:wne="http://schemas.microsoft.com/office/word/2006/wordml" xmlns:wps="http://schemas.microsoft.com/office/word/2010/wordprocessingShape" mc:Ignorable="w14 w15 w16se w16cid w16 w16cex w16sdtdh w16sdtfl w16du wp14">
+<w:hdr xmlns:wpc="http://schemas.microsoft.com/office/word/2010/wordprocessingCanvas" xmlns:cx="http://schemas.microsoft.com/office/drawing/2014/chartex" xmlns:cx1="http://schemas.microsoft.com/office/drawing/2015/9/8/chartex" xmlns:cx2="http://schemas.microsoft.com/office/drawing/2015/10/21/chartex" xmlns:cx3="http://schemas.microsoft.com/office/drawing/2016/5/9/chartex" xmlns:cx4="http://schemas.microsoft.com/office/drawing/2016/5/10/chartex" xmlns:cx5="http://schemas.microsoft.com/office/drawing/2016/5/11/chartex" xmlns:cx6="http://schemas.microsoft.com/office/drawing/2016/5/12/chartex" xmlns:cx7="http://schemas.microsoft.com/office/drawing/2016/5/13/chartex" xmlns:cx8="http://schemas.microsoft.com/office/drawing/2016/5/14/chartex" xmlns:mc="http://schemas.openxmlformats.org/markup-compatibility/2006" xmlns:m="http://schemas.openxmlformats.org/officeDocument/2006/math" xmlns:aink="http://schemas.microsoft.com/office/drawing/2016/ink" xmlns:am3d="http://schemas.microsoft.com/office/drawing/2017/model3d" xmlns:oel="http://schemas.microsoft.com/office/2019/extlst" xmlns:r="http://schemas.openxmlformats.org/officeDocument/2006/relationships" xmlns:wp14="http://schemas.microsoft.com/office/word/2010/wordprocessingDrawing" xmlns:wp="http://schemas.openxmlformats.org/drawingml/2006/wordprocessingDrawing" xmlns:wpg="http://schemas.microsoft.com/office/word/2010/wordprocessingGroup" xmlns:wpi="http://schemas.microsoft.com/office/word/2010/wordprocessingInk" xmlns:wps="http://schemas.microsoft.com/office/word/2010/wordprocessingShape" xmlns:o="urn:schemas-microsoft-com:office:office" xmlns:v="urn:schemas-microsoft-com:vml" xmlns:w10="urn:schemas-microsoft-com:office:word" xmlns:w="http://schemas.openxmlformats.org/wordprocessingml/2006/main" xmlns:w14="http://schemas.microsoft.com/office/word/2010/wordml" xmlns:w15="http://schemas.microsoft.com/office/word/2012/wordml" xmlns:w16cex="http://schemas.microsoft.com/office/word/2018/wordml/cex" xmlns:w16cid="http://schemas.microsoft.com/office/word/2016/wordml/cid" xmlns:w16="http://schemas.microsoft.com/office/word/2018/wordml" xmlns:w16sdtdh="http://schemas.microsoft.com/office/word/2020/wordml/sdtdatahash" xmlns:w16sdtfl="http://schemas.microsoft.com/office/word/2024/wordml/sdtformatlock" xmlns:w16se="http://schemas.microsoft.com/office/word/2015/wordml/symex" xmlns:w16du="http://schemas.microsoft.com/office/word/2023/wordml/word16du" xmlns:wne="http://schemas.microsoft.com/office/word/2006/wordml" mc:Ignorable="w14 w15 w16se w16cid w16 w16cex w16sdtdh w16sdtfl w16du wp14">
   <w:p>
     <w:pPr>
       <w:pStyle w:val="Encabezado"/>
@@ -11997,7 +12459,7 @@
 </file>
 
 <file path=word/numbering.xml><?xml version="1.0" encoding="utf-8"?>
-<w:numbering xmlns:wpc="http://schemas.microsoft.com/office/word/2010/wordprocessingCanvas" xmlns:cx="http://schemas.microsoft.com/office/drawing/2014/chartex" xmlns:cx1="http://schemas.microsoft.com/office/drawing/2015/9/8/chartex" xmlns:cx2="http://schemas.microsoft.com/office/drawing/2015/10/21/chartex" xmlns:cx3="http://schemas.microsoft.com/office/drawing/2016/5/9/chartex" xmlns:cx4="http://schemas.microsoft.com/office/drawing/2016/5/10/chartex" xmlns:cx5="http://schemas.microsoft.com/office/drawing/2016/5/11/chartex" xmlns:cx6="http://schemas.microsoft.com/office/drawing/2016/5/12/chartex" xmlns:cx7="http://schemas.microsoft.com/office/drawing/2016/5/13/chartex" xmlns:cx8="http://schemas.microsoft.com/office/drawing/2016/5/14/chartex" xmlns:mc="http://schemas.openxmlformats.org/markup-compatibility/2006" xmlns:aink="http://schemas.microsoft.com/office/drawing/2016/ink" xmlns:am3d="http://schemas.microsoft.com/office/drawing/2017/model3d" xmlns:o="urn:schemas-microsoft-com:office:office" xmlns:oel="http://schemas.microsoft.com/office/2019/extlst" xmlns:r="http://schemas.openxmlformats.org/officeDocument/2006/relationships" xmlns:m="http://schemas.openxmlformats.org/officeDocument/2006/math" xmlns:v="urn:schemas-microsoft-com:vml" xmlns:wp14="http://schemas.microsoft.com/office/word/2010/wordprocessingDrawing" xmlns:wp="http://schemas.openxmlformats.org/drawingml/2006/wordprocessingDrawing" xmlns:w10="urn:schemas-microsoft-com:office:word" xmlns:w="http://schemas.openxmlformats.org/wordprocessingml/2006/main" xmlns:w14="http://schemas.microsoft.com/office/word/2010/wordml" xmlns:w15="http://schemas.microsoft.com/office/word/2012/wordml" xmlns:w16cex="http://schemas.microsoft.com/office/word/2018/wordml/cex" xmlns:w16cid="http://schemas.microsoft.com/office/word/2016/wordml/cid" xmlns:w16="http://schemas.microsoft.com/office/word/2018/wordml" xmlns:w16du="http://schemas.microsoft.com/office/word/2023/wordml/word16du" xmlns:w16sdtdh="http://schemas.microsoft.com/office/word/2020/wordml/sdtdatahash" xmlns:w16sdtfl="http://schemas.microsoft.com/office/word/2024/wordml/sdtformatlock" xmlns:w16se="http://schemas.microsoft.com/office/word/2015/wordml/symex" xmlns:wpg="http://schemas.microsoft.com/office/word/2010/wordprocessingGroup" xmlns:wpi="http://schemas.microsoft.com/office/word/2010/wordprocessingInk" xmlns:wne="http://schemas.microsoft.com/office/word/2006/wordml" xmlns:wps="http://schemas.microsoft.com/office/word/2010/wordprocessingShape" mc:Ignorable="w14 w15 w16se w16cid w16 w16cex w16sdtdh w16sdtfl w16du wp14">
+<w:numbering xmlns:wpc="http://schemas.microsoft.com/office/word/2010/wordprocessingCanvas" xmlns:cx="http://schemas.microsoft.com/office/drawing/2014/chartex" xmlns:cx1="http://schemas.microsoft.com/office/drawing/2015/9/8/chartex" xmlns:cx2="http://schemas.microsoft.com/office/drawing/2015/10/21/chartex" xmlns:cx3="http://schemas.microsoft.com/office/drawing/2016/5/9/chartex" xmlns:cx4="http://schemas.microsoft.com/office/drawing/2016/5/10/chartex" xmlns:cx5="http://schemas.microsoft.com/office/drawing/2016/5/11/chartex" xmlns:cx6="http://schemas.microsoft.com/office/drawing/2016/5/12/chartex" xmlns:cx7="http://schemas.microsoft.com/office/drawing/2016/5/13/chartex" xmlns:cx8="http://schemas.microsoft.com/office/drawing/2016/5/14/chartex" xmlns:mc="http://schemas.openxmlformats.org/markup-compatibility/2006" xmlns:m="http://schemas.openxmlformats.org/officeDocument/2006/math" xmlns:aink="http://schemas.microsoft.com/office/drawing/2016/ink" xmlns:am3d="http://schemas.microsoft.com/office/drawing/2017/model3d" xmlns:oel="http://schemas.microsoft.com/office/2019/extlst" xmlns:r="http://schemas.openxmlformats.org/officeDocument/2006/relationships" xmlns:wp14="http://schemas.microsoft.com/office/word/2010/wordprocessingDrawing" xmlns:wp="http://schemas.openxmlformats.org/drawingml/2006/wordprocessingDrawing" xmlns:wpg="http://schemas.microsoft.com/office/word/2010/wordprocessingGroup" xmlns:wpi="http://schemas.microsoft.com/office/word/2010/wordprocessingInk" xmlns:wps="http://schemas.microsoft.com/office/word/2010/wordprocessingShape" xmlns:o="urn:schemas-microsoft-com:office:office" xmlns:v="urn:schemas-microsoft-com:vml" xmlns:w10="urn:schemas-microsoft-com:office:word" xmlns:w="http://schemas.openxmlformats.org/wordprocessingml/2006/main" xmlns:w14="http://schemas.microsoft.com/office/word/2010/wordml" xmlns:w15="http://schemas.microsoft.com/office/word/2012/wordml" xmlns:w16cex="http://schemas.microsoft.com/office/word/2018/wordml/cex" xmlns:w16cid="http://schemas.microsoft.com/office/word/2016/wordml/cid" xmlns:w16="http://schemas.microsoft.com/office/word/2018/wordml" xmlns:w16sdtdh="http://schemas.microsoft.com/office/word/2020/wordml/sdtdatahash" xmlns:w16sdtfl="http://schemas.microsoft.com/office/word/2024/wordml/sdtformatlock" xmlns:w16se="http://schemas.microsoft.com/office/word/2015/wordml/symex" xmlns:w16du="http://schemas.microsoft.com/office/word/2023/wordml/word16du" xmlns:wne="http://schemas.microsoft.com/office/word/2006/wordml" mc:Ignorable="w14 w15 w16se w16cid w16 w16cex w16sdtdh w16sdtfl w16du wp14">
   <w:abstractNum w:abstractNumId="0" w15:restartNumberingAfterBreak="0">
     <w:nsid w:val="FFFFFF89"/>
     <w:multiLevelType w:val="singleLevel"/>
@@ -17158,7 +17620,7 @@
 </file>
 
 <file path=word/styles.xml><?xml version="1.0" encoding="utf-8"?>
-<w:styles xmlns:mc="http://schemas.openxmlformats.org/markup-compatibility/2006" xmlns:r="http://schemas.openxmlformats.org/officeDocument/2006/relationships" xmlns:w="http://schemas.openxmlformats.org/wordprocessingml/2006/main" xmlns:w14="http://schemas.microsoft.com/office/word/2010/wordml" xmlns:w15="http://schemas.microsoft.com/office/word/2012/wordml" xmlns:w16cex="http://schemas.microsoft.com/office/word/2018/wordml/cex" xmlns:w16cid="http://schemas.microsoft.com/office/word/2016/wordml/cid" xmlns:w16="http://schemas.microsoft.com/office/word/2018/wordml" xmlns:w16du="http://schemas.microsoft.com/office/word/2023/wordml/word16du" xmlns:w16sdtdh="http://schemas.microsoft.com/office/word/2020/wordml/sdtdatahash" xmlns:w16sdtfl="http://schemas.microsoft.com/office/word/2024/wordml/sdtformatlock" xmlns:w16se="http://schemas.microsoft.com/office/word/2015/wordml/symex" mc:Ignorable="w14 w15 w16se w16cid w16 w16cex w16sdtdh w16sdtfl w16du">
+<w:styles xmlns:mc="http://schemas.openxmlformats.org/markup-compatibility/2006" xmlns:r="http://schemas.openxmlformats.org/officeDocument/2006/relationships" xmlns:w="http://schemas.openxmlformats.org/wordprocessingml/2006/main" xmlns:w14="http://schemas.microsoft.com/office/word/2010/wordml" xmlns:w15="http://schemas.microsoft.com/office/word/2012/wordml" xmlns:w16cex="http://schemas.microsoft.com/office/word/2018/wordml/cex" xmlns:w16cid="http://schemas.microsoft.com/office/word/2016/wordml/cid" xmlns:w16="http://schemas.microsoft.com/office/word/2018/wordml" xmlns:w16sdtdh="http://schemas.microsoft.com/office/word/2020/wordml/sdtdatahash" xmlns:w16sdtfl="http://schemas.microsoft.com/office/word/2024/wordml/sdtformatlock" xmlns:w16se="http://schemas.microsoft.com/office/word/2015/wordml/symex" xmlns:w16du="http://schemas.microsoft.com/office/word/2023/wordml/word16du" mc:Ignorable="w14 w15 w16se w16cid w16 w16cex w16sdtdh w16sdtfl w16du">
   <w:docDefaults>
     <w:rPrDefault>
       <w:rPr>
@@ -18899,19 +19361,6 @@
 </file>
 
 <file path=customXml/item1.xml><?xml version="1.0" encoding="utf-8"?>
-<?mso-contentType ?>
-<FormTemplates xmlns="http://schemas.microsoft.com/sharepoint/v3/contenttype/forms">
-  <Display>DocumentLibraryForm</Display>
-  <Edit>DocumentLibraryForm</Edit>
-  <New>DocumentLibraryForm</New>
-</FormTemplates>
-</file>
-
-<file path=customXml/item2.xml><?xml version="1.0" encoding="utf-8"?>
-<b:Sources xmlns:b="http://schemas.openxmlformats.org/officeDocument/2006/bibliography" xmlns="http://schemas.openxmlformats.org/officeDocument/2006/bibliography" SelectedStyle="\APASixthEditionOfficeOnline.xsl" StyleName="APA" Version="6"/>
-</file>
-
-<file path=customXml/item3.xml><?xml version="1.0" encoding="utf-8"?>
 <ct:contentTypeSchema xmlns:ct="http://schemas.microsoft.com/office/2006/metadata/contentType" xmlns:ma="http://schemas.microsoft.com/office/2006/metadata/properties/metaAttributes" ct:_="" ma:_="" ma:contentTypeName="Documento" ma:contentTypeID="0x0101006A81D6BD42E8DF4C91013959704817E1" ma:contentTypeVersion="15" ma:contentTypeDescription="Crear nuevo documento." ma:contentTypeScope="" ma:versionID="bf4f72ffd194f0963ff564daca6869f7">
   <xsd:schema xmlns:xsd="http://www.w3.org/2001/XMLSchema" xmlns:xs="http://www.w3.org/2001/XMLSchema" xmlns:p="http://schemas.microsoft.com/office/2006/metadata/properties" xmlns:ns2="13c90a0b-73bc-4dc0-be5f-28d77b615beb" xmlns:ns3="13c93bba-48ce-428c-bfe5-88b42c19b028" targetNamespace="http://schemas.microsoft.com/office/2006/metadata/properties" ma:root="true" ma:fieldsID="8718d6f4873a5b1392a45044efa78385" ns2:_="" ns3:_="">
     <xsd:import namespace="13c90a0b-73bc-4dc0-be5f-28d77b615beb"/>
@@ -19146,6 +19595,19 @@
 </ct:contentTypeSchema>
 </file>
 
+<file path=customXml/item2.xml><?xml version="1.0" encoding="utf-8"?>
+<b:Sources xmlns:b="http://schemas.openxmlformats.org/officeDocument/2006/bibliography" xmlns="http://schemas.openxmlformats.org/officeDocument/2006/bibliography" SelectedStyle="\APASixthEditionOfficeOnline.xsl" StyleName="APA" Version="6"/>
+</file>
+
+<file path=customXml/item3.xml><?xml version="1.0" encoding="utf-8"?>
+<?mso-contentType ?>
+<FormTemplates xmlns="http://schemas.microsoft.com/sharepoint/v3/contenttype/forms">
+  <Display>DocumentLibraryForm</Display>
+  <Edit>DocumentLibraryForm</Edit>
+  <New>DocumentLibraryForm</New>
+</FormTemplates>
+</file>
+
 <file path=customXml/item4.xml><?xml version="1.0" encoding="utf-8"?>
 <p:properties xmlns:p="http://schemas.microsoft.com/office/2006/metadata/properties" xmlns:xsi="http://www.w3.org/2001/XMLSchema-instance" xmlns:pc="http://schemas.microsoft.com/office/infopath/2007/PartnerControls">
   <documentManagement>
@@ -19158,22 +19620,6 @@
 </file>
 
 <file path=customXml/itemProps1.xml><?xml version="1.0" encoding="utf-8"?>
-<ds:datastoreItem xmlns:ds="http://schemas.openxmlformats.org/officeDocument/2006/customXml" ds:itemID="{10663269-2064-4804-8290-36D4A57F5557}">
-  <ds:schemaRefs>
-    <ds:schemaRef ds:uri="http://schemas.microsoft.com/sharepoint/v3/contenttype/forms"/>
-  </ds:schemaRefs>
-</ds:datastoreItem>
-</file>
-
-<file path=customXml/itemProps2.xml><?xml version="1.0" encoding="utf-8"?>
-<ds:datastoreItem xmlns:ds="http://schemas.openxmlformats.org/officeDocument/2006/customXml" ds:itemID="{EAE431FD-7059-4C09-804B-C9D69EB7B213}">
-  <ds:schemaRefs>
-    <ds:schemaRef ds:uri="http://schemas.openxmlformats.org/officeDocument/2006/bibliography"/>
-  </ds:schemaRefs>
-</ds:datastoreItem>
-</file>
-
-<file path=customXml/itemProps3.xml><?xml version="1.0" encoding="utf-8"?>
 <ds:datastoreItem xmlns:ds="http://schemas.openxmlformats.org/officeDocument/2006/customXml" ds:itemID="{59065960-E0CA-4804-83B5-320CBCDCC160}">
   <ds:schemaRefs>
     <ds:schemaRef ds:uri="http://schemas.microsoft.com/office/2006/metadata/contentType"/>
@@ -19192,6 +19638,22 @@
 </ds:datastoreItem>
 </file>
 
+<file path=customXml/itemProps2.xml><?xml version="1.0" encoding="utf-8"?>
+<ds:datastoreItem xmlns:ds="http://schemas.openxmlformats.org/officeDocument/2006/customXml" ds:itemID="{EAE431FD-7059-4C09-804B-C9D69EB7B213}">
+  <ds:schemaRefs>
+    <ds:schemaRef ds:uri="http://schemas.openxmlformats.org/officeDocument/2006/bibliography"/>
+  </ds:schemaRefs>
+</ds:datastoreItem>
+</file>
+
+<file path=customXml/itemProps3.xml><?xml version="1.0" encoding="utf-8"?>
+<ds:datastoreItem xmlns:ds="http://schemas.openxmlformats.org/officeDocument/2006/customXml" ds:itemID="{10663269-2064-4804-8290-36D4A57F5557}">
+  <ds:schemaRefs>
+    <ds:schemaRef ds:uri="http://schemas.microsoft.com/sharepoint/v3/contenttype/forms"/>
+  </ds:schemaRefs>
+</ds:datastoreItem>
+</file>
+
 <file path=customXml/itemProps4.xml><?xml version="1.0" encoding="utf-8"?>
 <ds:datastoreItem xmlns:ds="http://schemas.openxmlformats.org/officeDocument/2006/customXml" ds:itemID="{1279454D-02BE-4A9C-A117-DCD1573E2608}">
   <ds:schemaRefs>
